--- a/db_normalization_2/Homework2.docx
+++ b/db_normalization_2/Homework2.docx
@@ -1,12 +1,12 @@
 
 <file path=word/document.xml><?xml version="1.0" encoding="utf-8"?>
-<w:document xmlns:wpc="http://schemas.microsoft.com/office/word/2010/wordprocessingCanvas" xmlns:mc="http://schemas.openxmlformats.org/markup-compatibility/2006" xmlns:o="urn:schemas-microsoft-com:office:office" xmlns:r="http://schemas.openxmlformats.org/officeDocument/2006/relationships" xmlns:m="http://schemas.openxmlformats.org/officeDocument/2006/math" xmlns:v="urn:schemas-microsoft-com:vml" xmlns:wp14="http://schemas.microsoft.com/office/word/2010/wordprocessingDrawing" xmlns:wp="http://schemas.openxmlformats.org/drawingml/2006/wordprocessingDrawing" xmlns:w="http://schemas.openxmlformats.org/wordprocessingml/2006/main" xmlns:w14="http://schemas.microsoft.com/office/word/2010/wordml" xmlns:w10="urn:schemas-microsoft-com:office:word" xmlns:w15="http://schemas.microsoft.com/office/word/2012/wordml" xmlns:wpg="http://schemas.microsoft.com/office/word/2010/wordprocessingGroup" xmlns:wpi="http://schemas.microsoft.com/office/word/2010/wordprocessingInk" xmlns:wne="http://schemas.microsoft.com/office/word/2006/wordml" xmlns:wps="http://schemas.microsoft.com/office/word/2010/wordprocessingShape" xmlns:wpsCustomData="http://www.wps.cn/officeDocument/2013/wpsCustomData" mc:Ignorable="w14 w15 wp14">
+<w:document xmlns:wpc="http://schemas.microsoft.com/office/word/2010/wordprocessingCanvas" xmlns:cx="http://schemas.microsoft.com/office/drawing/2014/chartex" xmlns:mc="http://schemas.openxmlformats.org/markup-compatibility/2006" xmlns:o="urn:schemas-microsoft-com:office:office" xmlns:r="http://schemas.openxmlformats.org/officeDocument/2006/relationships" xmlns:m="http://schemas.openxmlformats.org/officeDocument/2006/math" xmlns:v="urn:schemas-microsoft-com:vml" xmlns:wp14="http://schemas.microsoft.com/office/word/2010/wordprocessingDrawing" xmlns:wp="http://schemas.openxmlformats.org/drawingml/2006/wordprocessingDrawing" xmlns:w10="urn:schemas-microsoft-com:office:word" xmlns:w="http://schemas.openxmlformats.org/wordprocessingml/2006/main" xmlns:w14="http://schemas.microsoft.com/office/word/2010/wordml" xmlns:w15="http://schemas.microsoft.com/office/word/2012/wordml" xmlns:w16se="http://schemas.microsoft.com/office/word/2015/wordml/symex" xmlns:wpg="http://schemas.microsoft.com/office/word/2010/wordprocessingGroup" xmlns:wpi="http://schemas.microsoft.com/office/word/2010/wordprocessingInk" xmlns:wne="http://schemas.microsoft.com/office/word/2006/wordml" xmlns:wps="http://schemas.microsoft.com/office/word/2010/wordprocessingShape" mc:Ignorable="w14 w15 w16se wp14">
   <w:background w:color="FFFFFF"/>
   <w:body>
     <w:p>
       <w:pPr>
         <w:rPr>
-          <w:rFonts w:hint="default" w:ascii="Times New Roman" w:hAnsi="Times New Roman" w:cs="Times New Roman"/>
+          <w:rFonts w:ascii="Times New Roman" w:hAnsi="Times New Roman" w:cs="Times New Roman"/>
           <w:b/>
           <w:bCs/>
           <w:sz w:val="28"/>
@@ -14,456 +14,965 @@
           <w:lang w:val="ru-RU"/>
         </w:rPr>
       </w:pPr>
-      <w:r>
-        <w:rPr>
-          <w:rFonts w:hint="default" w:ascii="Times New Roman" w:hAnsi="Times New Roman" w:cs="Times New Roman"/>
+      <w:proofErr w:type="spellStart"/>
+      <w:r>
+        <w:rPr>
+          <w:rFonts w:ascii="Times New Roman" w:hAnsi="Times New Roman" w:cs="Times New Roman"/>
           <w:b/>
           <w:bCs/>
           <w:sz w:val="28"/>
           <w:szCs w:val="28"/>
           <w:lang w:val="ru-RU"/>
         </w:rPr>
-        <w:t>Дахненко Михаил</w:t>
-      </w:r>
+        <w:t>Гузовский</w:t>
+      </w:r>
+      <w:proofErr w:type="spellEnd"/>
+      <w:r>
+        <w:rPr>
+          <w:rFonts w:ascii="Times New Roman" w:hAnsi="Times New Roman" w:cs="Times New Roman"/>
+          <w:b/>
+          <w:bCs/>
+          <w:sz w:val="28"/>
+          <w:szCs w:val="28"/>
+          <w:lang w:val="ru-RU"/>
+        </w:rPr>
+        <w:t xml:space="preserve"> Евгений</w:t>
+      </w:r>
+      <w:bookmarkStart w:id="0" w:name="_GoBack"/>
+      <w:bookmarkEnd w:id="0"/>
     </w:p>
     <w:p>
       <w:pPr>
         <w:rPr>
-          <w:rFonts w:hint="default" w:ascii="Times New Roman" w:hAnsi="Times New Roman" w:cs="Times New Roman"/>
+          <w:rFonts w:ascii="Times New Roman" w:hAnsi="Times New Roman" w:cs="Times New Roman"/>
           <w:b/>
           <w:bCs/>
           <w:sz w:val="28"/>
           <w:szCs w:val="28"/>
+          <w:lang w:val="ru-RU"/>
         </w:rPr>
       </w:pPr>
     </w:p>
     <w:p>
       <w:pPr>
         <w:rPr>
-          <w:rFonts w:hint="default" w:ascii="Times New Roman" w:hAnsi="Times New Roman" w:cs="Times New Roman"/>
+          <w:rFonts w:ascii="Times New Roman" w:hAnsi="Times New Roman" w:cs="Times New Roman"/>
+          <w:sz w:val="28"/>
+          <w:szCs w:val="28"/>
+          <w:lang w:val="ru-RU"/>
+        </w:rPr>
+      </w:pPr>
+      <w:r>
+        <w:rPr>
+          <w:rFonts w:ascii="Times New Roman" w:hAnsi="Times New Roman" w:cs="Times New Roman"/>
           <w:b/>
           <w:bCs/>
           <w:sz w:val="28"/>
           <w:szCs w:val="28"/>
+        </w:rPr>
+        <w:t>Part</w:t>
+      </w:r>
+      <w:r>
+        <w:rPr>
+          <w:rFonts w:ascii="Times New Roman" w:hAnsi="Times New Roman" w:cs="Times New Roman"/>
+          <w:b/>
+          <w:bCs/>
+          <w:sz w:val="28"/>
+          <w:szCs w:val="28"/>
+          <w:lang w:val="ru-RU"/>
+        </w:rPr>
+        <w:t xml:space="preserve"> 1:</w:t>
+      </w:r>
+      <w:r>
+        <w:rPr>
+          <w:rFonts w:ascii="Times New Roman" w:hAnsi="Times New Roman" w:cs="Times New Roman"/>
+          <w:sz w:val="28"/>
+          <w:szCs w:val="28"/>
+          <w:lang w:val="ru-RU"/>
+        </w:rPr>
+        <w:t xml:space="preserve"> Выбор Сценария </w:t>
+      </w:r>
+    </w:p>
+    <w:p>
+      <w:pPr>
+        <w:rPr>
+          <w:rFonts w:ascii="Times New Roman" w:hAnsi="Times New Roman" w:cs="Times New Roman"/>
+          <w:sz w:val="28"/>
+          <w:lang w:val="ru-RU"/>
+        </w:rPr>
+      </w:pPr>
+      <w:r>
+        <w:rPr>
+          <w:rFonts w:ascii="Times New Roman" w:hAnsi="Times New Roman" w:cs="Times New Roman"/>
+          <w:sz w:val="28"/>
+          <w:szCs w:val="28"/>
+          <w:lang w:val="ru-RU"/>
+        </w:rPr>
+        <w:t xml:space="preserve">Для данной работы выбран сценарий: </w:t>
+      </w:r>
+      <w:r>
+        <w:rPr>
+          <w:rFonts w:ascii="Times New Roman" w:hAnsi="Times New Roman" w:cs="Times New Roman"/>
+          <w:sz w:val="28"/>
+          <w:lang w:val="ru-RU"/>
+        </w:rPr>
+        <w:t>Система высшего образования: Студенты, предметы, преподаватели, расписание и т. д.</w:t>
+      </w:r>
+    </w:p>
+    <w:p>
+      <w:pPr>
+        <w:rPr>
+          <w:rFonts w:ascii="Times New Roman" w:hAnsi="Times New Roman" w:cs="Times New Roman"/>
+          <w:sz w:val="40"/>
+          <w:szCs w:val="28"/>
+          <w:lang w:val="ru-RU"/>
         </w:rPr>
       </w:pPr>
     </w:p>
     <w:p>
       <w:pPr>
         <w:rPr>
-          <w:rFonts w:hint="default" w:ascii="Times New Roman" w:hAnsi="Times New Roman" w:cs="Times New Roman"/>
+          <w:rFonts w:ascii="Times New Roman" w:hAnsi="Times New Roman" w:cs="Times New Roman"/>
+          <w:sz w:val="28"/>
+          <w:szCs w:val="28"/>
+          <w:lang w:val="ru-RU"/>
+        </w:rPr>
+      </w:pPr>
+      <w:r>
+        <w:rPr>
+          <w:rFonts w:ascii="Times New Roman" w:hAnsi="Times New Roman" w:cs="Times New Roman"/>
           <w:b/>
           <w:bCs/>
           <w:sz w:val="28"/>
           <w:szCs w:val="28"/>
+        </w:rPr>
+        <w:t>Part</w:t>
+      </w:r>
+      <w:r>
+        <w:rPr>
+          <w:rFonts w:ascii="Times New Roman" w:hAnsi="Times New Roman" w:cs="Times New Roman"/>
+          <w:b/>
+          <w:bCs/>
+          <w:sz w:val="28"/>
+          <w:szCs w:val="28"/>
+          <w:lang w:val="ru-RU"/>
+        </w:rPr>
+        <w:t xml:space="preserve"> 2:</w:t>
+      </w:r>
+      <w:r>
+        <w:rPr>
+          <w:rFonts w:ascii="Times New Roman" w:hAnsi="Times New Roman" w:cs="Times New Roman"/>
+          <w:sz w:val="28"/>
+          <w:szCs w:val="28"/>
+          <w:lang w:val="ru-RU"/>
+        </w:rPr>
+        <w:t xml:space="preserve"> Проектирование Базы Данных и Документация </w:t>
+      </w:r>
+    </w:p>
+    <w:p>
+      <w:pPr>
+        <w:rPr>
+          <w:rFonts w:ascii="Times New Roman" w:hAnsi="Times New Roman" w:cs="Times New Roman"/>
+          <w:b/>
+          <w:bCs/>
+          <w:sz w:val="28"/>
+          <w:szCs w:val="28"/>
+          <w:lang w:val="ru-RU"/>
+        </w:rPr>
+      </w:pPr>
+      <w:r>
+        <w:rPr>
+          <w:rFonts w:ascii="Times New Roman" w:hAnsi="Times New Roman" w:cs="Times New Roman"/>
+          <w:b/>
+          <w:bCs/>
+          <w:sz w:val="28"/>
+          <w:szCs w:val="28"/>
+          <w:lang w:val="ru-RU"/>
+        </w:rPr>
+        <w:t xml:space="preserve">Идентификация Сущностей и Атрибутов: </w:t>
+      </w:r>
+    </w:p>
+    <w:p>
+      <w:pPr>
+        <w:rPr>
+          <w:rFonts w:ascii="Times New Roman" w:hAnsi="Times New Roman" w:cs="Times New Roman"/>
+          <w:sz w:val="28"/>
+          <w:szCs w:val="28"/>
+          <w:lang w:val="ru-RU"/>
+        </w:rPr>
+      </w:pPr>
+      <w:r>
+        <w:rPr>
+          <w:rFonts w:ascii="Times New Roman" w:hAnsi="Times New Roman" w:cs="Times New Roman"/>
+          <w:sz w:val="28"/>
+          <w:szCs w:val="28"/>
+          <w:lang w:val="ru-RU"/>
+        </w:rPr>
+        <w:t xml:space="preserve">1. </w:t>
+      </w:r>
+      <w:r>
+        <w:rPr>
+          <w:rFonts w:ascii="Times New Roman" w:hAnsi="Times New Roman" w:cs="Times New Roman"/>
+          <w:sz w:val="28"/>
+          <w:szCs w:val="28"/>
+          <w:lang w:val="ru-RU"/>
+        </w:rPr>
+        <w:t>Студенты</w:t>
+      </w:r>
+      <w:r>
+        <w:rPr>
+          <w:rFonts w:ascii="Times New Roman" w:hAnsi="Times New Roman" w:cs="Times New Roman"/>
+          <w:sz w:val="28"/>
+          <w:szCs w:val="28"/>
+          <w:lang w:val="ru-RU"/>
+        </w:rPr>
+        <w:t xml:space="preserve"> (</w:t>
+      </w:r>
+      <w:r>
+        <w:rPr>
+          <w:rFonts w:ascii="Times New Roman" w:hAnsi="Times New Roman" w:cs="Times New Roman"/>
+          <w:sz w:val="28"/>
+          <w:szCs w:val="28"/>
+        </w:rPr>
+        <w:t>Students</w:t>
+      </w:r>
+      <w:r>
+        <w:rPr>
+          <w:rFonts w:ascii="Times New Roman" w:hAnsi="Times New Roman" w:cs="Times New Roman"/>
+          <w:sz w:val="28"/>
+          <w:szCs w:val="28"/>
+          <w:lang w:val="ru-RU"/>
+        </w:rPr>
+        <w:t xml:space="preserve">): </w:t>
+      </w:r>
+    </w:p>
+    <w:p>
+      <w:pPr>
+        <w:rPr>
+          <w:rFonts w:ascii="Times New Roman" w:hAnsi="Times New Roman" w:cs="Times New Roman"/>
+          <w:sz w:val="28"/>
+          <w:szCs w:val="28"/>
+          <w:lang w:val="ru-RU"/>
+        </w:rPr>
+      </w:pPr>
+      <w:r>
+        <w:rPr>
+          <w:rFonts w:ascii="Times New Roman" w:hAnsi="Times New Roman" w:cs="Times New Roman"/>
+          <w:sz w:val="28"/>
+          <w:szCs w:val="28"/>
+          <w:lang w:val="ru-RU"/>
+        </w:rPr>
+        <w:t xml:space="preserve">2. </w:t>
+      </w:r>
+      <w:r>
+        <w:rPr>
+          <w:rFonts w:ascii="Times New Roman" w:hAnsi="Times New Roman" w:cs="Times New Roman"/>
+          <w:sz w:val="28"/>
+          <w:szCs w:val="28"/>
+          <w:lang w:val="ru-RU"/>
+        </w:rPr>
+        <w:t>Преподаватели</w:t>
+      </w:r>
+      <w:r>
+        <w:rPr>
+          <w:rFonts w:ascii="Times New Roman" w:hAnsi="Times New Roman" w:cs="Times New Roman"/>
+          <w:sz w:val="28"/>
+          <w:szCs w:val="28"/>
+          <w:lang w:val="ru-RU"/>
+        </w:rPr>
+        <w:t xml:space="preserve"> (</w:t>
+      </w:r>
+      <w:r>
+        <w:rPr>
+          <w:rFonts w:ascii="Times New Roman" w:hAnsi="Times New Roman" w:cs="Times New Roman"/>
+          <w:sz w:val="28"/>
+          <w:szCs w:val="28"/>
+        </w:rPr>
+        <w:t>Teachers</w:t>
+      </w:r>
+      <w:r>
+        <w:rPr>
+          <w:rFonts w:ascii="Times New Roman" w:hAnsi="Times New Roman" w:cs="Times New Roman"/>
+          <w:sz w:val="28"/>
+          <w:szCs w:val="28"/>
+          <w:lang w:val="ru-RU"/>
+        </w:rPr>
+        <w:t xml:space="preserve">): </w:t>
+      </w:r>
+    </w:p>
+    <w:p>
+      <w:pPr>
+        <w:rPr>
+          <w:rFonts w:ascii="Times New Roman" w:hAnsi="Times New Roman" w:cs="Times New Roman"/>
+          <w:sz w:val="28"/>
+          <w:szCs w:val="28"/>
+          <w:lang w:val="ru-RU"/>
+        </w:rPr>
+      </w:pPr>
+      <w:r>
+        <w:rPr>
+          <w:rFonts w:ascii="Times New Roman" w:hAnsi="Times New Roman" w:cs="Times New Roman"/>
+          <w:sz w:val="28"/>
+          <w:szCs w:val="28"/>
+          <w:lang w:val="ru-RU"/>
+        </w:rPr>
+        <w:t xml:space="preserve">3. </w:t>
+      </w:r>
+      <w:r>
+        <w:rPr>
+          <w:rFonts w:ascii="Times New Roman" w:hAnsi="Times New Roman" w:cs="Times New Roman"/>
+          <w:sz w:val="28"/>
+          <w:szCs w:val="28"/>
+          <w:lang w:val="ru-RU"/>
+        </w:rPr>
+        <w:t>Расписание</w:t>
+      </w:r>
+      <w:r>
+        <w:rPr>
+          <w:rFonts w:ascii="Times New Roman" w:hAnsi="Times New Roman" w:cs="Times New Roman"/>
+          <w:sz w:val="28"/>
+          <w:szCs w:val="28"/>
+          <w:lang w:val="ru-RU"/>
+        </w:rPr>
+        <w:t xml:space="preserve"> (</w:t>
+      </w:r>
+      <w:r>
+        <w:rPr>
+          <w:rFonts w:ascii="Times New Roman" w:hAnsi="Times New Roman" w:cs="Times New Roman"/>
+          <w:sz w:val="28"/>
+          <w:szCs w:val="28"/>
+        </w:rPr>
+        <w:t>Schedule</w:t>
+      </w:r>
+      <w:r>
+        <w:rPr>
+          <w:rFonts w:ascii="Times New Roman" w:hAnsi="Times New Roman" w:cs="Times New Roman"/>
+          <w:sz w:val="28"/>
+          <w:szCs w:val="28"/>
+          <w:lang w:val="ru-RU"/>
+        </w:rPr>
+        <w:t xml:space="preserve">): </w:t>
+      </w:r>
+    </w:p>
+    <w:p>
+      <w:pPr>
+        <w:rPr>
+          <w:rFonts w:ascii="Times New Roman" w:hAnsi="Times New Roman" w:cs="Times New Roman"/>
+          <w:sz w:val="28"/>
+          <w:szCs w:val="28"/>
+          <w:lang w:val="ru-RU"/>
+        </w:rPr>
+      </w:pPr>
+      <w:r>
+        <w:rPr>
+          <w:rFonts w:ascii="Times New Roman" w:hAnsi="Times New Roman" w:cs="Times New Roman"/>
+          <w:sz w:val="28"/>
+          <w:szCs w:val="28"/>
+          <w:lang w:val="ru-RU"/>
+        </w:rPr>
+        <w:t xml:space="preserve">4. </w:t>
+      </w:r>
+      <w:r>
+        <w:rPr>
+          <w:rFonts w:ascii="Times New Roman" w:hAnsi="Times New Roman" w:cs="Times New Roman"/>
+          <w:sz w:val="28"/>
+          <w:szCs w:val="28"/>
+          <w:lang w:val="ru-RU"/>
+        </w:rPr>
+        <w:t>Группы</w:t>
+      </w:r>
+      <w:r>
+        <w:rPr>
+          <w:rFonts w:ascii="Times New Roman" w:hAnsi="Times New Roman" w:cs="Times New Roman"/>
+          <w:sz w:val="28"/>
+          <w:szCs w:val="28"/>
+          <w:lang w:val="ru-RU"/>
+        </w:rPr>
+        <w:t xml:space="preserve"> (</w:t>
+      </w:r>
+      <w:r>
+        <w:rPr>
+          <w:rFonts w:ascii="Times New Roman" w:hAnsi="Times New Roman" w:cs="Times New Roman"/>
+          <w:sz w:val="28"/>
+          <w:szCs w:val="28"/>
+        </w:rPr>
+        <w:t>Groups</w:t>
+      </w:r>
+      <w:r>
+        <w:rPr>
+          <w:rFonts w:ascii="Times New Roman" w:hAnsi="Times New Roman" w:cs="Times New Roman"/>
+          <w:sz w:val="28"/>
+          <w:szCs w:val="28"/>
+          <w:lang w:val="ru-RU"/>
+        </w:rPr>
+        <w:t>):</w:t>
+      </w:r>
+    </w:p>
+    <w:p>
+      <w:pPr>
+        <w:rPr>
+          <w:rFonts w:ascii="Times New Roman" w:hAnsi="Times New Roman" w:cs="Times New Roman"/>
+          <w:sz w:val="28"/>
+          <w:szCs w:val="28"/>
+          <w:lang w:val="ru-RU"/>
+        </w:rPr>
+      </w:pPr>
+      <w:r>
+        <w:rPr>
+          <w:rFonts w:ascii="Times New Roman" w:hAnsi="Times New Roman" w:cs="Times New Roman"/>
+          <w:sz w:val="28"/>
+          <w:szCs w:val="28"/>
+          <w:lang w:val="ru-RU"/>
+        </w:rPr>
+        <w:t xml:space="preserve">5. </w:t>
+      </w:r>
+      <w:r>
+        <w:rPr>
+          <w:rFonts w:ascii="Times New Roman" w:hAnsi="Times New Roman" w:cs="Times New Roman"/>
+          <w:sz w:val="28"/>
+          <w:szCs w:val="28"/>
+          <w:lang w:val="ru-RU"/>
+        </w:rPr>
+        <w:t>Предметы</w:t>
+      </w:r>
+      <w:r>
+        <w:rPr>
+          <w:rFonts w:ascii="Times New Roman" w:hAnsi="Times New Roman" w:cs="Times New Roman"/>
+          <w:sz w:val="28"/>
+          <w:szCs w:val="28"/>
+          <w:lang w:val="ru-RU"/>
+        </w:rPr>
+        <w:t xml:space="preserve"> (</w:t>
+      </w:r>
+      <w:r>
+        <w:rPr>
+          <w:rFonts w:ascii="Times New Roman" w:hAnsi="Times New Roman" w:cs="Times New Roman"/>
+          <w:sz w:val="28"/>
+          <w:szCs w:val="28"/>
+        </w:rPr>
+        <w:t>Subjects</w:t>
+      </w:r>
+      <w:r>
+        <w:rPr>
+          <w:rFonts w:ascii="Times New Roman" w:hAnsi="Times New Roman" w:cs="Times New Roman"/>
+          <w:sz w:val="28"/>
+          <w:szCs w:val="28"/>
+          <w:lang w:val="ru-RU"/>
+        </w:rPr>
+        <w:t>):</w:t>
+      </w:r>
+    </w:p>
+    <w:p>
+      <w:pPr>
+        <w:rPr>
+          <w:rFonts w:ascii="Times New Roman" w:hAnsi="Times New Roman" w:cs="Times New Roman"/>
+          <w:sz w:val="28"/>
+          <w:szCs w:val="28"/>
+          <w:lang w:val="ru-RU"/>
         </w:rPr>
       </w:pPr>
     </w:p>
     <w:p>
       <w:pPr>
         <w:rPr>
-          <w:rFonts w:hint="default" w:ascii="Times New Roman" w:hAnsi="Times New Roman" w:cs="Times New Roman"/>
-          <w:sz w:val="28"/>
-          <w:szCs w:val="28"/>
-        </w:rPr>
-      </w:pPr>
-      <w:r>
-        <w:rPr>
-          <w:rFonts w:hint="default" w:ascii="Times New Roman" w:hAnsi="Times New Roman" w:cs="Times New Roman"/>
+          <w:rFonts w:ascii="Times New Roman" w:hAnsi="Times New Roman" w:cs="Times New Roman"/>
           <w:b/>
           <w:bCs/>
           <w:sz w:val="28"/>
           <w:szCs w:val="28"/>
-        </w:rPr>
-        <w:t>Part 1:</w:t>
-      </w:r>
-      <w:r>
-        <w:rPr>
-          <w:rFonts w:hint="default" w:ascii="Times New Roman" w:hAnsi="Times New Roman" w:cs="Times New Roman"/>
-          <w:sz w:val="28"/>
-          <w:szCs w:val="28"/>
-        </w:rPr>
-        <w:t xml:space="preserve"> Выбор Сценария </w:t>
+          <w:lang w:val="ru-RU"/>
+        </w:rPr>
+      </w:pPr>
+      <w:r>
+        <w:rPr>
+          <w:rFonts w:ascii="Times New Roman" w:hAnsi="Times New Roman" w:cs="Times New Roman"/>
+          <w:b/>
+          <w:bCs/>
+          <w:sz w:val="28"/>
+          <w:szCs w:val="28"/>
+          <w:lang w:val="ru-RU"/>
+        </w:rPr>
+        <w:t xml:space="preserve">Проектирование Таблиц: </w:t>
       </w:r>
     </w:p>
     <w:p>
       <w:pPr>
         <w:rPr>
-          <w:rFonts w:hint="default" w:ascii="Times New Roman" w:hAnsi="Times New Roman" w:cs="Times New Roman"/>
-          <w:sz w:val="28"/>
-          <w:szCs w:val="28"/>
+          <w:rFonts w:ascii="Times New Roman" w:hAnsi="Times New Roman" w:cs="Times New Roman"/>
+          <w:sz w:val="28"/>
+          <w:szCs w:val="28"/>
+          <w:lang w:val="ru-RU"/>
         </w:rPr>
       </w:pPr>
       <w:r>
         <w:rPr>
-          <w:rFonts w:hint="default" w:ascii="Times New Roman" w:hAnsi="Times New Roman" w:cs="Times New Roman"/>
-          <w:sz w:val="28"/>
-          <w:szCs w:val="28"/>
-        </w:rPr>
-        <w:t xml:space="preserve">Для данной работы выбран сценарий: </w:t>
-      </w:r>
-      <w:r>
-        <w:rPr>
-          <w:rFonts w:hint="default" w:ascii="Times New Roman" w:hAnsi="Times New Roman" w:cs="Times New Roman"/>
-          <w:sz w:val="28"/>
-          <w:szCs w:val="28"/>
-          <w:lang w:val="ru-RU"/>
-        </w:rPr>
-        <w:t>Сервис потоковой передачи музыки</w:t>
-      </w:r>
-      <w:r>
-        <w:rPr>
-          <w:rFonts w:hint="default" w:ascii="Times New Roman" w:hAnsi="Times New Roman" w:cs="Times New Roman"/>
-          <w:sz w:val="28"/>
-          <w:szCs w:val="28"/>
-        </w:rPr>
-        <w:t xml:space="preserve">. Эта система будет управлять </w:t>
-      </w:r>
-      <w:r>
-        <w:rPr>
-          <w:rFonts w:hint="default" w:ascii="Times New Roman" w:hAnsi="Times New Roman" w:cs="Times New Roman"/>
-          <w:sz w:val="28"/>
-          <w:szCs w:val="28"/>
-          <w:lang w:val="ru-RU"/>
-        </w:rPr>
-        <w:t>артистами, альбомами, песнями, пользователями и пользовательскими плейлистами</w:t>
-      </w:r>
-      <w:r>
-        <w:rPr>
-          <w:rFonts w:hint="default" w:ascii="Times New Roman" w:hAnsi="Times New Roman" w:cs="Times New Roman"/>
-          <w:sz w:val="28"/>
-          <w:szCs w:val="28"/>
-        </w:rPr>
-        <w:t xml:space="preserve">. </w:t>
+          <w:rFonts w:ascii="Times New Roman" w:hAnsi="Times New Roman" w:cs="Times New Roman"/>
+          <w:sz w:val="28"/>
+          <w:szCs w:val="28"/>
+          <w:lang w:val="ru-RU"/>
+        </w:rPr>
+        <w:t xml:space="preserve">1. </w:t>
+      </w:r>
+      <w:r>
+        <w:rPr>
+          <w:rFonts w:ascii="Times New Roman" w:hAnsi="Times New Roman" w:cs="Times New Roman"/>
+          <w:sz w:val="28"/>
+          <w:szCs w:val="28"/>
+        </w:rPr>
+        <w:t>Table</w:t>
+      </w:r>
+      <w:r>
+        <w:rPr>
+          <w:rFonts w:ascii="Times New Roman" w:hAnsi="Times New Roman" w:cs="Times New Roman"/>
+          <w:sz w:val="28"/>
+          <w:szCs w:val="28"/>
+          <w:lang w:val="ru-RU"/>
+        </w:rPr>
+        <w:t xml:space="preserve"> </w:t>
+      </w:r>
+      <w:r>
+        <w:rPr>
+          <w:rFonts w:ascii="Times New Roman" w:hAnsi="Times New Roman" w:cs="Times New Roman"/>
+          <w:sz w:val="28"/>
+          <w:szCs w:val="28"/>
+        </w:rPr>
+        <w:t>Name</w:t>
+      </w:r>
+      <w:r>
+        <w:rPr>
+          <w:rFonts w:ascii="Times New Roman" w:hAnsi="Times New Roman" w:cs="Times New Roman"/>
+          <w:sz w:val="28"/>
+          <w:szCs w:val="28"/>
+          <w:lang w:val="ru-RU"/>
+        </w:rPr>
+        <w:t xml:space="preserve">: </w:t>
+      </w:r>
+      <w:r>
+        <w:rPr>
+          <w:rFonts w:ascii="Times New Roman" w:hAnsi="Times New Roman" w:cs="Times New Roman"/>
+          <w:sz w:val="28"/>
+          <w:szCs w:val="28"/>
+        </w:rPr>
+        <w:t>Students</w:t>
+      </w:r>
+      <w:r>
+        <w:rPr>
+          <w:rFonts w:ascii="Times New Roman" w:hAnsi="Times New Roman" w:cs="Times New Roman"/>
+          <w:sz w:val="28"/>
+          <w:szCs w:val="28"/>
+          <w:lang w:val="ru-RU"/>
+        </w:rPr>
+        <w:t xml:space="preserve"> </w:t>
       </w:r>
     </w:p>
     <w:p>
       <w:pPr>
         <w:rPr>
-          <w:rFonts w:hint="default" w:ascii="Times New Roman" w:hAnsi="Times New Roman" w:cs="Times New Roman"/>
-          <w:sz w:val="28"/>
-          <w:szCs w:val="28"/>
+          <w:rFonts w:ascii="Times New Roman" w:hAnsi="Times New Roman" w:cs="Times New Roman"/>
+          <w:sz w:val="28"/>
+          <w:szCs w:val="28"/>
+          <w:lang w:val="ru-RU"/>
         </w:rPr>
       </w:pPr>
       <w:r>
         <w:rPr>
-          <w:rFonts w:hint="default" w:ascii="Times New Roman" w:hAnsi="Times New Roman" w:cs="Times New Roman"/>
-          <w:b/>
-          <w:bCs/>
-          <w:sz w:val="28"/>
-          <w:szCs w:val="28"/>
-        </w:rPr>
-        <w:t>Part 2:</w:t>
-      </w:r>
-      <w:r>
-        <w:rPr>
-          <w:rFonts w:hint="default" w:ascii="Times New Roman" w:hAnsi="Times New Roman" w:cs="Times New Roman"/>
-          <w:sz w:val="28"/>
-          <w:szCs w:val="28"/>
-        </w:rPr>
-        <w:t xml:space="preserve"> Проектирование Базы Данных и Документация </w:t>
+          <w:rFonts w:ascii="Times New Roman" w:hAnsi="Times New Roman" w:cs="Times New Roman"/>
+          <w:sz w:val="28"/>
+          <w:szCs w:val="28"/>
+          <w:lang w:val="ru-RU"/>
+        </w:rPr>
+        <w:t xml:space="preserve">○ </w:t>
+      </w:r>
+      <w:r>
+        <w:rPr>
+          <w:rFonts w:ascii="Times New Roman" w:hAnsi="Times New Roman" w:cs="Times New Roman"/>
+          <w:sz w:val="28"/>
+          <w:szCs w:val="28"/>
+        </w:rPr>
+        <w:t>Description</w:t>
+      </w:r>
+      <w:r>
+        <w:rPr>
+          <w:rFonts w:ascii="Times New Roman" w:hAnsi="Times New Roman" w:cs="Times New Roman"/>
+          <w:sz w:val="28"/>
+          <w:szCs w:val="28"/>
+          <w:lang w:val="ru-RU"/>
+        </w:rPr>
+        <w:t>: Хранит информацию о студентах</w:t>
+      </w:r>
+      <w:r>
+        <w:rPr>
+          <w:rFonts w:ascii="Times New Roman" w:hAnsi="Times New Roman" w:cs="Times New Roman"/>
+          <w:sz w:val="28"/>
+          <w:szCs w:val="28"/>
+          <w:lang w:val="ru-RU"/>
+        </w:rPr>
+        <w:t xml:space="preserve">. </w:t>
       </w:r>
     </w:p>
     <w:p>
       <w:pPr>
         <w:rPr>
-          <w:rFonts w:hint="default" w:ascii="Times New Roman" w:hAnsi="Times New Roman" w:cs="Times New Roman"/>
-          <w:b/>
-          <w:bCs/>
+          <w:rFonts w:ascii="Times New Roman" w:hAnsi="Times New Roman" w:cs="Times New Roman"/>
           <w:sz w:val="28"/>
           <w:szCs w:val="28"/>
         </w:rPr>
       </w:pPr>
       <w:r>
         <w:rPr>
-          <w:rFonts w:hint="default" w:ascii="Times New Roman" w:hAnsi="Times New Roman" w:cs="Times New Roman"/>
-          <w:b/>
-          <w:bCs/>
-          <w:sz w:val="28"/>
-          <w:szCs w:val="28"/>
-        </w:rPr>
-        <w:t xml:space="preserve">Идентификация Сущностей и Атрибутов: </w:t>
+          <w:rFonts w:ascii="Times New Roman" w:hAnsi="Times New Roman" w:cs="Times New Roman"/>
+          <w:sz w:val="28"/>
+          <w:szCs w:val="28"/>
+        </w:rPr>
+        <w:t xml:space="preserve">○ Attributes: </w:t>
       </w:r>
     </w:p>
     <w:p>
       <w:pPr>
         <w:rPr>
-          <w:rFonts w:hint="default" w:ascii="Times New Roman" w:hAnsi="Times New Roman" w:cs="Times New Roman"/>
+          <w:rFonts w:ascii="Times New Roman" w:hAnsi="Times New Roman" w:cs="Times New Roman"/>
           <w:sz w:val="28"/>
           <w:szCs w:val="28"/>
         </w:rPr>
       </w:pPr>
       <w:r>
         <w:rPr>
-          <w:rFonts w:hint="default" w:ascii="Times New Roman" w:hAnsi="Times New Roman" w:cs="Times New Roman"/>
-          <w:sz w:val="28"/>
-          <w:szCs w:val="28"/>
-        </w:rPr>
-        <w:t xml:space="preserve">1. </w:t>
-      </w:r>
-      <w:r>
-        <w:rPr>
-          <w:rFonts w:hint="default" w:ascii="Times New Roman" w:hAnsi="Times New Roman" w:cs="Times New Roman"/>
-          <w:sz w:val="28"/>
-          <w:szCs w:val="28"/>
-          <w:lang w:val="ru-RU"/>
-        </w:rPr>
-        <w:t>Артисты</w:t>
-      </w:r>
-      <w:r>
-        <w:rPr>
-          <w:rFonts w:hint="default" w:ascii="Times New Roman" w:hAnsi="Times New Roman" w:cs="Times New Roman"/>
-          <w:sz w:val="28"/>
-          <w:szCs w:val="28"/>
-        </w:rPr>
-        <w:t xml:space="preserve"> (</w:t>
-      </w:r>
-      <w:r>
-        <w:rPr>
-          <w:rFonts w:hint="default" w:ascii="Times New Roman" w:hAnsi="Times New Roman" w:cs="Times New Roman"/>
-          <w:sz w:val="28"/>
-          <w:szCs w:val="28"/>
-          <w:lang w:val="en-US"/>
-        </w:rPr>
-        <w:t>Artists</w:t>
-      </w:r>
-      <w:r>
-        <w:rPr>
-          <w:rFonts w:hint="default" w:ascii="Times New Roman" w:hAnsi="Times New Roman" w:cs="Times New Roman"/>
-          <w:sz w:val="28"/>
-          <w:szCs w:val="28"/>
-        </w:rPr>
-        <w:t xml:space="preserve">): </w:t>
+          <w:rFonts w:ascii="Times New Roman" w:hAnsi="Times New Roman" w:cs="Times New Roman"/>
+          <w:sz w:val="28"/>
+          <w:szCs w:val="28"/>
+        </w:rPr>
+        <w:t>■</w:t>
+      </w:r>
+      <w:r>
+        <w:rPr>
+          <w:rFonts w:ascii="Times New Roman" w:hAnsi="Times New Roman" w:cs="Times New Roman"/>
+          <w:sz w:val="28"/>
+          <w:szCs w:val="28"/>
+        </w:rPr>
+        <w:t xml:space="preserve"> * </w:t>
+      </w:r>
+      <w:proofErr w:type="spellStart"/>
+      <w:r>
+        <w:rPr>
+          <w:rFonts w:ascii="Times New Roman" w:hAnsi="Times New Roman" w:cs="Times New Roman"/>
+          <w:sz w:val="28"/>
+          <w:szCs w:val="28"/>
+        </w:rPr>
+        <w:t>student_</w:t>
+      </w:r>
+      <w:proofErr w:type="gramStart"/>
+      <w:r>
+        <w:rPr>
+          <w:rFonts w:ascii="Times New Roman" w:hAnsi="Times New Roman" w:cs="Times New Roman"/>
+          <w:sz w:val="28"/>
+          <w:szCs w:val="28"/>
+        </w:rPr>
+        <w:t>id</w:t>
+      </w:r>
+      <w:proofErr w:type="spellEnd"/>
+      <w:r>
+        <w:rPr>
+          <w:rFonts w:ascii="Times New Roman" w:hAnsi="Times New Roman" w:cs="Times New Roman"/>
+          <w:sz w:val="28"/>
+          <w:szCs w:val="28"/>
+        </w:rPr>
+        <w:t xml:space="preserve"> :</w:t>
+      </w:r>
+      <w:proofErr w:type="gramEnd"/>
+      <w:r>
+        <w:rPr>
+          <w:rFonts w:ascii="Times New Roman" w:hAnsi="Times New Roman" w:cs="Times New Roman"/>
+          <w:sz w:val="28"/>
+          <w:szCs w:val="28"/>
+        </w:rPr>
+        <w:t xml:space="preserve"> </w:t>
+      </w:r>
+      <w:proofErr w:type="spellStart"/>
+      <w:r>
+        <w:rPr>
+          <w:rFonts w:ascii="Times New Roman" w:hAnsi="Times New Roman" w:cs="Times New Roman"/>
+          <w:sz w:val="28"/>
+          <w:szCs w:val="28"/>
+        </w:rPr>
+        <w:t>int</w:t>
+      </w:r>
+      <w:proofErr w:type="spellEnd"/>
+      <w:r>
+        <w:rPr>
+          <w:rFonts w:ascii="Times New Roman" w:hAnsi="Times New Roman" w:cs="Times New Roman"/>
+          <w:sz w:val="28"/>
+          <w:szCs w:val="28"/>
+        </w:rPr>
+        <w:t xml:space="preserve"> &lt;&lt;PK, AI&gt;&gt; --</w:t>
       </w:r>
     </w:p>
     <w:p>
       <w:pPr>
         <w:rPr>
-          <w:rFonts w:hint="default" w:ascii="Times New Roman" w:hAnsi="Times New Roman" w:cs="Times New Roman"/>
+          <w:rFonts w:ascii="Times New Roman" w:hAnsi="Times New Roman" w:cs="Times New Roman"/>
           <w:sz w:val="28"/>
           <w:szCs w:val="28"/>
         </w:rPr>
       </w:pPr>
       <w:r>
         <w:rPr>
-          <w:rFonts w:hint="default" w:ascii="Times New Roman" w:hAnsi="Times New Roman" w:cs="Times New Roman"/>
-          <w:sz w:val="28"/>
-          <w:szCs w:val="28"/>
-        </w:rPr>
-        <w:t xml:space="preserve">2. </w:t>
-      </w:r>
-      <w:r>
-        <w:rPr>
-          <w:rFonts w:hint="default" w:ascii="Times New Roman" w:hAnsi="Times New Roman" w:cs="Times New Roman"/>
-          <w:sz w:val="28"/>
-          <w:szCs w:val="28"/>
-          <w:lang w:val="ru-RU"/>
-        </w:rPr>
-        <w:t>Альбомы</w:t>
-      </w:r>
-      <w:r>
-        <w:rPr>
-          <w:rFonts w:hint="default" w:ascii="Times New Roman" w:hAnsi="Times New Roman" w:cs="Times New Roman"/>
-          <w:sz w:val="28"/>
-          <w:szCs w:val="28"/>
-        </w:rPr>
-        <w:t xml:space="preserve"> (</w:t>
-      </w:r>
-      <w:r>
-        <w:rPr>
-          <w:rFonts w:hint="default" w:ascii="Times New Roman" w:hAnsi="Times New Roman" w:cs="Times New Roman"/>
-          <w:sz w:val="28"/>
-          <w:szCs w:val="28"/>
-          <w:lang w:val="en-US"/>
-        </w:rPr>
-        <w:t>Albums</w:t>
-      </w:r>
-      <w:r>
-        <w:rPr>
-          <w:rFonts w:hint="default" w:ascii="Times New Roman" w:hAnsi="Times New Roman" w:cs="Times New Roman"/>
-          <w:sz w:val="28"/>
-          <w:szCs w:val="28"/>
-        </w:rPr>
-        <w:t xml:space="preserve">): </w:t>
+          <w:rFonts w:ascii="Times New Roman" w:hAnsi="Times New Roman" w:cs="Times New Roman"/>
+          <w:sz w:val="28"/>
+          <w:szCs w:val="28"/>
+        </w:rPr>
+        <w:t>■</w:t>
+      </w:r>
+      <w:r>
+        <w:rPr>
+          <w:rFonts w:ascii="Times New Roman" w:hAnsi="Times New Roman" w:cs="Times New Roman"/>
+          <w:sz w:val="28"/>
+          <w:szCs w:val="28"/>
+        </w:rPr>
+        <w:t xml:space="preserve"> </w:t>
+      </w:r>
+      <w:proofErr w:type="spellStart"/>
+      <w:r>
+        <w:rPr>
+          <w:rFonts w:ascii="Times New Roman" w:hAnsi="Times New Roman" w:cs="Times New Roman"/>
+          <w:sz w:val="28"/>
+          <w:szCs w:val="28"/>
+        </w:rPr>
+        <w:t>first_</w:t>
+      </w:r>
+      <w:proofErr w:type="gramStart"/>
+      <w:r>
+        <w:rPr>
+          <w:rFonts w:ascii="Times New Roman" w:hAnsi="Times New Roman" w:cs="Times New Roman"/>
+          <w:sz w:val="28"/>
+          <w:szCs w:val="28"/>
+        </w:rPr>
+        <w:t>name</w:t>
+      </w:r>
+      <w:proofErr w:type="spellEnd"/>
+      <w:r>
+        <w:rPr>
+          <w:rFonts w:ascii="Times New Roman" w:hAnsi="Times New Roman" w:cs="Times New Roman"/>
+          <w:sz w:val="28"/>
+          <w:szCs w:val="28"/>
+        </w:rPr>
+        <w:t xml:space="preserve"> :</w:t>
+      </w:r>
+      <w:proofErr w:type="gramEnd"/>
+      <w:r>
+        <w:rPr>
+          <w:rFonts w:ascii="Times New Roman" w:hAnsi="Times New Roman" w:cs="Times New Roman"/>
+          <w:sz w:val="28"/>
+          <w:szCs w:val="28"/>
+        </w:rPr>
+        <w:t xml:space="preserve"> varchar(50) &lt;&lt;not null&gt;&gt;</w:t>
       </w:r>
     </w:p>
     <w:p>
       <w:pPr>
         <w:rPr>
-          <w:rFonts w:hint="default" w:ascii="Times New Roman" w:hAnsi="Times New Roman" w:cs="Times New Roman"/>
+          <w:rFonts w:ascii="Times New Roman" w:hAnsi="Times New Roman" w:cs="Times New Roman"/>
           <w:sz w:val="28"/>
           <w:szCs w:val="28"/>
         </w:rPr>
       </w:pPr>
       <w:r>
         <w:rPr>
-          <w:rFonts w:hint="default" w:ascii="Times New Roman" w:hAnsi="Times New Roman" w:cs="Times New Roman"/>
-          <w:sz w:val="28"/>
-          <w:szCs w:val="28"/>
-        </w:rPr>
-        <w:t xml:space="preserve">3. </w:t>
-      </w:r>
-      <w:r>
-        <w:rPr>
-          <w:rFonts w:hint="default" w:ascii="Times New Roman" w:hAnsi="Times New Roman" w:cs="Times New Roman"/>
-          <w:sz w:val="28"/>
-          <w:szCs w:val="28"/>
-          <w:lang w:val="ru-RU"/>
-        </w:rPr>
-        <w:t>Песни</w:t>
-      </w:r>
-      <w:r>
-        <w:rPr>
-          <w:rFonts w:hint="default" w:ascii="Times New Roman" w:hAnsi="Times New Roman" w:cs="Times New Roman"/>
-          <w:sz w:val="28"/>
-          <w:szCs w:val="28"/>
-        </w:rPr>
-        <w:t xml:space="preserve"> (</w:t>
-      </w:r>
-      <w:r>
-        <w:rPr>
-          <w:rFonts w:hint="default" w:ascii="Times New Roman" w:hAnsi="Times New Roman" w:cs="Times New Roman"/>
-          <w:sz w:val="28"/>
-          <w:szCs w:val="28"/>
-          <w:lang w:val="en-US"/>
-        </w:rPr>
-        <w:t>Songs</w:t>
-      </w:r>
-      <w:r>
-        <w:rPr>
-          <w:rFonts w:hint="default" w:ascii="Times New Roman" w:hAnsi="Times New Roman" w:cs="Times New Roman"/>
-          <w:sz w:val="28"/>
-          <w:szCs w:val="28"/>
-        </w:rPr>
-        <w:t xml:space="preserve">): </w:t>
+          <w:rFonts w:ascii="Times New Roman" w:hAnsi="Times New Roman" w:cs="Times New Roman"/>
+          <w:sz w:val="28"/>
+          <w:szCs w:val="28"/>
+        </w:rPr>
+        <w:t>■</w:t>
+      </w:r>
+      <w:r>
+        <w:rPr>
+          <w:rFonts w:ascii="Times New Roman" w:hAnsi="Times New Roman" w:cs="Times New Roman"/>
+          <w:sz w:val="28"/>
+          <w:szCs w:val="28"/>
+        </w:rPr>
+        <w:t xml:space="preserve"> </w:t>
+      </w:r>
+      <w:proofErr w:type="spellStart"/>
+      <w:r>
+        <w:rPr>
+          <w:rFonts w:ascii="Times New Roman" w:hAnsi="Times New Roman" w:cs="Times New Roman"/>
+          <w:sz w:val="28"/>
+          <w:szCs w:val="28"/>
+        </w:rPr>
+        <w:t>last_</w:t>
+      </w:r>
+      <w:proofErr w:type="gramStart"/>
+      <w:r>
+        <w:rPr>
+          <w:rFonts w:ascii="Times New Roman" w:hAnsi="Times New Roman" w:cs="Times New Roman"/>
+          <w:sz w:val="28"/>
+          <w:szCs w:val="28"/>
+        </w:rPr>
+        <w:t>name</w:t>
+      </w:r>
+      <w:proofErr w:type="spellEnd"/>
+      <w:r>
+        <w:rPr>
+          <w:rFonts w:ascii="Times New Roman" w:hAnsi="Times New Roman" w:cs="Times New Roman"/>
+          <w:sz w:val="28"/>
+          <w:szCs w:val="28"/>
+        </w:rPr>
+        <w:t xml:space="preserve"> :</w:t>
+      </w:r>
+      <w:proofErr w:type="gramEnd"/>
+      <w:r>
+        <w:rPr>
+          <w:rFonts w:ascii="Times New Roman" w:hAnsi="Times New Roman" w:cs="Times New Roman"/>
+          <w:sz w:val="28"/>
+          <w:szCs w:val="28"/>
+        </w:rPr>
+        <w:t xml:space="preserve"> varchar(50) &lt;&lt;not null&gt;&gt;</w:t>
       </w:r>
     </w:p>
     <w:p>
       <w:pPr>
         <w:rPr>
-          <w:rFonts w:hint="default" w:ascii="Times New Roman" w:hAnsi="Times New Roman" w:cs="Times New Roman"/>
-          <w:sz w:val="28"/>
-          <w:szCs w:val="28"/>
-          <w:lang w:val="en-US"/>
+          <w:rFonts w:ascii="Times New Roman" w:hAnsi="Times New Roman" w:cs="Times New Roman"/>
+          <w:sz w:val="28"/>
+          <w:szCs w:val="28"/>
         </w:rPr>
       </w:pPr>
       <w:r>
         <w:rPr>
-          <w:rFonts w:hint="default" w:ascii="Times New Roman" w:hAnsi="Times New Roman" w:cs="Times New Roman"/>
-          <w:sz w:val="28"/>
-          <w:szCs w:val="28"/>
-        </w:rPr>
-        <w:t xml:space="preserve">4. </w:t>
-      </w:r>
-      <w:r>
-        <w:rPr>
-          <w:rFonts w:hint="default" w:ascii="Times New Roman" w:hAnsi="Times New Roman" w:cs="Times New Roman"/>
-          <w:sz w:val="28"/>
-          <w:szCs w:val="28"/>
-          <w:lang w:val="ru-RU"/>
-        </w:rPr>
-        <w:t>Пользователи (</w:t>
-      </w:r>
-      <w:r>
-        <w:rPr>
-          <w:rFonts w:hint="default" w:ascii="Times New Roman" w:hAnsi="Times New Roman" w:cs="Times New Roman"/>
-          <w:sz w:val="28"/>
-          <w:szCs w:val="28"/>
-          <w:lang w:val="en-US"/>
-        </w:rPr>
-        <w:t>Users):</w:t>
+          <w:rFonts w:ascii="Times New Roman" w:hAnsi="Times New Roman" w:cs="Times New Roman"/>
+          <w:sz w:val="28"/>
+          <w:szCs w:val="28"/>
+        </w:rPr>
+        <w:t xml:space="preserve">■ </w:t>
+      </w:r>
+      <w:proofErr w:type="spellStart"/>
+      <w:r>
+        <w:rPr>
+          <w:rFonts w:ascii="Times New Roman" w:hAnsi="Times New Roman" w:cs="Times New Roman"/>
+          <w:sz w:val="28"/>
+          <w:szCs w:val="28"/>
+        </w:rPr>
+        <w:t>group_</w:t>
+      </w:r>
+      <w:proofErr w:type="gramStart"/>
+      <w:r>
+        <w:rPr>
+          <w:rFonts w:ascii="Times New Roman" w:hAnsi="Times New Roman" w:cs="Times New Roman"/>
+          <w:sz w:val="28"/>
+          <w:szCs w:val="28"/>
+        </w:rPr>
+        <w:t>name</w:t>
+      </w:r>
+      <w:proofErr w:type="spellEnd"/>
+      <w:r>
+        <w:rPr>
+          <w:rFonts w:ascii="Times New Roman" w:hAnsi="Times New Roman" w:cs="Times New Roman"/>
+          <w:sz w:val="28"/>
+          <w:szCs w:val="28"/>
+        </w:rPr>
+        <w:t xml:space="preserve"> :</w:t>
+      </w:r>
+      <w:proofErr w:type="gramEnd"/>
+      <w:r>
+        <w:rPr>
+          <w:rFonts w:ascii="Times New Roman" w:hAnsi="Times New Roman" w:cs="Times New Roman"/>
+          <w:sz w:val="28"/>
+          <w:szCs w:val="28"/>
+        </w:rPr>
+        <w:t xml:space="preserve"> varchar(20) &lt;&lt;not null, FK&gt;&gt;</w:t>
       </w:r>
     </w:p>
     <w:p>
       <w:pPr>
         <w:rPr>
-          <w:rFonts w:hint="default" w:ascii="Times New Roman" w:hAnsi="Times New Roman" w:cs="Times New Roman"/>
-          <w:sz w:val="28"/>
-          <w:szCs w:val="28"/>
-          <w:lang w:val="en-US"/>
+          <w:rFonts w:ascii="Times New Roman" w:hAnsi="Times New Roman" w:cs="Times New Roman"/>
+          <w:sz w:val="28"/>
+          <w:szCs w:val="28"/>
         </w:rPr>
       </w:pPr>
       <w:r>
         <w:rPr>
-          <w:rFonts w:hint="default" w:ascii="Times New Roman" w:hAnsi="Times New Roman" w:cs="Times New Roman"/>
-          <w:sz w:val="28"/>
-          <w:szCs w:val="28"/>
-          <w:lang w:val="en-US"/>
-        </w:rPr>
-        <w:t xml:space="preserve">5. </w:t>
-      </w:r>
-      <w:r>
-        <w:rPr>
-          <w:rFonts w:hint="default" w:ascii="Times New Roman" w:hAnsi="Times New Roman" w:cs="Times New Roman"/>
-          <w:sz w:val="28"/>
-          <w:szCs w:val="28"/>
-          <w:lang w:val="ru-RU"/>
-        </w:rPr>
-        <w:t>Плейлисты (</w:t>
-      </w:r>
-      <w:r>
-        <w:rPr>
-          <w:rFonts w:hint="default" w:ascii="Times New Roman" w:hAnsi="Times New Roman" w:cs="Times New Roman"/>
-          <w:sz w:val="28"/>
-          <w:szCs w:val="28"/>
-          <w:lang w:val="en-US"/>
-        </w:rPr>
-        <w:t>Playlists):</w:t>
+          <w:rFonts w:ascii="Times New Roman" w:hAnsi="Times New Roman" w:cs="Times New Roman"/>
+          <w:sz w:val="28"/>
+          <w:szCs w:val="28"/>
+        </w:rPr>
+        <w:t xml:space="preserve">■ </w:t>
+      </w:r>
+      <w:proofErr w:type="spellStart"/>
+      <w:r>
+        <w:rPr>
+          <w:rFonts w:ascii="Times New Roman" w:hAnsi="Times New Roman" w:cs="Times New Roman"/>
+          <w:sz w:val="28"/>
+          <w:szCs w:val="28"/>
+        </w:rPr>
+        <w:t>birth_</w:t>
+      </w:r>
+      <w:proofErr w:type="gramStart"/>
+      <w:r>
+        <w:rPr>
+          <w:rFonts w:ascii="Times New Roman" w:hAnsi="Times New Roman" w:cs="Times New Roman"/>
+          <w:sz w:val="28"/>
+          <w:szCs w:val="28"/>
+        </w:rPr>
+        <w:t>date</w:t>
+      </w:r>
+      <w:proofErr w:type="spellEnd"/>
+      <w:r>
+        <w:rPr>
+          <w:rFonts w:ascii="Times New Roman" w:hAnsi="Times New Roman" w:cs="Times New Roman"/>
+          <w:sz w:val="28"/>
+          <w:szCs w:val="28"/>
+        </w:rPr>
+        <w:t xml:space="preserve"> :</w:t>
+      </w:r>
+      <w:proofErr w:type="gramEnd"/>
+      <w:r>
+        <w:rPr>
+          <w:rFonts w:ascii="Times New Roman" w:hAnsi="Times New Roman" w:cs="Times New Roman"/>
+          <w:sz w:val="28"/>
+          <w:szCs w:val="28"/>
+        </w:rPr>
+        <w:t xml:space="preserve"> date &lt;&lt;not null&gt;&gt;</w:t>
       </w:r>
     </w:p>
     <w:p>
       <w:pPr>
         <w:rPr>
-          <w:rFonts w:hint="default" w:ascii="Times New Roman" w:hAnsi="Times New Roman" w:cs="Times New Roman"/>
-          <w:sz w:val="28"/>
-          <w:szCs w:val="28"/>
-          <w:lang w:val="en-US"/>
+          <w:rFonts w:ascii="Times New Roman" w:hAnsi="Times New Roman" w:cs="Times New Roman"/>
+          <w:sz w:val="28"/>
+          <w:szCs w:val="28"/>
         </w:rPr>
       </w:pPr>
       <w:r>
         <w:rPr>
-          <w:rFonts w:hint="default" w:ascii="Times New Roman" w:hAnsi="Times New Roman" w:cs="Times New Roman"/>
-          <w:sz w:val="28"/>
-          <w:szCs w:val="28"/>
-          <w:lang w:val="ru-RU"/>
-        </w:rPr>
-        <w:t>5. Пользовательские плейлисты (</w:t>
-      </w:r>
-      <w:r>
-        <w:rPr>
-          <w:rFonts w:hint="default" w:ascii="Times New Roman" w:hAnsi="Times New Roman" w:cs="Times New Roman"/>
-          <w:sz w:val="28"/>
-          <w:szCs w:val="28"/>
-          <w:lang w:val="en-US"/>
-        </w:rPr>
-        <w:t>PlaylistSongs):</w:t>
+          <w:rFonts w:ascii="Times New Roman" w:hAnsi="Times New Roman" w:cs="Times New Roman"/>
+          <w:sz w:val="28"/>
+          <w:szCs w:val="28"/>
+        </w:rPr>
+        <w:t xml:space="preserve">■ </w:t>
+      </w:r>
+      <w:proofErr w:type="gramStart"/>
+      <w:r>
+        <w:rPr>
+          <w:rFonts w:ascii="Times New Roman" w:hAnsi="Times New Roman" w:cs="Times New Roman"/>
+          <w:sz w:val="28"/>
+          <w:szCs w:val="28"/>
+        </w:rPr>
+        <w:t>email :</w:t>
+      </w:r>
+      <w:proofErr w:type="gramEnd"/>
+      <w:r>
+        <w:rPr>
+          <w:rFonts w:ascii="Times New Roman" w:hAnsi="Times New Roman" w:cs="Times New Roman"/>
+          <w:sz w:val="28"/>
+          <w:szCs w:val="28"/>
+        </w:rPr>
+        <w:t xml:space="preserve"> varchar(100) &lt;&lt;not null, unique&gt;&gt;</w:t>
       </w:r>
     </w:p>
     <w:p>
       <w:pPr>
         <w:rPr>
-          <w:rFonts w:hint="default" w:ascii="Times New Roman" w:hAnsi="Times New Roman" w:cs="Times New Roman"/>
-          <w:b/>
-          <w:bCs/>
-          <w:sz w:val="28"/>
-          <w:szCs w:val="28"/>
-        </w:rPr>
-      </w:pPr>
-      <w:r>
-        <w:rPr>
-          <w:rFonts w:hint="default" w:ascii="Times New Roman" w:hAnsi="Times New Roman" w:cs="Times New Roman"/>
-          <w:b/>
-          <w:bCs/>
-          <w:sz w:val="28"/>
-          <w:szCs w:val="28"/>
-        </w:rPr>
-        <w:t xml:space="preserve">Проектирование Таблиц: </w:t>
-      </w:r>
-    </w:p>
-    <w:p>
-      <w:pPr>
-        <w:rPr>
-          <w:rFonts w:hint="default" w:ascii="Times New Roman" w:hAnsi="Times New Roman" w:cs="Times New Roman"/>
+          <w:rFonts w:ascii="Times New Roman" w:hAnsi="Times New Roman" w:cs="Times New Roman"/>
           <w:sz w:val="28"/>
           <w:szCs w:val="28"/>
         </w:rPr>
@@ -472,67 +981,114 @@
     <w:p>
       <w:pPr>
         <w:rPr>
-          <w:rFonts w:hint="default" w:ascii="Times New Roman" w:hAnsi="Times New Roman" w:cs="Times New Roman"/>
-          <w:sz w:val="28"/>
-          <w:szCs w:val="28"/>
+          <w:rFonts w:ascii="Times New Roman" w:hAnsi="Times New Roman" w:cs="Times New Roman"/>
+          <w:sz w:val="28"/>
+          <w:szCs w:val="28"/>
+          <w:lang w:val="ru-RU"/>
         </w:rPr>
       </w:pPr>
       <w:r>
         <w:rPr>
-          <w:rFonts w:hint="default" w:ascii="Times New Roman" w:hAnsi="Times New Roman" w:cs="Times New Roman"/>
-          <w:sz w:val="28"/>
-          <w:szCs w:val="28"/>
-        </w:rPr>
-        <w:t xml:space="preserve">1. Table Name: </w:t>
-      </w:r>
-      <w:r>
-        <w:rPr>
-          <w:rFonts w:hint="default" w:ascii="Times New Roman" w:hAnsi="Times New Roman" w:cs="Times New Roman"/>
-          <w:sz w:val="28"/>
-          <w:szCs w:val="28"/>
-          <w:lang w:val="en-US"/>
-        </w:rPr>
-        <w:t>Artist</w:t>
-      </w:r>
-      <w:r>
-        <w:rPr>
-          <w:rFonts w:hint="default" w:ascii="Times New Roman" w:hAnsi="Times New Roman" w:cs="Times New Roman"/>
-          <w:sz w:val="28"/>
-          <w:szCs w:val="28"/>
-        </w:rPr>
-        <w:t xml:space="preserve">s </w:t>
+          <w:rFonts w:ascii="Times New Roman" w:hAnsi="Times New Roman" w:cs="Times New Roman"/>
+          <w:sz w:val="28"/>
+          <w:szCs w:val="28"/>
+          <w:lang w:val="ru-RU"/>
+        </w:rPr>
+        <w:t xml:space="preserve">2. </w:t>
+      </w:r>
+      <w:r>
+        <w:rPr>
+          <w:rFonts w:ascii="Times New Roman" w:hAnsi="Times New Roman" w:cs="Times New Roman"/>
+          <w:sz w:val="28"/>
+          <w:szCs w:val="28"/>
+        </w:rPr>
+        <w:t>Table</w:t>
+      </w:r>
+      <w:r>
+        <w:rPr>
+          <w:rFonts w:ascii="Times New Roman" w:hAnsi="Times New Roman" w:cs="Times New Roman"/>
+          <w:sz w:val="28"/>
+          <w:szCs w:val="28"/>
+          <w:lang w:val="ru-RU"/>
+        </w:rPr>
+        <w:t xml:space="preserve"> </w:t>
+      </w:r>
+      <w:r>
+        <w:rPr>
+          <w:rFonts w:ascii="Times New Roman" w:hAnsi="Times New Roman" w:cs="Times New Roman"/>
+          <w:sz w:val="28"/>
+          <w:szCs w:val="28"/>
+        </w:rPr>
+        <w:t>Name</w:t>
+      </w:r>
+      <w:r>
+        <w:rPr>
+          <w:rFonts w:ascii="Times New Roman" w:hAnsi="Times New Roman" w:cs="Times New Roman"/>
+          <w:sz w:val="28"/>
+          <w:szCs w:val="28"/>
+          <w:lang w:val="ru-RU"/>
+        </w:rPr>
+        <w:t xml:space="preserve">: </w:t>
+      </w:r>
+      <w:r>
+        <w:rPr>
+          <w:rFonts w:ascii="Times New Roman" w:hAnsi="Times New Roman" w:cs="Times New Roman"/>
+          <w:sz w:val="28"/>
+          <w:szCs w:val="28"/>
+        </w:rPr>
+        <w:t>Teachers</w:t>
       </w:r>
     </w:p>
     <w:p>
       <w:pPr>
         <w:rPr>
-          <w:rFonts w:hint="default" w:ascii="Times New Roman" w:hAnsi="Times New Roman" w:cs="Times New Roman"/>
-          <w:sz w:val="28"/>
-          <w:szCs w:val="28"/>
+          <w:rFonts w:ascii="Times New Roman" w:hAnsi="Times New Roman" w:cs="Times New Roman"/>
+          <w:sz w:val="28"/>
+          <w:szCs w:val="28"/>
+          <w:lang w:val="ru-RU"/>
         </w:rPr>
       </w:pPr>
       <w:r>
         <w:rPr>
-          <w:rFonts w:hint="default" w:ascii="Times New Roman" w:hAnsi="Times New Roman" w:cs="Times New Roman"/>
-          <w:sz w:val="28"/>
-          <w:szCs w:val="28"/>
-        </w:rPr>
-        <w:t>○ Description: Хранит информацию об а</w:t>
-      </w:r>
-      <w:r>
-        <w:rPr>
-          <w:rFonts w:hint="default" w:ascii="Times New Roman" w:hAnsi="Times New Roman" w:cs="Times New Roman"/>
-          <w:sz w:val="28"/>
-          <w:szCs w:val="28"/>
-          <w:lang w:val="ru-RU"/>
-        </w:rPr>
-        <w:t>ртистах</w:t>
-      </w:r>
-      <w:r>
-        <w:rPr>
-          <w:rFonts w:hint="default" w:ascii="Times New Roman" w:hAnsi="Times New Roman" w:cs="Times New Roman"/>
-          <w:sz w:val="28"/>
-          <w:szCs w:val="28"/>
+          <w:rFonts w:ascii="Times New Roman" w:hAnsi="Times New Roman" w:cs="Times New Roman"/>
+          <w:sz w:val="28"/>
+          <w:szCs w:val="28"/>
+          <w:lang w:val="ru-RU"/>
+        </w:rPr>
+        <w:t xml:space="preserve">○ </w:t>
+      </w:r>
+      <w:r>
+        <w:rPr>
+          <w:rFonts w:ascii="Times New Roman" w:hAnsi="Times New Roman" w:cs="Times New Roman"/>
+          <w:sz w:val="28"/>
+          <w:szCs w:val="28"/>
+        </w:rPr>
+        <w:t>Description</w:t>
+      </w:r>
+      <w:r>
+        <w:rPr>
+          <w:rFonts w:ascii="Times New Roman" w:hAnsi="Times New Roman" w:cs="Times New Roman"/>
+          <w:sz w:val="28"/>
+          <w:szCs w:val="28"/>
+          <w:lang w:val="ru-RU"/>
+        </w:rPr>
+        <w:t>: Содержит информацию о</w:t>
+      </w:r>
+      <w:r>
+        <w:rPr>
+          <w:rFonts w:ascii="Times New Roman" w:hAnsi="Times New Roman" w:cs="Times New Roman"/>
+          <w:sz w:val="28"/>
+          <w:szCs w:val="28"/>
+          <w:lang w:val="ru-RU"/>
+        </w:rPr>
+        <w:t>б преподавателях</w:t>
+      </w:r>
+      <w:r>
+        <w:rPr>
+          <w:rFonts w:ascii="Times New Roman" w:hAnsi="Times New Roman" w:cs="Times New Roman"/>
+          <w:sz w:val="28"/>
+          <w:szCs w:val="28"/>
+          <w:lang w:val="ru-RU"/>
         </w:rPr>
         <w:t xml:space="preserve">. </w:t>
       </w:r>
@@ -540,14 +1096,14 @@
     <w:p>
       <w:pPr>
         <w:rPr>
-          <w:rFonts w:hint="default" w:ascii="Times New Roman" w:hAnsi="Times New Roman" w:cs="Times New Roman"/>
+          <w:rFonts w:ascii="Times New Roman" w:hAnsi="Times New Roman" w:cs="Times New Roman"/>
           <w:sz w:val="28"/>
           <w:szCs w:val="28"/>
         </w:rPr>
       </w:pPr>
       <w:r>
         <w:rPr>
-          <w:rFonts w:hint="default" w:ascii="Times New Roman" w:hAnsi="Times New Roman" w:cs="Times New Roman"/>
+          <w:rFonts w:ascii="Times New Roman" w:hAnsi="Times New Roman" w:cs="Times New Roman"/>
           <w:sz w:val="28"/>
           <w:szCs w:val="28"/>
         </w:rPr>
@@ -557,204 +1113,383 @@
     <w:p>
       <w:pPr>
         <w:rPr>
-          <w:rFonts w:hint="default" w:ascii="Times New Roman" w:hAnsi="Times New Roman" w:cs="Times New Roman"/>
+          <w:rFonts w:ascii="Times New Roman" w:hAnsi="Times New Roman" w:cs="Times New Roman"/>
           <w:sz w:val="28"/>
           <w:szCs w:val="28"/>
         </w:rPr>
       </w:pPr>
       <w:r>
         <w:rPr>
-          <w:rFonts w:hint="default" w:ascii="Times New Roman" w:hAnsi="Times New Roman" w:cs="Times New Roman"/>
-          <w:sz w:val="28"/>
-          <w:szCs w:val="28"/>
-        </w:rPr>
-        <w:t>■ A</w:t>
-      </w:r>
-      <w:r>
-        <w:rPr>
-          <w:rFonts w:hint="default" w:ascii="Times New Roman" w:hAnsi="Times New Roman" w:cs="Times New Roman"/>
-          <w:sz w:val="28"/>
-          <w:szCs w:val="28"/>
-          <w:lang w:val="en-US"/>
-        </w:rPr>
-        <w:t>rtist</w:t>
-      </w:r>
-      <w:r>
-        <w:rPr>
-          <w:rFonts w:hint="default" w:ascii="Times New Roman" w:hAnsi="Times New Roman" w:cs="Times New Roman"/>
-          <w:sz w:val="28"/>
-          <w:szCs w:val="28"/>
-        </w:rPr>
-        <w:t xml:space="preserve">ID: INTEGER, PK, NOT NULL, UNIQUE </w:t>
+          <w:rFonts w:ascii="Times New Roman" w:hAnsi="Times New Roman" w:cs="Times New Roman"/>
+          <w:sz w:val="28"/>
+          <w:szCs w:val="28"/>
+        </w:rPr>
+        <w:t>■</w:t>
+      </w:r>
+      <w:r>
+        <w:rPr>
+          <w:rFonts w:ascii="Times New Roman" w:hAnsi="Times New Roman" w:cs="Times New Roman"/>
+          <w:sz w:val="28"/>
+          <w:szCs w:val="28"/>
+        </w:rPr>
+        <w:t xml:space="preserve"> * </w:t>
+      </w:r>
+      <w:proofErr w:type="spellStart"/>
+      <w:r>
+        <w:rPr>
+          <w:rFonts w:ascii="Times New Roman" w:hAnsi="Times New Roman" w:cs="Times New Roman"/>
+          <w:sz w:val="28"/>
+          <w:szCs w:val="28"/>
+        </w:rPr>
+        <w:t>teacher_</w:t>
+      </w:r>
+      <w:proofErr w:type="gramStart"/>
+      <w:r>
+        <w:rPr>
+          <w:rFonts w:ascii="Times New Roman" w:hAnsi="Times New Roman" w:cs="Times New Roman"/>
+          <w:sz w:val="28"/>
+          <w:szCs w:val="28"/>
+        </w:rPr>
+        <w:t>id</w:t>
+      </w:r>
+      <w:proofErr w:type="spellEnd"/>
+      <w:r>
+        <w:rPr>
+          <w:rFonts w:ascii="Times New Roman" w:hAnsi="Times New Roman" w:cs="Times New Roman"/>
+          <w:sz w:val="28"/>
+          <w:szCs w:val="28"/>
+        </w:rPr>
+        <w:t xml:space="preserve"> :</w:t>
+      </w:r>
+      <w:proofErr w:type="gramEnd"/>
+      <w:r>
+        <w:rPr>
+          <w:rFonts w:ascii="Times New Roman" w:hAnsi="Times New Roman" w:cs="Times New Roman"/>
+          <w:sz w:val="28"/>
+          <w:szCs w:val="28"/>
+        </w:rPr>
+        <w:t xml:space="preserve"> </w:t>
+      </w:r>
+      <w:proofErr w:type="spellStart"/>
+      <w:r>
+        <w:rPr>
+          <w:rFonts w:ascii="Times New Roman" w:hAnsi="Times New Roman" w:cs="Times New Roman"/>
+          <w:sz w:val="28"/>
+          <w:szCs w:val="28"/>
+        </w:rPr>
+        <w:t>int</w:t>
+      </w:r>
+      <w:proofErr w:type="spellEnd"/>
+      <w:r>
+        <w:rPr>
+          <w:rFonts w:ascii="Times New Roman" w:hAnsi="Times New Roman" w:cs="Times New Roman"/>
+          <w:sz w:val="28"/>
+          <w:szCs w:val="28"/>
+        </w:rPr>
+        <w:t xml:space="preserve"> &lt;&lt;PK, AI&gt;&gt; --</w:t>
       </w:r>
     </w:p>
     <w:p>
       <w:pPr>
         <w:rPr>
-          <w:rFonts w:hint="default" w:ascii="Times New Roman" w:hAnsi="Times New Roman" w:cs="Times New Roman"/>
-          <w:sz w:val="28"/>
-          <w:szCs w:val="28"/>
-          <w:lang w:val="en-US"/>
+          <w:rFonts w:ascii="Times New Roman" w:hAnsi="Times New Roman" w:cs="Times New Roman"/>
+          <w:sz w:val="28"/>
+          <w:szCs w:val="28"/>
         </w:rPr>
       </w:pPr>
       <w:r>
         <w:rPr>
-          <w:rFonts w:hint="default" w:ascii="Times New Roman" w:hAnsi="Times New Roman" w:cs="Times New Roman"/>
-          <w:sz w:val="28"/>
-          <w:szCs w:val="28"/>
-        </w:rPr>
-        <w:t>■ Name: VARCHAR(</w:t>
-      </w:r>
-      <w:r>
-        <w:rPr>
-          <w:rFonts w:hint="default" w:ascii="Times New Roman" w:hAnsi="Times New Roman" w:cs="Times New Roman"/>
-          <w:sz w:val="28"/>
-          <w:szCs w:val="28"/>
-          <w:lang w:val="en-US"/>
-        </w:rPr>
-        <w:t>255</w:t>
-      </w:r>
-      <w:r>
-        <w:rPr>
-          <w:rFonts w:hint="default" w:ascii="Times New Roman" w:hAnsi="Times New Roman" w:cs="Times New Roman"/>
-          <w:sz w:val="28"/>
-          <w:szCs w:val="28"/>
-        </w:rPr>
-        <w:t>), NOT NULL</w:t>
-      </w:r>
-      <w:r>
-        <w:rPr>
-          <w:rFonts w:hint="default" w:ascii="Times New Roman" w:hAnsi="Times New Roman" w:cs="Times New Roman"/>
-          <w:sz w:val="28"/>
-          <w:szCs w:val="28"/>
-          <w:lang w:val="en-US"/>
-        </w:rPr>
-        <w:t>, UNIQUE</w:t>
+          <w:rFonts w:ascii="Times New Roman" w:hAnsi="Times New Roman" w:cs="Times New Roman"/>
+          <w:sz w:val="28"/>
+          <w:szCs w:val="28"/>
+        </w:rPr>
+        <w:t>■</w:t>
+      </w:r>
+      <w:r>
+        <w:rPr>
+          <w:rFonts w:ascii="Times New Roman" w:hAnsi="Times New Roman" w:cs="Times New Roman"/>
+          <w:sz w:val="28"/>
+          <w:szCs w:val="28"/>
+        </w:rPr>
+        <w:t xml:space="preserve"> </w:t>
+      </w:r>
+      <w:proofErr w:type="spellStart"/>
+      <w:r>
+        <w:rPr>
+          <w:rFonts w:ascii="Times New Roman" w:hAnsi="Times New Roman" w:cs="Times New Roman"/>
+          <w:sz w:val="28"/>
+          <w:szCs w:val="28"/>
+        </w:rPr>
+        <w:t>first_</w:t>
+      </w:r>
+      <w:proofErr w:type="gramStart"/>
+      <w:r>
+        <w:rPr>
+          <w:rFonts w:ascii="Times New Roman" w:hAnsi="Times New Roman" w:cs="Times New Roman"/>
+          <w:sz w:val="28"/>
+          <w:szCs w:val="28"/>
+        </w:rPr>
+        <w:t>name</w:t>
+      </w:r>
+      <w:proofErr w:type="spellEnd"/>
+      <w:r>
+        <w:rPr>
+          <w:rFonts w:ascii="Times New Roman" w:hAnsi="Times New Roman" w:cs="Times New Roman"/>
+          <w:sz w:val="28"/>
+          <w:szCs w:val="28"/>
+        </w:rPr>
+        <w:t xml:space="preserve"> :</w:t>
+      </w:r>
+      <w:proofErr w:type="gramEnd"/>
+      <w:r>
+        <w:rPr>
+          <w:rFonts w:ascii="Times New Roman" w:hAnsi="Times New Roman" w:cs="Times New Roman"/>
+          <w:sz w:val="28"/>
+          <w:szCs w:val="28"/>
+        </w:rPr>
+        <w:t xml:space="preserve"> varchar(50) &lt;&lt;not null&gt;&gt;</w:t>
       </w:r>
     </w:p>
     <w:p>
       <w:pPr>
         <w:rPr>
-          <w:rFonts w:hint="default" w:ascii="Times New Roman" w:hAnsi="Times New Roman" w:cs="Times New Roman"/>
+          <w:rFonts w:ascii="Times New Roman" w:hAnsi="Times New Roman" w:cs="Times New Roman"/>
           <w:sz w:val="28"/>
           <w:szCs w:val="28"/>
         </w:rPr>
       </w:pPr>
       <w:r>
         <w:rPr>
-          <w:rFonts w:hint="default" w:ascii="Times New Roman" w:hAnsi="Times New Roman" w:cs="Times New Roman"/>
-          <w:sz w:val="28"/>
-          <w:szCs w:val="28"/>
-        </w:rPr>
-        <w:t xml:space="preserve">■ </w:t>
-      </w:r>
-      <w:r>
-        <w:rPr>
-          <w:rFonts w:hint="default" w:ascii="Times New Roman" w:hAnsi="Times New Roman" w:cs="Times New Roman"/>
-          <w:sz w:val="28"/>
-          <w:szCs w:val="28"/>
-          <w:lang w:val="en-US"/>
-        </w:rPr>
-        <w:t>Country</w:t>
-      </w:r>
-      <w:r>
-        <w:rPr>
-          <w:rFonts w:hint="default" w:ascii="Times New Roman" w:hAnsi="Times New Roman" w:cs="Times New Roman"/>
-          <w:sz w:val="28"/>
-          <w:szCs w:val="28"/>
-        </w:rPr>
-        <w:t xml:space="preserve">: VARCHAR(100) </w:t>
+          <w:rFonts w:ascii="Times New Roman" w:hAnsi="Times New Roman" w:cs="Times New Roman"/>
+          <w:sz w:val="28"/>
+          <w:szCs w:val="28"/>
+        </w:rPr>
+        <w:t>■</w:t>
+      </w:r>
+      <w:r>
+        <w:rPr>
+          <w:rFonts w:ascii="Times New Roman" w:hAnsi="Times New Roman" w:cs="Times New Roman"/>
+          <w:sz w:val="28"/>
+          <w:szCs w:val="28"/>
+        </w:rPr>
+        <w:t xml:space="preserve"> </w:t>
+      </w:r>
+      <w:proofErr w:type="spellStart"/>
+      <w:r>
+        <w:rPr>
+          <w:rFonts w:ascii="Times New Roman" w:hAnsi="Times New Roman" w:cs="Times New Roman"/>
+          <w:sz w:val="28"/>
+          <w:szCs w:val="28"/>
+        </w:rPr>
+        <w:t>last_</w:t>
+      </w:r>
+      <w:proofErr w:type="gramStart"/>
+      <w:r>
+        <w:rPr>
+          <w:rFonts w:ascii="Times New Roman" w:hAnsi="Times New Roman" w:cs="Times New Roman"/>
+          <w:sz w:val="28"/>
+          <w:szCs w:val="28"/>
+        </w:rPr>
+        <w:t>name</w:t>
+      </w:r>
+      <w:proofErr w:type="spellEnd"/>
+      <w:r>
+        <w:rPr>
+          <w:rFonts w:ascii="Times New Roman" w:hAnsi="Times New Roman" w:cs="Times New Roman"/>
+          <w:sz w:val="28"/>
+          <w:szCs w:val="28"/>
+        </w:rPr>
+        <w:t xml:space="preserve"> :</w:t>
+      </w:r>
+      <w:proofErr w:type="gramEnd"/>
+      <w:r>
+        <w:rPr>
+          <w:rFonts w:ascii="Times New Roman" w:hAnsi="Times New Roman" w:cs="Times New Roman"/>
+          <w:sz w:val="28"/>
+          <w:szCs w:val="28"/>
+        </w:rPr>
+        <w:t xml:space="preserve"> varchar(50) &lt;&lt;not null&gt;&gt;</w:t>
       </w:r>
     </w:p>
     <w:p>
       <w:pPr>
         <w:rPr>
-          <w:rFonts w:hint="default" w:ascii="Times New Roman" w:hAnsi="Times New Roman" w:cs="Times New Roman"/>
+          <w:rFonts w:ascii="Times New Roman" w:hAnsi="Times New Roman" w:cs="Times New Roman"/>
           <w:sz w:val="28"/>
           <w:szCs w:val="28"/>
         </w:rPr>
       </w:pPr>
       <w:r>
         <w:rPr>
-          <w:rFonts w:hint="default" w:ascii="Times New Roman" w:hAnsi="Times New Roman" w:cs="Times New Roman"/>
-          <w:sz w:val="28"/>
-          <w:szCs w:val="28"/>
-        </w:rPr>
-        <w:t xml:space="preserve">○ Constraints: </w:t>
+          <w:rFonts w:ascii="Times New Roman" w:hAnsi="Times New Roman" w:cs="Times New Roman"/>
+          <w:sz w:val="28"/>
+          <w:szCs w:val="28"/>
+        </w:rPr>
+        <w:t>■</w:t>
+      </w:r>
+      <w:r>
+        <w:rPr>
+          <w:rFonts w:ascii="Times New Roman" w:hAnsi="Times New Roman" w:cs="Times New Roman"/>
+          <w:sz w:val="28"/>
+          <w:szCs w:val="28"/>
+        </w:rPr>
+        <w:t xml:space="preserve"> </w:t>
+      </w:r>
+      <w:proofErr w:type="spellStart"/>
+      <w:r>
+        <w:rPr>
+          <w:rFonts w:ascii="Times New Roman" w:hAnsi="Times New Roman" w:cs="Times New Roman"/>
+          <w:sz w:val="28"/>
+          <w:szCs w:val="28"/>
+        </w:rPr>
+        <w:t>academic_</w:t>
+      </w:r>
+      <w:proofErr w:type="gramStart"/>
+      <w:r>
+        <w:rPr>
+          <w:rFonts w:ascii="Times New Roman" w:hAnsi="Times New Roman" w:cs="Times New Roman"/>
+          <w:sz w:val="28"/>
+          <w:szCs w:val="28"/>
+        </w:rPr>
+        <w:t>degree</w:t>
+      </w:r>
+      <w:proofErr w:type="spellEnd"/>
+      <w:r>
+        <w:rPr>
+          <w:rFonts w:ascii="Times New Roman" w:hAnsi="Times New Roman" w:cs="Times New Roman"/>
+          <w:sz w:val="28"/>
+          <w:szCs w:val="28"/>
+        </w:rPr>
+        <w:t xml:space="preserve"> :</w:t>
+      </w:r>
+      <w:proofErr w:type="gramEnd"/>
+      <w:r>
+        <w:rPr>
+          <w:rFonts w:ascii="Times New Roman" w:hAnsi="Times New Roman" w:cs="Times New Roman"/>
+          <w:sz w:val="28"/>
+          <w:szCs w:val="28"/>
+        </w:rPr>
+        <w:t xml:space="preserve"> varchar(50)</w:t>
       </w:r>
     </w:p>
     <w:p>
       <w:pPr>
         <w:rPr>
-          <w:rFonts w:hint="default" w:ascii="Times New Roman" w:hAnsi="Times New Roman" w:cs="Times New Roman"/>
+          <w:rFonts w:ascii="Times New Roman" w:hAnsi="Times New Roman" w:cs="Times New Roman"/>
           <w:sz w:val="28"/>
           <w:szCs w:val="28"/>
         </w:rPr>
       </w:pPr>
       <w:r>
         <w:rPr>
-          <w:rFonts w:hint="default" w:ascii="Times New Roman" w:hAnsi="Times New Roman" w:cs="Times New Roman"/>
-          <w:sz w:val="28"/>
-          <w:szCs w:val="28"/>
-        </w:rPr>
-        <w:t>■ PK_A</w:t>
-      </w:r>
-      <w:r>
-        <w:rPr>
-          <w:rFonts w:hint="default" w:ascii="Times New Roman" w:hAnsi="Times New Roman" w:cs="Times New Roman"/>
-          <w:sz w:val="28"/>
-          <w:szCs w:val="28"/>
-          <w:lang w:val="en-US"/>
-        </w:rPr>
-        <w:t>rtists</w:t>
-      </w:r>
-      <w:r>
-        <w:rPr>
-          <w:rFonts w:hint="default" w:ascii="Times New Roman" w:hAnsi="Times New Roman" w:cs="Times New Roman"/>
-          <w:sz w:val="28"/>
-          <w:szCs w:val="28"/>
-        </w:rPr>
-        <w:t>: PRIMARY KEY (A</w:t>
-      </w:r>
-      <w:r>
-        <w:rPr>
-          <w:rFonts w:hint="default" w:ascii="Times New Roman" w:hAnsi="Times New Roman" w:cs="Times New Roman"/>
-          <w:sz w:val="28"/>
-          <w:szCs w:val="28"/>
-          <w:lang w:val="en-US"/>
-        </w:rPr>
-        <w:t>rtist</w:t>
-      </w:r>
-      <w:r>
-        <w:rPr>
-          <w:rFonts w:hint="default" w:ascii="Times New Roman" w:hAnsi="Times New Roman" w:cs="Times New Roman"/>
-          <w:sz w:val="28"/>
-          <w:szCs w:val="28"/>
-        </w:rPr>
-        <w:t xml:space="preserve">ID) </w:t>
+          <w:rFonts w:ascii="Times New Roman" w:hAnsi="Times New Roman" w:cs="Times New Roman"/>
+          <w:sz w:val="28"/>
+          <w:szCs w:val="28"/>
+        </w:rPr>
+        <w:t>■</w:t>
+      </w:r>
+      <w:r>
+        <w:rPr>
+          <w:rFonts w:ascii="Times New Roman" w:hAnsi="Times New Roman" w:cs="Times New Roman"/>
+          <w:sz w:val="28"/>
+          <w:szCs w:val="28"/>
+        </w:rPr>
+        <w:t xml:space="preserve"> </w:t>
+      </w:r>
+      <w:proofErr w:type="spellStart"/>
+      <w:r>
+        <w:rPr>
+          <w:rFonts w:ascii="Times New Roman" w:hAnsi="Times New Roman" w:cs="Times New Roman"/>
+          <w:sz w:val="28"/>
+          <w:szCs w:val="28"/>
+        </w:rPr>
+        <w:t>subject_</w:t>
+      </w:r>
+      <w:proofErr w:type="gramStart"/>
+      <w:r>
+        <w:rPr>
+          <w:rFonts w:ascii="Times New Roman" w:hAnsi="Times New Roman" w:cs="Times New Roman"/>
+          <w:sz w:val="28"/>
+          <w:szCs w:val="28"/>
+        </w:rPr>
+        <w:t>id</w:t>
+      </w:r>
+      <w:proofErr w:type="spellEnd"/>
+      <w:r>
+        <w:rPr>
+          <w:rFonts w:ascii="Times New Roman" w:hAnsi="Times New Roman" w:cs="Times New Roman"/>
+          <w:sz w:val="28"/>
+          <w:szCs w:val="28"/>
+        </w:rPr>
+        <w:t xml:space="preserve"> :</w:t>
+      </w:r>
+      <w:proofErr w:type="gramEnd"/>
+      <w:r>
+        <w:rPr>
+          <w:rFonts w:ascii="Times New Roman" w:hAnsi="Times New Roman" w:cs="Times New Roman"/>
+          <w:sz w:val="28"/>
+          <w:szCs w:val="28"/>
+        </w:rPr>
+        <w:t xml:space="preserve"> </w:t>
+      </w:r>
+      <w:proofErr w:type="spellStart"/>
+      <w:r>
+        <w:rPr>
+          <w:rFonts w:ascii="Times New Roman" w:hAnsi="Times New Roman" w:cs="Times New Roman"/>
+          <w:sz w:val="28"/>
+          <w:szCs w:val="28"/>
+        </w:rPr>
+        <w:t>int</w:t>
+      </w:r>
+      <w:proofErr w:type="spellEnd"/>
+      <w:r>
+        <w:rPr>
+          <w:rFonts w:ascii="Times New Roman" w:hAnsi="Times New Roman" w:cs="Times New Roman"/>
+          <w:sz w:val="28"/>
+          <w:szCs w:val="28"/>
+        </w:rPr>
+        <w:t xml:space="preserve"> &lt;&lt;FK&gt;&gt;</w:t>
       </w:r>
     </w:p>
     <w:p>
       <w:pPr>
         <w:rPr>
-          <w:rFonts w:hint="default" w:ascii="Times New Roman" w:hAnsi="Times New Roman" w:cs="Times New Roman"/>
+          <w:rFonts w:ascii="Times New Roman" w:hAnsi="Times New Roman" w:cs="Times New Roman"/>
           <w:sz w:val="28"/>
           <w:szCs w:val="28"/>
         </w:rPr>
       </w:pPr>
       <w:r>
         <w:rPr>
-          <w:rFonts w:hint="default" w:ascii="Times New Roman" w:hAnsi="Times New Roman" w:cs="Times New Roman"/>
-          <w:sz w:val="28"/>
-          <w:szCs w:val="28"/>
-        </w:rPr>
-        <w:t xml:space="preserve">■ UQ_AuthorFullName: UNIQUE (FirstName, LastName) </w:t>
+          <w:rFonts w:ascii="Times New Roman" w:hAnsi="Times New Roman" w:cs="Times New Roman"/>
+          <w:sz w:val="28"/>
+          <w:szCs w:val="28"/>
+        </w:rPr>
+        <w:t xml:space="preserve">■ </w:t>
+      </w:r>
+      <w:proofErr w:type="gramStart"/>
+      <w:r>
+        <w:rPr>
+          <w:rFonts w:ascii="Times New Roman" w:hAnsi="Times New Roman" w:cs="Times New Roman"/>
+          <w:sz w:val="28"/>
+          <w:szCs w:val="28"/>
+        </w:rPr>
+        <w:t>email :</w:t>
+      </w:r>
+      <w:proofErr w:type="gramEnd"/>
+      <w:r>
+        <w:rPr>
+          <w:rFonts w:ascii="Times New Roman" w:hAnsi="Times New Roman" w:cs="Times New Roman"/>
+          <w:sz w:val="28"/>
+          <w:szCs w:val="28"/>
+        </w:rPr>
+        <w:t xml:space="preserve"> varchar(100) &lt;&lt;not null, unique&gt;&gt;</w:t>
       </w:r>
     </w:p>
     <w:p>
       <w:pPr>
         <w:rPr>
-          <w:rFonts w:hint="default" w:ascii="Times New Roman" w:hAnsi="Times New Roman" w:cs="Times New Roman"/>
+          <w:rFonts w:ascii="Times New Roman" w:hAnsi="Times New Roman" w:cs="Times New Roman"/>
           <w:sz w:val="28"/>
           <w:szCs w:val="28"/>
         </w:rPr>
@@ -763,65 +1498,92 @@
     <w:p>
       <w:pPr>
         <w:rPr>
-          <w:rFonts w:hint="default" w:ascii="Times New Roman" w:hAnsi="Times New Roman" w:cs="Times New Roman"/>
+          <w:rFonts w:ascii="Times New Roman" w:hAnsi="Times New Roman" w:cs="Times New Roman"/>
           <w:sz w:val="28"/>
           <w:szCs w:val="28"/>
         </w:rPr>
       </w:pPr>
       <w:r>
         <w:rPr>
-          <w:rFonts w:hint="default" w:ascii="Times New Roman" w:hAnsi="Times New Roman" w:cs="Times New Roman"/>
-          <w:sz w:val="28"/>
-          <w:szCs w:val="28"/>
-        </w:rPr>
-        <w:t xml:space="preserve">2. Table Name: </w:t>
-      </w:r>
-      <w:r>
-        <w:rPr>
-          <w:rFonts w:hint="default" w:ascii="Times New Roman" w:hAnsi="Times New Roman" w:cs="Times New Roman"/>
-          <w:sz w:val="28"/>
-          <w:szCs w:val="28"/>
-          <w:lang w:val="en-US"/>
-        </w:rPr>
-        <w:t>Albums</w:t>
-      </w:r>
-      <w:r>
-        <w:rPr>
-          <w:rFonts w:hint="default" w:ascii="Times New Roman" w:hAnsi="Times New Roman" w:cs="Times New Roman"/>
-          <w:sz w:val="28"/>
-          <w:szCs w:val="28"/>
-        </w:rPr>
-        <w:t xml:space="preserve"> </w:t>
+          <w:rFonts w:ascii="Times New Roman" w:hAnsi="Times New Roman" w:cs="Times New Roman"/>
+          <w:sz w:val="28"/>
+          <w:szCs w:val="28"/>
+        </w:rPr>
+        <w:t xml:space="preserve">3. Table Name: </w:t>
+      </w:r>
+      <w:r>
+        <w:rPr>
+          <w:rFonts w:ascii="Times New Roman" w:hAnsi="Times New Roman" w:cs="Times New Roman"/>
+          <w:sz w:val="28"/>
+          <w:szCs w:val="28"/>
+        </w:rPr>
+        <w:t>Schedule</w:t>
       </w:r>
     </w:p>
     <w:p>
       <w:pPr>
         <w:rPr>
-          <w:rFonts w:hint="default" w:ascii="Times New Roman" w:hAnsi="Times New Roman" w:cs="Times New Roman"/>
+          <w:rFonts w:ascii="Times New Roman" w:hAnsi="Times New Roman" w:cs="Times New Roman"/>
           <w:sz w:val="28"/>
           <w:szCs w:val="28"/>
         </w:rPr>
       </w:pPr>
       <w:r>
         <w:rPr>
-          <w:rFonts w:hint="default" w:ascii="Times New Roman" w:hAnsi="Times New Roman" w:cs="Times New Roman"/>
-          <w:sz w:val="28"/>
-          <w:szCs w:val="28"/>
-        </w:rPr>
-        <w:t>○ Description: Содержит информацию о</w:t>
-      </w:r>
-      <w:r>
-        <w:rPr>
-          <w:rFonts w:hint="default" w:ascii="Times New Roman" w:hAnsi="Times New Roman" w:cs="Times New Roman"/>
-          <w:sz w:val="28"/>
-          <w:szCs w:val="28"/>
-          <w:lang w:val="ru-RU"/>
-        </w:rPr>
-        <w:t>б альбомах</w:t>
-      </w:r>
-      <w:r>
-        <w:rPr>
-          <w:rFonts w:hint="default" w:ascii="Times New Roman" w:hAnsi="Times New Roman" w:cs="Times New Roman"/>
+          <w:rFonts w:ascii="Times New Roman" w:hAnsi="Times New Roman" w:cs="Times New Roman"/>
+          <w:sz w:val="28"/>
+          <w:szCs w:val="28"/>
+        </w:rPr>
+        <w:t xml:space="preserve">○ Description: </w:t>
+      </w:r>
+      <w:proofErr w:type="spellStart"/>
+      <w:r>
+        <w:rPr>
+          <w:rFonts w:ascii="Times New Roman" w:hAnsi="Times New Roman" w:cs="Times New Roman"/>
+          <w:sz w:val="28"/>
+          <w:szCs w:val="28"/>
+        </w:rPr>
+        <w:t>Хранит</w:t>
+      </w:r>
+      <w:proofErr w:type="spellEnd"/>
+      <w:r>
+        <w:rPr>
+          <w:rFonts w:ascii="Times New Roman" w:hAnsi="Times New Roman" w:cs="Times New Roman"/>
+          <w:sz w:val="28"/>
+          <w:szCs w:val="28"/>
+        </w:rPr>
+        <w:t xml:space="preserve"> </w:t>
+      </w:r>
+      <w:proofErr w:type="spellStart"/>
+      <w:r>
+        <w:rPr>
+          <w:rFonts w:ascii="Times New Roman" w:hAnsi="Times New Roman" w:cs="Times New Roman"/>
+          <w:sz w:val="28"/>
+          <w:szCs w:val="28"/>
+        </w:rPr>
+        <w:t>данные</w:t>
+      </w:r>
+      <w:proofErr w:type="spellEnd"/>
+      <w:r>
+        <w:rPr>
+          <w:rFonts w:ascii="Times New Roman" w:hAnsi="Times New Roman" w:cs="Times New Roman"/>
+          <w:sz w:val="28"/>
+          <w:szCs w:val="28"/>
+        </w:rPr>
+        <w:t xml:space="preserve"> о </w:t>
+      </w:r>
+      <w:r>
+        <w:rPr>
+          <w:rFonts w:ascii="Times New Roman" w:hAnsi="Times New Roman" w:cs="Times New Roman"/>
+          <w:sz w:val="28"/>
+          <w:szCs w:val="28"/>
+          <w:lang w:val="ru-RU"/>
+        </w:rPr>
+        <w:t>расписании</w:t>
+      </w:r>
+      <w:r>
+        <w:rPr>
+          <w:rFonts w:ascii="Times New Roman" w:hAnsi="Times New Roman" w:cs="Times New Roman"/>
           <w:sz w:val="28"/>
           <w:szCs w:val="28"/>
         </w:rPr>
@@ -831,14 +1593,14 @@
     <w:p>
       <w:pPr>
         <w:rPr>
-          <w:rFonts w:hint="default" w:ascii="Times New Roman" w:hAnsi="Times New Roman" w:cs="Times New Roman"/>
+          <w:rFonts w:ascii="Times New Roman" w:hAnsi="Times New Roman" w:cs="Times New Roman"/>
           <w:sz w:val="28"/>
           <w:szCs w:val="28"/>
         </w:rPr>
       </w:pPr>
       <w:r>
         <w:rPr>
-          <w:rFonts w:hint="default" w:ascii="Times New Roman" w:hAnsi="Times New Roman" w:cs="Times New Roman"/>
+          <w:rFonts w:ascii="Times New Roman" w:hAnsi="Times New Roman" w:cs="Times New Roman"/>
           <w:sz w:val="28"/>
           <w:szCs w:val="28"/>
         </w:rPr>
@@ -848,424 +1610,515 @@
     <w:p>
       <w:pPr>
         <w:rPr>
-          <w:rFonts w:hint="default" w:ascii="Times New Roman" w:hAnsi="Times New Roman" w:cs="Times New Roman"/>
+          <w:rFonts w:ascii="Times New Roman" w:hAnsi="Times New Roman" w:cs="Times New Roman"/>
           <w:sz w:val="28"/>
           <w:szCs w:val="28"/>
         </w:rPr>
       </w:pPr>
       <w:r>
         <w:rPr>
-          <w:rFonts w:hint="default" w:ascii="Times New Roman" w:hAnsi="Times New Roman" w:cs="Times New Roman"/>
-          <w:sz w:val="28"/>
-          <w:szCs w:val="28"/>
-        </w:rPr>
-        <w:t xml:space="preserve">■ </w:t>
-      </w:r>
-      <w:r>
-        <w:rPr>
-          <w:rFonts w:hint="default" w:ascii="Times New Roman" w:hAnsi="Times New Roman" w:cs="Times New Roman"/>
-          <w:sz w:val="28"/>
-          <w:szCs w:val="28"/>
-          <w:lang w:val="en-US"/>
-        </w:rPr>
-        <w:t>Album</w:t>
-      </w:r>
-      <w:r>
-        <w:rPr>
-          <w:rFonts w:hint="default" w:ascii="Times New Roman" w:hAnsi="Times New Roman" w:cs="Times New Roman"/>
-          <w:sz w:val="28"/>
-          <w:szCs w:val="28"/>
-        </w:rPr>
-        <w:t xml:space="preserve">ID: INTEGER, PK, NOT NULL, UNIQUE </w:t>
+          <w:rFonts w:ascii="Times New Roman" w:hAnsi="Times New Roman" w:cs="Times New Roman"/>
+          <w:sz w:val="28"/>
+          <w:szCs w:val="28"/>
+        </w:rPr>
+        <w:t>■</w:t>
+      </w:r>
+      <w:r>
+        <w:rPr>
+          <w:rFonts w:ascii="Times New Roman" w:hAnsi="Times New Roman" w:cs="Times New Roman"/>
+          <w:sz w:val="28"/>
+          <w:szCs w:val="28"/>
+        </w:rPr>
+        <w:t xml:space="preserve"> * </w:t>
+      </w:r>
+      <w:proofErr w:type="spellStart"/>
+      <w:r>
+        <w:rPr>
+          <w:rFonts w:ascii="Times New Roman" w:hAnsi="Times New Roman" w:cs="Times New Roman"/>
+          <w:sz w:val="28"/>
+          <w:szCs w:val="28"/>
+        </w:rPr>
+        <w:t>schedule_</w:t>
+      </w:r>
+      <w:proofErr w:type="gramStart"/>
+      <w:r>
+        <w:rPr>
+          <w:rFonts w:ascii="Times New Roman" w:hAnsi="Times New Roman" w:cs="Times New Roman"/>
+          <w:sz w:val="28"/>
+          <w:szCs w:val="28"/>
+        </w:rPr>
+        <w:t>id</w:t>
+      </w:r>
+      <w:proofErr w:type="spellEnd"/>
+      <w:r>
+        <w:rPr>
+          <w:rFonts w:ascii="Times New Roman" w:hAnsi="Times New Roman" w:cs="Times New Roman"/>
+          <w:sz w:val="28"/>
+          <w:szCs w:val="28"/>
+        </w:rPr>
+        <w:t xml:space="preserve"> :</w:t>
+      </w:r>
+      <w:proofErr w:type="gramEnd"/>
+      <w:r>
+        <w:rPr>
+          <w:rFonts w:ascii="Times New Roman" w:hAnsi="Times New Roman" w:cs="Times New Roman"/>
+          <w:sz w:val="28"/>
+          <w:szCs w:val="28"/>
+        </w:rPr>
+        <w:t xml:space="preserve"> </w:t>
+      </w:r>
+      <w:proofErr w:type="spellStart"/>
+      <w:r>
+        <w:rPr>
+          <w:rFonts w:ascii="Times New Roman" w:hAnsi="Times New Roman" w:cs="Times New Roman"/>
+          <w:sz w:val="28"/>
+          <w:szCs w:val="28"/>
+        </w:rPr>
+        <w:t>int</w:t>
+      </w:r>
+      <w:proofErr w:type="spellEnd"/>
+      <w:r>
+        <w:rPr>
+          <w:rFonts w:ascii="Times New Roman" w:hAnsi="Times New Roman" w:cs="Times New Roman"/>
+          <w:sz w:val="28"/>
+          <w:szCs w:val="28"/>
+        </w:rPr>
+        <w:t xml:space="preserve"> &lt;&lt;PK, AI&gt;&gt; --</w:t>
       </w:r>
     </w:p>
     <w:p>
       <w:pPr>
         <w:rPr>
-          <w:rFonts w:hint="default" w:ascii="Times New Roman" w:hAnsi="Times New Roman" w:cs="Times New Roman"/>
+          <w:rFonts w:ascii="Times New Roman" w:hAnsi="Times New Roman" w:cs="Times New Roman"/>
           <w:sz w:val="28"/>
           <w:szCs w:val="28"/>
         </w:rPr>
       </w:pPr>
       <w:r>
         <w:rPr>
-          <w:rFonts w:hint="default" w:ascii="Times New Roman" w:hAnsi="Times New Roman" w:cs="Times New Roman"/>
-          <w:sz w:val="28"/>
-          <w:szCs w:val="28"/>
-        </w:rPr>
-        <w:t xml:space="preserve">■ Title: VARCHAR(255), NOT NULL </w:t>
+          <w:rFonts w:ascii="Times New Roman" w:hAnsi="Times New Roman" w:cs="Times New Roman"/>
+          <w:sz w:val="28"/>
+          <w:szCs w:val="28"/>
+        </w:rPr>
+        <w:t>■</w:t>
+      </w:r>
+      <w:r>
+        <w:rPr>
+          <w:rFonts w:ascii="Times New Roman" w:hAnsi="Times New Roman" w:cs="Times New Roman"/>
+          <w:sz w:val="28"/>
+          <w:szCs w:val="28"/>
+        </w:rPr>
+        <w:t xml:space="preserve"> </w:t>
+      </w:r>
+      <w:proofErr w:type="spellStart"/>
+      <w:r>
+        <w:rPr>
+          <w:rFonts w:ascii="Times New Roman" w:hAnsi="Times New Roman" w:cs="Times New Roman"/>
+          <w:sz w:val="28"/>
+          <w:szCs w:val="28"/>
+        </w:rPr>
+        <w:t>subject_</w:t>
+      </w:r>
+      <w:proofErr w:type="gramStart"/>
+      <w:r>
+        <w:rPr>
+          <w:rFonts w:ascii="Times New Roman" w:hAnsi="Times New Roman" w:cs="Times New Roman"/>
+          <w:sz w:val="28"/>
+          <w:szCs w:val="28"/>
+        </w:rPr>
+        <w:t>id</w:t>
+      </w:r>
+      <w:proofErr w:type="spellEnd"/>
+      <w:r>
+        <w:rPr>
+          <w:rFonts w:ascii="Times New Roman" w:hAnsi="Times New Roman" w:cs="Times New Roman"/>
+          <w:sz w:val="28"/>
+          <w:szCs w:val="28"/>
+        </w:rPr>
+        <w:t xml:space="preserve"> :</w:t>
+      </w:r>
+      <w:proofErr w:type="gramEnd"/>
+      <w:r>
+        <w:rPr>
+          <w:rFonts w:ascii="Times New Roman" w:hAnsi="Times New Roman" w:cs="Times New Roman"/>
+          <w:sz w:val="28"/>
+          <w:szCs w:val="28"/>
+        </w:rPr>
+        <w:t xml:space="preserve"> </w:t>
+      </w:r>
+      <w:proofErr w:type="spellStart"/>
+      <w:r>
+        <w:rPr>
+          <w:rFonts w:ascii="Times New Roman" w:hAnsi="Times New Roman" w:cs="Times New Roman"/>
+          <w:sz w:val="28"/>
+          <w:szCs w:val="28"/>
+        </w:rPr>
+        <w:t>int</w:t>
+      </w:r>
+      <w:proofErr w:type="spellEnd"/>
+      <w:r>
+        <w:rPr>
+          <w:rFonts w:ascii="Times New Roman" w:hAnsi="Times New Roman" w:cs="Times New Roman"/>
+          <w:sz w:val="28"/>
+          <w:szCs w:val="28"/>
+        </w:rPr>
+        <w:t xml:space="preserve"> &lt;&lt;not null, FK&gt;&gt;</w:t>
       </w:r>
     </w:p>
     <w:p>
       <w:pPr>
         <w:rPr>
-          <w:rFonts w:hint="default" w:ascii="Times New Roman" w:hAnsi="Times New Roman" w:cs="Times New Roman"/>
+          <w:rFonts w:ascii="Times New Roman" w:hAnsi="Times New Roman" w:cs="Times New Roman"/>
           <w:sz w:val="28"/>
           <w:szCs w:val="28"/>
         </w:rPr>
       </w:pPr>
       <w:r>
         <w:rPr>
-          <w:rFonts w:hint="default" w:ascii="Times New Roman" w:hAnsi="Times New Roman" w:cs="Times New Roman"/>
-          <w:sz w:val="28"/>
-          <w:szCs w:val="28"/>
-        </w:rPr>
-        <w:t xml:space="preserve">■ </w:t>
-      </w:r>
-      <w:r>
-        <w:rPr>
-          <w:rFonts w:hint="default" w:ascii="Times New Roman" w:hAnsi="Times New Roman" w:cs="Times New Roman"/>
-          <w:sz w:val="28"/>
-          <w:szCs w:val="28"/>
-          <w:lang w:val="en-US"/>
-        </w:rPr>
-        <w:t>Release</w:t>
-      </w:r>
-      <w:r>
-        <w:rPr>
-          <w:rFonts w:hint="default" w:ascii="Times New Roman" w:hAnsi="Times New Roman" w:cs="Times New Roman"/>
-          <w:sz w:val="28"/>
-          <w:szCs w:val="28"/>
-        </w:rPr>
-        <w:t xml:space="preserve">Year: INTEGER </w:t>
+          <w:rFonts w:ascii="Times New Roman" w:hAnsi="Times New Roman" w:cs="Times New Roman"/>
+          <w:sz w:val="28"/>
+          <w:szCs w:val="28"/>
+        </w:rPr>
+        <w:t>■</w:t>
+      </w:r>
+      <w:r>
+        <w:rPr>
+          <w:rFonts w:ascii="Times New Roman" w:hAnsi="Times New Roman" w:cs="Times New Roman"/>
+          <w:sz w:val="28"/>
+          <w:szCs w:val="28"/>
+        </w:rPr>
+        <w:t xml:space="preserve"> </w:t>
+      </w:r>
+      <w:proofErr w:type="spellStart"/>
+      <w:r>
+        <w:rPr>
+          <w:rFonts w:ascii="Times New Roman" w:hAnsi="Times New Roman" w:cs="Times New Roman"/>
+          <w:sz w:val="28"/>
+          <w:szCs w:val="28"/>
+        </w:rPr>
+        <w:t>group_</w:t>
+      </w:r>
+      <w:proofErr w:type="gramStart"/>
+      <w:r>
+        <w:rPr>
+          <w:rFonts w:ascii="Times New Roman" w:hAnsi="Times New Roman" w:cs="Times New Roman"/>
+          <w:sz w:val="28"/>
+          <w:szCs w:val="28"/>
+        </w:rPr>
+        <w:t>name</w:t>
+      </w:r>
+      <w:proofErr w:type="spellEnd"/>
+      <w:r>
+        <w:rPr>
+          <w:rFonts w:ascii="Times New Roman" w:hAnsi="Times New Roman" w:cs="Times New Roman"/>
+          <w:sz w:val="28"/>
+          <w:szCs w:val="28"/>
+        </w:rPr>
+        <w:t xml:space="preserve"> :</w:t>
+      </w:r>
+      <w:proofErr w:type="gramEnd"/>
+      <w:r>
+        <w:rPr>
+          <w:rFonts w:ascii="Times New Roman" w:hAnsi="Times New Roman" w:cs="Times New Roman"/>
+          <w:sz w:val="28"/>
+          <w:szCs w:val="28"/>
+        </w:rPr>
+        <w:t xml:space="preserve"> varchar(20) &lt;&lt;not null, FK&gt;&gt;</w:t>
       </w:r>
     </w:p>
     <w:p>
       <w:pPr>
         <w:rPr>
-          <w:rFonts w:hint="default" w:ascii="Times New Roman" w:hAnsi="Times New Roman" w:cs="Times New Roman"/>
+          <w:rFonts w:ascii="Times New Roman" w:hAnsi="Times New Roman" w:cs="Times New Roman"/>
           <w:sz w:val="28"/>
           <w:szCs w:val="28"/>
         </w:rPr>
       </w:pPr>
       <w:r>
         <w:rPr>
-          <w:rFonts w:hint="default" w:ascii="Times New Roman" w:hAnsi="Times New Roman" w:cs="Times New Roman"/>
-          <w:sz w:val="28"/>
-          <w:szCs w:val="28"/>
-        </w:rPr>
-        <w:t xml:space="preserve">■ </w:t>
-      </w:r>
-      <w:r>
-        <w:rPr>
-          <w:rFonts w:hint="default" w:ascii="Times New Roman" w:hAnsi="Times New Roman" w:cs="Times New Roman"/>
-          <w:sz w:val="28"/>
-          <w:szCs w:val="28"/>
-          <w:lang w:val="en-US"/>
-        </w:rPr>
-        <w:t>Artist</w:t>
-      </w:r>
-      <w:r>
-        <w:rPr>
-          <w:rFonts w:hint="default" w:ascii="Times New Roman" w:hAnsi="Times New Roman" w:cs="Times New Roman"/>
-          <w:sz w:val="28"/>
-          <w:szCs w:val="28"/>
-        </w:rPr>
-        <w:t xml:space="preserve">ID: INTEGER, FK (REFERENCES </w:t>
-      </w:r>
-      <w:r>
-        <w:rPr>
-          <w:rFonts w:hint="default" w:ascii="Times New Roman" w:hAnsi="Times New Roman" w:cs="Times New Roman"/>
-          <w:sz w:val="28"/>
-          <w:szCs w:val="28"/>
-          <w:lang w:val="en-US"/>
-        </w:rPr>
-        <w:t>Artists</w:t>
-      </w:r>
-      <w:r>
-        <w:rPr>
-          <w:rFonts w:hint="default" w:ascii="Times New Roman" w:hAnsi="Times New Roman" w:cs="Times New Roman"/>
-          <w:sz w:val="28"/>
-          <w:szCs w:val="28"/>
-        </w:rPr>
-        <w:t xml:space="preserve">), NOT NULL </w:t>
+          <w:rFonts w:ascii="Times New Roman" w:hAnsi="Times New Roman" w:cs="Times New Roman"/>
+          <w:sz w:val="28"/>
+          <w:szCs w:val="28"/>
+        </w:rPr>
+        <w:t>■</w:t>
+      </w:r>
+      <w:r>
+        <w:rPr>
+          <w:rFonts w:ascii="Times New Roman" w:hAnsi="Times New Roman" w:cs="Times New Roman"/>
+          <w:sz w:val="28"/>
+          <w:szCs w:val="28"/>
+        </w:rPr>
+        <w:t xml:space="preserve"> </w:t>
+      </w:r>
+      <w:proofErr w:type="gramStart"/>
+      <w:r>
+        <w:rPr>
+          <w:rFonts w:ascii="Times New Roman" w:hAnsi="Times New Roman" w:cs="Times New Roman"/>
+          <w:sz w:val="28"/>
+          <w:szCs w:val="28"/>
+        </w:rPr>
+        <w:t>room :</w:t>
+      </w:r>
+      <w:proofErr w:type="gramEnd"/>
+      <w:r>
+        <w:rPr>
+          <w:rFonts w:ascii="Times New Roman" w:hAnsi="Times New Roman" w:cs="Times New Roman"/>
+          <w:sz w:val="28"/>
+          <w:szCs w:val="28"/>
+        </w:rPr>
+        <w:t xml:space="preserve"> varchar(20) &lt;&lt;not null&gt;&gt;</w:t>
       </w:r>
     </w:p>
     <w:p>
       <w:pPr>
         <w:rPr>
-          <w:rFonts w:hint="default" w:ascii="Times New Roman" w:hAnsi="Times New Roman" w:cs="Times New Roman"/>
+          <w:rFonts w:ascii="Times New Roman" w:hAnsi="Times New Roman" w:cs="Times New Roman"/>
           <w:sz w:val="28"/>
           <w:szCs w:val="28"/>
         </w:rPr>
       </w:pPr>
       <w:r>
         <w:rPr>
-          <w:rFonts w:hint="default" w:ascii="Times New Roman" w:hAnsi="Times New Roman" w:cs="Times New Roman"/>
-          <w:sz w:val="28"/>
-          <w:szCs w:val="28"/>
-        </w:rPr>
-        <w:t xml:space="preserve">○ Constraints: </w:t>
+          <w:rFonts w:ascii="Times New Roman" w:hAnsi="Times New Roman" w:cs="Times New Roman"/>
+          <w:sz w:val="28"/>
+          <w:szCs w:val="28"/>
+        </w:rPr>
+        <w:t xml:space="preserve">■ </w:t>
+      </w:r>
+      <w:proofErr w:type="spellStart"/>
+      <w:r>
+        <w:rPr>
+          <w:rFonts w:ascii="Times New Roman" w:hAnsi="Times New Roman" w:cs="Times New Roman"/>
+          <w:sz w:val="28"/>
+          <w:szCs w:val="28"/>
+        </w:rPr>
+        <w:t>day_of_</w:t>
+      </w:r>
+      <w:proofErr w:type="gramStart"/>
+      <w:r>
+        <w:rPr>
+          <w:rFonts w:ascii="Times New Roman" w:hAnsi="Times New Roman" w:cs="Times New Roman"/>
+          <w:sz w:val="28"/>
+          <w:szCs w:val="28"/>
+        </w:rPr>
+        <w:t>week</w:t>
+      </w:r>
+      <w:proofErr w:type="spellEnd"/>
+      <w:r>
+        <w:rPr>
+          <w:rFonts w:ascii="Times New Roman" w:hAnsi="Times New Roman" w:cs="Times New Roman"/>
+          <w:sz w:val="28"/>
+          <w:szCs w:val="28"/>
+        </w:rPr>
+        <w:t xml:space="preserve"> :</w:t>
+      </w:r>
+      <w:proofErr w:type="gramEnd"/>
+      <w:r>
+        <w:rPr>
+          <w:rFonts w:ascii="Times New Roman" w:hAnsi="Times New Roman" w:cs="Times New Roman"/>
+          <w:sz w:val="28"/>
+          <w:szCs w:val="28"/>
+        </w:rPr>
+        <w:t xml:space="preserve"> varchar(10) &lt;&lt;not null, check: </w:t>
+      </w:r>
+      <w:proofErr w:type="spellStart"/>
+      <w:r>
+        <w:rPr>
+          <w:rFonts w:ascii="Times New Roman" w:hAnsi="Times New Roman" w:cs="Times New Roman"/>
+          <w:sz w:val="28"/>
+          <w:szCs w:val="28"/>
+        </w:rPr>
+        <w:t>day_of_week</w:t>
+      </w:r>
+      <w:proofErr w:type="spellEnd"/>
+      <w:r>
+        <w:rPr>
+          <w:rFonts w:ascii="Times New Roman" w:hAnsi="Times New Roman" w:cs="Times New Roman"/>
+          <w:sz w:val="28"/>
+          <w:szCs w:val="28"/>
+        </w:rPr>
+        <w:t xml:space="preserve"> IN ('Monday', 'Tuesday', 'Wednesday', 'Thursday', 'Friday', 'Saturday', 'Sunday')&gt;&gt;</w:t>
       </w:r>
     </w:p>
     <w:p>
       <w:pPr>
         <w:rPr>
-          <w:rFonts w:hint="default" w:ascii="Times New Roman" w:hAnsi="Times New Roman" w:cs="Times New Roman"/>
+          <w:rFonts w:ascii="Times New Roman" w:hAnsi="Times New Roman" w:cs="Times New Roman"/>
           <w:sz w:val="28"/>
           <w:szCs w:val="28"/>
         </w:rPr>
       </w:pPr>
       <w:r>
         <w:rPr>
-          <w:rFonts w:hint="default" w:ascii="Times New Roman" w:hAnsi="Times New Roman" w:cs="Times New Roman"/>
-          <w:sz w:val="28"/>
-          <w:szCs w:val="28"/>
-        </w:rPr>
-        <w:t>■ PK_</w:t>
-      </w:r>
-      <w:r>
-        <w:rPr>
-          <w:rFonts w:hint="default" w:ascii="Times New Roman" w:hAnsi="Times New Roman" w:cs="Times New Roman"/>
-          <w:sz w:val="28"/>
-          <w:szCs w:val="28"/>
-          <w:lang w:val="en-US"/>
-        </w:rPr>
-        <w:t>Albums</w:t>
-      </w:r>
-      <w:r>
-        <w:rPr>
-          <w:rFonts w:hint="default" w:ascii="Times New Roman" w:hAnsi="Times New Roman" w:cs="Times New Roman"/>
-          <w:sz w:val="28"/>
-          <w:szCs w:val="28"/>
-        </w:rPr>
-        <w:t>: PRIMARY KEY (</w:t>
-      </w:r>
-      <w:r>
-        <w:rPr>
-          <w:rFonts w:hint="default" w:ascii="Times New Roman" w:hAnsi="Times New Roman" w:cs="Times New Roman"/>
-          <w:sz w:val="28"/>
-          <w:szCs w:val="28"/>
-          <w:lang w:val="en-US"/>
-        </w:rPr>
-        <w:t>Album</w:t>
-      </w:r>
-      <w:r>
-        <w:rPr>
-          <w:rFonts w:hint="default" w:ascii="Times New Roman" w:hAnsi="Times New Roman" w:cs="Times New Roman"/>
-          <w:sz w:val="28"/>
-          <w:szCs w:val="28"/>
-        </w:rPr>
-        <w:t xml:space="preserve">ID) </w:t>
+          <w:rFonts w:ascii="Times New Roman" w:hAnsi="Times New Roman" w:cs="Times New Roman"/>
+          <w:sz w:val="28"/>
+          <w:szCs w:val="28"/>
+        </w:rPr>
+        <w:lastRenderedPageBreak/>
+        <w:t xml:space="preserve"> </w:t>
+      </w:r>
+      <w:r>
+        <w:rPr>
+          <w:rFonts w:ascii="Times New Roman" w:hAnsi="Times New Roman" w:cs="Times New Roman"/>
+          <w:sz w:val="28"/>
+          <w:szCs w:val="28"/>
+        </w:rPr>
+        <w:t>■</w:t>
+      </w:r>
+      <w:r>
+        <w:rPr>
+          <w:rFonts w:ascii="Times New Roman" w:hAnsi="Times New Roman" w:cs="Times New Roman"/>
+          <w:sz w:val="28"/>
+          <w:szCs w:val="28"/>
+        </w:rPr>
+        <w:t xml:space="preserve"> </w:t>
+      </w:r>
+      <w:proofErr w:type="spellStart"/>
+      <w:r>
+        <w:rPr>
+          <w:rFonts w:ascii="Times New Roman" w:hAnsi="Times New Roman" w:cs="Times New Roman"/>
+          <w:sz w:val="28"/>
+          <w:szCs w:val="28"/>
+        </w:rPr>
+        <w:t>start_</w:t>
+      </w:r>
+      <w:proofErr w:type="gramStart"/>
+      <w:r>
+        <w:rPr>
+          <w:rFonts w:ascii="Times New Roman" w:hAnsi="Times New Roman" w:cs="Times New Roman"/>
+          <w:sz w:val="28"/>
+          <w:szCs w:val="28"/>
+        </w:rPr>
+        <w:t>time</w:t>
+      </w:r>
+      <w:proofErr w:type="spellEnd"/>
+      <w:r>
+        <w:rPr>
+          <w:rFonts w:ascii="Times New Roman" w:hAnsi="Times New Roman" w:cs="Times New Roman"/>
+          <w:sz w:val="28"/>
+          <w:szCs w:val="28"/>
+        </w:rPr>
+        <w:t xml:space="preserve"> :</w:t>
+      </w:r>
+      <w:proofErr w:type="gramEnd"/>
+      <w:r>
+        <w:rPr>
+          <w:rFonts w:ascii="Times New Roman" w:hAnsi="Times New Roman" w:cs="Times New Roman"/>
+          <w:sz w:val="28"/>
+          <w:szCs w:val="28"/>
+        </w:rPr>
+        <w:t xml:space="preserve"> time &lt;&lt;not null&gt;&gt;</w:t>
       </w:r>
     </w:p>
     <w:p>
       <w:pPr>
         <w:rPr>
-          <w:rFonts w:hint="default" w:ascii="Times New Roman" w:hAnsi="Times New Roman" w:cs="Times New Roman"/>
+          <w:rFonts w:ascii="Times New Roman" w:hAnsi="Times New Roman" w:cs="Times New Roman"/>
           <w:sz w:val="28"/>
           <w:szCs w:val="28"/>
         </w:rPr>
       </w:pPr>
       <w:r>
         <w:rPr>
-          <w:rFonts w:hint="default" w:ascii="Times New Roman" w:hAnsi="Times New Roman" w:cs="Times New Roman"/>
-          <w:sz w:val="28"/>
-          <w:szCs w:val="28"/>
-        </w:rPr>
-        <w:t>■ CHK_</w:t>
-      </w:r>
-      <w:r>
-        <w:rPr>
-          <w:rFonts w:hint="default" w:ascii="Times New Roman" w:hAnsi="Times New Roman" w:cs="Times New Roman"/>
-          <w:sz w:val="28"/>
-          <w:szCs w:val="28"/>
-          <w:lang w:val="en-US"/>
-        </w:rPr>
-        <w:t>Release</w:t>
-      </w:r>
-      <w:r>
-        <w:rPr>
-          <w:rFonts w:hint="default" w:ascii="Times New Roman" w:hAnsi="Times New Roman" w:cs="Times New Roman"/>
-          <w:sz w:val="28"/>
-          <w:szCs w:val="28"/>
-        </w:rPr>
-        <w:t>Year: CHECK (</w:t>
-      </w:r>
-      <w:r>
-        <w:rPr>
-          <w:rFonts w:hint="default" w:ascii="Times New Roman" w:hAnsi="Times New Roman" w:cs="Times New Roman"/>
-          <w:sz w:val="28"/>
-          <w:szCs w:val="28"/>
-          <w:lang w:val="en-US"/>
-        </w:rPr>
-        <w:t>Release</w:t>
-      </w:r>
-      <w:r>
-        <w:rPr>
-          <w:rFonts w:hint="default" w:ascii="Times New Roman" w:hAnsi="Times New Roman" w:cs="Times New Roman"/>
-          <w:sz w:val="28"/>
-          <w:szCs w:val="28"/>
-        </w:rPr>
-        <w:t>Year &gt;= 1</w:t>
-      </w:r>
-      <w:r>
-        <w:rPr>
-          <w:rFonts w:hint="default" w:ascii="Times New Roman" w:hAnsi="Times New Roman" w:cs="Times New Roman"/>
-          <w:sz w:val="28"/>
-          <w:szCs w:val="28"/>
-          <w:lang w:val="en-US"/>
-        </w:rPr>
-        <w:t>900</w:t>
-      </w:r>
-      <w:r>
-        <w:rPr>
-          <w:rFonts w:hint="default" w:ascii="Times New Roman" w:hAnsi="Times New Roman" w:cs="Times New Roman"/>
-          <w:sz w:val="28"/>
-          <w:szCs w:val="28"/>
-        </w:rPr>
-        <w:t xml:space="preserve"> AND </w:t>
+          <w:rFonts w:ascii="Times New Roman" w:hAnsi="Times New Roman" w:cs="Times New Roman"/>
+          <w:sz w:val="28"/>
+          <w:szCs w:val="28"/>
+        </w:rPr>
+        <w:t xml:space="preserve"> </w:t>
+      </w:r>
+      <w:r>
+        <w:rPr>
+          <w:rFonts w:ascii="Times New Roman" w:hAnsi="Times New Roman" w:cs="Times New Roman"/>
+          <w:sz w:val="28"/>
+          <w:szCs w:val="28"/>
+        </w:rPr>
+        <w:t>■</w:t>
+      </w:r>
+      <w:r>
+        <w:rPr>
+          <w:rFonts w:ascii="Times New Roman" w:hAnsi="Times New Roman" w:cs="Times New Roman"/>
+          <w:sz w:val="28"/>
+          <w:szCs w:val="28"/>
+        </w:rPr>
+        <w:t xml:space="preserve"> </w:t>
+      </w:r>
+      <w:proofErr w:type="spellStart"/>
+      <w:r>
+        <w:rPr>
+          <w:rFonts w:ascii="Times New Roman" w:hAnsi="Times New Roman" w:cs="Times New Roman"/>
+          <w:sz w:val="28"/>
+          <w:szCs w:val="28"/>
+        </w:rPr>
+        <w:t>end_</w:t>
+      </w:r>
+      <w:proofErr w:type="gramStart"/>
+      <w:r>
+        <w:rPr>
+          <w:rFonts w:ascii="Times New Roman" w:hAnsi="Times New Roman" w:cs="Times New Roman"/>
+          <w:sz w:val="28"/>
+          <w:szCs w:val="28"/>
+        </w:rPr>
+        <w:t>time</w:t>
+      </w:r>
+      <w:proofErr w:type="spellEnd"/>
+      <w:r>
+        <w:rPr>
+          <w:rFonts w:ascii="Times New Roman" w:hAnsi="Times New Roman" w:cs="Times New Roman"/>
+          <w:sz w:val="28"/>
+          <w:szCs w:val="28"/>
+        </w:rPr>
+        <w:t xml:space="preserve"> :</w:t>
+      </w:r>
+      <w:proofErr w:type="gramEnd"/>
+      <w:r>
+        <w:rPr>
+          <w:rFonts w:ascii="Times New Roman" w:hAnsi="Times New Roman" w:cs="Times New Roman"/>
+          <w:sz w:val="28"/>
+          <w:szCs w:val="28"/>
+        </w:rPr>
+        <w:t xml:space="preserve"> time &lt;&lt;not null, check: </w:t>
+      </w:r>
+      <w:proofErr w:type="spellStart"/>
+      <w:r>
+        <w:rPr>
+          <w:rFonts w:ascii="Times New Roman" w:hAnsi="Times New Roman" w:cs="Times New Roman"/>
+          <w:sz w:val="28"/>
+          <w:szCs w:val="28"/>
+        </w:rPr>
+        <w:t>end_time</w:t>
+      </w:r>
+      <w:proofErr w:type="spellEnd"/>
+      <w:r>
+        <w:rPr>
+          <w:rFonts w:ascii="Times New Roman" w:hAnsi="Times New Roman" w:cs="Times New Roman"/>
+          <w:sz w:val="28"/>
+          <w:szCs w:val="28"/>
+        </w:rPr>
+        <w:t xml:space="preserve"> &gt; </w:t>
+      </w:r>
+      <w:proofErr w:type="spellStart"/>
+      <w:r>
+        <w:rPr>
+          <w:rFonts w:ascii="Times New Roman" w:hAnsi="Times New Roman" w:cs="Times New Roman"/>
+          <w:sz w:val="28"/>
+          <w:szCs w:val="28"/>
+        </w:rPr>
+        <w:t>start_time</w:t>
+      </w:r>
+      <w:proofErr w:type="spellEnd"/>
+      <w:r>
+        <w:rPr>
+          <w:rFonts w:ascii="Times New Roman" w:hAnsi="Times New Roman" w:cs="Times New Roman"/>
+          <w:sz w:val="28"/>
+          <w:szCs w:val="28"/>
+        </w:rPr>
+        <w:t>&gt;&gt;</w:t>
       </w:r>
     </w:p>
     <w:p>
       <w:pPr>
         <w:rPr>
-          <w:rFonts w:hint="default" w:ascii="Times New Roman" w:hAnsi="Times New Roman" w:cs="Times New Roman"/>
-          <w:sz w:val="28"/>
-          <w:szCs w:val="28"/>
-        </w:rPr>
-      </w:pPr>
-      <w:r>
-        <w:rPr>
-          <w:rFonts w:hint="default" w:ascii="Times New Roman" w:hAnsi="Times New Roman" w:cs="Times New Roman"/>
-          <w:sz w:val="28"/>
-          <w:szCs w:val="28"/>
-          <w:lang w:val="en-US"/>
-        </w:rPr>
-        <w:t>Release</w:t>
-      </w:r>
-      <w:r>
-        <w:rPr>
-          <w:rFonts w:hint="default" w:ascii="Times New Roman" w:hAnsi="Times New Roman" w:cs="Times New Roman"/>
-          <w:sz w:val="28"/>
-          <w:szCs w:val="28"/>
-        </w:rPr>
-        <w:t>Year &lt;= 2</w:t>
-      </w:r>
-      <w:r>
-        <w:rPr>
-          <w:rFonts w:hint="default" w:ascii="Times New Roman" w:hAnsi="Times New Roman" w:cs="Times New Roman"/>
-          <w:sz w:val="28"/>
-          <w:szCs w:val="28"/>
-          <w:lang w:val="en-US"/>
-        </w:rPr>
-        <w:t>025</w:t>
-      </w:r>
-      <w:r>
-        <w:rPr>
-          <w:rFonts w:hint="default" w:ascii="Times New Roman" w:hAnsi="Times New Roman" w:cs="Times New Roman"/>
-          <w:sz w:val="28"/>
-          <w:szCs w:val="28"/>
-        </w:rPr>
-        <w:t xml:space="preserve">) </w:t>
-      </w:r>
-    </w:p>
-    <w:p>
-      <w:pPr>
-        <w:rPr>
-          <w:rFonts w:hint="default" w:ascii="Times New Roman" w:hAnsi="Times New Roman" w:cs="Times New Roman"/>
-          <w:sz w:val="28"/>
-          <w:szCs w:val="28"/>
-        </w:rPr>
-      </w:pPr>
-      <w:r>
-        <w:rPr>
-          <w:rFonts w:hint="default" w:ascii="Times New Roman" w:hAnsi="Times New Roman" w:cs="Times New Roman"/>
-          <w:sz w:val="28"/>
-          <w:szCs w:val="28"/>
-        </w:rPr>
-        <w:t>■ FK_</w:t>
-      </w:r>
-      <w:r>
-        <w:rPr>
-          <w:rFonts w:hint="default" w:ascii="Times New Roman" w:hAnsi="Times New Roman" w:cs="Times New Roman"/>
-          <w:sz w:val="28"/>
-          <w:szCs w:val="28"/>
-          <w:lang w:val="en-US"/>
-        </w:rPr>
-        <w:t>Albums</w:t>
-      </w:r>
-      <w:r>
-        <w:rPr>
-          <w:rFonts w:hint="default" w:ascii="Times New Roman" w:hAnsi="Times New Roman" w:cs="Times New Roman"/>
-          <w:sz w:val="28"/>
-          <w:szCs w:val="28"/>
-        </w:rPr>
-        <w:t>_</w:t>
-      </w:r>
-      <w:r>
-        <w:rPr>
-          <w:rFonts w:hint="default" w:ascii="Times New Roman" w:hAnsi="Times New Roman" w:cs="Times New Roman"/>
-          <w:sz w:val="28"/>
-          <w:szCs w:val="28"/>
-          <w:lang w:val="en-US"/>
-        </w:rPr>
-        <w:t>Artist</w:t>
-      </w:r>
-      <w:r>
-        <w:rPr>
-          <w:rFonts w:hint="default" w:ascii="Times New Roman" w:hAnsi="Times New Roman" w:cs="Times New Roman"/>
-          <w:sz w:val="28"/>
-          <w:szCs w:val="28"/>
-        </w:rPr>
-        <w:t xml:space="preserve">s: FOREIGN KEY (AuthorID) REFERENCES </w:t>
-      </w:r>
-    </w:p>
-    <w:p>
-      <w:pPr>
-        <w:rPr>
-          <w:rFonts w:hint="default" w:ascii="Times New Roman" w:hAnsi="Times New Roman" w:cs="Times New Roman"/>
-          <w:sz w:val="28"/>
-          <w:szCs w:val="28"/>
-        </w:rPr>
-      </w:pPr>
-      <w:r>
-        <w:rPr>
-          <w:rFonts w:hint="default" w:ascii="Times New Roman" w:hAnsi="Times New Roman" w:cs="Times New Roman"/>
-          <w:sz w:val="28"/>
-          <w:szCs w:val="28"/>
-        </w:rPr>
-        <w:t>A</w:t>
-      </w:r>
-      <w:r>
-        <w:rPr>
-          <w:rFonts w:hint="default" w:ascii="Times New Roman" w:hAnsi="Times New Roman" w:cs="Times New Roman"/>
-          <w:sz w:val="28"/>
-          <w:szCs w:val="28"/>
-          <w:lang w:val="en-US"/>
-        </w:rPr>
-        <w:t>rtists</w:t>
-      </w:r>
-      <w:r>
-        <w:rPr>
-          <w:rFonts w:hint="default" w:ascii="Times New Roman" w:hAnsi="Times New Roman" w:cs="Times New Roman"/>
-          <w:sz w:val="28"/>
-          <w:szCs w:val="28"/>
-        </w:rPr>
-        <w:t>(A</w:t>
-      </w:r>
-      <w:r>
-        <w:rPr>
-          <w:rFonts w:hint="default" w:ascii="Times New Roman" w:hAnsi="Times New Roman" w:cs="Times New Roman"/>
-          <w:sz w:val="28"/>
-          <w:szCs w:val="28"/>
-          <w:lang w:val="en-US"/>
-        </w:rPr>
-        <w:t>rtist</w:t>
-      </w:r>
-      <w:r>
-        <w:rPr>
-          <w:rFonts w:hint="default" w:ascii="Times New Roman" w:hAnsi="Times New Roman" w:cs="Times New Roman"/>
-          <w:sz w:val="28"/>
-          <w:szCs w:val="28"/>
-        </w:rPr>
-        <w:t xml:space="preserve">ID) </w:t>
-      </w:r>
-    </w:p>
-    <w:p>
-      <w:pPr>
-        <w:rPr>
-          <w:rFonts w:hint="default" w:ascii="Times New Roman" w:hAnsi="Times New Roman" w:cs="Times New Roman"/>
+          <w:rFonts w:ascii="Times New Roman" w:hAnsi="Times New Roman" w:cs="Times New Roman"/>
           <w:sz w:val="28"/>
           <w:szCs w:val="28"/>
         </w:rPr>
@@ -1274,91 +2127,155 @@
     <w:p>
       <w:pPr>
         <w:rPr>
-          <w:rFonts w:hint="default" w:ascii="Times New Roman" w:hAnsi="Times New Roman" w:cs="Times New Roman"/>
+          <w:rFonts w:ascii="Times New Roman" w:hAnsi="Times New Roman" w:cs="Times New Roman"/>
           <w:sz w:val="28"/>
           <w:szCs w:val="28"/>
         </w:rPr>
       </w:pPr>
       <w:r>
         <w:rPr>
-          <w:rFonts w:hint="default" w:ascii="Times New Roman" w:hAnsi="Times New Roman" w:cs="Times New Roman"/>
-          <w:sz w:val="28"/>
-          <w:szCs w:val="28"/>
-        </w:rPr>
-        <w:t xml:space="preserve">3. Table Name: </w:t>
-      </w:r>
-      <w:r>
-        <w:rPr>
-          <w:rFonts w:hint="default" w:ascii="Times New Roman" w:hAnsi="Times New Roman" w:cs="Times New Roman"/>
-          <w:sz w:val="28"/>
-          <w:szCs w:val="28"/>
-          <w:lang w:val="en-US"/>
-        </w:rPr>
-        <w:t>Songs</w:t>
-      </w:r>
-      <w:r>
-        <w:rPr>
-          <w:rFonts w:hint="default" w:ascii="Times New Roman" w:hAnsi="Times New Roman" w:cs="Times New Roman"/>
+          <w:rFonts w:ascii="Times New Roman" w:hAnsi="Times New Roman" w:cs="Times New Roman"/>
+          <w:sz w:val="28"/>
+          <w:szCs w:val="28"/>
+        </w:rPr>
+        <w:t xml:space="preserve">4. </w:t>
+      </w:r>
+      <w:r>
+        <w:rPr>
+          <w:rFonts w:ascii="Times New Roman" w:hAnsi="Times New Roman" w:cs="Times New Roman"/>
+          <w:sz w:val="28"/>
+          <w:szCs w:val="28"/>
+        </w:rPr>
+        <w:t>Table</w:t>
+      </w:r>
+      <w:r>
+        <w:rPr>
+          <w:rFonts w:ascii="Times New Roman" w:hAnsi="Times New Roman" w:cs="Times New Roman"/>
           <w:sz w:val="28"/>
           <w:szCs w:val="28"/>
         </w:rPr>
         <w:t xml:space="preserve"> </w:t>
+      </w:r>
+      <w:r>
+        <w:rPr>
+          <w:rFonts w:ascii="Times New Roman" w:hAnsi="Times New Roman" w:cs="Times New Roman"/>
+          <w:sz w:val="28"/>
+          <w:szCs w:val="28"/>
+        </w:rPr>
+        <w:t>Name</w:t>
+      </w:r>
+      <w:r>
+        <w:rPr>
+          <w:rFonts w:ascii="Times New Roman" w:hAnsi="Times New Roman" w:cs="Times New Roman"/>
+          <w:sz w:val="28"/>
+          <w:szCs w:val="28"/>
+        </w:rPr>
+        <w:t xml:space="preserve">: </w:t>
+      </w:r>
+      <w:r>
+        <w:rPr>
+          <w:rFonts w:ascii="Times New Roman" w:hAnsi="Times New Roman" w:cs="Times New Roman"/>
+          <w:sz w:val="28"/>
+          <w:szCs w:val="28"/>
+        </w:rPr>
+        <w:t>Subjects</w:t>
       </w:r>
     </w:p>
     <w:p>
       <w:pPr>
         <w:rPr>
-          <w:rFonts w:hint="default" w:ascii="Times New Roman" w:hAnsi="Times New Roman" w:cs="Times New Roman"/>
+          <w:rFonts w:ascii="Times New Roman" w:hAnsi="Times New Roman" w:cs="Times New Roman"/>
           <w:sz w:val="28"/>
           <w:szCs w:val="28"/>
         </w:rPr>
       </w:pPr>
       <w:r>
         <w:rPr>
-          <w:rFonts w:hint="default" w:ascii="Times New Roman" w:hAnsi="Times New Roman" w:cs="Times New Roman"/>
-          <w:sz w:val="28"/>
-          <w:szCs w:val="28"/>
-        </w:rPr>
-        <w:t>○ Description: Хранит данные о</w:t>
-      </w:r>
-      <w:r>
-        <w:rPr>
-          <w:rFonts w:hint="default" w:ascii="Times New Roman" w:hAnsi="Times New Roman" w:cs="Times New Roman"/>
-          <w:sz w:val="28"/>
-          <w:szCs w:val="28"/>
-          <w:lang w:val="en-US"/>
+          <w:rFonts w:ascii="Times New Roman" w:hAnsi="Times New Roman" w:cs="Times New Roman"/>
+          <w:sz w:val="28"/>
+          <w:szCs w:val="28"/>
+        </w:rPr>
+        <w:t xml:space="preserve">○ </w:t>
+      </w:r>
+      <w:r>
+        <w:rPr>
+          <w:rFonts w:ascii="Times New Roman" w:hAnsi="Times New Roman" w:cs="Times New Roman"/>
+          <w:sz w:val="28"/>
+          <w:szCs w:val="28"/>
+        </w:rPr>
+        <w:t>Description</w:t>
+      </w:r>
+      <w:r>
+        <w:rPr>
+          <w:rFonts w:ascii="Times New Roman" w:hAnsi="Times New Roman" w:cs="Times New Roman"/>
+          <w:sz w:val="28"/>
+          <w:szCs w:val="28"/>
+        </w:rPr>
+        <w:t xml:space="preserve">: </w:t>
+      </w:r>
+      <w:r>
+        <w:rPr>
+          <w:rFonts w:ascii="Times New Roman" w:hAnsi="Times New Roman" w:cs="Times New Roman"/>
+          <w:sz w:val="28"/>
+          <w:szCs w:val="28"/>
+          <w:lang w:val="ru-RU"/>
+        </w:rPr>
+        <w:t>Данные</w:t>
+      </w:r>
+      <w:r>
+        <w:rPr>
+          <w:rFonts w:ascii="Times New Roman" w:hAnsi="Times New Roman" w:cs="Times New Roman"/>
+          <w:sz w:val="28"/>
+          <w:szCs w:val="28"/>
         </w:rPr>
         <w:t xml:space="preserve"> </w:t>
       </w:r>
       <w:r>
         <w:rPr>
-          <w:rFonts w:hint="default" w:ascii="Times New Roman" w:hAnsi="Times New Roman" w:cs="Times New Roman"/>
-          <w:sz w:val="28"/>
-          <w:szCs w:val="28"/>
-          <w:lang w:val="ru-RU"/>
-        </w:rPr>
-        <w:t>песнях</w:t>
-      </w:r>
-      <w:r>
-        <w:rPr>
-          <w:rFonts w:hint="default" w:ascii="Times New Roman" w:hAnsi="Times New Roman" w:cs="Times New Roman"/>
-          <w:sz w:val="28"/>
-          <w:szCs w:val="28"/>
-        </w:rPr>
-        <w:t xml:space="preserve">. </w:t>
+          <w:rFonts w:ascii="Times New Roman" w:hAnsi="Times New Roman" w:cs="Times New Roman"/>
+          <w:sz w:val="28"/>
+          <w:szCs w:val="28"/>
+          <w:lang w:val="ru-RU"/>
+        </w:rPr>
+        <w:t>о</w:t>
+      </w:r>
+      <w:r>
+        <w:rPr>
+          <w:rFonts w:ascii="Times New Roman" w:hAnsi="Times New Roman" w:cs="Times New Roman"/>
+          <w:sz w:val="28"/>
+          <w:szCs w:val="28"/>
+        </w:rPr>
+        <w:t xml:space="preserve"> </w:t>
+      </w:r>
+      <w:r>
+        <w:rPr>
+          <w:rFonts w:ascii="Times New Roman" w:hAnsi="Times New Roman" w:cs="Times New Roman"/>
+          <w:sz w:val="28"/>
+          <w:szCs w:val="28"/>
+          <w:lang w:val="ru-RU"/>
+        </w:rPr>
+        <w:t>предметах</w:t>
+      </w:r>
+      <w:r>
+        <w:rPr>
+          <w:rFonts w:ascii="Times New Roman" w:hAnsi="Times New Roman" w:cs="Times New Roman"/>
+          <w:sz w:val="28"/>
+          <w:szCs w:val="28"/>
+        </w:rPr>
+        <w:t>.</w:t>
       </w:r>
     </w:p>
     <w:p>
       <w:pPr>
         <w:rPr>
-          <w:rFonts w:hint="default" w:ascii="Times New Roman" w:hAnsi="Times New Roman" w:cs="Times New Roman"/>
+          <w:rFonts w:ascii="Times New Roman" w:hAnsi="Times New Roman" w:cs="Times New Roman"/>
           <w:sz w:val="28"/>
           <w:szCs w:val="28"/>
         </w:rPr>
       </w:pPr>
       <w:r>
         <w:rPr>
-          <w:rFonts w:hint="default" w:ascii="Times New Roman" w:hAnsi="Times New Roman" w:cs="Times New Roman"/>
+          <w:rFonts w:ascii="Times New Roman" w:hAnsi="Times New Roman" w:cs="Times New Roman"/>
           <w:sz w:val="28"/>
           <w:szCs w:val="28"/>
         </w:rPr>
@@ -1368,14 +2285,14 @@
     <w:p>
       <w:pPr>
         <w:rPr>
-          <w:rFonts w:hint="default" w:ascii="Times New Roman" w:hAnsi="Times New Roman" w:cs="Times New Roman"/>
+          <w:rFonts w:ascii="Times New Roman" w:hAnsi="Times New Roman" w:cs="Times New Roman"/>
           <w:sz w:val="28"/>
           <w:szCs w:val="28"/>
         </w:rPr>
       </w:pPr>
       <w:r>
         <w:rPr>
-          <w:rFonts w:hint="default" w:ascii="Times New Roman" w:hAnsi="Times New Roman" w:cs="Times New Roman"/>
+          <w:rFonts w:ascii="Times New Roman" w:hAnsi="Times New Roman" w:cs="Times New Roman"/>
           <w:sz w:val="28"/>
           <w:szCs w:val="28"/>
         </w:rPr>
@@ -1383,320 +2300,272 @@
       </w:r>
       <w:r>
         <w:rPr>
-          <w:rFonts w:hint="default" w:ascii="Times New Roman" w:hAnsi="Times New Roman" w:cs="Times New Roman"/>
-          <w:sz w:val="28"/>
-          <w:szCs w:val="28"/>
-          <w:lang w:val="ru-RU"/>
+          <w:rFonts w:ascii="Times New Roman" w:hAnsi="Times New Roman" w:cs="Times New Roman"/>
+          <w:sz w:val="28"/>
+          <w:szCs w:val="28"/>
+        </w:rPr>
+        <w:t xml:space="preserve"> * </w:t>
+      </w:r>
+      <w:proofErr w:type="spellStart"/>
+      <w:r>
+        <w:rPr>
+          <w:rFonts w:ascii="Times New Roman" w:hAnsi="Times New Roman" w:cs="Times New Roman"/>
+          <w:sz w:val="28"/>
+          <w:szCs w:val="28"/>
+        </w:rPr>
+        <w:t>subject_</w:t>
+      </w:r>
+      <w:proofErr w:type="gramStart"/>
+      <w:r>
+        <w:rPr>
+          <w:rFonts w:ascii="Times New Roman" w:hAnsi="Times New Roman" w:cs="Times New Roman"/>
+          <w:sz w:val="28"/>
+          <w:szCs w:val="28"/>
+        </w:rPr>
+        <w:t>id</w:t>
+      </w:r>
+      <w:proofErr w:type="spellEnd"/>
+      <w:r>
+        <w:rPr>
+          <w:rFonts w:ascii="Times New Roman" w:hAnsi="Times New Roman" w:cs="Times New Roman"/>
+          <w:sz w:val="28"/>
+          <w:szCs w:val="28"/>
+        </w:rPr>
+        <w:t xml:space="preserve"> :</w:t>
+      </w:r>
+      <w:proofErr w:type="gramEnd"/>
+      <w:r>
+        <w:rPr>
+          <w:rFonts w:ascii="Times New Roman" w:hAnsi="Times New Roman" w:cs="Times New Roman"/>
+          <w:sz w:val="28"/>
+          <w:szCs w:val="28"/>
         </w:rPr>
         <w:t xml:space="preserve"> </w:t>
       </w:r>
-      <w:r>
-        <w:rPr>
-          <w:rFonts w:hint="default" w:ascii="Times New Roman" w:hAnsi="Times New Roman" w:cs="Times New Roman"/>
-          <w:sz w:val="28"/>
-          <w:szCs w:val="28"/>
-          <w:lang w:val="en-US"/>
-        </w:rPr>
-        <w:t>Song</w:t>
-      </w:r>
-      <w:r>
-        <w:rPr>
-          <w:rFonts w:hint="default" w:ascii="Times New Roman" w:hAnsi="Times New Roman" w:cs="Times New Roman"/>
-          <w:sz w:val="28"/>
-          <w:szCs w:val="28"/>
-        </w:rPr>
-        <w:t xml:space="preserve">ID: INTEGER, PK, NOT NULL, UNIQUE </w:t>
+      <w:proofErr w:type="spellStart"/>
+      <w:r>
+        <w:rPr>
+          <w:rFonts w:ascii="Times New Roman" w:hAnsi="Times New Roman" w:cs="Times New Roman"/>
+          <w:sz w:val="28"/>
+          <w:szCs w:val="28"/>
+        </w:rPr>
+        <w:t>int</w:t>
+      </w:r>
+      <w:proofErr w:type="spellEnd"/>
+      <w:r>
+        <w:rPr>
+          <w:rFonts w:ascii="Times New Roman" w:hAnsi="Times New Roman" w:cs="Times New Roman"/>
+          <w:sz w:val="28"/>
+          <w:szCs w:val="28"/>
+        </w:rPr>
+        <w:t xml:space="preserve"> &lt;&lt;PK, AI&gt;&gt; --</w:t>
       </w:r>
     </w:p>
     <w:p>
       <w:pPr>
         <w:rPr>
-          <w:rFonts w:hint="default" w:ascii="Times New Roman" w:hAnsi="Times New Roman" w:cs="Times New Roman"/>
+          <w:rFonts w:ascii="Times New Roman" w:hAnsi="Times New Roman" w:cs="Times New Roman"/>
           <w:sz w:val="28"/>
           <w:szCs w:val="28"/>
         </w:rPr>
       </w:pPr>
       <w:r>
         <w:rPr>
-          <w:rFonts w:hint="default" w:ascii="Times New Roman" w:hAnsi="Times New Roman" w:cs="Times New Roman"/>
-          <w:sz w:val="28"/>
-          <w:szCs w:val="28"/>
-        </w:rPr>
-        <w:t xml:space="preserve">■ </w:t>
-      </w:r>
-      <w:r>
-        <w:rPr>
-          <w:rFonts w:hint="default" w:ascii="Times New Roman" w:hAnsi="Times New Roman" w:cs="Times New Roman"/>
-          <w:sz w:val="28"/>
-          <w:szCs w:val="28"/>
-          <w:lang w:val="en-US"/>
-        </w:rPr>
-        <w:t>Title</w:t>
-      </w:r>
-      <w:r>
-        <w:rPr>
-          <w:rFonts w:hint="default" w:ascii="Times New Roman" w:hAnsi="Times New Roman" w:cs="Times New Roman"/>
-          <w:sz w:val="28"/>
-          <w:szCs w:val="28"/>
-        </w:rPr>
-        <w:t>: VARCHAR(</w:t>
-      </w:r>
-      <w:r>
-        <w:rPr>
-          <w:rFonts w:hint="default" w:ascii="Times New Roman" w:hAnsi="Times New Roman" w:cs="Times New Roman"/>
-          <w:sz w:val="28"/>
-          <w:szCs w:val="28"/>
-          <w:lang w:val="en-US"/>
-        </w:rPr>
-        <w:t>255</w:t>
-      </w:r>
-      <w:r>
-        <w:rPr>
-          <w:rFonts w:hint="default" w:ascii="Times New Roman" w:hAnsi="Times New Roman" w:cs="Times New Roman"/>
-          <w:sz w:val="28"/>
-          <w:szCs w:val="28"/>
-        </w:rPr>
-        <w:t xml:space="preserve">), NOT NULL </w:t>
+          <w:rFonts w:ascii="Times New Roman" w:hAnsi="Times New Roman" w:cs="Times New Roman"/>
+          <w:sz w:val="28"/>
+          <w:szCs w:val="28"/>
+        </w:rPr>
+        <w:t>■</w:t>
+      </w:r>
+      <w:r>
+        <w:rPr>
+          <w:rFonts w:ascii="Times New Roman" w:hAnsi="Times New Roman" w:cs="Times New Roman"/>
+          <w:sz w:val="28"/>
+          <w:szCs w:val="28"/>
+        </w:rPr>
+        <w:t xml:space="preserve"> </w:t>
+      </w:r>
+      <w:proofErr w:type="spellStart"/>
+      <w:r>
+        <w:rPr>
+          <w:rFonts w:ascii="Times New Roman" w:hAnsi="Times New Roman" w:cs="Times New Roman"/>
+          <w:sz w:val="28"/>
+          <w:szCs w:val="28"/>
+        </w:rPr>
+        <w:t>subject_</w:t>
+      </w:r>
+      <w:proofErr w:type="gramStart"/>
+      <w:r>
+        <w:rPr>
+          <w:rFonts w:ascii="Times New Roman" w:hAnsi="Times New Roman" w:cs="Times New Roman"/>
+          <w:sz w:val="28"/>
+          <w:szCs w:val="28"/>
+        </w:rPr>
+        <w:t>name</w:t>
+      </w:r>
+      <w:proofErr w:type="spellEnd"/>
+      <w:r>
+        <w:rPr>
+          <w:rFonts w:ascii="Times New Roman" w:hAnsi="Times New Roman" w:cs="Times New Roman"/>
+          <w:sz w:val="28"/>
+          <w:szCs w:val="28"/>
+        </w:rPr>
+        <w:t xml:space="preserve"> :</w:t>
+      </w:r>
+      <w:proofErr w:type="gramEnd"/>
+      <w:r>
+        <w:rPr>
+          <w:rFonts w:ascii="Times New Roman" w:hAnsi="Times New Roman" w:cs="Times New Roman"/>
+          <w:sz w:val="28"/>
+          <w:szCs w:val="28"/>
+        </w:rPr>
+        <w:t xml:space="preserve"> varchar(100) &lt;&lt;not null, unique&gt;&gt;</w:t>
       </w:r>
     </w:p>
     <w:p>
       <w:pPr>
         <w:rPr>
-          <w:rFonts w:hint="default" w:ascii="Times New Roman" w:hAnsi="Times New Roman" w:cs="Times New Roman"/>
-          <w:sz w:val="28"/>
-          <w:szCs w:val="28"/>
-          <w:lang w:val="en-US"/>
+          <w:rFonts w:ascii="Times New Roman" w:hAnsi="Times New Roman" w:cs="Times New Roman"/>
+          <w:sz w:val="28"/>
+          <w:szCs w:val="28"/>
         </w:rPr>
       </w:pPr>
       <w:r>
         <w:rPr>
-          <w:rFonts w:hint="default" w:ascii="Times New Roman" w:hAnsi="Times New Roman" w:cs="Times New Roman"/>
-          <w:sz w:val="28"/>
-          <w:szCs w:val="28"/>
-        </w:rPr>
-        <w:t xml:space="preserve">■ </w:t>
-      </w:r>
-      <w:r>
-        <w:rPr>
-          <w:rFonts w:hint="default" w:ascii="Times New Roman" w:hAnsi="Times New Roman" w:cs="Times New Roman"/>
-          <w:sz w:val="28"/>
-          <w:szCs w:val="28"/>
-          <w:lang w:val="en-US"/>
-        </w:rPr>
-        <w:t>Duration</w:t>
-      </w:r>
-      <w:r>
-        <w:rPr>
-          <w:rFonts w:hint="default" w:ascii="Times New Roman" w:hAnsi="Times New Roman" w:cs="Times New Roman"/>
-          <w:sz w:val="28"/>
-          <w:szCs w:val="28"/>
-        </w:rPr>
-        <w:t xml:space="preserve">: </w:t>
-      </w:r>
-      <w:r>
-        <w:rPr>
-          <w:rFonts w:hint="default" w:ascii="Times New Roman" w:hAnsi="Times New Roman" w:cs="Times New Roman"/>
-          <w:sz w:val="28"/>
-          <w:szCs w:val="28"/>
-          <w:lang w:val="en-US"/>
-        </w:rPr>
-        <w:t>INTEGER</w:t>
-      </w:r>
-      <w:r>
-        <w:rPr>
-          <w:rFonts w:hint="default" w:ascii="Times New Roman" w:hAnsi="Times New Roman" w:cs="Times New Roman"/>
-          <w:sz w:val="28"/>
-          <w:szCs w:val="28"/>
-        </w:rPr>
-        <w:t>, NOT NULL</w:t>
-      </w:r>
-      <w:r>
-        <w:rPr>
-          <w:rFonts w:hint="default" w:ascii="Times New Roman" w:hAnsi="Times New Roman" w:cs="Times New Roman"/>
-          <w:sz w:val="28"/>
-          <w:szCs w:val="28"/>
-          <w:lang w:val="en-US"/>
-        </w:rPr>
-        <w:t>, CHECK (Duration &gt; 0)</w:t>
+          <w:rFonts w:ascii="Times New Roman" w:hAnsi="Times New Roman" w:cs="Times New Roman"/>
+          <w:sz w:val="28"/>
+          <w:szCs w:val="28"/>
+        </w:rPr>
+        <w:t>■</w:t>
+      </w:r>
+      <w:r>
+        <w:rPr>
+          <w:rFonts w:ascii="Times New Roman" w:hAnsi="Times New Roman" w:cs="Times New Roman"/>
+          <w:sz w:val="28"/>
+          <w:szCs w:val="28"/>
+        </w:rPr>
+        <w:t xml:space="preserve"> </w:t>
+      </w:r>
+      <w:proofErr w:type="gramStart"/>
+      <w:r>
+        <w:rPr>
+          <w:rFonts w:ascii="Times New Roman" w:hAnsi="Times New Roman" w:cs="Times New Roman"/>
+          <w:sz w:val="28"/>
+          <w:szCs w:val="28"/>
+        </w:rPr>
+        <w:t>credits :</w:t>
+      </w:r>
+      <w:proofErr w:type="gramEnd"/>
+      <w:r>
+        <w:rPr>
+          <w:rFonts w:ascii="Times New Roman" w:hAnsi="Times New Roman" w:cs="Times New Roman"/>
+          <w:sz w:val="28"/>
+          <w:szCs w:val="28"/>
+        </w:rPr>
+        <w:t xml:space="preserve"> </w:t>
+      </w:r>
+      <w:proofErr w:type="spellStart"/>
+      <w:r>
+        <w:rPr>
+          <w:rFonts w:ascii="Times New Roman" w:hAnsi="Times New Roman" w:cs="Times New Roman"/>
+          <w:sz w:val="28"/>
+          <w:szCs w:val="28"/>
+        </w:rPr>
+        <w:t>int</w:t>
+      </w:r>
+      <w:proofErr w:type="spellEnd"/>
+      <w:r>
+        <w:rPr>
+          <w:rFonts w:ascii="Times New Roman" w:hAnsi="Times New Roman" w:cs="Times New Roman"/>
+          <w:sz w:val="28"/>
+          <w:szCs w:val="28"/>
+        </w:rPr>
+        <w:t xml:space="preserve"> &lt;&lt;not null, check: credits &gt; 0&gt;&gt;</w:t>
       </w:r>
     </w:p>
     <w:p>
       <w:pPr>
         <w:rPr>
-          <w:rFonts w:hint="default" w:ascii="Times New Roman" w:hAnsi="Times New Roman" w:cs="Times New Roman"/>
-          <w:sz w:val="28"/>
-          <w:szCs w:val="28"/>
-          <w:lang w:val="ru-RU"/>
+          <w:rFonts w:ascii="Times New Roman" w:hAnsi="Times New Roman" w:cs="Times New Roman"/>
+          <w:sz w:val="28"/>
+          <w:szCs w:val="28"/>
         </w:rPr>
       </w:pPr>
       <w:r>
         <w:rPr>
-          <w:rFonts w:hint="default" w:ascii="Times New Roman" w:hAnsi="Times New Roman" w:cs="Times New Roman"/>
-          <w:sz w:val="28"/>
-          <w:szCs w:val="28"/>
-        </w:rPr>
-        <w:t xml:space="preserve">■ </w:t>
-      </w:r>
-      <w:r>
-        <w:rPr>
-          <w:rFonts w:hint="default" w:ascii="Times New Roman" w:hAnsi="Times New Roman" w:cs="Times New Roman"/>
-          <w:sz w:val="28"/>
-          <w:szCs w:val="28"/>
-          <w:lang w:val="en-US"/>
-        </w:rPr>
-        <w:t>AlbumID</w:t>
-      </w:r>
-      <w:r>
-        <w:rPr>
-          <w:rFonts w:hint="default" w:ascii="Times New Roman" w:hAnsi="Times New Roman" w:cs="Times New Roman"/>
-          <w:sz w:val="28"/>
-          <w:szCs w:val="28"/>
-        </w:rPr>
-        <w:t xml:space="preserve">: </w:t>
-      </w:r>
-      <w:r>
-        <w:rPr>
-          <w:rFonts w:hint="default" w:ascii="Times New Roman" w:hAnsi="Times New Roman" w:cs="Times New Roman"/>
-          <w:sz w:val="28"/>
-          <w:szCs w:val="28"/>
-          <w:lang w:val="en-US"/>
-        </w:rPr>
-        <w:t>INTEGER, FK (REFERENCES Albums), NOT NULL</w:t>
+          <w:rFonts w:ascii="Times New Roman" w:hAnsi="Times New Roman" w:cs="Times New Roman"/>
+          <w:sz w:val="28"/>
+          <w:szCs w:val="28"/>
+        </w:rPr>
+        <w:t>■</w:t>
+      </w:r>
+      <w:r>
+        <w:rPr>
+          <w:rFonts w:ascii="Times New Roman" w:hAnsi="Times New Roman" w:cs="Times New Roman"/>
+          <w:sz w:val="28"/>
+          <w:szCs w:val="28"/>
+        </w:rPr>
+        <w:t xml:space="preserve"> </w:t>
+      </w:r>
+      <w:proofErr w:type="spellStart"/>
+      <w:r>
+        <w:rPr>
+          <w:rFonts w:ascii="Times New Roman" w:hAnsi="Times New Roman" w:cs="Times New Roman"/>
+          <w:sz w:val="28"/>
+          <w:szCs w:val="28"/>
+        </w:rPr>
+        <w:t>teacher_</w:t>
+      </w:r>
+      <w:proofErr w:type="gramStart"/>
+      <w:r>
+        <w:rPr>
+          <w:rFonts w:ascii="Times New Roman" w:hAnsi="Times New Roman" w:cs="Times New Roman"/>
+          <w:sz w:val="28"/>
+          <w:szCs w:val="28"/>
+        </w:rPr>
+        <w:t>id</w:t>
+      </w:r>
+      <w:proofErr w:type="spellEnd"/>
+      <w:r>
+        <w:rPr>
+          <w:rFonts w:ascii="Times New Roman" w:hAnsi="Times New Roman" w:cs="Times New Roman"/>
+          <w:sz w:val="28"/>
+          <w:szCs w:val="28"/>
+        </w:rPr>
+        <w:t xml:space="preserve"> :</w:t>
+      </w:r>
+      <w:proofErr w:type="gramEnd"/>
+      <w:r>
+        <w:rPr>
+          <w:rFonts w:ascii="Times New Roman" w:hAnsi="Times New Roman" w:cs="Times New Roman"/>
+          <w:sz w:val="28"/>
+          <w:szCs w:val="28"/>
+        </w:rPr>
+        <w:t xml:space="preserve"> </w:t>
+      </w:r>
+      <w:proofErr w:type="spellStart"/>
+      <w:r>
+        <w:rPr>
+          <w:rFonts w:ascii="Times New Roman" w:hAnsi="Times New Roman" w:cs="Times New Roman"/>
+          <w:sz w:val="28"/>
+          <w:szCs w:val="28"/>
+        </w:rPr>
+        <w:t>int</w:t>
+      </w:r>
+      <w:proofErr w:type="spellEnd"/>
+      <w:r>
+        <w:rPr>
+          <w:rFonts w:ascii="Times New Roman" w:hAnsi="Times New Roman" w:cs="Times New Roman"/>
+          <w:sz w:val="28"/>
+          <w:szCs w:val="28"/>
+        </w:rPr>
+        <w:t xml:space="preserve"> &lt;&lt;FK&gt;&gt;</w:t>
       </w:r>
     </w:p>
     <w:p>
       <w:pPr>
         <w:rPr>
-          <w:rFonts w:hint="default" w:ascii="Times New Roman" w:hAnsi="Times New Roman" w:cs="Times New Roman"/>
-          <w:sz w:val="28"/>
-          <w:szCs w:val="28"/>
-        </w:rPr>
-      </w:pPr>
-      <w:r>
-        <w:rPr>
-          <w:rFonts w:hint="default" w:ascii="Times New Roman" w:hAnsi="Times New Roman" w:cs="Times New Roman"/>
-          <w:sz w:val="28"/>
-          <w:szCs w:val="28"/>
-        </w:rPr>
-        <w:t xml:space="preserve">○ Constraints: </w:t>
-      </w:r>
-    </w:p>
-    <w:p>
-      <w:pPr>
-        <w:rPr>
-          <w:rFonts w:hint="default" w:ascii="Times New Roman" w:hAnsi="Times New Roman" w:cs="Times New Roman"/>
-          <w:sz w:val="28"/>
-          <w:szCs w:val="28"/>
-        </w:rPr>
-      </w:pPr>
-      <w:r>
-        <w:rPr>
-          <w:rFonts w:hint="default" w:ascii="Times New Roman" w:hAnsi="Times New Roman" w:cs="Times New Roman"/>
-          <w:sz w:val="28"/>
-          <w:szCs w:val="28"/>
-        </w:rPr>
-        <w:t>■ PK_</w:t>
-      </w:r>
-      <w:r>
-        <w:rPr>
-          <w:rFonts w:hint="default" w:ascii="Times New Roman" w:hAnsi="Times New Roman" w:cs="Times New Roman"/>
-          <w:sz w:val="28"/>
-          <w:szCs w:val="28"/>
-          <w:lang w:val="en-US"/>
-        </w:rPr>
-        <w:t>SONGS</w:t>
-      </w:r>
-      <w:r>
-        <w:rPr>
-          <w:rFonts w:hint="default" w:ascii="Times New Roman" w:hAnsi="Times New Roman" w:cs="Times New Roman"/>
-          <w:sz w:val="28"/>
-          <w:szCs w:val="28"/>
-        </w:rPr>
-        <w:t>: PRIMARY KEY (</w:t>
-      </w:r>
-      <w:r>
-        <w:rPr>
-          <w:rFonts w:hint="default" w:ascii="Times New Roman" w:hAnsi="Times New Roman" w:cs="Times New Roman"/>
-          <w:sz w:val="28"/>
-          <w:szCs w:val="28"/>
-          <w:lang w:val="en-US"/>
-        </w:rPr>
-        <w:t>Song</w:t>
-      </w:r>
-      <w:r>
-        <w:rPr>
-          <w:rFonts w:hint="default" w:ascii="Times New Roman" w:hAnsi="Times New Roman" w:cs="Times New Roman"/>
-          <w:sz w:val="28"/>
-          <w:szCs w:val="28"/>
-        </w:rPr>
-        <w:t xml:space="preserve">ID) </w:t>
-      </w:r>
-    </w:p>
-    <w:p>
-      <w:pPr>
-        <w:rPr>
-          <w:rFonts w:hint="default" w:ascii="Times New Roman" w:hAnsi="Times New Roman" w:cs="Times New Roman"/>
-          <w:sz w:val="28"/>
-          <w:szCs w:val="28"/>
-          <w:lang w:val="en-US"/>
-        </w:rPr>
-      </w:pPr>
-      <w:r>
-        <w:rPr>
-          <w:rFonts w:hint="default" w:ascii="Times New Roman" w:hAnsi="Times New Roman" w:cs="Times New Roman"/>
-          <w:sz w:val="28"/>
-          <w:szCs w:val="28"/>
-        </w:rPr>
-        <w:t xml:space="preserve">■ </w:t>
-      </w:r>
-      <w:r>
-        <w:rPr>
-          <w:rFonts w:hint="default" w:ascii="Times New Roman" w:hAnsi="Times New Roman" w:cs="Times New Roman"/>
-          <w:sz w:val="28"/>
-          <w:szCs w:val="28"/>
-          <w:lang w:val="en-US"/>
-        </w:rPr>
-        <w:t>FK</w:t>
-      </w:r>
-      <w:r>
-        <w:rPr>
-          <w:rFonts w:hint="default" w:ascii="Times New Roman" w:hAnsi="Times New Roman" w:cs="Times New Roman"/>
-          <w:sz w:val="28"/>
-          <w:szCs w:val="28"/>
-        </w:rPr>
-        <w:t>_</w:t>
-      </w:r>
-      <w:r>
-        <w:rPr>
-          <w:rFonts w:hint="default" w:ascii="Times New Roman" w:hAnsi="Times New Roman" w:cs="Times New Roman"/>
-          <w:sz w:val="28"/>
-          <w:szCs w:val="28"/>
-          <w:lang w:val="en-US"/>
-        </w:rPr>
-        <w:t>Songs_Albums</w:t>
-      </w:r>
-      <w:r>
-        <w:rPr>
-          <w:rFonts w:hint="default" w:ascii="Times New Roman" w:hAnsi="Times New Roman" w:cs="Times New Roman"/>
-          <w:sz w:val="28"/>
-          <w:szCs w:val="28"/>
-        </w:rPr>
-        <w:t xml:space="preserve">: </w:t>
-      </w:r>
-      <w:r>
-        <w:rPr>
-          <w:rFonts w:hint="default" w:ascii="Times New Roman" w:hAnsi="Times New Roman" w:cs="Times New Roman"/>
-          <w:sz w:val="28"/>
-          <w:szCs w:val="28"/>
-          <w:lang w:val="en-US"/>
-        </w:rPr>
-        <w:t>FOREIGN KEY (AlbumID) REFERENCES Albums (AlbumID)</w:t>
-      </w:r>
-    </w:p>
-    <w:p>
-      <w:pPr>
-        <w:rPr>
-          <w:rFonts w:hint="default" w:ascii="Times New Roman" w:hAnsi="Times New Roman" w:cs="Times New Roman"/>
+          <w:rFonts w:ascii="Times New Roman" w:hAnsi="Times New Roman" w:cs="Times New Roman"/>
           <w:sz w:val="28"/>
           <w:szCs w:val="28"/>
         </w:rPr>
@@ -1705,34 +2574,64 @@
     <w:p>
       <w:pPr>
         <w:rPr>
-          <w:rFonts w:hint="default" w:ascii="Times New Roman" w:hAnsi="Times New Roman" w:cs="Times New Roman"/>
-          <w:sz w:val="28"/>
-          <w:szCs w:val="28"/>
-          <w:lang w:val="ru-RU"/>
+          <w:rFonts w:ascii="Times New Roman" w:hAnsi="Times New Roman" w:cs="Times New Roman"/>
+          <w:sz w:val="28"/>
+          <w:szCs w:val="28"/>
         </w:rPr>
       </w:pPr>
       <w:r>
         <w:rPr>
-          <w:rFonts w:hint="default" w:ascii="Times New Roman" w:hAnsi="Times New Roman" w:cs="Times New Roman"/>
-          <w:sz w:val="28"/>
-          <w:szCs w:val="28"/>
-        </w:rPr>
-        <w:t xml:space="preserve">4. Table Name: </w:t>
-      </w:r>
-      <w:r>
-        <w:rPr>
-          <w:rFonts w:hint="default" w:ascii="Times New Roman" w:hAnsi="Times New Roman" w:cs="Times New Roman"/>
-          <w:sz w:val="28"/>
-          <w:szCs w:val="28"/>
-          <w:lang w:val="en-US"/>
-        </w:rPr>
-        <w:t>Users</w:t>
+          <w:rFonts w:ascii="Times New Roman" w:hAnsi="Times New Roman" w:cs="Times New Roman"/>
+          <w:sz w:val="28"/>
+          <w:szCs w:val="28"/>
+        </w:rPr>
+        <w:t xml:space="preserve">5. </w:t>
+      </w:r>
+      <w:r>
+        <w:rPr>
+          <w:rFonts w:ascii="Times New Roman" w:hAnsi="Times New Roman" w:cs="Times New Roman"/>
+          <w:sz w:val="28"/>
+          <w:szCs w:val="28"/>
+        </w:rPr>
+        <w:t>Table</w:t>
+      </w:r>
+      <w:r>
+        <w:rPr>
+          <w:rFonts w:ascii="Times New Roman" w:hAnsi="Times New Roman" w:cs="Times New Roman"/>
+          <w:sz w:val="28"/>
+          <w:szCs w:val="28"/>
+        </w:rPr>
+        <w:t xml:space="preserve"> </w:t>
+      </w:r>
+      <w:r>
+        <w:rPr>
+          <w:rFonts w:ascii="Times New Roman" w:hAnsi="Times New Roman" w:cs="Times New Roman"/>
+          <w:sz w:val="28"/>
+          <w:szCs w:val="28"/>
+        </w:rPr>
+        <w:t>Name</w:t>
+      </w:r>
+      <w:r>
+        <w:rPr>
+          <w:rFonts w:ascii="Times New Roman" w:hAnsi="Times New Roman" w:cs="Times New Roman"/>
+          <w:sz w:val="28"/>
+          <w:szCs w:val="28"/>
+        </w:rPr>
+        <w:t xml:space="preserve">: </w:t>
+      </w:r>
+      <w:r>
+        <w:rPr>
+          <w:rFonts w:ascii="Times New Roman" w:hAnsi="Times New Roman" w:cs="Times New Roman"/>
+          <w:sz w:val="28"/>
+          <w:szCs w:val="28"/>
+        </w:rPr>
+        <w:t>Groups</w:t>
       </w:r>
     </w:p>
     <w:p>
       <w:pPr>
         <w:rPr>
-          <w:rFonts w:hint="default" w:ascii="Times New Roman" w:hAnsi="Times New Roman" w:cs="Times New Roman"/>
+          <w:rFonts w:ascii="Times New Roman" w:hAnsi="Times New Roman" w:cs="Times New Roman"/>
           <w:sz w:val="28"/>
           <w:szCs w:val="28"/>
           <w:lang w:val="ru-RU"/>
@@ -1740,293 +2639,234 @@
       </w:pPr>
       <w:r>
         <w:rPr>
-          <w:rFonts w:hint="default" w:ascii="Times New Roman" w:hAnsi="Times New Roman" w:cs="Times New Roman"/>
-          <w:sz w:val="28"/>
-          <w:szCs w:val="28"/>
-        </w:rPr>
-        <w:t xml:space="preserve">○ Description: </w:t>
-      </w:r>
-      <w:r>
-        <w:rPr>
-          <w:rFonts w:hint="default" w:ascii="Times New Roman" w:hAnsi="Times New Roman" w:cs="Times New Roman"/>
-          <w:sz w:val="28"/>
-          <w:szCs w:val="28"/>
-          <w:lang w:val="ru-RU"/>
-        </w:rPr>
-        <w:t>Данные о пользователях сервиса.</w:t>
+          <w:rFonts w:ascii="Times New Roman" w:hAnsi="Times New Roman" w:cs="Times New Roman"/>
+          <w:sz w:val="28"/>
+          <w:szCs w:val="28"/>
+          <w:lang w:val="ru-RU"/>
+        </w:rPr>
+        <w:t xml:space="preserve">○ </w:t>
+      </w:r>
+      <w:r>
+        <w:rPr>
+          <w:rFonts w:ascii="Times New Roman" w:hAnsi="Times New Roman" w:cs="Times New Roman"/>
+          <w:sz w:val="28"/>
+          <w:szCs w:val="28"/>
+        </w:rPr>
+        <w:t>Description</w:t>
+      </w:r>
+      <w:r>
+        <w:rPr>
+          <w:rFonts w:ascii="Times New Roman" w:hAnsi="Times New Roman" w:cs="Times New Roman"/>
+          <w:sz w:val="28"/>
+          <w:szCs w:val="28"/>
+          <w:lang w:val="ru-RU"/>
+        </w:rPr>
+        <w:t xml:space="preserve">: </w:t>
+      </w:r>
+      <w:r>
+        <w:rPr>
+          <w:rFonts w:ascii="Times New Roman" w:hAnsi="Times New Roman" w:cs="Times New Roman"/>
+          <w:sz w:val="28"/>
+          <w:szCs w:val="28"/>
+          <w:lang w:val="ru-RU"/>
+        </w:rPr>
+        <w:t>Содержит информацию о группах</w:t>
+      </w:r>
+      <w:r>
+        <w:rPr>
+          <w:rFonts w:ascii="Times New Roman" w:hAnsi="Times New Roman" w:cs="Times New Roman"/>
+          <w:sz w:val="28"/>
+          <w:szCs w:val="28"/>
+          <w:lang w:val="ru-RU"/>
+        </w:rPr>
+        <w:t>.</w:t>
       </w:r>
     </w:p>
     <w:p>
       <w:pPr>
         <w:rPr>
-          <w:rFonts w:hint="default" w:ascii="Times New Roman" w:hAnsi="Times New Roman" w:cs="Times New Roman"/>
-          <w:sz w:val="28"/>
-          <w:szCs w:val="28"/>
+          <w:rFonts w:ascii="Times New Roman" w:hAnsi="Times New Roman" w:cs="Times New Roman"/>
+          <w:sz w:val="28"/>
+          <w:szCs w:val="28"/>
+          <w:lang w:val="ru-RU"/>
         </w:rPr>
       </w:pPr>
       <w:r>
         <w:rPr>
-          <w:rFonts w:hint="default" w:ascii="Times New Roman" w:hAnsi="Times New Roman" w:cs="Times New Roman"/>
-          <w:sz w:val="28"/>
-          <w:szCs w:val="28"/>
-        </w:rPr>
-        <w:t xml:space="preserve">○ Attributes: </w:t>
+          <w:rFonts w:ascii="Times New Roman" w:hAnsi="Times New Roman" w:cs="Times New Roman"/>
+          <w:sz w:val="28"/>
+          <w:szCs w:val="28"/>
+          <w:lang w:val="ru-RU"/>
+        </w:rPr>
+        <w:t xml:space="preserve">○ </w:t>
+      </w:r>
+      <w:r>
+        <w:rPr>
+          <w:rFonts w:ascii="Times New Roman" w:hAnsi="Times New Roman" w:cs="Times New Roman"/>
+          <w:sz w:val="28"/>
+          <w:szCs w:val="28"/>
+        </w:rPr>
+        <w:t>Attributes</w:t>
+      </w:r>
+      <w:r>
+        <w:rPr>
+          <w:rFonts w:ascii="Times New Roman" w:hAnsi="Times New Roman" w:cs="Times New Roman"/>
+          <w:sz w:val="28"/>
+          <w:szCs w:val="28"/>
+          <w:lang w:val="ru-RU"/>
+        </w:rPr>
+        <w:t xml:space="preserve">: </w:t>
       </w:r>
     </w:p>
     <w:p>
       <w:pPr>
         <w:rPr>
-          <w:rFonts w:hint="default" w:ascii="Times New Roman" w:hAnsi="Times New Roman" w:cs="Times New Roman"/>
+          <w:rFonts w:ascii="Times New Roman" w:hAnsi="Times New Roman" w:cs="Times New Roman"/>
           <w:sz w:val="28"/>
           <w:szCs w:val="28"/>
         </w:rPr>
       </w:pPr>
       <w:r>
         <w:rPr>
-          <w:rFonts w:hint="default" w:ascii="Times New Roman" w:hAnsi="Times New Roman" w:cs="Times New Roman"/>
-          <w:sz w:val="28"/>
-          <w:szCs w:val="28"/>
-        </w:rPr>
-        <w:t xml:space="preserve">■ </w:t>
-      </w:r>
-      <w:r>
-        <w:rPr>
-          <w:rFonts w:hint="default" w:ascii="Times New Roman" w:hAnsi="Times New Roman" w:cs="Times New Roman"/>
-          <w:sz w:val="28"/>
-          <w:szCs w:val="28"/>
-          <w:lang w:val="en-US"/>
-        </w:rPr>
-        <w:t>User</w:t>
-      </w:r>
-      <w:r>
-        <w:rPr>
-          <w:rFonts w:hint="default" w:ascii="Times New Roman" w:hAnsi="Times New Roman" w:cs="Times New Roman"/>
-          <w:sz w:val="28"/>
-          <w:szCs w:val="28"/>
-        </w:rPr>
-        <w:t xml:space="preserve">ID: INTEGER, PK, NOT NULL, UNIQUE </w:t>
+          <w:rFonts w:ascii="Times New Roman" w:hAnsi="Times New Roman" w:cs="Times New Roman"/>
+          <w:sz w:val="28"/>
+          <w:szCs w:val="28"/>
+        </w:rPr>
+        <w:t>■</w:t>
+      </w:r>
+      <w:r>
+        <w:rPr>
+          <w:rFonts w:ascii="Times New Roman" w:hAnsi="Times New Roman" w:cs="Times New Roman"/>
+          <w:sz w:val="28"/>
+          <w:szCs w:val="28"/>
+        </w:rPr>
+        <w:t xml:space="preserve"> * </w:t>
+      </w:r>
+      <w:proofErr w:type="spellStart"/>
+      <w:r>
+        <w:rPr>
+          <w:rFonts w:ascii="Times New Roman" w:hAnsi="Times New Roman" w:cs="Times New Roman"/>
+          <w:sz w:val="28"/>
+          <w:szCs w:val="28"/>
+        </w:rPr>
+        <w:t>group_</w:t>
+      </w:r>
+      <w:proofErr w:type="gramStart"/>
+      <w:r>
+        <w:rPr>
+          <w:rFonts w:ascii="Times New Roman" w:hAnsi="Times New Roman" w:cs="Times New Roman"/>
+          <w:sz w:val="28"/>
+          <w:szCs w:val="28"/>
+        </w:rPr>
+        <w:t>name</w:t>
+      </w:r>
+      <w:proofErr w:type="spellEnd"/>
+      <w:r>
+        <w:rPr>
+          <w:rFonts w:ascii="Times New Roman" w:hAnsi="Times New Roman" w:cs="Times New Roman"/>
+          <w:sz w:val="28"/>
+          <w:szCs w:val="28"/>
+        </w:rPr>
+        <w:t xml:space="preserve"> :</w:t>
+      </w:r>
+      <w:proofErr w:type="gramEnd"/>
+      <w:r>
+        <w:rPr>
+          <w:rFonts w:ascii="Times New Roman" w:hAnsi="Times New Roman" w:cs="Times New Roman"/>
+          <w:sz w:val="28"/>
+          <w:szCs w:val="28"/>
+        </w:rPr>
+        <w:t xml:space="preserve"> varchar(20) &lt;&lt;PK&gt;&gt;  --</w:t>
       </w:r>
     </w:p>
     <w:p>
       <w:pPr>
         <w:rPr>
-          <w:rFonts w:hint="default" w:ascii="Times New Roman" w:hAnsi="Times New Roman" w:cs="Times New Roman"/>
+          <w:rFonts w:ascii="Times New Roman" w:hAnsi="Times New Roman" w:cs="Times New Roman"/>
           <w:sz w:val="28"/>
           <w:szCs w:val="28"/>
         </w:rPr>
       </w:pPr>
       <w:r>
         <w:rPr>
-          <w:rFonts w:hint="default" w:ascii="Times New Roman" w:hAnsi="Times New Roman" w:cs="Times New Roman"/>
-          <w:sz w:val="28"/>
-          <w:szCs w:val="28"/>
-        </w:rPr>
-        <w:t xml:space="preserve">■ </w:t>
-      </w:r>
-      <w:r>
-        <w:rPr>
-          <w:rFonts w:hint="default" w:ascii="Times New Roman" w:hAnsi="Times New Roman" w:cs="Times New Roman"/>
-          <w:sz w:val="28"/>
-          <w:szCs w:val="28"/>
-          <w:lang w:val="en-US"/>
-        </w:rPr>
-        <w:t>FirstName</w:t>
-      </w:r>
-      <w:r>
-        <w:rPr>
-          <w:rFonts w:hint="default" w:ascii="Times New Roman" w:hAnsi="Times New Roman" w:cs="Times New Roman"/>
-          <w:sz w:val="28"/>
-          <w:szCs w:val="28"/>
-        </w:rPr>
-        <w:t xml:space="preserve">: VARCHAR(100), NOT NULL </w:t>
+          <w:rFonts w:ascii="Times New Roman" w:hAnsi="Times New Roman" w:cs="Times New Roman"/>
+          <w:sz w:val="28"/>
+          <w:szCs w:val="28"/>
+        </w:rPr>
+        <w:t>■</w:t>
+      </w:r>
+      <w:r>
+        <w:rPr>
+          <w:rFonts w:ascii="Times New Roman" w:hAnsi="Times New Roman" w:cs="Times New Roman"/>
+          <w:sz w:val="28"/>
+          <w:szCs w:val="28"/>
+        </w:rPr>
+        <w:t xml:space="preserve"> </w:t>
+      </w:r>
+      <w:proofErr w:type="gramStart"/>
+      <w:r>
+        <w:rPr>
+          <w:rFonts w:ascii="Times New Roman" w:hAnsi="Times New Roman" w:cs="Times New Roman"/>
+          <w:sz w:val="28"/>
+          <w:szCs w:val="28"/>
+        </w:rPr>
+        <w:t>description :</w:t>
+      </w:r>
+      <w:proofErr w:type="gramEnd"/>
+      <w:r>
+        <w:rPr>
+          <w:rFonts w:ascii="Times New Roman" w:hAnsi="Times New Roman" w:cs="Times New Roman"/>
+          <w:sz w:val="28"/>
+          <w:szCs w:val="28"/>
+        </w:rPr>
+        <w:t xml:space="preserve"> varchar(100)</w:t>
       </w:r>
     </w:p>
     <w:p>
       <w:pPr>
         <w:rPr>
-          <w:rFonts w:hint="default" w:ascii="Times New Roman" w:hAnsi="Times New Roman" w:cs="Times New Roman"/>
-          <w:sz w:val="28"/>
-          <w:szCs w:val="28"/>
-        </w:rPr>
-      </w:pPr>
-      <w:r>
-        <w:rPr>
-          <w:rFonts w:hint="default" w:ascii="Times New Roman" w:hAnsi="Times New Roman" w:cs="Times New Roman"/>
-          <w:sz w:val="28"/>
-          <w:szCs w:val="28"/>
-        </w:rPr>
-        <w:t xml:space="preserve">■ </w:t>
-      </w:r>
-      <w:r>
-        <w:rPr>
-          <w:rFonts w:hint="default" w:ascii="Times New Roman" w:hAnsi="Times New Roman" w:cs="Times New Roman"/>
-          <w:sz w:val="28"/>
-          <w:szCs w:val="28"/>
-          <w:lang w:val="en-US"/>
-        </w:rPr>
-        <w:t>LastName</w:t>
-      </w:r>
-      <w:r>
-        <w:rPr>
-          <w:rFonts w:hint="default" w:ascii="Times New Roman" w:hAnsi="Times New Roman" w:cs="Times New Roman"/>
-          <w:sz w:val="28"/>
-          <w:szCs w:val="28"/>
-        </w:rPr>
-        <w:t xml:space="preserve">: VARCHAR(100), NOT NULL </w:t>
-      </w:r>
-    </w:p>
-    <w:p>
-      <w:pPr>
-        <w:rPr>
-          <w:rFonts w:hint="default" w:ascii="Times New Roman" w:hAnsi="Times New Roman" w:cs="Times New Roman"/>
-          <w:sz w:val="28"/>
-          <w:szCs w:val="28"/>
-        </w:rPr>
-      </w:pPr>
-      <w:r>
-        <w:rPr>
-          <w:rFonts w:hint="default" w:ascii="Times New Roman" w:hAnsi="Times New Roman" w:cs="Times New Roman"/>
-          <w:sz w:val="28"/>
-          <w:szCs w:val="28"/>
-        </w:rPr>
-        <w:t>■ Email: VARCHAR(255), UNIQUE, NOT NULL</w:t>
-      </w:r>
-    </w:p>
-    <w:p>
-      <w:pPr>
-        <w:rPr>
-          <w:rFonts w:hint="default" w:ascii="Times New Roman" w:hAnsi="Times New Roman" w:cs="Times New Roman"/>
-          <w:sz w:val="28"/>
-          <w:szCs w:val="28"/>
-        </w:rPr>
-      </w:pPr>
-      <w:r>
-        <w:rPr>
-          <w:rFonts w:hint="default" w:ascii="Times New Roman" w:hAnsi="Times New Roman" w:cs="Times New Roman"/>
-          <w:sz w:val="28"/>
-          <w:szCs w:val="28"/>
-        </w:rPr>
-        <w:t xml:space="preserve">○ Constraints: </w:t>
-      </w:r>
-    </w:p>
-    <w:p>
-      <w:pPr>
-        <w:rPr>
-          <w:rFonts w:hint="default" w:ascii="Times New Roman" w:hAnsi="Times New Roman" w:cs="Times New Roman"/>
-          <w:sz w:val="28"/>
-          <w:szCs w:val="28"/>
-        </w:rPr>
-      </w:pPr>
-      <w:r>
-        <w:rPr>
-          <w:rFonts w:hint="default" w:ascii="Times New Roman" w:hAnsi="Times New Roman" w:cs="Times New Roman"/>
-          <w:sz w:val="28"/>
-          <w:szCs w:val="28"/>
-        </w:rPr>
-        <w:t>■ PK_</w:t>
-      </w:r>
-      <w:r>
-        <w:rPr>
-          <w:rFonts w:hint="default" w:ascii="Times New Roman" w:hAnsi="Times New Roman" w:cs="Times New Roman"/>
-          <w:sz w:val="28"/>
-          <w:szCs w:val="28"/>
-          <w:lang w:val="en-US"/>
-        </w:rPr>
-        <w:t>User</w:t>
-      </w:r>
-      <w:r>
-        <w:rPr>
-          <w:rFonts w:hint="default" w:ascii="Times New Roman" w:hAnsi="Times New Roman" w:cs="Times New Roman"/>
-          <w:sz w:val="28"/>
-          <w:szCs w:val="28"/>
-        </w:rPr>
-        <w:t>s: PRIMARY KEY (</w:t>
-      </w:r>
-      <w:r>
-        <w:rPr>
-          <w:rFonts w:hint="default" w:ascii="Times New Roman" w:hAnsi="Times New Roman" w:cs="Times New Roman"/>
-          <w:sz w:val="28"/>
-          <w:szCs w:val="28"/>
-          <w:lang w:val="en-US"/>
-        </w:rPr>
-        <w:t>User</w:t>
-      </w:r>
-      <w:r>
-        <w:rPr>
-          <w:rFonts w:hint="default" w:ascii="Times New Roman" w:hAnsi="Times New Roman" w:cs="Times New Roman"/>
-          <w:sz w:val="28"/>
-          <w:szCs w:val="28"/>
-        </w:rPr>
-        <w:t xml:space="preserve">ID) </w:t>
-      </w:r>
-    </w:p>
-    <w:p>
-      <w:pPr>
-        <w:rPr>
-          <w:rFonts w:hint="default" w:ascii="Times New Roman" w:hAnsi="Times New Roman" w:cs="Times New Roman"/>
-          <w:sz w:val="28"/>
-          <w:szCs w:val="28"/>
-        </w:rPr>
-      </w:pPr>
-      <w:r>
-        <w:rPr>
-          <w:rFonts w:hint="default" w:ascii="Times New Roman" w:hAnsi="Times New Roman" w:cs="Times New Roman"/>
-          <w:sz w:val="28"/>
-          <w:szCs w:val="28"/>
-        </w:rPr>
-        <w:t>■ UQ_Email: UNIQUE (Email)</w:t>
-      </w:r>
-    </w:p>
-    <w:p>
-      <w:pPr>
-        <w:rPr>
-          <w:rFonts w:hint="default" w:ascii="Times New Roman" w:hAnsi="Times New Roman" w:cs="Times New Roman"/>
-          <w:sz w:val="28"/>
-          <w:szCs w:val="28"/>
-          <w:lang w:val="en-US"/>
+          <w:rFonts w:ascii="Times New Roman" w:hAnsi="Times New Roman" w:cs="Times New Roman"/>
+          <w:sz w:val="28"/>
+          <w:szCs w:val="28"/>
         </w:rPr>
       </w:pPr>
     </w:p>
     <w:p>
       <w:pPr>
         <w:rPr>
-          <w:rFonts w:hint="default" w:ascii="Times New Roman" w:hAnsi="Times New Roman" w:cs="Times New Roman"/>
-          <w:sz w:val="28"/>
-          <w:szCs w:val="28"/>
-          <w:lang w:val="en-US"/>
+          <w:rFonts w:ascii="Times New Roman" w:hAnsi="Times New Roman" w:cs="Times New Roman"/>
+          <w:b/>
+          <w:bCs/>
+          <w:sz w:val="28"/>
+          <w:szCs w:val="28"/>
         </w:rPr>
       </w:pPr>
       <w:r>
         <w:rPr>
-          <w:rFonts w:hint="default" w:ascii="Times New Roman" w:hAnsi="Times New Roman" w:cs="Times New Roman"/>
-          <w:sz w:val="28"/>
-          <w:szCs w:val="28"/>
-          <w:lang w:val="en-US"/>
-        </w:rPr>
-        <w:t>5</w:t>
-      </w:r>
-      <w:r>
-        <w:rPr>
-          <w:rFonts w:hint="default" w:ascii="Times New Roman" w:hAnsi="Times New Roman" w:cs="Times New Roman"/>
-          <w:sz w:val="28"/>
-          <w:szCs w:val="28"/>
-        </w:rPr>
-        <w:t xml:space="preserve">. Table Name: </w:t>
-      </w:r>
-      <w:r>
-        <w:rPr>
-          <w:rFonts w:hint="default" w:ascii="Times New Roman" w:hAnsi="Times New Roman" w:cs="Times New Roman"/>
-          <w:sz w:val="28"/>
-          <w:szCs w:val="28"/>
-          <w:lang w:val="en-US"/>
-        </w:rPr>
-        <w:t>Playlists</w:t>
+          <w:rFonts w:ascii="Times New Roman" w:hAnsi="Times New Roman" w:cs="Times New Roman"/>
+          <w:b/>
+          <w:bCs/>
+          <w:sz w:val="28"/>
+          <w:szCs w:val="28"/>
+          <w:lang w:val="ru-RU"/>
+        </w:rPr>
+        <w:t>Взаимосвязи</w:t>
+      </w:r>
+      <w:r>
+        <w:rPr>
+          <w:rFonts w:ascii="Times New Roman" w:hAnsi="Times New Roman" w:cs="Times New Roman"/>
+          <w:b/>
+          <w:bCs/>
+          <w:sz w:val="28"/>
+          <w:szCs w:val="28"/>
+        </w:rPr>
+        <w:t xml:space="preserve">: </w:t>
       </w:r>
     </w:p>
     <w:p>
       <w:pPr>
         <w:rPr>
-          <w:rFonts w:hint="default" w:ascii="Times New Roman" w:hAnsi="Times New Roman" w:cs="Times New Roman"/>
+          <w:rFonts w:ascii="Times New Roman" w:hAnsi="Times New Roman" w:cs="Times New Roman"/>
           <w:sz w:val="28"/>
           <w:szCs w:val="28"/>
           <w:lang w:val="ru-RU"/>
@@ -2034,880 +2874,398 @@
       </w:pPr>
       <w:r>
         <w:rPr>
-          <w:rFonts w:hint="default" w:ascii="Times New Roman" w:hAnsi="Times New Roman" w:cs="Times New Roman"/>
-          <w:sz w:val="28"/>
-          <w:szCs w:val="28"/>
-        </w:rPr>
-        <w:t xml:space="preserve">○ Description: </w:t>
-      </w:r>
-      <w:r>
-        <w:rPr>
-          <w:rFonts w:hint="default" w:ascii="Times New Roman" w:hAnsi="Times New Roman" w:cs="Times New Roman"/>
-          <w:sz w:val="28"/>
-          <w:szCs w:val="28"/>
-          <w:lang w:val="ru-RU"/>
-        </w:rPr>
-        <w:t>Плейлисты, созданные пользователями.</w:t>
+          <w:rFonts w:ascii="Times New Roman" w:hAnsi="Times New Roman" w:cs="Times New Roman"/>
+          <w:sz w:val="28"/>
+          <w:szCs w:val="28"/>
+          <w:lang w:val="ru-RU"/>
+        </w:rPr>
+        <w:t xml:space="preserve">● </w:t>
+      </w:r>
+      <w:r>
+        <w:rPr>
+          <w:rFonts w:ascii="Times New Roman" w:hAnsi="Times New Roman" w:cs="Times New Roman"/>
+          <w:sz w:val="28"/>
+          <w:szCs w:val="28"/>
+        </w:rPr>
+        <w:t>Students</w:t>
+      </w:r>
+      <w:r>
+        <w:rPr>
+          <w:rFonts w:ascii="Times New Roman" w:hAnsi="Times New Roman" w:cs="Times New Roman"/>
+          <w:sz w:val="28"/>
+          <w:szCs w:val="28"/>
+          <w:lang w:val="ru-RU"/>
+        </w:rPr>
+        <w:t xml:space="preserve"> и </w:t>
+      </w:r>
+      <w:r>
+        <w:rPr>
+          <w:rFonts w:ascii="Times New Roman" w:hAnsi="Times New Roman" w:cs="Times New Roman"/>
+          <w:sz w:val="28"/>
+          <w:szCs w:val="28"/>
+        </w:rPr>
+        <w:t>Groups</w:t>
+      </w:r>
+      <w:r>
+        <w:rPr>
+          <w:rFonts w:ascii="Times New Roman" w:hAnsi="Times New Roman" w:cs="Times New Roman"/>
+          <w:sz w:val="28"/>
+          <w:szCs w:val="28"/>
+          <w:lang w:val="ru-RU"/>
+        </w:rPr>
+        <w:t xml:space="preserve"> (Один-ко-Многим): </w:t>
+      </w:r>
+      <w:proofErr w:type="gramStart"/>
+      <w:r>
+        <w:rPr>
+          <w:rFonts w:ascii="Times New Roman" w:hAnsi="Times New Roman" w:cs="Times New Roman"/>
+          <w:sz w:val="28"/>
+          <w:szCs w:val="28"/>
+          <w:lang w:val="ru-RU"/>
+        </w:rPr>
+        <w:t>В</w:t>
+      </w:r>
+      <w:proofErr w:type="gramEnd"/>
+      <w:r>
+        <w:rPr>
+          <w:rFonts w:ascii="Times New Roman" w:hAnsi="Times New Roman" w:cs="Times New Roman"/>
+          <w:sz w:val="28"/>
+          <w:szCs w:val="28"/>
+          <w:lang w:val="ru-RU"/>
+        </w:rPr>
+        <w:t xml:space="preserve"> одной группе может обучаться множество студентов.</w:t>
       </w:r>
     </w:p>
     <w:p>
       <w:pPr>
         <w:rPr>
-          <w:rFonts w:hint="default" w:ascii="Times New Roman" w:hAnsi="Times New Roman" w:cs="Times New Roman"/>
-          <w:sz w:val="28"/>
-          <w:szCs w:val="28"/>
+          <w:rFonts w:ascii="Times New Roman" w:hAnsi="Times New Roman" w:cs="Times New Roman"/>
+          <w:sz w:val="28"/>
+          <w:szCs w:val="28"/>
+          <w:lang w:val="ru-RU"/>
         </w:rPr>
       </w:pPr>
       <w:r>
         <w:rPr>
-          <w:rFonts w:hint="default" w:ascii="Times New Roman" w:hAnsi="Times New Roman" w:cs="Times New Roman"/>
-          <w:sz w:val="28"/>
-          <w:szCs w:val="28"/>
-        </w:rPr>
-        <w:t xml:space="preserve">○ Attributes: </w:t>
+          <w:rFonts w:ascii="Times New Roman" w:hAnsi="Times New Roman" w:cs="Times New Roman"/>
+          <w:sz w:val="28"/>
+          <w:szCs w:val="28"/>
+          <w:lang w:val="ru-RU"/>
+        </w:rPr>
+        <w:t>●</w:t>
+      </w:r>
+      <w:r>
+        <w:rPr>
+          <w:rFonts w:ascii="Times New Roman" w:hAnsi="Times New Roman" w:cs="Times New Roman"/>
+          <w:sz w:val="28"/>
+          <w:szCs w:val="28"/>
+          <w:lang w:val="ru-RU"/>
+        </w:rPr>
+        <w:t xml:space="preserve"> </w:t>
+      </w:r>
+      <w:r>
+        <w:rPr>
+          <w:rFonts w:ascii="Times New Roman" w:hAnsi="Times New Roman" w:cs="Times New Roman"/>
+          <w:sz w:val="28"/>
+          <w:szCs w:val="28"/>
+        </w:rPr>
+        <w:t>Groups</w:t>
+      </w:r>
+      <w:r>
+        <w:rPr>
+          <w:rFonts w:ascii="Times New Roman" w:hAnsi="Times New Roman" w:cs="Times New Roman"/>
+          <w:sz w:val="28"/>
+          <w:szCs w:val="28"/>
+          <w:lang w:val="ru-RU"/>
+        </w:rPr>
+        <w:t xml:space="preserve"> и </w:t>
+      </w:r>
+      <w:r>
+        <w:rPr>
+          <w:rFonts w:ascii="Times New Roman" w:hAnsi="Times New Roman" w:cs="Times New Roman"/>
+          <w:sz w:val="28"/>
+          <w:szCs w:val="28"/>
+        </w:rPr>
+        <w:t>Schedule</w:t>
+      </w:r>
+      <w:r>
+        <w:rPr>
+          <w:rFonts w:ascii="Times New Roman" w:hAnsi="Times New Roman" w:cs="Times New Roman"/>
+          <w:sz w:val="28"/>
+          <w:szCs w:val="28"/>
+          <w:lang w:val="ru-RU"/>
+        </w:rPr>
+        <w:t xml:space="preserve"> (Один-ко-Многим): </w:t>
+      </w:r>
+      <w:proofErr w:type="gramStart"/>
+      <w:r>
+        <w:rPr>
+          <w:rFonts w:ascii="Times New Roman" w:hAnsi="Times New Roman" w:cs="Times New Roman"/>
+          <w:sz w:val="28"/>
+          <w:szCs w:val="28"/>
+          <w:lang w:val="ru-RU"/>
+        </w:rPr>
+        <w:t>В</w:t>
+      </w:r>
+      <w:proofErr w:type="gramEnd"/>
+      <w:r>
+        <w:rPr>
+          <w:rFonts w:ascii="Times New Roman" w:hAnsi="Times New Roman" w:cs="Times New Roman"/>
+          <w:sz w:val="28"/>
+          <w:szCs w:val="28"/>
+          <w:lang w:val="ru-RU"/>
+        </w:rPr>
+        <w:t xml:space="preserve"> одном расписании может быть указано множество групп.</w:t>
       </w:r>
     </w:p>
     <w:p>
       <w:pPr>
         <w:rPr>
-          <w:rFonts w:hint="default" w:ascii="Times New Roman" w:hAnsi="Times New Roman" w:cs="Times New Roman"/>
-          <w:sz w:val="28"/>
-          <w:szCs w:val="28"/>
+          <w:rFonts w:ascii="Times New Roman" w:hAnsi="Times New Roman" w:cs="Times New Roman"/>
+          <w:sz w:val="28"/>
+          <w:szCs w:val="28"/>
+          <w:lang w:val="ru-RU"/>
         </w:rPr>
       </w:pPr>
       <w:r>
         <w:rPr>
-          <w:rFonts w:hint="default" w:ascii="Times New Roman" w:hAnsi="Times New Roman" w:cs="Times New Roman"/>
-          <w:sz w:val="28"/>
-          <w:szCs w:val="28"/>
-        </w:rPr>
-        <w:t>■</w:t>
-      </w:r>
-      <w:r>
-        <w:rPr>
-          <w:rFonts w:hint="default" w:ascii="Times New Roman" w:hAnsi="Times New Roman" w:cs="Times New Roman"/>
-          <w:sz w:val="28"/>
-          <w:szCs w:val="28"/>
-          <w:lang w:val="ru-RU"/>
-        </w:rPr>
-        <w:t xml:space="preserve"> </w:t>
-      </w:r>
-      <w:r>
-        <w:rPr>
-          <w:rFonts w:hint="default" w:ascii="Times New Roman" w:hAnsi="Times New Roman" w:cs="Times New Roman"/>
-          <w:sz w:val="28"/>
-          <w:szCs w:val="28"/>
-        </w:rPr>
-        <w:t>PlaylistID: INTEGER, PK, NOT NULL, UNIQUE</w:t>
+          <w:rFonts w:ascii="Times New Roman" w:hAnsi="Times New Roman" w:cs="Times New Roman"/>
+          <w:sz w:val="28"/>
+          <w:szCs w:val="28"/>
+          <w:lang w:val="ru-RU"/>
+        </w:rPr>
+        <w:t xml:space="preserve">● </w:t>
+      </w:r>
+      <w:r>
+        <w:rPr>
+          <w:rFonts w:ascii="Times New Roman" w:hAnsi="Times New Roman" w:cs="Times New Roman"/>
+          <w:sz w:val="28"/>
+          <w:szCs w:val="28"/>
+        </w:rPr>
+        <w:t>Schedule</w:t>
+      </w:r>
+      <w:r>
+        <w:rPr>
+          <w:rFonts w:ascii="Times New Roman" w:hAnsi="Times New Roman" w:cs="Times New Roman"/>
+          <w:sz w:val="28"/>
+          <w:szCs w:val="28"/>
+          <w:lang w:val="ru-RU"/>
+        </w:rPr>
+        <w:t xml:space="preserve"> и </w:t>
+      </w:r>
+      <w:r>
+        <w:rPr>
+          <w:rFonts w:ascii="Times New Roman" w:hAnsi="Times New Roman" w:cs="Times New Roman"/>
+          <w:sz w:val="28"/>
+          <w:szCs w:val="28"/>
+        </w:rPr>
+        <w:t>Subjects</w:t>
+      </w:r>
+      <w:r>
+        <w:rPr>
+          <w:rFonts w:ascii="Times New Roman" w:hAnsi="Times New Roman" w:cs="Times New Roman"/>
+          <w:sz w:val="28"/>
+          <w:szCs w:val="28"/>
+          <w:lang w:val="ru-RU"/>
+        </w:rPr>
+        <w:t xml:space="preserve"> (Один-ко-Многим): </w:t>
+      </w:r>
+      <w:proofErr w:type="gramStart"/>
+      <w:r>
+        <w:rPr>
+          <w:rFonts w:ascii="Times New Roman" w:hAnsi="Times New Roman" w:cs="Times New Roman"/>
+          <w:sz w:val="28"/>
+          <w:szCs w:val="28"/>
+          <w:lang w:val="ru-RU"/>
+        </w:rPr>
+        <w:t>В</w:t>
+      </w:r>
+      <w:proofErr w:type="gramEnd"/>
+      <w:r>
+        <w:rPr>
+          <w:rFonts w:ascii="Times New Roman" w:hAnsi="Times New Roman" w:cs="Times New Roman"/>
+          <w:sz w:val="28"/>
+          <w:szCs w:val="28"/>
+          <w:lang w:val="ru-RU"/>
+        </w:rPr>
+        <w:t xml:space="preserve"> одном расписании могут встречаться различные предметы</w:t>
+      </w:r>
+      <w:r>
+        <w:rPr>
+          <w:rFonts w:ascii="Times New Roman" w:hAnsi="Times New Roman" w:cs="Times New Roman"/>
+          <w:sz w:val="28"/>
+          <w:szCs w:val="28"/>
+          <w:lang w:val="ru-RU"/>
+        </w:rPr>
+        <w:t>.</w:t>
       </w:r>
     </w:p>
     <w:p>
       <w:pPr>
         <w:rPr>
-          <w:rFonts w:hint="default" w:ascii="Times New Roman" w:hAnsi="Times New Roman" w:cs="Times New Roman"/>
-          <w:sz w:val="28"/>
-          <w:szCs w:val="28"/>
+          <w:rFonts w:ascii="Times New Roman" w:hAnsi="Times New Roman" w:cs="Times New Roman"/>
+          <w:sz w:val="28"/>
+          <w:szCs w:val="28"/>
+          <w:lang w:val="ru-RU"/>
         </w:rPr>
       </w:pPr>
       <w:r>
         <w:rPr>
-          <w:rFonts w:hint="default" w:ascii="Times New Roman" w:hAnsi="Times New Roman" w:cs="Times New Roman"/>
-          <w:sz w:val="28"/>
-          <w:szCs w:val="28"/>
-        </w:rPr>
-        <w:t>■ Title: VARCHAR(255), NOT NULL</w:t>
+          <w:rFonts w:ascii="Times New Roman" w:hAnsi="Times New Roman" w:cs="Times New Roman"/>
+          <w:sz w:val="28"/>
+          <w:szCs w:val="28"/>
+          <w:lang w:val="ru-RU"/>
+        </w:rPr>
+        <w:t>●</w:t>
+      </w:r>
+      <w:r>
+        <w:rPr>
+          <w:rFonts w:ascii="Times New Roman" w:hAnsi="Times New Roman" w:cs="Times New Roman"/>
+          <w:sz w:val="28"/>
+          <w:szCs w:val="28"/>
+          <w:lang w:val="ru-RU"/>
+        </w:rPr>
+        <w:t xml:space="preserve"> </w:t>
+      </w:r>
+      <w:r>
+        <w:rPr>
+          <w:rFonts w:ascii="Times New Roman" w:hAnsi="Times New Roman" w:cs="Times New Roman"/>
+          <w:sz w:val="28"/>
+          <w:szCs w:val="28"/>
+        </w:rPr>
+        <w:t>Teachers</w:t>
+      </w:r>
+      <w:r>
+        <w:rPr>
+          <w:rFonts w:ascii="Times New Roman" w:hAnsi="Times New Roman" w:cs="Times New Roman"/>
+          <w:sz w:val="28"/>
+          <w:szCs w:val="28"/>
+          <w:lang w:val="ru-RU"/>
+        </w:rPr>
+        <w:t xml:space="preserve"> и </w:t>
+      </w:r>
+      <w:r>
+        <w:rPr>
+          <w:rFonts w:ascii="Times New Roman" w:hAnsi="Times New Roman" w:cs="Times New Roman"/>
+          <w:sz w:val="28"/>
+          <w:szCs w:val="28"/>
+        </w:rPr>
+        <w:t>Subjects</w:t>
+      </w:r>
+      <w:r>
+        <w:rPr>
+          <w:rFonts w:ascii="Times New Roman" w:hAnsi="Times New Roman" w:cs="Times New Roman"/>
+          <w:sz w:val="28"/>
+          <w:szCs w:val="28"/>
+          <w:lang w:val="ru-RU"/>
+        </w:rPr>
+        <w:t xml:space="preserve"> (Многие</w:t>
+      </w:r>
+      <w:r>
+        <w:rPr>
+          <w:rFonts w:ascii="Times New Roman" w:hAnsi="Times New Roman" w:cs="Times New Roman"/>
+          <w:sz w:val="28"/>
+          <w:szCs w:val="28"/>
+          <w:lang w:val="ru-RU"/>
+        </w:rPr>
+        <w:t>-ко-Многим):</w:t>
+      </w:r>
+      <w:r>
+        <w:rPr>
+          <w:rFonts w:ascii="Times New Roman" w:hAnsi="Times New Roman" w:cs="Times New Roman"/>
+          <w:sz w:val="28"/>
+          <w:szCs w:val="28"/>
+          <w:lang w:val="ru-RU"/>
+        </w:rPr>
+        <w:t xml:space="preserve"> </w:t>
+      </w:r>
+      <w:r>
+        <w:rPr>
+          <w:rFonts w:ascii="Times New Roman" w:hAnsi="Times New Roman" w:cs="Times New Roman"/>
+          <w:sz w:val="28"/>
+          <w:szCs w:val="28"/>
+          <w:lang w:val="ru-RU"/>
+        </w:rPr>
+        <w:t>Один преподаватель мож</w:t>
+      </w:r>
+      <w:r>
+        <w:rPr>
+          <w:rFonts w:ascii="Times New Roman" w:hAnsi="Times New Roman" w:cs="Times New Roman"/>
+          <w:sz w:val="28"/>
+          <w:szCs w:val="28"/>
+          <w:lang w:val="ru-RU"/>
+        </w:rPr>
+        <w:t>ет вести несколько предметов, также, как и один предмет может проводиться разными преподавателями (например, лекцию ведет профессор, а практику – старший преподаватель</w:t>
+      </w:r>
+      <w:r>
+        <w:rPr>
+          <w:rFonts w:ascii="Times New Roman" w:hAnsi="Times New Roman" w:cs="Times New Roman"/>
+          <w:sz w:val="28"/>
+          <w:szCs w:val="28"/>
+          <w:lang w:val="ru-RU"/>
+        </w:rPr>
+        <w:t>.</w:t>
       </w:r>
     </w:p>
     <w:p>
       <w:pPr>
         <w:rPr>
-          <w:rFonts w:hint="default" w:ascii="Times New Roman" w:hAnsi="Times New Roman" w:cs="Times New Roman"/>
-          <w:sz w:val="28"/>
-          <w:szCs w:val="28"/>
-        </w:rPr>
-      </w:pPr>
-      <w:r>
-        <w:rPr>
-          <w:rFonts w:hint="default" w:ascii="Times New Roman" w:hAnsi="Times New Roman" w:cs="Times New Roman"/>
-          <w:sz w:val="28"/>
-          <w:szCs w:val="28"/>
-        </w:rPr>
-        <w:t>■ UserID: INTEGER, FK (REFERENCES Users), NOT NULL</w:t>
-      </w:r>
-    </w:p>
-    <w:p>
-      <w:pPr>
-        <w:rPr>
-          <w:rFonts w:hint="default" w:ascii="Times New Roman" w:hAnsi="Times New Roman" w:cs="Times New Roman"/>
-          <w:sz w:val="28"/>
-          <w:szCs w:val="28"/>
-        </w:rPr>
-      </w:pPr>
-      <w:r>
-        <w:rPr>
-          <w:rFonts w:hint="default" w:ascii="Times New Roman" w:hAnsi="Times New Roman" w:cs="Times New Roman"/>
-          <w:sz w:val="28"/>
-          <w:szCs w:val="28"/>
-        </w:rPr>
-        <w:t>■ CreationDate: DATE NOT NULL DEFAULT CURRENT_DATE</w:t>
-      </w:r>
-    </w:p>
-    <w:p>
-      <w:pPr>
-        <w:rPr>
-          <w:rFonts w:hint="default" w:ascii="Times New Roman" w:hAnsi="Times New Roman" w:cs="Times New Roman"/>
-          <w:sz w:val="28"/>
-          <w:szCs w:val="28"/>
-        </w:rPr>
-      </w:pPr>
-      <w:r>
-        <w:rPr>
-          <w:rFonts w:hint="default" w:ascii="Times New Roman" w:hAnsi="Times New Roman" w:cs="Times New Roman"/>
-          <w:sz w:val="28"/>
-          <w:szCs w:val="28"/>
-        </w:rPr>
-        <w:t xml:space="preserve">○ Constraints: </w:t>
-      </w:r>
-    </w:p>
-    <w:p>
-      <w:pPr>
-        <w:rPr>
-          <w:rFonts w:hint="default" w:ascii="Times New Roman" w:hAnsi="Times New Roman" w:cs="Times New Roman"/>
-          <w:sz w:val="28"/>
-          <w:szCs w:val="28"/>
-        </w:rPr>
-      </w:pPr>
-      <w:r>
-        <w:rPr>
-          <w:rFonts w:hint="default" w:ascii="Times New Roman" w:hAnsi="Times New Roman" w:cs="Times New Roman"/>
-          <w:sz w:val="28"/>
-          <w:szCs w:val="28"/>
-        </w:rPr>
-        <w:t xml:space="preserve">■ PK_Playlists: PRIMARY KEY (PlaylistID) </w:t>
-      </w:r>
-    </w:p>
-    <w:p>
-      <w:pPr>
-        <w:rPr>
-          <w:rFonts w:hint="default" w:ascii="Times New Roman" w:hAnsi="Times New Roman" w:cs="Times New Roman"/>
-          <w:sz w:val="28"/>
-          <w:szCs w:val="28"/>
-        </w:rPr>
-      </w:pPr>
-      <w:r>
-        <w:rPr>
-          <w:rFonts w:hint="default" w:ascii="Times New Roman" w:hAnsi="Times New Roman" w:cs="Times New Roman"/>
-          <w:sz w:val="28"/>
-          <w:szCs w:val="28"/>
-        </w:rPr>
-        <w:t>■ FK_Playlists_Users: FOREIGN KEY (UserID) REFERENCES Users(UserID)</w:t>
-      </w:r>
-    </w:p>
-    <w:p>
-      <w:pPr>
-        <w:rPr>
-          <w:rFonts w:hint="default" w:ascii="Times New Roman" w:hAnsi="Times New Roman" w:cs="Times New Roman"/>
-          <w:sz w:val="28"/>
-          <w:szCs w:val="28"/>
+          <w:rFonts w:ascii="Times New Roman" w:hAnsi="Times New Roman" w:cs="Times New Roman"/>
+          <w:b/>
+          <w:bCs/>
+          <w:sz w:val="28"/>
+          <w:szCs w:val="28"/>
+          <w:lang w:val="ru-RU"/>
         </w:rPr>
       </w:pPr>
     </w:p>
     <w:p>
       <w:pPr>
         <w:rPr>
-          <w:rFonts w:hint="default" w:ascii="Times New Roman" w:hAnsi="Times New Roman" w:cs="Times New Roman"/>
-          <w:sz w:val="28"/>
-          <w:szCs w:val="28"/>
-          <w:lang w:val="en-US"/>
+          <w:rFonts w:ascii="Times New Roman" w:hAnsi="Times New Roman" w:cs="Times New Roman"/>
+          <w:b/>
+          <w:bCs/>
+          <w:sz w:val="28"/>
+          <w:szCs w:val="28"/>
         </w:rPr>
       </w:pPr>
       <w:r>
         <w:rPr>
-          <w:rFonts w:hint="default" w:ascii="Times New Roman" w:hAnsi="Times New Roman" w:cs="Times New Roman"/>
-          <w:sz w:val="28"/>
-          <w:szCs w:val="28"/>
-          <w:lang w:val="ru-RU"/>
-        </w:rPr>
-        <w:t>6</w:t>
-      </w:r>
-      <w:r>
-        <w:rPr>
-          <w:rFonts w:hint="default" w:ascii="Times New Roman" w:hAnsi="Times New Roman" w:cs="Times New Roman"/>
-          <w:sz w:val="28"/>
-          <w:szCs w:val="28"/>
-        </w:rPr>
-        <w:t xml:space="preserve">. Table Name: </w:t>
-      </w:r>
-      <w:r>
-        <w:rPr>
-          <w:rFonts w:hint="default" w:ascii="Times New Roman" w:hAnsi="Times New Roman" w:cs="Times New Roman"/>
-          <w:sz w:val="28"/>
-          <w:szCs w:val="28"/>
-          <w:lang w:val="en-US"/>
-        </w:rPr>
-        <w:t>PlaylistSongs</w:t>
-      </w:r>
+          <w:rFonts w:ascii="Times New Roman" w:hAnsi="Times New Roman" w:cs="Times New Roman"/>
+          <w:b/>
+          <w:bCs/>
+          <w:sz w:val="28"/>
+          <w:szCs w:val="28"/>
+        </w:rPr>
+        <w:t>Part 3: ER-</w:t>
+      </w:r>
+      <w:proofErr w:type="spellStart"/>
+      <w:r>
+        <w:rPr>
+          <w:rFonts w:ascii="Times New Roman" w:hAnsi="Times New Roman" w:cs="Times New Roman"/>
+          <w:b/>
+          <w:bCs/>
+          <w:sz w:val="28"/>
+          <w:szCs w:val="28"/>
+        </w:rPr>
+        <w:t>Диаграмма</w:t>
+      </w:r>
+      <w:proofErr w:type="spellEnd"/>
     </w:p>
     <w:p>
       <w:pPr>
-        <w:rPr>
-          <w:rFonts w:hint="default" w:ascii="Times New Roman" w:hAnsi="Times New Roman" w:cs="Times New Roman"/>
-          <w:sz w:val="28"/>
-          <w:szCs w:val="28"/>
-          <w:lang w:val="ru-RU"/>
-        </w:rPr>
+        <w:ind w:left="-680" w:firstLine="0"/>
       </w:pPr>
       <w:r>
         <w:rPr>
-          <w:rFonts w:hint="default" w:ascii="Times New Roman" w:hAnsi="Times New Roman" w:cs="Times New Roman"/>
-          <w:sz w:val="28"/>
-          <w:szCs w:val="28"/>
-        </w:rPr>
-        <w:t xml:space="preserve">○ Description: </w:t>
-      </w:r>
-      <w:r>
-        <w:rPr>
-          <w:rFonts w:hint="default" w:ascii="Times New Roman" w:hAnsi="Times New Roman" w:cs="Times New Roman"/>
-          <w:sz w:val="28"/>
-          <w:szCs w:val="28"/>
-          <w:lang w:val="ru-RU"/>
-        </w:rPr>
-        <w:t>Связь многие-ко-многим между плейлистами и песнями.</w:t>
-      </w:r>
-    </w:p>
-    <w:p>
-      <w:pPr>
-        <w:rPr>
-          <w:rFonts w:hint="default" w:ascii="Times New Roman" w:hAnsi="Times New Roman" w:cs="Times New Roman"/>
-          <w:sz w:val="28"/>
-          <w:szCs w:val="28"/>
-        </w:rPr>
-      </w:pPr>
-      <w:r>
-        <w:rPr>
-          <w:rFonts w:hint="default" w:ascii="Times New Roman" w:hAnsi="Times New Roman" w:cs="Times New Roman"/>
-          <w:sz w:val="28"/>
-          <w:szCs w:val="28"/>
-        </w:rPr>
-        <w:t xml:space="preserve">○ Attributes: </w:t>
-      </w:r>
-    </w:p>
-    <w:p>
-      <w:pPr>
-        <w:rPr>
-          <w:rFonts w:hint="default" w:ascii="Times New Roman" w:hAnsi="Times New Roman" w:cs="Times New Roman"/>
-          <w:sz w:val="28"/>
-          <w:szCs w:val="28"/>
-        </w:rPr>
-      </w:pPr>
-      <w:r>
-        <w:rPr>
-          <w:rFonts w:hint="default" w:ascii="Times New Roman" w:hAnsi="Times New Roman" w:cs="Times New Roman"/>
-          <w:sz w:val="28"/>
-          <w:szCs w:val="28"/>
-        </w:rPr>
-        <w:t>■ PlaylistSongID: INTEGER, PK, NOT NULL, UNIQUE</w:t>
-      </w:r>
-    </w:p>
-    <w:p>
-      <w:pPr>
-        <w:rPr>
-          <w:rFonts w:hint="default" w:ascii="Times New Roman" w:hAnsi="Times New Roman" w:cs="Times New Roman"/>
-          <w:sz w:val="28"/>
-          <w:szCs w:val="28"/>
-        </w:rPr>
-      </w:pPr>
-      <w:r>
-        <w:rPr>
-          <w:rFonts w:hint="default" w:ascii="Times New Roman" w:hAnsi="Times New Roman" w:cs="Times New Roman"/>
-          <w:sz w:val="28"/>
-          <w:szCs w:val="28"/>
-        </w:rPr>
-        <w:t>■</w:t>
-      </w:r>
-      <w:r>
-        <w:rPr>
-          <w:rFonts w:hint="default" w:ascii="Times New Roman" w:hAnsi="Times New Roman" w:cs="Times New Roman"/>
-          <w:sz w:val="28"/>
-          <w:szCs w:val="28"/>
-          <w:lang w:val="ru-RU"/>
-        </w:rPr>
-        <w:t xml:space="preserve"> </w:t>
-      </w:r>
-      <w:r>
-        <w:rPr>
-          <w:rFonts w:hint="default" w:ascii="Times New Roman" w:hAnsi="Times New Roman" w:cs="Times New Roman"/>
-          <w:sz w:val="28"/>
-          <w:szCs w:val="28"/>
-        </w:rPr>
-        <w:t>PlaylistID: INTEGER, FK (REFERENCES Playlists), NOT NULL</w:t>
-      </w:r>
-    </w:p>
-    <w:p>
-      <w:pPr>
-        <w:rPr>
-          <w:rFonts w:hint="default" w:ascii="Times New Roman" w:hAnsi="Times New Roman" w:cs="Times New Roman"/>
-          <w:sz w:val="28"/>
-          <w:szCs w:val="28"/>
-        </w:rPr>
-      </w:pPr>
-      <w:r>
-        <w:rPr>
-          <w:rFonts w:hint="default" w:ascii="Times New Roman" w:hAnsi="Times New Roman" w:cs="Times New Roman"/>
-          <w:sz w:val="28"/>
-          <w:szCs w:val="28"/>
-        </w:rPr>
-        <w:t>■</w:t>
-      </w:r>
-      <w:r>
-        <w:rPr>
-          <w:rFonts w:hint="default" w:ascii="Times New Roman" w:hAnsi="Times New Roman" w:cs="Times New Roman"/>
-          <w:sz w:val="28"/>
-          <w:szCs w:val="28"/>
-          <w:lang w:val="ru-RU"/>
-        </w:rPr>
-        <w:t xml:space="preserve"> </w:t>
-      </w:r>
-      <w:r>
-        <w:rPr>
-          <w:rFonts w:hint="default" w:ascii="Times New Roman" w:hAnsi="Times New Roman" w:cs="Times New Roman"/>
-          <w:sz w:val="28"/>
-          <w:szCs w:val="28"/>
-        </w:rPr>
-        <w:t>SongID: INTEGER, FK (REFERENCES Songs), NOT NULL</w:t>
-      </w:r>
-    </w:p>
-    <w:p>
-      <w:pPr>
-        <w:rPr>
-          <w:rFonts w:hint="default" w:ascii="Times New Roman" w:hAnsi="Times New Roman" w:cs="Times New Roman"/>
-          <w:sz w:val="28"/>
-          <w:szCs w:val="28"/>
-        </w:rPr>
-      </w:pPr>
-      <w:r>
-        <w:rPr>
-          <w:rFonts w:hint="default" w:ascii="Times New Roman" w:hAnsi="Times New Roman" w:cs="Times New Roman"/>
-          <w:sz w:val="28"/>
-          <w:szCs w:val="28"/>
-        </w:rPr>
-        <w:t>■</w:t>
-      </w:r>
-      <w:r>
-        <w:rPr>
-          <w:rFonts w:hint="default" w:ascii="Times New Roman" w:hAnsi="Times New Roman" w:cs="Times New Roman"/>
-          <w:sz w:val="28"/>
-          <w:szCs w:val="28"/>
-          <w:lang w:val="ru-RU"/>
-        </w:rPr>
-        <w:t xml:space="preserve"> </w:t>
-      </w:r>
-      <w:r>
-        <w:rPr>
-          <w:rFonts w:hint="default" w:ascii="Times New Roman" w:hAnsi="Times New Roman" w:cs="Times New Roman"/>
-          <w:sz w:val="28"/>
-          <w:szCs w:val="28"/>
-        </w:rPr>
-        <w:t>AddedDate: DATE NOT NULL DEFAULT CURRENT_DATE</w:t>
-      </w:r>
-    </w:p>
-    <w:p>
-      <w:pPr>
-        <w:rPr>
-          <w:rFonts w:hint="default" w:ascii="Times New Roman" w:hAnsi="Times New Roman" w:cs="Times New Roman"/>
-          <w:sz w:val="28"/>
-          <w:szCs w:val="28"/>
-        </w:rPr>
-      </w:pPr>
-      <w:r>
-        <w:rPr>
-          <w:rFonts w:hint="default" w:ascii="Times New Roman" w:hAnsi="Times New Roman" w:cs="Times New Roman"/>
-          <w:sz w:val="28"/>
-          <w:szCs w:val="28"/>
-        </w:rPr>
-        <w:t xml:space="preserve">○ Constraints: </w:t>
-      </w:r>
-    </w:p>
-    <w:p>
-      <w:pPr>
-        <w:rPr>
-          <w:rFonts w:hint="default" w:ascii="Times New Roman" w:hAnsi="Times New Roman" w:cs="Times New Roman"/>
-          <w:sz w:val="28"/>
-          <w:szCs w:val="28"/>
-        </w:rPr>
-      </w:pPr>
-      <w:r>
-        <w:rPr>
-          <w:rFonts w:hint="default" w:ascii="Times New Roman" w:hAnsi="Times New Roman" w:cs="Times New Roman"/>
-          <w:sz w:val="28"/>
-          <w:szCs w:val="28"/>
-        </w:rPr>
-        <w:t>■ PK_PlaylistSongs: PRIMARY KEY (PlaylistSongID)</w:t>
-      </w:r>
-    </w:p>
-    <w:p>
-      <w:pPr>
-        <w:rPr>
-          <w:rFonts w:hint="default" w:ascii="Times New Roman" w:hAnsi="Times New Roman" w:cs="Times New Roman"/>
-          <w:sz w:val="28"/>
-          <w:szCs w:val="28"/>
-        </w:rPr>
-      </w:pPr>
-      <w:r>
-        <w:rPr>
-          <w:rFonts w:hint="default" w:ascii="Times New Roman" w:hAnsi="Times New Roman" w:cs="Times New Roman"/>
-          <w:sz w:val="28"/>
-          <w:szCs w:val="28"/>
-        </w:rPr>
-        <w:t>■</w:t>
-      </w:r>
-      <w:r>
-        <w:rPr>
-          <w:rFonts w:hint="default" w:ascii="Times New Roman" w:hAnsi="Times New Roman" w:cs="Times New Roman"/>
-          <w:sz w:val="28"/>
-          <w:szCs w:val="28"/>
-          <w:lang w:val="ru-RU"/>
-        </w:rPr>
-        <w:t xml:space="preserve"> </w:t>
-      </w:r>
-      <w:r>
-        <w:rPr>
-          <w:rFonts w:hint="default" w:ascii="Times New Roman" w:hAnsi="Times New Roman" w:cs="Times New Roman"/>
-          <w:sz w:val="28"/>
-          <w:szCs w:val="28"/>
-        </w:rPr>
-        <w:t>FK_PlaylistSongs_Playlists: FOREIGN KEY (PlaylistID) REFERENCES Playlists(PlaylistID)</w:t>
-      </w:r>
-    </w:p>
-    <w:p>
-      <w:pPr>
-        <w:rPr>
-          <w:rFonts w:hint="default" w:ascii="Times New Roman" w:hAnsi="Times New Roman" w:cs="Times New Roman"/>
-          <w:sz w:val="28"/>
-          <w:szCs w:val="28"/>
-        </w:rPr>
-      </w:pPr>
-      <w:r>
-        <w:rPr>
-          <w:rFonts w:hint="default" w:ascii="Times New Roman" w:hAnsi="Times New Roman" w:cs="Times New Roman"/>
-          <w:sz w:val="28"/>
-          <w:szCs w:val="28"/>
-        </w:rPr>
-        <w:t>■</w:t>
-      </w:r>
-      <w:r>
-        <w:rPr>
-          <w:rFonts w:hint="default" w:ascii="Times New Roman" w:hAnsi="Times New Roman" w:cs="Times New Roman"/>
-          <w:sz w:val="28"/>
-          <w:szCs w:val="28"/>
-          <w:lang w:val="ru-RU"/>
-        </w:rPr>
-        <w:t xml:space="preserve"> </w:t>
-      </w:r>
-      <w:r>
-        <w:rPr>
-          <w:rFonts w:hint="default" w:ascii="Times New Roman" w:hAnsi="Times New Roman" w:cs="Times New Roman"/>
-          <w:sz w:val="28"/>
-          <w:szCs w:val="28"/>
-        </w:rPr>
-        <w:t>FK_PlaylistSongs_Songs: FOREIGN KEY (SongID) REFERENCES Songs(SongID)</w:t>
-      </w:r>
-    </w:p>
-    <w:p>
-      <w:pPr>
-        <w:rPr>
-          <w:rFonts w:hint="default" w:ascii="Times New Roman" w:hAnsi="Times New Roman" w:cs="Times New Roman"/>
-          <w:sz w:val="28"/>
-          <w:szCs w:val="28"/>
-        </w:rPr>
-      </w:pPr>
-      <w:r>
-        <w:rPr>
-          <w:rFonts w:hint="default" w:ascii="Times New Roman" w:hAnsi="Times New Roman" w:cs="Times New Roman"/>
-          <w:sz w:val="28"/>
-          <w:szCs w:val="28"/>
-        </w:rPr>
-        <w:t>■</w:t>
-      </w:r>
-      <w:r>
-        <w:rPr>
-          <w:rFonts w:hint="default" w:ascii="Times New Roman" w:hAnsi="Times New Roman" w:cs="Times New Roman"/>
-          <w:sz w:val="28"/>
-          <w:szCs w:val="28"/>
-          <w:lang w:val="ru-RU"/>
-        </w:rPr>
-        <w:t xml:space="preserve"> </w:t>
-      </w:r>
-      <w:r>
-        <w:rPr>
-          <w:rFonts w:hint="default" w:ascii="Times New Roman" w:hAnsi="Times New Roman" w:cs="Times New Roman"/>
-          <w:sz w:val="28"/>
-          <w:szCs w:val="28"/>
-        </w:rPr>
-        <w:t>UQ_Playlist_Song: UNIQUE (PlaylistID, SongID) -- чтобы песня не повторялась в одном плейлисте</w:t>
-      </w:r>
-    </w:p>
-    <w:p>
-      <w:pPr>
-        <w:rPr>
-          <w:rFonts w:hint="default" w:ascii="Times New Roman" w:hAnsi="Times New Roman" w:cs="Times New Roman"/>
-          <w:b/>
-          <w:bCs/>
-          <w:sz w:val="28"/>
-          <w:szCs w:val="28"/>
-        </w:rPr>
-      </w:pPr>
-      <w:r>
-        <w:rPr>
-          <w:rFonts w:hint="default" w:ascii="Times New Roman" w:hAnsi="Times New Roman" w:cs="Times New Roman"/>
-          <w:b/>
-          <w:bCs/>
-          <w:sz w:val="28"/>
-          <w:szCs w:val="28"/>
-        </w:rPr>
-        <w:t xml:space="preserve">Взаимосвязи: </w:t>
-      </w:r>
-    </w:p>
-    <w:p>
-      <w:pPr>
-        <w:rPr>
-          <w:rFonts w:hint="default" w:ascii="Times New Roman" w:hAnsi="Times New Roman" w:cs="Times New Roman"/>
-          <w:sz w:val="28"/>
-          <w:szCs w:val="28"/>
-          <w:lang w:val="ru-RU"/>
-        </w:rPr>
-      </w:pPr>
-      <w:r>
-        <w:rPr>
-          <w:rFonts w:hint="default" w:ascii="Times New Roman" w:hAnsi="Times New Roman" w:cs="Times New Roman"/>
-          <w:sz w:val="28"/>
-          <w:szCs w:val="28"/>
-        </w:rPr>
-        <w:t xml:space="preserve">● </w:t>
-      </w:r>
-      <w:r>
-        <w:rPr>
-          <w:rFonts w:hint="default" w:ascii="Times New Roman" w:hAnsi="Times New Roman" w:cs="Times New Roman"/>
-          <w:sz w:val="28"/>
-          <w:szCs w:val="28"/>
-          <w:lang w:val="en-US"/>
-        </w:rPr>
-        <w:t>Artist</w:t>
-      </w:r>
-      <w:r>
-        <w:rPr>
-          <w:rFonts w:hint="default" w:ascii="Times New Roman" w:hAnsi="Times New Roman" w:cs="Times New Roman"/>
-          <w:sz w:val="28"/>
-          <w:szCs w:val="28"/>
-        </w:rPr>
-        <w:t xml:space="preserve">s и </w:t>
-      </w:r>
-      <w:r>
-        <w:rPr>
-          <w:rFonts w:hint="default" w:ascii="Times New Roman" w:hAnsi="Times New Roman" w:cs="Times New Roman"/>
-          <w:sz w:val="28"/>
-          <w:szCs w:val="28"/>
-          <w:lang w:val="en-US"/>
-        </w:rPr>
-        <w:t>Albums</w:t>
-      </w:r>
-      <w:r>
-        <w:rPr>
-          <w:rFonts w:hint="default" w:ascii="Times New Roman" w:hAnsi="Times New Roman" w:cs="Times New Roman"/>
-          <w:sz w:val="28"/>
-          <w:szCs w:val="28"/>
-        </w:rPr>
-        <w:t xml:space="preserve"> (Один-ко-Многим): Одн</w:t>
-      </w:r>
-      <w:r>
-        <w:rPr>
-          <w:rFonts w:hint="default" w:ascii="Times New Roman" w:hAnsi="Times New Roman" w:cs="Times New Roman"/>
-          <w:sz w:val="28"/>
-          <w:szCs w:val="28"/>
-          <w:lang w:val="ru-RU"/>
-        </w:rPr>
-        <w:t>ин артист может выпустить несколько альбомов.</w:t>
-      </w:r>
-    </w:p>
-    <w:p>
-      <w:pPr>
-        <w:rPr>
-          <w:rFonts w:hint="default" w:ascii="Times New Roman" w:hAnsi="Times New Roman" w:cs="Times New Roman"/>
-          <w:sz w:val="28"/>
-          <w:szCs w:val="28"/>
-        </w:rPr>
-      </w:pPr>
-      <w:r>
-        <w:rPr>
-          <w:rFonts w:hint="default" w:ascii="Times New Roman" w:hAnsi="Times New Roman" w:cs="Times New Roman"/>
-          <w:sz w:val="28"/>
-          <w:szCs w:val="28"/>
-        </w:rPr>
-        <w:t>●</w:t>
-      </w:r>
-      <w:r>
-        <w:rPr>
-          <w:rFonts w:hint="default" w:ascii="Times New Roman" w:hAnsi="Times New Roman" w:cs="Times New Roman"/>
-          <w:sz w:val="28"/>
-          <w:szCs w:val="28"/>
-          <w:lang w:val="en-US"/>
-        </w:rPr>
-        <w:t xml:space="preserve">  Albums</w:t>
-      </w:r>
-      <w:r>
-        <w:rPr>
-          <w:rFonts w:hint="default" w:ascii="Times New Roman" w:hAnsi="Times New Roman" w:cs="Times New Roman"/>
-          <w:sz w:val="28"/>
-          <w:szCs w:val="28"/>
-        </w:rPr>
-        <w:t xml:space="preserve"> и </w:t>
-      </w:r>
-      <w:r>
-        <w:rPr>
-          <w:rFonts w:hint="default" w:ascii="Times New Roman" w:hAnsi="Times New Roman" w:cs="Times New Roman"/>
-          <w:sz w:val="28"/>
-          <w:szCs w:val="28"/>
-          <w:lang w:val="en-US"/>
-        </w:rPr>
-        <w:t>Song</w:t>
-      </w:r>
-      <w:r>
-        <w:rPr>
-          <w:rFonts w:hint="default" w:ascii="Times New Roman" w:hAnsi="Times New Roman" w:cs="Times New Roman"/>
-          <w:sz w:val="28"/>
-          <w:szCs w:val="28"/>
-        </w:rPr>
-        <w:t>s (Один-ко-Многим):</w:t>
-      </w:r>
-      <w:r>
-        <w:rPr>
-          <w:rFonts w:hint="default" w:ascii="Times New Roman" w:hAnsi="Times New Roman" w:cs="Times New Roman"/>
-          <w:sz w:val="28"/>
-          <w:szCs w:val="28"/>
-          <w:lang w:val="en-US"/>
-        </w:rPr>
-        <w:t xml:space="preserve"> </w:t>
-      </w:r>
-      <w:r>
-        <w:rPr>
-          <w:rFonts w:hint="default" w:ascii="Times New Roman" w:hAnsi="Times New Roman" w:cs="Times New Roman"/>
-          <w:sz w:val="28"/>
-          <w:szCs w:val="28"/>
-          <w:lang w:val="ru-RU"/>
-        </w:rPr>
-        <w:t>Один альбом содержит несколько песен.</w:t>
-      </w:r>
-      <w:r>
-        <w:rPr>
-          <w:rFonts w:hint="default" w:ascii="Times New Roman" w:hAnsi="Times New Roman" w:cs="Times New Roman"/>
-          <w:sz w:val="28"/>
-          <w:szCs w:val="28"/>
-        </w:rPr>
-        <w:t xml:space="preserve"> </w:t>
-      </w:r>
-    </w:p>
-    <w:p>
-      <w:pPr>
-        <w:rPr>
-          <w:rFonts w:hint="default" w:ascii="Times New Roman" w:hAnsi="Times New Roman" w:cs="Times New Roman"/>
-          <w:sz w:val="28"/>
-          <w:szCs w:val="28"/>
-          <w:lang w:val="ru-RU"/>
-        </w:rPr>
-      </w:pPr>
-      <w:r>
-        <w:rPr>
-          <w:rFonts w:hint="default" w:ascii="Times New Roman" w:hAnsi="Times New Roman" w:cs="Times New Roman"/>
-          <w:sz w:val="28"/>
-          <w:szCs w:val="28"/>
-        </w:rPr>
-        <w:t xml:space="preserve">● </w:t>
-      </w:r>
-      <w:r>
-        <w:rPr>
-          <w:rFonts w:hint="default" w:ascii="Times New Roman" w:hAnsi="Times New Roman" w:cs="Times New Roman"/>
-          <w:sz w:val="28"/>
-          <w:szCs w:val="28"/>
-          <w:lang w:val="en-US"/>
-        </w:rPr>
-        <w:t xml:space="preserve">Users </w:t>
-      </w:r>
-      <w:r>
-        <w:rPr>
-          <w:rFonts w:hint="default" w:ascii="Times New Roman" w:hAnsi="Times New Roman" w:cs="Times New Roman"/>
-          <w:sz w:val="28"/>
-          <w:szCs w:val="28"/>
-          <w:lang w:val="ru-RU"/>
-        </w:rPr>
-        <w:t xml:space="preserve">и </w:t>
-      </w:r>
-      <w:r>
-        <w:rPr>
-          <w:rFonts w:hint="default" w:ascii="Times New Roman" w:hAnsi="Times New Roman" w:cs="Times New Roman"/>
-          <w:sz w:val="28"/>
-          <w:szCs w:val="28"/>
-          <w:lang w:val="en-US"/>
-        </w:rPr>
-        <w:t>Playlists (</w:t>
-      </w:r>
-      <w:r>
-        <w:rPr>
-          <w:rFonts w:hint="default" w:ascii="Times New Roman" w:hAnsi="Times New Roman" w:cs="Times New Roman"/>
-          <w:sz w:val="28"/>
-          <w:szCs w:val="28"/>
-          <w:lang w:val="ru-RU"/>
-        </w:rPr>
-        <w:t>Один-ко-Многим</w:t>
-      </w:r>
-      <w:r>
-        <w:rPr>
-          <w:rFonts w:hint="default" w:ascii="Times New Roman" w:hAnsi="Times New Roman" w:cs="Times New Roman"/>
-          <w:sz w:val="28"/>
-          <w:szCs w:val="28"/>
-          <w:lang w:val="en-US"/>
-        </w:rPr>
-        <w:t>):</w:t>
-      </w:r>
-      <w:r>
-        <w:rPr>
-          <w:rFonts w:hint="default" w:ascii="Times New Roman" w:hAnsi="Times New Roman" w:cs="Times New Roman"/>
-          <w:sz w:val="28"/>
-          <w:szCs w:val="28"/>
-          <w:lang w:val="ru-RU"/>
-        </w:rPr>
-        <w:t xml:space="preserve"> Один пользователь может создать несколько плейлистом.</w:t>
-      </w:r>
-    </w:p>
-    <w:p>
-      <w:pPr>
-        <w:rPr>
-          <w:rFonts w:hint="default" w:ascii="Times New Roman" w:hAnsi="Times New Roman" w:cs="Times New Roman"/>
-          <w:sz w:val="28"/>
-          <w:szCs w:val="28"/>
-          <w:lang w:val="ru-RU"/>
-        </w:rPr>
-      </w:pPr>
-      <w:r>
-        <w:rPr>
-          <w:rFonts w:hint="default" w:ascii="Times New Roman" w:hAnsi="Times New Roman" w:cs="Times New Roman"/>
-          <w:sz w:val="28"/>
-          <w:szCs w:val="28"/>
-        </w:rPr>
-        <w:t>●</w:t>
-      </w:r>
-      <w:r>
-        <w:rPr>
-          <w:rFonts w:hint="default" w:ascii="Times New Roman" w:hAnsi="Times New Roman" w:cs="Times New Roman"/>
-          <w:sz w:val="28"/>
-          <w:szCs w:val="28"/>
-          <w:lang w:val="ru-RU"/>
-        </w:rPr>
-        <w:t xml:space="preserve"> </w:t>
-      </w:r>
-      <w:r>
-        <w:rPr>
-          <w:rFonts w:hint="default" w:ascii="Times New Roman" w:hAnsi="Times New Roman" w:cs="Times New Roman"/>
-          <w:sz w:val="28"/>
-          <w:szCs w:val="28"/>
-          <w:lang w:val="en-US"/>
-        </w:rPr>
-        <w:t>Playlists</w:t>
-      </w:r>
-      <w:r>
-        <w:rPr>
-          <w:rFonts w:hint="default" w:ascii="Times New Roman" w:hAnsi="Times New Roman" w:cs="Times New Roman"/>
-          <w:sz w:val="28"/>
-          <w:szCs w:val="28"/>
-          <w:lang w:val="ru-RU"/>
-        </w:rPr>
-        <w:t xml:space="preserve"> и </w:t>
-      </w:r>
-      <w:r>
-        <w:rPr>
-          <w:rFonts w:hint="default" w:ascii="Times New Roman" w:hAnsi="Times New Roman" w:cs="Times New Roman"/>
-          <w:sz w:val="28"/>
-          <w:szCs w:val="28"/>
-          <w:lang w:val="en-US"/>
-        </w:rPr>
-        <w:t xml:space="preserve">Songs </w:t>
-      </w:r>
-      <w:r>
-        <w:rPr>
-          <w:rFonts w:hint="default" w:ascii="Times New Roman" w:hAnsi="Times New Roman" w:cs="Times New Roman"/>
-          <w:sz w:val="28"/>
-          <w:szCs w:val="28"/>
-          <w:lang w:val="ru-RU"/>
-        </w:rPr>
-        <w:t>(Многие-ко-Многим)</w:t>
-      </w:r>
-      <w:r>
-        <w:rPr>
-          <w:rFonts w:hint="default" w:ascii="Times New Roman" w:hAnsi="Times New Roman" w:cs="Times New Roman"/>
-          <w:sz w:val="28"/>
-          <w:szCs w:val="28"/>
-          <w:lang w:val="en-US"/>
-        </w:rPr>
-        <w:t>:</w:t>
-      </w:r>
-      <w:r>
-        <w:rPr>
-          <w:rFonts w:hint="default" w:ascii="Times New Roman" w:hAnsi="Times New Roman" w:cs="Times New Roman"/>
-          <w:sz w:val="28"/>
-          <w:szCs w:val="28"/>
-          <w:lang w:val="ru-RU"/>
-        </w:rPr>
-        <w:t xml:space="preserve"> Один плейлист может содержать несколько песен, а одна песня может входить в разные плейлисты.</w:t>
-      </w:r>
-    </w:p>
-    <w:p>
-      <w:pPr>
-        <w:rPr>
-          <w:rFonts w:hint="default" w:ascii="Times New Roman" w:hAnsi="Times New Roman" w:cs="Times New Roman"/>
-          <w:b/>
-          <w:bCs/>
-          <w:sz w:val="28"/>
-          <w:szCs w:val="28"/>
-          <w:lang w:val="en-US"/>
-        </w:rPr>
-      </w:pPr>
-    </w:p>
-    <w:p>
-      <w:pPr>
-        <w:rPr>
-          <w:rFonts w:hint="default" w:ascii="Times New Roman" w:hAnsi="Times New Roman" w:cs="Times New Roman"/>
-          <w:b/>
-          <w:bCs/>
-          <w:sz w:val="28"/>
-          <w:szCs w:val="28"/>
-          <w:lang w:val="en-US"/>
-        </w:rPr>
-      </w:pPr>
-      <w:r>
-        <w:rPr>
-          <w:rFonts w:hint="default" w:ascii="Times New Roman" w:hAnsi="Times New Roman" w:cs="Times New Roman"/>
-          <w:b/>
-          <w:bCs/>
-          <w:sz w:val="28"/>
-          <w:szCs w:val="28"/>
-          <w:lang w:val="en-US"/>
-        </w:rPr>
-        <w:t>Part 3: ER-Диаграмма</w:t>
-      </w:r>
-    </w:p>
-    <w:p>
-      <w:pPr>
-        <w:jc w:val="both"/>
-        <w:rPr>
-          <w:rFonts w:hint="default"/>
-          <w:lang w:val="en-US"/>
-        </w:rPr>
-      </w:pPr>
-      <w:r>
+          <w:noProof/>
+          <w:lang w:eastAsia="en-US"/>
+        </w:rPr>
         <w:drawing>
-          <wp:inline distT="0" distB="0" distL="114300" distR="114300">
-            <wp:extent cx="6332220" cy="1803400"/>
-            <wp:effectExtent l="0" t="0" r="10160" b="7620"/>
-            <wp:docPr id="1" name="Изображение 1"/>
+          <wp:inline distT="0" distB="0" distL="0" distR="0" wp14:anchorId="39475899" wp14:editId="5F9A4208">
+            <wp:extent cx="6749739" cy="2160270"/>
+            <wp:effectExtent l="0" t="0" r="0" b="0"/>
+            <wp:docPr id="1" name="Рисунок 1"/>
             <wp:cNvGraphicFramePr>
               <a:graphicFrameLocks xmlns:a="http://schemas.openxmlformats.org/drawingml/2006/main" noChangeAspect="1"/>
             </wp:cNvGraphicFramePr>
@@ -2915,29 +3273,23 @@
               <a:graphicData uri="http://schemas.openxmlformats.org/drawingml/2006/picture">
                 <pic:pic xmlns:pic="http://schemas.openxmlformats.org/drawingml/2006/picture">
                   <pic:nvPicPr>
-                    <pic:cNvPr id="1" name="Изображение 1"/>
-                    <pic:cNvPicPr>
-                      <a:picLocks noChangeAspect="1"/>
-                    </pic:cNvPicPr>
+                    <pic:cNvPr id="1" name=""/>
+                    <pic:cNvPicPr/>
                   </pic:nvPicPr>
                   <pic:blipFill>
-                    <a:blip r:embed="rId5"/>
+                    <a:blip r:embed="rId7"/>
                     <a:stretch>
                       <a:fillRect/>
                     </a:stretch>
                   </pic:blipFill>
                   <pic:spPr>
-                    <a:xfrm rot="5400000">
+                    <a:xfrm>
                       <a:off x="0" y="0"/>
-                      <a:ext cx="6332220" cy="1803400"/>
+                      <a:ext cx="6990936" cy="2237466"/>
                     </a:xfrm>
                     <a:prstGeom prst="rect">
                       <a:avLst/>
                     </a:prstGeom>
-                    <a:noFill/>
-                    <a:ln>
-                      <a:noFill/>
-                    </a:ln>
                   </pic:spPr>
                 </pic:pic>
               </a:graphicData>
@@ -2948,77 +3300,86 @@
     </w:p>
     <w:p>
       <w:pPr>
-        <w:keepNext w:val="0"/>
-        <w:keepLines w:val="0"/>
-        <w:pageBreakBefore w:val="0"/>
-        <w:widowControl/>
-        <w:kinsoku/>
-        <w:wordWrap/>
-        <w:overflowPunct/>
-        <w:topLinePunct w:val="0"/>
-        <w:autoSpaceDE/>
-        <w:autoSpaceDN/>
-        <w:bidi w:val="0"/>
-        <w:adjustRightInd/>
-        <w:snapToGrid/>
         <w:ind w:firstLine="0"/>
         <w:jc w:val="left"/>
-        <w:textAlignment w:val="auto"/>
-        <w:rPr>
-          <w:rFonts w:hint="default"/>
-          <w:lang w:val="en-US"/>
-        </w:rPr>
       </w:pPr>
     </w:p>
+    <w:p/>
     <w:p>
       <w:pPr>
-        <w:rPr>
-          <w:lang w:val="en-US"/>
-        </w:rPr>
+        <w:ind w:firstLine="0"/>
       </w:pPr>
     </w:p>
-    <w:p>
-      <w:pPr>
-        <w:ind w:left="0" w:leftChars="0" w:firstLine="0" w:firstLineChars="0"/>
-        <w:rPr>
-          <w:lang w:val="en-US"/>
-        </w:rPr>
-      </w:pPr>
-      <w:bookmarkStart w:id="0" w:name="_GoBack"/>
-      <w:bookmarkEnd w:id="0"/>
-    </w:p>
     <w:sectPr>
-      <w:headerReference r:id="rId3" w:type="default"/>
+      <w:headerReference w:type="default" r:id="rId8"/>
       <w:pgSz w:w="11906" w:h="16838"/>
       <w:pgMar w:top="1134" w:right="652" w:bottom="1134" w:left="1701" w:header="720" w:footer="720" w:gutter="0"/>
-      <w:cols w:space="720" w:num="1"/>
-      <w:docGrid w:linePitch="360" w:charSpace="0"/>
+      <w:cols w:space="720"/>
+      <w:docGrid w:linePitch="360"/>
     </w:sectPr>
   </w:body>
 </w:document>
 </file>
 
+<file path=word/endnotes.xml><?xml version="1.0" encoding="utf-8"?>
+<w:endnotes xmlns:wpc="http://schemas.microsoft.com/office/word/2010/wordprocessingCanvas" xmlns:cx="http://schemas.microsoft.com/office/drawing/2014/chartex" xmlns:mc="http://schemas.openxmlformats.org/markup-compatibility/2006" xmlns:o="urn:schemas-microsoft-com:office:office" xmlns:r="http://schemas.openxmlformats.org/officeDocument/2006/relationships" xmlns:m="http://schemas.openxmlformats.org/officeDocument/2006/math" xmlns:v="urn:schemas-microsoft-com:vml" xmlns:wp14="http://schemas.microsoft.com/office/word/2010/wordprocessingDrawing" xmlns:wp="http://schemas.openxmlformats.org/drawingml/2006/wordprocessingDrawing" xmlns:w10="urn:schemas-microsoft-com:office:word" xmlns:w="http://schemas.openxmlformats.org/wordprocessingml/2006/main" xmlns:w14="http://schemas.microsoft.com/office/word/2010/wordml" xmlns:w15="http://schemas.microsoft.com/office/word/2012/wordml" xmlns:w16se="http://schemas.microsoft.com/office/word/2015/wordml/symex" xmlns:wpg="http://schemas.microsoft.com/office/word/2010/wordprocessingGroup" xmlns:wpi="http://schemas.microsoft.com/office/word/2010/wordprocessingInk" xmlns:wne="http://schemas.microsoft.com/office/word/2006/wordml" xmlns:wps="http://schemas.microsoft.com/office/word/2010/wordprocessingShape" mc:Ignorable="w14 w15 w16se wp14">
+  <w:endnote w:type="separator" w:id="-1">
+    <w:p>
+      <w:r>
+        <w:separator/>
+      </w:r>
+    </w:p>
+  </w:endnote>
+  <w:endnote w:type="continuationSeparator" w:id="0">
+    <w:p>
+      <w:r>
+        <w:continuationSeparator/>
+      </w:r>
+    </w:p>
+  </w:endnote>
+</w:endnotes>
+</file>
+
+<file path=word/footnotes.xml><?xml version="1.0" encoding="utf-8"?>
+<w:footnotes xmlns:wpc="http://schemas.microsoft.com/office/word/2010/wordprocessingCanvas" xmlns:cx="http://schemas.microsoft.com/office/drawing/2014/chartex" xmlns:mc="http://schemas.openxmlformats.org/markup-compatibility/2006" xmlns:o="urn:schemas-microsoft-com:office:office" xmlns:r="http://schemas.openxmlformats.org/officeDocument/2006/relationships" xmlns:m="http://schemas.openxmlformats.org/officeDocument/2006/math" xmlns:v="urn:schemas-microsoft-com:vml" xmlns:wp14="http://schemas.microsoft.com/office/word/2010/wordprocessingDrawing" xmlns:wp="http://schemas.openxmlformats.org/drawingml/2006/wordprocessingDrawing" xmlns:w10="urn:schemas-microsoft-com:office:word" xmlns:w="http://schemas.openxmlformats.org/wordprocessingml/2006/main" xmlns:w14="http://schemas.microsoft.com/office/word/2010/wordml" xmlns:w15="http://schemas.microsoft.com/office/word/2012/wordml" xmlns:w16se="http://schemas.microsoft.com/office/word/2015/wordml/symex" xmlns:wpg="http://schemas.microsoft.com/office/word/2010/wordprocessingGroup" xmlns:wpi="http://schemas.microsoft.com/office/word/2010/wordprocessingInk" xmlns:wne="http://schemas.microsoft.com/office/word/2006/wordml" xmlns:wps="http://schemas.microsoft.com/office/word/2010/wordprocessingShape" mc:Ignorable="w14 w15 w16se wp14">
+  <w:footnote w:type="separator" w:id="-1">
+    <w:p>
+      <w:r>
+        <w:separator/>
+      </w:r>
+    </w:p>
+  </w:footnote>
+  <w:footnote w:type="continuationSeparator" w:id="0">
+    <w:p>
+      <w:r>
+        <w:continuationSeparator/>
+      </w:r>
+    </w:p>
+  </w:footnote>
+</w:footnotes>
+</file>
+
 <file path=word/header1.xml><?xml version="1.0" encoding="utf-8"?>
-<w:hdr xmlns:wpc="http://schemas.microsoft.com/office/word/2010/wordprocessingCanvas" xmlns:mc="http://schemas.openxmlformats.org/markup-compatibility/2006" xmlns:o="urn:schemas-microsoft-com:office:office" xmlns:r="http://schemas.openxmlformats.org/officeDocument/2006/relationships" xmlns:m="http://schemas.openxmlformats.org/officeDocument/2006/math" xmlns:v="urn:schemas-microsoft-com:vml" xmlns:wp14="http://schemas.microsoft.com/office/word/2010/wordprocessingDrawing" xmlns:wp="http://schemas.openxmlformats.org/drawingml/2006/wordprocessingDrawing" xmlns:w10="urn:schemas-microsoft-com:office:word" xmlns:w="http://schemas.openxmlformats.org/wordprocessingml/2006/main" xmlns:w14="http://schemas.microsoft.com/office/word/2010/wordml" xmlns:w15="http://schemas.microsoft.com/office/word/2012/wordml" xmlns:wpg="http://schemas.microsoft.com/office/word/2010/wordprocessingGroup" xmlns:wpi="http://schemas.microsoft.com/office/word/2010/wordprocessingInk" xmlns:wne="http://schemas.microsoft.com/office/word/2006/wordml" xmlns:wps="http://schemas.microsoft.com/office/word/2010/wordprocessingShape" xmlns:wpsCustomData="http://www.wps.cn/officeDocument/2013/wpsCustomData" mc:Ignorable="w14 w15 wp14">
+<w:hdr xmlns:wpc="http://schemas.microsoft.com/office/word/2010/wordprocessingCanvas" xmlns:cx="http://schemas.microsoft.com/office/drawing/2014/chartex" xmlns:mc="http://schemas.openxmlformats.org/markup-compatibility/2006" xmlns:o="urn:schemas-microsoft-com:office:office" xmlns:r="http://schemas.openxmlformats.org/officeDocument/2006/relationships" xmlns:m="http://schemas.openxmlformats.org/officeDocument/2006/math" xmlns:v="urn:schemas-microsoft-com:vml" xmlns:wp14="http://schemas.microsoft.com/office/word/2010/wordprocessingDrawing" xmlns:wp="http://schemas.openxmlformats.org/drawingml/2006/wordprocessingDrawing" xmlns:w10="urn:schemas-microsoft-com:office:word" xmlns:w="http://schemas.openxmlformats.org/wordprocessingml/2006/main" xmlns:w14="http://schemas.microsoft.com/office/word/2010/wordml" xmlns:w15="http://schemas.microsoft.com/office/word/2012/wordml" xmlns:w16se="http://schemas.microsoft.com/office/word/2015/wordml/symex" xmlns:wpg="http://schemas.microsoft.com/office/word/2010/wordprocessingGroup" xmlns:wpi="http://schemas.microsoft.com/office/word/2010/wordprocessingInk" xmlns:wne="http://schemas.microsoft.com/office/word/2006/wordml" xmlns:wps="http://schemas.microsoft.com/office/word/2010/wordprocessingShape" mc:Ignorable="w14 w15 w16se wp14">
   <w:p>
     <w:pPr>
-      <w:pStyle w:val="55"/>
-      <w:ind w:left="0" w:leftChars="0" w:firstLine="0" w:firstLineChars="0"/>
+      <w:pStyle w:val="af9"/>
+      <w:ind w:firstLine="0"/>
     </w:pPr>
   </w:p>
 </w:hdr>
 </file>
 
 <file path=word/numbering.xml><?xml version="1.0" encoding="utf-8"?>
-<w:numbering xmlns:wpc="http://schemas.microsoft.com/office/word/2010/wordprocessingCanvas" xmlns:mc="http://schemas.openxmlformats.org/markup-compatibility/2006" xmlns:o="urn:schemas-microsoft-com:office:office" xmlns:r="http://schemas.openxmlformats.org/officeDocument/2006/relationships" xmlns:m="http://schemas.openxmlformats.org/officeDocument/2006/math" xmlns:v="urn:schemas-microsoft-com:vml" xmlns:wp14="http://schemas.microsoft.com/office/word/2010/wordprocessingDrawing" xmlns:wp="http://schemas.openxmlformats.org/drawingml/2006/wordprocessingDrawing" xmlns:w10="urn:schemas-microsoft-com:office:word" xmlns:w="http://schemas.openxmlformats.org/wordprocessingml/2006/main" xmlns:w14="http://schemas.microsoft.com/office/word/2010/wordml" xmlns:wpg="http://schemas.microsoft.com/office/word/2010/wordprocessingGroup" xmlns:wpi="http://schemas.microsoft.com/office/word/2010/wordprocessingInk" xmlns:wne="http://schemas.microsoft.com/office/word/2006/wordml" xmlns:wps="http://schemas.microsoft.com/office/word/2010/wordprocessingShape" xmlns:wpsCustomData="http://www.wps.cn/officeDocument/2013/wpsCustomData" mc:Ignorable="w14 wp14">
-  <w:abstractNum w:abstractNumId="0">
+<w:numbering xmlns:wpc="http://schemas.microsoft.com/office/word/2010/wordprocessingCanvas" xmlns:cx="http://schemas.microsoft.com/office/drawing/2014/chartex" xmlns:mc="http://schemas.openxmlformats.org/markup-compatibility/2006" xmlns:o="urn:schemas-microsoft-com:office:office" xmlns:r="http://schemas.openxmlformats.org/officeDocument/2006/relationships" xmlns:m="http://schemas.openxmlformats.org/officeDocument/2006/math" xmlns:v="urn:schemas-microsoft-com:vml" xmlns:wp14="http://schemas.microsoft.com/office/word/2010/wordprocessingDrawing" xmlns:wp="http://schemas.openxmlformats.org/drawingml/2006/wordprocessingDrawing" xmlns:w10="urn:schemas-microsoft-com:office:word" xmlns:w="http://schemas.openxmlformats.org/wordprocessingml/2006/main" xmlns:w14="http://schemas.microsoft.com/office/word/2010/wordml" xmlns:w15="http://schemas.microsoft.com/office/word/2012/wordml" xmlns:w16se="http://schemas.microsoft.com/office/word/2015/wordml/symex" xmlns:wpg="http://schemas.microsoft.com/office/word/2010/wordprocessingGroup" xmlns:wpi="http://schemas.microsoft.com/office/word/2010/wordprocessingInk" xmlns:wne="http://schemas.microsoft.com/office/word/2006/wordml" xmlns:wps="http://schemas.microsoft.com/office/word/2010/wordprocessingShape" mc:Ignorable="w14 w15 w16se wp14">
+  <w:abstractNum w:abstractNumId="0" w15:restartNumberingAfterBreak="0">
     <w:nsid w:val="FFFFFF7C"/>
     <w:multiLevelType w:val="singleLevel"/>
     <w:tmpl w:val="FFFFFF7C"/>
-    <w:lvl w:ilvl="0" w:tentative="0">
+    <w:lvl w:ilvl="0">
       <w:start w:val="1"/>
       <w:numFmt w:val="decimal"/>
-      <w:pStyle w:val="34"/>
+      <w:pStyle w:val="5"/>
       <w:lvlText w:val="%1."/>
       <w:lvlJc w:val="left"/>
       <w:pPr>
@@ -3029,14 +3390,14 @@
       </w:pPr>
     </w:lvl>
   </w:abstractNum>
-  <w:abstractNum w:abstractNumId="1">
+  <w:abstractNum w:abstractNumId="1" w15:restartNumberingAfterBreak="0">
     <w:nsid w:val="FFFFFF7D"/>
     <w:multiLevelType w:val="singleLevel"/>
     <w:tmpl w:val="FFFFFF7D"/>
-    <w:lvl w:ilvl="0" w:tentative="0">
+    <w:lvl w:ilvl="0">
       <w:start w:val="1"/>
       <w:numFmt w:val="decimal"/>
-      <w:pStyle w:val="63"/>
+      <w:pStyle w:val="4"/>
       <w:lvlText w:val="%1."/>
       <w:lvlJc w:val="left"/>
       <w:pPr>
@@ -3047,14 +3408,14 @@
       </w:pPr>
     </w:lvl>
   </w:abstractNum>
-  <w:abstractNum w:abstractNumId="2">
+  <w:abstractNum w:abstractNumId="2" w15:restartNumberingAfterBreak="0">
     <w:nsid w:val="FFFFFF7E"/>
     <w:multiLevelType w:val="singleLevel"/>
     <w:tmpl w:val="FFFFFF7E"/>
-    <w:lvl w:ilvl="0" w:tentative="0">
+    <w:lvl w:ilvl="0">
       <w:start w:val="1"/>
       <w:numFmt w:val="decimal"/>
-      <w:pStyle w:val="49"/>
+      <w:pStyle w:val="3"/>
       <w:lvlText w:val="%1."/>
       <w:lvlJc w:val="left"/>
       <w:pPr>
@@ -3065,14 +3426,14 @@
       </w:pPr>
     </w:lvl>
   </w:abstractNum>
-  <w:abstractNum w:abstractNumId="3">
+  <w:abstractNum w:abstractNumId="3" w15:restartNumberingAfterBreak="0">
     <w:nsid w:val="FFFFFF7F"/>
     <w:multiLevelType w:val="singleLevel"/>
     <w:tmpl w:val="FFFFFF7F"/>
-    <w:lvl w:ilvl="0" w:tentative="0">
+    <w:lvl w:ilvl="0">
       <w:start w:val="1"/>
       <w:numFmt w:val="decimal"/>
-      <w:pStyle w:val="88"/>
+      <w:pStyle w:val="2"/>
       <w:lvlText w:val="%1."/>
       <w:lvlJc w:val="left"/>
       <w:pPr>
@@ -3083,14 +3444,14 @@
       </w:pPr>
     </w:lvl>
   </w:abstractNum>
-  <w:abstractNum w:abstractNumId="4">
+  <w:abstractNum w:abstractNumId="4" w15:restartNumberingAfterBreak="0">
     <w:nsid w:val="FFFFFF80"/>
     <w:multiLevelType w:val="singleLevel"/>
     <w:tmpl w:val="FFFFFF80"/>
-    <w:lvl w:ilvl="0" w:tentative="0">
+    <w:lvl w:ilvl="0">
       <w:start w:val="1"/>
       <w:numFmt w:val="bullet"/>
-      <w:pStyle w:val="77"/>
+      <w:pStyle w:val="50"/>
       <w:lvlText w:val=""/>
       <w:lvlJc w:val="left"/>
       <w:pPr>
@@ -3100,18 +3461,18 @@
         <w:ind w:left="2040" w:hanging="360"/>
       </w:pPr>
       <w:rPr>
-        <w:rFonts w:hint="default" w:ascii="Wingdings" w:hAnsi="Wingdings"/>
+        <w:rFonts w:ascii="Wingdings" w:hAnsi="Wingdings" w:hint="default"/>
       </w:rPr>
     </w:lvl>
   </w:abstractNum>
-  <w:abstractNum w:abstractNumId="5">
+  <w:abstractNum w:abstractNumId="5" w15:restartNumberingAfterBreak="0">
     <w:nsid w:val="FFFFFF81"/>
     <w:multiLevelType w:val="singleLevel"/>
     <w:tmpl w:val="FFFFFF81"/>
-    <w:lvl w:ilvl="0" w:tentative="0">
+    <w:lvl w:ilvl="0">
       <w:start w:val="1"/>
       <w:numFmt w:val="bullet"/>
-      <w:pStyle w:val="81"/>
+      <w:pStyle w:val="40"/>
       <w:lvlText w:val=""/>
       <w:lvlJc w:val="left"/>
       <w:pPr>
@@ -3121,18 +3482,18 @@
         <w:ind w:left="1620" w:hanging="360"/>
       </w:pPr>
       <w:rPr>
-        <w:rFonts w:hint="default" w:ascii="Wingdings" w:hAnsi="Wingdings"/>
+        <w:rFonts w:ascii="Wingdings" w:hAnsi="Wingdings" w:hint="default"/>
       </w:rPr>
     </w:lvl>
   </w:abstractNum>
-  <w:abstractNum w:abstractNumId="6">
+  <w:abstractNum w:abstractNumId="6" w15:restartNumberingAfterBreak="0">
     <w:nsid w:val="FFFFFF82"/>
     <w:multiLevelType w:val="singleLevel"/>
     <w:tmpl w:val="FFFFFF82"/>
-    <w:lvl w:ilvl="0" w:tentative="0">
+    <w:lvl w:ilvl="0">
       <w:start w:val="1"/>
       <w:numFmt w:val="bullet"/>
-      <w:pStyle w:val="84"/>
+      <w:pStyle w:val="30"/>
       <w:lvlText w:val=""/>
       <w:lvlJc w:val="left"/>
       <w:pPr>
@@ -3142,18 +3503,18 @@
         <w:ind w:left="1200" w:hanging="360"/>
       </w:pPr>
       <w:rPr>
-        <w:rFonts w:hint="default" w:ascii="Wingdings" w:hAnsi="Wingdings"/>
+        <w:rFonts w:ascii="Wingdings" w:hAnsi="Wingdings" w:hint="default"/>
       </w:rPr>
     </w:lvl>
   </w:abstractNum>
-  <w:abstractNum w:abstractNumId="7">
+  <w:abstractNum w:abstractNumId="7" w15:restartNumberingAfterBreak="0">
     <w:nsid w:val="FFFFFF83"/>
     <w:multiLevelType w:val="singleLevel"/>
     <w:tmpl w:val="FFFFFF83"/>
-    <w:lvl w:ilvl="0" w:tentative="0">
+    <w:lvl w:ilvl="0">
       <w:start w:val="1"/>
       <w:numFmt w:val="bullet"/>
-      <w:pStyle w:val="83"/>
+      <w:pStyle w:val="20"/>
       <w:lvlText w:val=""/>
       <w:lvlJc w:val="left"/>
       <w:pPr>
@@ -3163,18 +3524,18 @@
         <w:ind w:left="780" w:hanging="360"/>
       </w:pPr>
       <w:rPr>
-        <w:rFonts w:hint="default" w:ascii="Wingdings" w:hAnsi="Wingdings"/>
+        <w:rFonts w:ascii="Wingdings" w:hAnsi="Wingdings" w:hint="default"/>
       </w:rPr>
     </w:lvl>
   </w:abstractNum>
-  <w:abstractNum w:abstractNumId="8">
+  <w:abstractNum w:abstractNumId="8" w15:restartNumberingAfterBreak="0">
     <w:nsid w:val="FFFFFF88"/>
     <w:multiLevelType w:val="singleLevel"/>
     <w:tmpl w:val="FFFFFF88"/>
-    <w:lvl w:ilvl="0" w:tentative="0">
+    <w:lvl w:ilvl="0">
       <w:start w:val="1"/>
       <w:numFmt w:val="decimal"/>
-      <w:pStyle w:val="87"/>
+      <w:pStyle w:val="a"/>
       <w:lvlText w:val="%1."/>
       <w:lvlJc w:val="left"/>
       <w:pPr>
@@ -3185,14 +3546,14 @@
       </w:pPr>
     </w:lvl>
   </w:abstractNum>
-  <w:abstractNum w:abstractNumId="9">
+  <w:abstractNum w:abstractNumId="9" w15:restartNumberingAfterBreak="0">
     <w:nsid w:val="FFFFFF89"/>
     <w:multiLevelType w:val="singleLevel"/>
     <w:tmpl w:val="FFFFFF89"/>
-    <w:lvl w:ilvl="0" w:tentative="0">
+    <w:lvl w:ilvl="0">
       <w:start w:val="1"/>
       <w:numFmt w:val="bullet"/>
-      <w:pStyle w:val="82"/>
+      <w:pStyle w:val="a0"/>
       <w:lvlText w:val=""/>
       <w:lvlJc w:val="left"/>
       <w:pPr>
@@ -3202,7 +3563,7 @@
         <w:ind w:left="360" w:hanging="360"/>
       </w:pPr>
       <w:rPr>
-        <w:rFonts w:hint="default" w:ascii="Wingdings" w:hAnsi="Wingdings"/>
+        <w:rFonts w:ascii="Wingdings" w:hAnsi="Wingdings" w:hint="default"/>
       </w:rPr>
     </w:lvl>
   </w:abstractNum>
@@ -3240,189 +3601,360 @@
 </file>
 
 <file path=word/styles.xml><?xml version="1.0" encoding="utf-8"?>
-<w:styles xmlns:mc="http://schemas.openxmlformats.org/markup-compatibility/2006" xmlns:o="urn:schemas-microsoft-com:office:office" xmlns:r="http://schemas.openxmlformats.org/officeDocument/2006/relationships" xmlns:m="http://schemas.openxmlformats.org/officeDocument/2006/math" xmlns:v="urn:schemas-microsoft-com:vml" xmlns:w="http://schemas.openxmlformats.org/wordprocessingml/2006/main" xmlns:w14="http://schemas.microsoft.com/office/word/2010/wordml" xmlns:w10="urn:schemas-microsoft-com:office:word" xmlns:sl="http://schemas.openxmlformats.org/schemaLibrary/2006/main" xmlns:wpsCustomData="http://www.wps.cn/officeDocument/2013/wpsCustomData" mc:Ignorable="w14">
+<w:styles xmlns:mc="http://schemas.openxmlformats.org/markup-compatibility/2006" xmlns:r="http://schemas.openxmlformats.org/officeDocument/2006/relationships" xmlns:w="http://schemas.openxmlformats.org/wordprocessingml/2006/main" xmlns:w14="http://schemas.microsoft.com/office/word/2010/wordml" xmlns:w15="http://schemas.microsoft.com/office/word/2012/wordml" xmlns:w16se="http://schemas.microsoft.com/office/word/2015/wordml/symex" mc:Ignorable="w14 w15 w16se">
   <w:docDefaults>
     <w:rPrDefault>
       <w:rPr>
-        <w:rFonts w:ascii="Times New Roman" w:hAnsi="Times New Roman" w:eastAsia="SimSun" w:cs="Times New Roman"/>
+        <w:rFonts w:ascii="Times New Roman" w:eastAsia="SimSun" w:hAnsi="Times New Roman" w:cs="Times New Roman"/>
+        <w:lang w:val="en-US" w:eastAsia="en-US" w:bidi="ar-SA"/>
       </w:rPr>
     </w:rPrDefault>
     <w:pPrDefault/>
   </w:docDefaults>
-  <w:latentStyles w:count="260" w:defQFormat="0" w:defUnhideWhenUsed="1" w:defSemiHidden="1" w:defUIPriority="99" w:defLockedState="0">
-    <w:lsdException w:qFormat="1" w:unhideWhenUsed="0" w:uiPriority="0" w:semiHidden="0" w:name="Normal"/>
-    <w:lsdException w:qFormat="1" w:unhideWhenUsed="0" w:uiPriority="0" w:semiHidden="0" w:name="heading 1"/>
-    <w:lsdException w:qFormat="1" w:uiPriority="0" w:name="heading 2"/>
-    <w:lsdException w:qFormat="1" w:uiPriority="0" w:name="heading 3"/>
-    <w:lsdException w:qFormat="1" w:uiPriority="0" w:name="heading 4"/>
-    <w:lsdException w:qFormat="1" w:uiPriority="0" w:name="heading 5"/>
-    <w:lsdException w:qFormat="1" w:uiPriority="0" w:name="heading 6"/>
-    <w:lsdException w:qFormat="1" w:uiPriority="0" w:name="heading 7"/>
-    <w:lsdException w:qFormat="1" w:uiPriority="0" w:name="heading 8"/>
-    <w:lsdException w:qFormat="1" w:uiPriority="0" w:name="heading 9"/>
-    <w:lsdException w:qFormat="1" w:unhideWhenUsed="0" w:uiPriority="0" w:semiHidden="0" w:name="index 1"/>
-    <w:lsdException w:qFormat="1" w:unhideWhenUsed="0" w:uiPriority="0" w:semiHidden="0" w:name="index 2"/>
-    <w:lsdException w:unhideWhenUsed="0" w:uiPriority="0" w:semiHidden="0" w:name="index 3"/>
-    <w:lsdException w:qFormat="1" w:unhideWhenUsed="0" w:uiPriority="0" w:semiHidden="0" w:name="index 4"/>
-    <w:lsdException w:qFormat="1" w:unhideWhenUsed="0" w:uiPriority="0" w:semiHidden="0" w:name="index 5"/>
-    <w:lsdException w:qFormat="1" w:unhideWhenUsed="0" w:uiPriority="0" w:semiHidden="0" w:name="index 6"/>
-    <w:lsdException w:unhideWhenUsed="0" w:uiPriority="0" w:semiHidden="0" w:name="index 7"/>
-    <w:lsdException w:qFormat="1" w:unhideWhenUsed="0" w:uiPriority="0" w:semiHidden="0" w:name="index 8"/>
-    <w:lsdException w:unhideWhenUsed="0" w:uiPriority="0" w:semiHidden="0" w:name="index 9"/>
-    <w:lsdException w:qFormat="1" w:unhideWhenUsed="0" w:uiPriority="0" w:semiHidden="0" w:name="toc 1"/>
-    <w:lsdException w:unhideWhenUsed="0" w:uiPriority="0" w:semiHidden="0" w:name="toc 2"/>
-    <w:lsdException w:qFormat="1" w:unhideWhenUsed="0" w:uiPriority="0" w:semiHidden="0" w:name="toc 3"/>
-    <w:lsdException w:qFormat="1" w:unhideWhenUsed="0" w:uiPriority="0" w:semiHidden="0" w:name="toc 4"/>
-    <w:lsdException w:unhideWhenUsed="0" w:uiPriority="0" w:semiHidden="0" w:name="toc 5"/>
-    <w:lsdException w:unhideWhenUsed="0" w:uiPriority="0" w:semiHidden="0" w:name="toc 6"/>
-    <w:lsdException w:unhideWhenUsed="0" w:uiPriority="0" w:semiHidden="0" w:name="toc 7"/>
-    <w:lsdException w:qFormat="1" w:unhideWhenUsed="0" w:uiPriority="0" w:semiHidden="0" w:name="toc 8"/>
-    <w:lsdException w:qFormat="1" w:unhideWhenUsed="0" w:uiPriority="0" w:semiHidden="0" w:name="toc 9"/>
-    <w:lsdException w:qFormat="1" w:unhideWhenUsed="0" w:uiPriority="0" w:semiHidden="0" w:name="Normal Indent"/>
-    <w:lsdException w:qFormat="1" w:unhideWhenUsed="0" w:uiPriority="0" w:semiHidden="0" w:name="footnote text"/>
-    <w:lsdException w:qFormat="1" w:unhideWhenUsed="0" w:uiPriority="0" w:semiHidden="0" w:name="annotation text"/>
-    <w:lsdException w:unhideWhenUsed="0" w:uiPriority="0" w:semiHidden="0" w:name="header"/>
-    <w:lsdException w:unhideWhenUsed="0" w:uiPriority="0" w:semiHidden="0" w:name="footer"/>
-    <w:lsdException w:unhideWhenUsed="0" w:uiPriority="0" w:semiHidden="0" w:name="index heading"/>
-    <w:lsdException w:qFormat="1" w:uiPriority="0" w:name="caption"/>
-    <w:lsdException w:qFormat="1" w:unhideWhenUsed="0" w:uiPriority="0" w:semiHidden="0" w:name="table of figures"/>
-    <w:lsdException w:qFormat="1" w:unhideWhenUsed="0" w:uiPriority="0" w:semiHidden="0" w:name="envelope address"/>
-    <w:lsdException w:qFormat="1" w:unhideWhenUsed="0" w:uiPriority="0" w:semiHidden="0" w:name="envelope return"/>
-    <w:lsdException w:unhideWhenUsed="0" w:uiPriority="0" w:semiHidden="0" w:name="footnote reference"/>
-    <w:lsdException w:unhideWhenUsed="0" w:uiPriority="0" w:semiHidden="0" w:name="annotation reference"/>
-    <w:lsdException w:unhideWhenUsed="0" w:uiPriority="0" w:semiHidden="0" w:name="line number"/>
-    <w:lsdException w:unhideWhenUsed="0" w:uiPriority="0" w:semiHidden="0" w:name="page number"/>
-    <w:lsdException w:unhideWhenUsed="0" w:uiPriority="0" w:semiHidden="0" w:name="endnote reference"/>
-    <w:lsdException w:unhideWhenUsed="0" w:uiPriority="0" w:semiHidden="0" w:name="endnote text"/>
-    <w:lsdException w:qFormat="1" w:unhideWhenUsed="0" w:uiPriority="0" w:semiHidden="0" w:name="table of authorities"/>
-    <w:lsdException w:qFormat="1" w:unhideWhenUsed="0" w:uiPriority="0" w:semiHidden="0" w:name="macro"/>
-    <w:lsdException w:unhideWhenUsed="0" w:uiPriority="0" w:semiHidden="0" w:name="toa heading"/>
-    <w:lsdException w:qFormat="1" w:unhideWhenUsed="0" w:uiPriority="0" w:semiHidden="0" w:name="List"/>
-    <w:lsdException w:qFormat="1" w:unhideWhenUsed="0" w:uiPriority="0" w:semiHidden="0" w:name="List Bullet"/>
-    <w:lsdException w:unhideWhenUsed="0" w:uiPriority="0" w:semiHidden="0" w:name="List Number"/>
-    <w:lsdException w:qFormat="1" w:unhideWhenUsed="0" w:uiPriority="0" w:semiHidden="0" w:name="List 2"/>
-    <w:lsdException w:qFormat="1" w:unhideWhenUsed="0" w:uiPriority="0" w:semiHidden="0" w:name="List 3"/>
-    <w:lsdException w:qFormat="1" w:unhideWhenUsed="0" w:uiPriority="0" w:semiHidden="0" w:name="List 4"/>
-    <w:lsdException w:qFormat="1" w:unhideWhenUsed="0" w:uiPriority="0" w:semiHidden="0" w:name="List 5"/>
-    <w:lsdException w:unhideWhenUsed="0" w:uiPriority="0" w:semiHidden="0" w:name="List Bullet 2"/>
-    <w:lsdException w:qFormat="1" w:unhideWhenUsed="0" w:uiPriority="0" w:semiHidden="0" w:name="List Bullet 3"/>
-    <w:lsdException w:unhideWhenUsed="0" w:uiPriority="0" w:semiHidden="0" w:name="List Bullet 4"/>
-    <w:lsdException w:qFormat="1" w:unhideWhenUsed="0" w:uiPriority="0" w:semiHidden="0" w:name="List Bullet 5"/>
-    <w:lsdException w:unhideWhenUsed="0" w:uiPriority="0" w:semiHidden="0" w:name="List Number 2"/>
-    <w:lsdException w:unhideWhenUsed="0" w:uiPriority="0" w:semiHidden="0" w:name="List Number 3"/>
-    <w:lsdException w:unhideWhenUsed="0" w:uiPriority="0" w:semiHidden="0" w:name="List Number 4"/>
-    <w:lsdException w:unhideWhenUsed="0" w:uiPriority="0" w:semiHidden="0" w:name="List Number 5"/>
-    <w:lsdException w:qFormat="1" w:unhideWhenUsed="0" w:uiPriority="0" w:semiHidden="0" w:name="Title"/>
-    <w:lsdException w:qFormat="1" w:unhideWhenUsed="0" w:uiPriority="0" w:semiHidden="0" w:name="Closing"/>
-    <w:lsdException w:unhideWhenUsed="0" w:uiPriority="0" w:semiHidden="0" w:name="Signature"/>
-    <w:lsdException w:unhideWhenUsed="0" w:uiPriority="0" w:name="Default Paragraph Font"/>
-    <w:lsdException w:qFormat="1" w:unhideWhenUsed="0" w:uiPriority="0" w:semiHidden="0" w:name="Body Text"/>
-    <w:lsdException w:unhideWhenUsed="0" w:uiPriority="0" w:semiHidden="0" w:name="Body Text Indent"/>
-    <w:lsdException w:unhideWhenUsed="0" w:uiPriority="0" w:semiHidden="0" w:name="List Continue"/>
-    <w:lsdException w:unhideWhenUsed="0" w:uiPriority="0" w:semiHidden="0" w:name="List Continue 2"/>
-    <w:lsdException w:unhideWhenUsed="0" w:uiPriority="0" w:semiHidden="0" w:name="List Continue 3"/>
-    <w:lsdException w:unhideWhenUsed="0" w:uiPriority="0" w:semiHidden="0" w:name="List Continue 4"/>
-    <w:lsdException w:qFormat="1" w:unhideWhenUsed="0" w:uiPriority="0" w:semiHidden="0" w:name="List Continue 5"/>
-    <w:lsdException w:unhideWhenUsed="0" w:uiPriority="0" w:semiHidden="0" w:name="Message Header"/>
-    <w:lsdException w:qFormat="1" w:unhideWhenUsed="0" w:uiPriority="0" w:semiHidden="0" w:name="Subtitle"/>
-    <w:lsdException w:qFormat="1" w:unhideWhenUsed="0" w:uiPriority="0" w:semiHidden="0" w:name="Salutation"/>
-    <w:lsdException w:qFormat="1" w:unhideWhenUsed="0" w:uiPriority="0" w:semiHidden="0" w:name="Date"/>
-    <w:lsdException w:qFormat="1" w:unhideWhenUsed="0" w:uiPriority="0" w:semiHidden="0" w:name="Body Text First Indent"/>
-    <w:lsdException w:unhideWhenUsed="0" w:uiPriority="0" w:semiHidden="0" w:name="Body Text First Indent 2"/>
-    <w:lsdException w:unhideWhenUsed="0" w:uiPriority="0" w:semiHidden="0" w:name="Note Heading"/>
-    <w:lsdException w:unhideWhenUsed="0" w:uiPriority="0" w:semiHidden="0" w:name="Body Text 2"/>
-    <w:lsdException w:qFormat="1" w:unhideWhenUsed="0" w:uiPriority="0" w:semiHidden="0" w:name="Body Text 3"/>
-    <w:lsdException w:qFormat="1" w:unhideWhenUsed="0" w:uiPriority="0" w:semiHidden="0" w:name="Body Text Indent 2"/>
-    <w:lsdException w:qFormat="1" w:unhideWhenUsed="0" w:uiPriority="0" w:semiHidden="0" w:name="Body Text Indent 3"/>
-    <w:lsdException w:qFormat="1" w:unhideWhenUsed="0" w:uiPriority="0" w:semiHidden="0" w:name="Block Text"/>
-    <w:lsdException w:unhideWhenUsed="0" w:uiPriority="0" w:semiHidden="0" w:name="Hyperlink"/>
-    <w:lsdException w:unhideWhenUsed="0" w:uiPriority="0" w:semiHidden="0" w:name="FollowedHyperlink"/>
-    <w:lsdException w:qFormat="1" w:unhideWhenUsed="0" w:uiPriority="0" w:semiHidden="0" w:name="Strong"/>
-    <w:lsdException w:qFormat="1" w:unhideWhenUsed="0" w:uiPriority="0" w:semiHidden="0" w:name="Emphasis"/>
-    <w:lsdException w:unhideWhenUsed="0" w:uiPriority="0" w:semiHidden="0" w:name="Document Map"/>
-    <w:lsdException w:unhideWhenUsed="0" w:uiPriority="0" w:semiHidden="0" w:name="Plain Text"/>
-    <w:lsdException w:qFormat="1" w:unhideWhenUsed="0" w:uiPriority="0" w:semiHidden="0" w:name="E-mail Signature"/>
-    <w:lsdException w:unhideWhenUsed="0" w:uiPriority="0" w:semiHidden="0" w:name="Normal (Web)"/>
-    <w:lsdException w:unhideWhenUsed="0" w:uiPriority="0" w:semiHidden="0" w:name="HTML Acronym"/>
-    <w:lsdException w:qFormat="1" w:unhideWhenUsed="0" w:uiPriority="0" w:semiHidden="0" w:name="HTML Address"/>
-    <w:lsdException w:qFormat="1" w:unhideWhenUsed="0" w:uiPriority="0" w:semiHidden="0" w:name="HTML Cite"/>
-    <w:lsdException w:qFormat="1" w:unhideWhenUsed="0" w:uiPriority="0" w:semiHidden="0" w:name="HTML Code"/>
-    <w:lsdException w:unhideWhenUsed="0" w:uiPriority="0" w:semiHidden="0" w:name="HTML Definition"/>
-    <w:lsdException w:unhideWhenUsed="0" w:uiPriority="0" w:semiHidden="0" w:name="HTML Keyboard"/>
-    <w:lsdException w:unhideWhenUsed="0" w:uiPriority="0" w:semiHidden="0" w:name="HTML Preformatted"/>
-    <w:lsdException w:unhideWhenUsed="0" w:uiPriority="0" w:semiHidden="0" w:name="HTML Sample"/>
-    <w:lsdException w:unhideWhenUsed="0" w:uiPriority="0" w:semiHidden="0" w:name="HTML Typewriter"/>
-    <w:lsdException w:unhideWhenUsed="0" w:uiPriority="0" w:semiHidden="0" w:name="HTML Variable"/>
-    <w:lsdException w:unhideWhenUsed="0" w:uiPriority="0" w:name="Normal Table"/>
-    <w:lsdException w:qFormat="1" w:unhideWhenUsed="0" w:uiPriority="0" w:semiHidden="0" w:name="annotation subject"/>
-    <w:lsdException w:unhideWhenUsed="0" w:uiPriority="0" w:semiHidden="0" w:name="Table Simple 1"/>
-    <w:lsdException w:qFormat="1" w:unhideWhenUsed="0" w:uiPriority="0" w:semiHidden="0" w:name="Table Simple 2"/>
-    <w:lsdException w:unhideWhenUsed="0" w:uiPriority="0" w:semiHidden="0" w:name="Table Simple 3"/>
-    <w:lsdException w:unhideWhenUsed="0" w:uiPriority="0" w:semiHidden="0" w:name="Table Classic 1"/>
-    <w:lsdException w:unhideWhenUsed="0" w:uiPriority="0" w:semiHidden="0" w:name="Table Classic 2"/>
-    <w:lsdException w:unhideWhenUsed="0" w:uiPriority="0" w:semiHidden="0" w:name="Table Classic 3"/>
-    <w:lsdException w:unhideWhenUsed="0" w:uiPriority="0" w:semiHidden="0" w:name="Table Classic 4"/>
-    <w:lsdException w:qFormat="1" w:unhideWhenUsed="0" w:uiPriority="0" w:semiHidden="0" w:name="Table Colorful 1"/>
-    <w:lsdException w:qFormat="1" w:unhideWhenUsed="0" w:uiPriority="0" w:semiHidden="0" w:name="Table Colorful 2"/>
-    <w:lsdException w:qFormat="1" w:unhideWhenUsed="0" w:uiPriority="0" w:semiHidden="0" w:name="Table Colorful 3"/>
-    <w:lsdException w:qFormat="1" w:unhideWhenUsed="0" w:uiPriority="0" w:semiHidden="0" w:name="Table Columns 1"/>
-    <w:lsdException w:unhideWhenUsed="0" w:uiPriority="0" w:semiHidden="0" w:name="Table Columns 2"/>
-    <w:lsdException w:unhideWhenUsed="0" w:uiPriority="0" w:semiHidden="0" w:name="Table Columns 3"/>
-    <w:lsdException w:qFormat="1" w:unhideWhenUsed="0" w:uiPriority="0" w:semiHidden="0" w:name="Table Columns 4"/>
-    <w:lsdException w:qFormat="1" w:unhideWhenUsed="0" w:uiPriority="0" w:semiHidden="0" w:name="Table Columns 5"/>
-    <w:lsdException w:qFormat="1" w:unhideWhenUsed="0" w:uiPriority="0" w:semiHidden="0" w:name="Table Grid 1"/>
-    <w:lsdException w:unhideWhenUsed="0" w:uiPriority="0" w:semiHidden="0" w:name="Table Grid 2"/>
-    <w:lsdException w:unhideWhenUsed="0" w:uiPriority="0" w:semiHidden="0" w:name="Table Grid 3"/>
-    <w:lsdException w:qFormat="1" w:unhideWhenUsed="0" w:uiPriority="0" w:semiHidden="0" w:name="Table Grid 4"/>
-    <w:lsdException w:unhideWhenUsed="0" w:uiPriority="0" w:semiHidden="0" w:name="Table Grid 5"/>
-    <w:lsdException w:unhideWhenUsed="0" w:uiPriority="0" w:semiHidden="0" w:name="Table Grid 6"/>
-    <w:lsdException w:qFormat="1" w:unhideWhenUsed="0" w:uiPriority="0" w:semiHidden="0" w:name="Table Grid 7"/>
-    <w:lsdException w:unhideWhenUsed="0" w:uiPriority="0" w:semiHidden="0" w:name="Table Grid 8"/>
-    <w:lsdException w:unhideWhenUsed="0" w:uiPriority="0" w:semiHidden="0" w:name="Table List 1"/>
-    <w:lsdException w:qFormat="1" w:unhideWhenUsed="0" w:uiPriority="0" w:semiHidden="0" w:name="Table List 2"/>
-    <w:lsdException w:qFormat="1" w:unhideWhenUsed="0" w:uiPriority="0" w:semiHidden="0" w:name="Table List 3"/>
-    <w:lsdException w:unhideWhenUsed="0" w:uiPriority="0" w:semiHidden="0" w:name="Table List 4"/>
-    <w:lsdException w:qFormat="1" w:unhideWhenUsed="0" w:uiPriority="0" w:semiHidden="0" w:name="Table List 5"/>
-    <w:lsdException w:qFormat="1" w:unhideWhenUsed="0" w:uiPriority="0" w:semiHidden="0" w:name="Table List 6"/>
-    <w:lsdException w:qFormat="1" w:unhideWhenUsed="0" w:uiPriority="0" w:semiHidden="0" w:name="Table List 7"/>
-    <w:lsdException w:unhideWhenUsed="0" w:uiPriority="0" w:semiHidden="0" w:name="Table List 8"/>
-    <w:lsdException w:unhideWhenUsed="0" w:uiPriority="0" w:semiHidden="0" w:name="Table 3D effects 1"/>
-    <w:lsdException w:qFormat="1" w:unhideWhenUsed="0" w:uiPriority="0" w:semiHidden="0" w:name="Table 3D effects 2"/>
-    <w:lsdException w:unhideWhenUsed="0" w:uiPriority="0" w:semiHidden="0" w:name="Table 3D effects 3"/>
-    <w:lsdException w:unhideWhenUsed="0" w:uiPriority="0" w:semiHidden="0" w:name="Table Contemporary"/>
-    <w:lsdException w:qFormat="1" w:unhideWhenUsed="0" w:uiPriority="0" w:semiHidden="0" w:name="Table Elegant"/>
-    <w:lsdException w:qFormat="1" w:unhideWhenUsed="0" w:uiPriority="0" w:semiHidden="0" w:name="Table Professional"/>
-    <w:lsdException w:qFormat="1" w:unhideWhenUsed="0" w:uiPriority="0" w:semiHidden="0" w:name="Table Subtle 1"/>
-    <w:lsdException w:unhideWhenUsed="0" w:uiPriority="0" w:semiHidden="0" w:name="Table Subtle 2"/>
-    <w:lsdException w:unhideWhenUsed="0" w:uiPriority="0" w:semiHidden="0" w:name="Table Web 1"/>
-    <w:lsdException w:qFormat="1" w:unhideWhenUsed="0" w:uiPriority="0" w:semiHidden="0" w:name="Table Web 2"/>
-    <w:lsdException w:unhideWhenUsed="0" w:uiPriority="0" w:semiHidden="0" w:name="Table Web 3"/>
-    <w:lsdException w:unhideWhenUsed="0" w:uiPriority="0" w:semiHidden="0" w:name="Balloon Text"/>
-    <w:lsdException w:unhideWhenUsed="0" w:uiPriority="0" w:semiHidden="0" w:name="Table Grid"/>
-    <w:lsdException w:qFormat="1" w:unhideWhenUsed="0" w:uiPriority="0" w:semiHidden="0" w:name="Table Theme"/>
+  <w:latentStyles w:defLockedState="0" w:defUIPriority="0" w:defSemiHidden="0" w:defUnhideWhenUsed="0" w:defQFormat="0" w:count="371">
+    <w:lsdException w:name="Normal" w:qFormat="1"/>
+    <w:lsdException w:name="heading 1" w:qFormat="1"/>
+    <w:lsdException w:name="heading 2" w:semiHidden="1" w:unhideWhenUsed="1" w:qFormat="1"/>
+    <w:lsdException w:name="heading 3" w:semiHidden="1" w:unhideWhenUsed="1" w:qFormat="1"/>
+    <w:lsdException w:name="heading 4" w:semiHidden="1" w:unhideWhenUsed="1" w:qFormat="1"/>
+    <w:lsdException w:name="heading 5" w:semiHidden="1" w:unhideWhenUsed="1" w:qFormat="1"/>
+    <w:lsdException w:name="heading 6" w:semiHidden="1" w:unhideWhenUsed="1" w:qFormat="1"/>
+    <w:lsdException w:name="heading 7" w:semiHidden="1" w:unhideWhenUsed="1" w:qFormat="1"/>
+    <w:lsdException w:name="heading 8" w:semiHidden="1" w:unhideWhenUsed="1" w:qFormat="1"/>
+    <w:lsdException w:name="heading 9" w:semiHidden="1" w:unhideWhenUsed="1" w:qFormat="1"/>
+    <w:lsdException w:name="index 1" w:qFormat="1"/>
+    <w:lsdException w:name="index 2" w:qFormat="1"/>
+    <w:lsdException w:name="index 4" w:qFormat="1"/>
+    <w:lsdException w:name="index 5" w:qFormat="1"/>
+    <w:lsdException w:name="index 6" w:qFormat="1"/>
+    <w:lsdException w:name="index 8" w:qFormat="1"/>
+    <w:lsdException w:name="toc 1" w:qFormat="1"/>
+    <w:lsdException w:name="toc 3" w:qFormat="1"/>
+    <w:lsdException w:name="toc 4" w:qFormat="1"/>
+    <w:lsdException w:name="toc 8" w:qFormat="1"/>
+    <w:lsdException w:name="toc 9" w:qFormat="1"/>
+    <w:lsdException w:name="Normal Indent" w:qFormat="1"/>
+    <w:lsdException w:name="footnote text" w:qFormat="1"/>
+    <w:lsdException w:name="annotation text" w:qFormat="1"/>
+    <w:lsdException w:name="caption" w:semiHidden="1" w:unhideWhenUsed="1" w:qFormat="1"/>
+    <w:lsdException w:name="table of figures" w:qFormat="1"/>
+    <w:lsdException w:name="envelope address" w:qFormat="1"/>
+    <w:lsdException w:name="envelope return" w:qFormat="1"/>
+    <w:lsdException w:name="table of authorities" w:qFormat="1"/>
+    <w:lsdException w:name="macro" w:qFormat="1"/>
+    <w:lsdException w:name="List" w:qFormat="1"/>
+    <w:lsdException w:name="List Bullet" w:qFormat="1"/>
+    <w:lsdException w:name="List 2" w:qFormat="1"/>
+    <w:lsdException w:name="List 3" w:qFormat="1"/>
+    <w:lsdException w:name="List 4" w:qFormat="1"/>
+    <w:lsdException w:name="List 5" w:qFormat="1"/>
+    <w:lsdException w:name="List Bullet 3" w:qFormat="1"/>
+    <w:lsdException w:name="List Bullet 5" w:qFormat="1"/>
+    <w:lsdException w:name="Title" w:qFormat="1"/>
+    <w:lsdException w:name="Closing" w:qFormat="1"/>
+    <w:lsdException w:name="Default Paragraph Font" w:semiHidden="1"/>
+    <w:lsdException w:name="Body Text" w:qFormat="1"/>
+    <w:lsdException w:name="List Continue 5" w:qFormat="1"/>
+    <w:lsdException w:name="Subtitle" w:qFormat="1"/>
+    <w:lsdException w:name="Salutation" w:qFormat="1"/>
+    <w:lsdException w:name="Date" w:qFormat="1"/>
+    <w:lsdException w:name="Body Text First Indent" w:qFormat="1"/>
+    <w:lsdException w:name="Body Text 3" w:qFormat="1"/>
+    <w:lsdException w:name="Body Text Indent 2" w:qFormat="1"/>
+    <w:lsdException w:name="Body Text Indent 3" w:qFormat="1"/>
+    <w:lsdException w:name="Block Text" w:qFormat="1"/>
+    <w:lsdException w:name="Strong" w:qFormat="1"/>
+    <w:lsdException w:name="Emphasis" w:qFormat="1"/>
+    <w:lsdException w:name="E-mail Signature" w:qFormat="1"/>
+    <w:lsdException w:name="HTML Top of Form" w:semiHidden="1" w:uiPriority="99" w:unhideWhenUsed="1"/>
+    <w:lsdException w:name="HTML Bottom of Form" w:semiHidden="1" w:uiPriority="99" w:unhideWhenUsed="1"/>
+    <w:lsdException w:name="HTML Address" w:qFormat="1"/>
+    <w:lsdException w:name="HTML Cite" w:qFormat="1"/>
+    <w:lsdException w:name="HTML Code" w:qFormat="1"/>
+    <w:lsdException w:name="Normal Table" w:semiHidden="1" w:unhideWhenUsed="1"/>
+    <w:lsdException w:name="annotation subject" w:qFormat="1"/>
+    <w:lsdException w:name="No List" w:semiHidden="1" w:uiPriority="99" w:unhideWhenUsed="1"/>
+    <w:lsdException w:name="Outline List 1" w:semiHidden="1" w:uiPriority="99" w:unhideWhenUsed="1"/>
+    <w:lsdException w:name="Outline List 2" w:semiHidden="1" w:uiPriority="99" w:unhideWhenUsed="1"/>
+    <w:lsdException w:name="Outline List 3" w:semiHidden="1" w:uiPriority="99" w:unhideWhenUsed="1"/>
+    <w:lsdException w:name="Table Simple 1" w:semiHidden="1" w:unhideWhenUsed="1"/>
+    <w:lsdException w:name="Table Simple 2" w:semiHidden="1" w:unhideWhenUsed="1" w:qFormat="1"/>
+    <w:lsdException w:name="Table Simple 3" w:semiHidden="1" w:unhideWhenUsed="1"/>
+    <w:lsdException w:name="Table Classic 1" w:semiHidden="1" w:unhideWhenUsed="1"/>
+    <w:lsdException w:name="Table Classic 2" w:semiHidden="1" w:unhideWhenUsed="1"/>
+    <w:lsdException w:name="Table Classic 3" w:semiHidden="1" w:unhideWhenUsed="1"/>
+    <w:lsdException w:name="Table Classic 4" w:semiHidden="1" w:unhideWhenUsed="1"/>
+    <w:lsdException w:name="Table Colorful 1" w:semiHidden="1" w:unhideWhenUsed="1" w:qFormat="1"/>
+    <w:lsdException w:name="Table Colorful 2" w:semiHidden="1" w:unhideWhenUsed="1" w:qFormat="1"/>
+    <w:lsdException w:name="Table Colorful 3" w:semiHidden="1" w:unhideWhenUsed="1" w:qFormat="1"/>
+    <w:lsdException w:name="Table Columns 1" w:semiHidden="1" w:unhideWhenUsed="1" w:qFormat="1"/>
+    <w:lsdException w:name="Table Columns 2" w:semiHidden="1" w:unhideWhenUsed="1"/>
+    <w:lsdException w:name="Table Columns 3" w:semiHidden="1" w:unhideWhenUsed="1"/>
+    <w:lsdException w:name="Table Columns 4" w:semiHidden="1" w:unhideWhenUsed="1" w:qFormat="1"/>
+    <w:lsdException w:name="Table Columns 5" w:semiHidden="1" w:unhideWhenUsed="1" w:qFormat="1"/>
+    <w:lsdException w:name="Table Grid 1" w:semiHidden="1" w:unhideWhenUsed="1" w:qFormat="1"/>
+    <w:lsdException w:name="Table Grid 2" w:semiHidden="1" w:unhideWhenUsed="1"/>
+    <w:lsdException w:name="Table Grid 3" w:semiHidden="1" w:unhideWhenUsed="1"/>
+    <w:lsdException w:name="Table Grid 4" w:semiHidden="1" w:unhideWhenUsed="1" w:qFormat="1"/>
+    <w:lsdException w:name="Table Grid 5" w:semiHidden="1" w:unhideWhenUsed="1"/>
+    <w:lsdException w:name="Table Grid 6" w:semiHidden="1" w:unhideWhenUsed="1"/>
+    <w:lsdException w:name="Table Grid 7" w:semiHidden="1" w:unhideWhenUsed="1" w:qFormat="1"/>
+    <w:lsdException w:name="Table Grid 8" w:semiHidden="1" w:unhideWhenUsed="1"/>
+    <w:lsdException w:name="Table List 1" w:semiHidden="1" w:unhideWhenUsed="1"/>
+    <w:lsdException w:name="Table List 2" w:semiHidden="1" w:unhideWhenUsed="1" w:qFormat="1"/>
+    <w:lsdException w:name="Table List 3" w:semiHidden="1" w:unhideWhenUsed="1" w:qFormat="1"/>
+    <w:lsdException w:name="Table List 4" w:semiHidden="1" w:unhideWhenUsed="1"/>
+    <w:lsdException w:name="Table List 5" w:semiHidden="1" w:unhideWhenUsed="1" w:qFormat="1"/>
+    <w:lsdException w:name="Table List 6" w:semiHidden="1" w:unhideWhenUsed="1" w:qFormat="1"/>
+    <w:lsdException w:name="Table List 7" w:semiHidden="1" w:unhideWhenUsed="1" w:qFormat="1"/>
+    <w:lsdException w:name="Table List 8" w:semiHidden="1" w:unhideWhenUsed="1"/>
+    <w:lsdException w:name="Table 3D effects 1" w:semiHidden="1" w:unhideWhenUsed="1"/>
+    <w:lsdException w:name="Table 3D effects 2" w:semiHidden="1" w:unhideWhenUsed="1" w:qFormat="1"/>
+    <w:lsdException w:name="Table 3D effects 3" w:semiHidden="1" w:unhideWhenUsed="1"/>
+    <w:lsdException w:name="Table Contemporary" w:semiHidden="1" w:unhideWhenUsed="1"/>
+    <w:lsdException w:name="Table Elegant" w:semiHidden="1" w:unhideWhenUsed="1" w:qFormat="1"/>
+    <w:lsdException w:name="Table Professional" w:semiHidden="1" w:unhideWhenUsed="1" w:qFormat="1"/>
+    <w:lsdException w:name="Table Subtle 1" w:semiHidden="1" w:unhideWhenUsed="1" w:qFormat="1"/>
+    <w:lsdException w:name="Table Subtle 2" w:semiHidden="1" w:unhideWhenUsed="1"/>
+    <w:lsdException w:name="Table Web 1" w:semiHidden="1" w:unhideWhenUsed="1"/>
+    <w:lsdException w:name="Table Web 2" w:semiHidden="1" w:unhideWhenUsed="1" w:qFormat="1"/>
+    <w:lsdException w:name="Table Web 3" w:semiHidden="1" w:unhideWhenUsed="1"/>
+    <w:lsdException w:name="Table Theme" w:semiHidden="1" w:unhideWhenUsed="1" w:qFormat="1"/>
+    <w:lsdException w:name="Placeholder Text" w:semiHidden="1" w:uiPriority="99"/>
+    <w:lsdException w:name="No Spacing" w:uiPriority="99"/>
+    <w:lsdException w:name="Light Shading" w:uiPriority="99"/>
+    <w:lsdException w:name="Light List" w:uiPriority="99"/>
+    <w:lsdException w:name="Light Grid" w:uiPriority="99"/>
+    <w:lsdException w:name="Medium Shading 1" w:uiPriority="99"/>
+    <w:lsdException w:name="Medium Shading 2" w:uiPriority="99"/>
+    <w:lsdException w:name="Medium List 1" w:uiPriority="99"/>
+    <w:lsdException w:name="Medium List 2" w:uiPriority="99"/>
+    <w:lsdException w:name="Medium Grid 1" w:uiPriority="99"/>
+    <w:lsdException w:name="Medium Grid 2" w:uiPriority="99"/>
+    <w:lsdException w:name="Medium Grid 3" w:uiPriority="99"/>
+    <w:lsdException w:name="Dark List" w:uiPriority="99"/>
+    <w:lsdException w:name="Colorful Shading" w:uiPriority="99"/>
+    <w:lsdException w:name="Colorful List" w:uiPriority="99"/>
+    <w:lsdException w:name="Colorful Grid" w:uiPriority="99"/>
+    <w:lsdException w:name="Light Shading Accent 1" w:uiPriority="99"/>
+    <w:lsdException w:name="Light List Accent 1" w:uiPriority="99"/>
+    <w:lsdException w:name="Light Grid Accent 1" w:uiPriority="99"/>
+    <w:lsdException w:name="Medium Shading 1 Accent 1" w:uiPriority="99"/>
+    <w:lsdException w:name="Medium Shading 2 Accent 1" w:uiPriority="99"/>
+    <w:lsdException w:name="Medium List 1 Accent 1" w:uiPriority="99"/>
+    <w:lsdException w:name="Revision" w:semiHidden="1" w:uiPriority="99"/>
+    <w:lsdException w:name="List Paragraph" w:uiPriority="99"/>
+    <w:lsdException w:name="Quote" w:uiPriority="99"/>
+    <w:lsdException w:name="Intense Quote" w:uiPriority="99"/>
+    <w:lsdException w:name="Medium List 2 Accent 1" w:uiPriority="99"/>
+    <w:lsdException w:name="Medium Grid 1 Accent 1" w:uiPriority="99"/>
+    <w:lsdException w:name="Medium Grid 2 Accent 1" w:uiPriority="99"/>
+    <w:lsdException w:name="Medium Grid 3 Accent 1" w:uiPriority="99"/>
+    <w:lsdException w:name="Dark List Accent 1" w:uiPriority="99"/>
+    <w:lsdException w:name="Colorful Shading Accent 1" w:uiPriority="99"/>
+    <w:lsdException w:name="Colorful List Accent 1" w:uiPriority="99"/>
+    <w:lsdException w:name="Colorful Grid Accent 1" w:uiPriority="99"/>
+    <w:lsdException w:name="Light Shading Accent 2" w:uiPriority="99"/>
+    <w:lsdException w:name="Light List Accent 2" w:uiPriority="99"/>
+    <w:lsdException w:name="Light Grid Accent 2" w:uiPriority="99"/>
+    <w:lsdException w:name="Medium Shading 1 Accent 2" w:uiPriority="99"/>
+    <w:lsdException w:name="Medium Shading 2 Accent 2" w:uiPriority="99"/>
+    <w:lsdException w:name="Medium List 1 Accent 2" w:uiPriority="99"/>
+    <w:lsdException w:name="Medium List 2 Accent 2" w:uiPriority="99"/>
+    <w:lsdException w:name="Medium Grid 1 Accent 2" w:uiPriority="99"/>
+    <w:lsdException w:name="Medium Grid 2 Accent 2" w:uiPriority="99"/>
+    <w:lsdException w:name="Medium Grid 3 Accent 2" w:uiPriority="99"/>
+    <w:lsdException w:name="Dark List Accent 2" w:uiPriority="99"/>
+    <w:lsdException w:name="Colorful Shading Accent 2" w:uiPriority="99"/>
+    <w:lsdException w:name="Colorful List Accent 2" w:uiPriority="99"/>
+    <w:lsdException w:name="Colorful Grid Accent 2" w:uiPriority="99"/>
+    <w:lsdException w:name="Light Shading Accent 3" w:uiPriority="99"/>
+    <w:lsdException w:name="Light List Accent 3" w:uiPriority="99"/>
+    <w:lsdException w:name="Light Grid Accent 3" w:uiPriority="99"/>
+    <w:lsdException w:name="Medium Shading 1 Accent 3" w:uiPriority="99"/>
+    <w:lsdException w:name="Medium Shading 2 Accent 3" w:uiPriority="99"/>
+    <w:lsdException w:name="Medium List 1 Accent 3" w:uiPriority="99"/>
+    <w:lsdException w:name="Medium List 2 Accent 3" w:uiPriority="99"/>
+    <w:lsdException w:name="Medium Grid 1 Accent 3" w:uiPriority="99"/>
+    <w:lsdException w:name="Medium Grid 2 Accent 3" w:uiPriority="99"/>
+    <w:lsdException w:name="Medium Grid 3 Accent 3" w:uiPriority="99"/>
+    <w:lsdException w:name="Dark List Accent 3" w:uiPriority="99"/>
+    <w:lsdException w:name="Colorful Shading Accent 3" w:uiPriority="99"/>
+    <w:lsdException w:name="Colorful List Accent 3" w:uiPriority="99"/>
+    <w:lsdException w:name="Colorful Grid Accent 3" w:uiPriority="99"/>
+    <w:lsdException w:name="Light Shading Accent 4" w:uiPriority="99"/>
+    <w:lsdException w:name="Light List Accent 4" w:uiPriority="99"/>
+    <w:lsdException w:name="Light Grid Accent 4" w:uiPriority="99"/>
+    <w:lsdException w:name="Medium Shading 1 Accent 4" w:uiPriority="99"/>
+    <w:lsdException w:name="Medium Shading 2 Accent 4" w:uiPriority="99"/>
+    <w:lsdException w:name="Medium List 1 Accent 4" w:uiPriority="99"/>
+    <w:lsdException w:name="Medium List 2 Accent 4" w:uiPriority="99"/>
+    <w:lsdException w:name="Medium Grid 1 Accent 4" w:uiPriority="99"/>
+    <w:lsdException w:name="Medium Grid 2 Accent 4" w:uiPriority="99"/>
+    <w:lsdException w:name="Medium Grid 3 Accent 4" w:uiPriority="99"/>
+    <w:lsdException w:name="Dark List Accent 4" w:uiPriority="99"/>
+    <w:lsdException w:name="Colorful Shading Accent 4" w:uiPriority="99"/>
+    <w:lsdException w:name="Colorful List Accent 4" w:uiPriority="99"/>
+    <w:lsdException w:name="Colorful Grid Accent 4" w:uiPriority="99"/>
+    <w:lsdException w:name="Light Shading Accent 5" w:uiPriority="99"/>
+    <w:lsdException w:name="Light List Accent 5" w:uiPriority="99"/>
+    <w:lsdException w:name="Light Grid Accent 5" w:uiPriority="99"/>
+    <w:lsdException w:name="Medium Shading 1 Accent 5" w:uiPriority="99"/>
+    <w:lsdException w:name="Medium Shading 2 Accent 5" w:uiPriority="99"/>
+    <w:lsdException w:name="Medium List 1 Accent 5" w:uiPriority="99"/>
+    <w:lsdException w:name="Medium List 2 Accent 5" w:uiPriority="99"/>
+    <w:lsdException w:name="Medium Grid 1 Accent 5" w:uiPriority="99"/>
+    <w:lsdException w:name="Medium Grid 2 Accent 5" w:uiPriority="99"/>
+    <w:lsdException w:name="Medium Grid 3 Accent 5" w:uiPriority="99"/>
+    <w:lsdException w:name="Dark List Accent 5" w:uiPriority="99"/>
+    <w:lsdException w:name="Colorful Shading Accent 5" w:uiPriority="99"/>
+    <w:lsdException w:name="Colorful List Accent 5" w:uiPriority="99"/>
+    <w:lsdException w:name="Colorful Grid Accent 5" w:uiPriority="99"/>
+    <w:lsdException w:name="Light Shading Accent 6" w:uiPriority="99"/>
+    <w:lsdException w:name="Light List Accent 6" w:uiPriority="99"/>
+    <w:lsdException w:name="Light Grid Accent 6" w:uiPriority="99"/>
+    <w:lsdException w:name="Medium Shading 1 Accent 6" w:uiPriority="99"/>
+    <w:lsdException w:name="Medium Shading 2 Accent 6" w:uiPriority="99"/>
+    <w:lsdException w:name="Medium List 1 Accent 6" w:uiPriority="99"/>
+    <w:lsdException w:name="Medium List 2 Accent 6" w:uiPriority="99"/>
+    <w:lsdException w:name="Medium Grid 1 Accent 6" w:uiPriority="99"/>
+    <w:lsdException w:name="Medium Grid 2 Accent 6" w:uiPriority="99"/>
+    <w:lsdException w:name="Medium Grid 3 Accent 6" w:uiPriority="99"/>
+    <w:lsdException w:name="Dark List Accent 6" w:uiPriority="99"/>
+    <w:lsdException w:name="Colorful Shading Accent 6" w:uiPriority="99"/>
+    <w:lsdException w:name="Colorful List Accent 6" w:uiPriority="99"/>
+    <w:lsdException w:name="Colorful Grid Accent 6" w:uiPriority="99"/>
+    <w:lsdException w:name="Subtle Emphasis" w:uiPriority="19" w:qFormat="1"/>
+    <w:lsdException w:name="Intense Emphasis" w:uiPriority="21" w:qFormat="1"/>
+    <w:lsdException w:name="Subtle Reference" w:uiPriority="31" w:qFormat="1"/>
+    <w:lsdException w:name="Intense Reference" w:uiPriority="32" w:qFormat="1"/>
+    <w:lsdException w:name="Book Title" w:uiPriority="33" w:qFormat="1"/>
+    <w:lsdException w:name="Bibliography" w:semiHidden="1" w:uiPriority="37" w:unhideWhenUsed="1"/>
+    <w:lsdException w:name="TOC Heading" w:semiHidden="1" w:uiPriority="39" w:unhideWhenUsed="1" w:qFormat="1"/>
+    <w:lsdException w:name="Plain Table 1" w:uiPriority="41"/>
+    <w:lsdException w:name="Plain Table 2" w:uiPriority="42"/>
+    <w:lsdException w:name="Plain Table 3" w:uiPriority="43"/>
+    <w:lsdException w:name="Plain Table 4" w:uiPriority="44"/>
+    <w:lsdException w:name="Plain Table 5" w:uiPriority="45"/>
+    <w:lsdException w:name="Grid Table Light" w:uiPriority="40"/>
+    <w:lsdException w:name="Grid Table 1 Light" w:uiPriority="46"/>
+    <w:lsdException w:name="Grid Table 2" w:uiPriority="47"/>
+    <w:lsdException w:name="Grid Table 3" w:uiPriority="48"/>
+    <w:lsdException w:name="Grid Table 4" w:uiPriority="49"/>
+    <w:lsdException w:name="Grid Table 5 Dark" w:uiPriority="50"/>
+    <w:lsdException w:name="Grid Table 6 Colorful" w:uiPriority="51"/>
+    <w:lsdException w:name="Grid Table 7 Colorful" w:uiPriority="52"/>
+    <w:lsdException w:name="Grid Table 1 Light Accent 1" w:uiPriority="46"/>
+    <w:lsdException w:name="Grid Table 2 Accent 1" w:uiPriority="47"/>
+    <w:lsdException w:name="Grid Table 3 Accent 1" w:uiPriority="48"/>
+    <w:lsdException w:name="Grid Table 4 Accent 1" w:uiPriority="49"/>
+    <w:lsdException w:name="Grid Table 5 Dark Accent 1" w:uiPriority="50"/>
+    <w:lsdException w:name="Grid Table 6 Colorful Accent 1" w:uiPriority="51"/>
+    <w:lsdException w:name="Grid Table 7 Colorful Accent 1" w:uiPriority="52"/>
+    <w:lsdException w:name="Grid Table 1 Light Accent 2" w:uiPriority="46"/>
+    <w:lsdException w:name="Grid Table 2 Accent 2" w:uiPriority="47"/>
+    <w:lsdException w:name="Grid Table 3 Accent 2" w:uiPriority="48"/>
+    <w:lsdException w:name="Grid Table 4 Accent 2" w:uiPriority="49"/>
+    <w:lsdException w:name="Grid Table 5 Dark Accent 2" w:uiPriority="50"/>
+    <w:lsdException w:name="Grid Table 6 Colorful Accent 2" w:uiPriority="51"/>
+    <w:lsdException w:name="Grid Table 7 Colorful Accent 2" w:uiPriority="52"/>
+    <w:lsdException w:name="Grid Table 1 Light Accent 3" w:uiPriority="46"/>
+    <w:lsdException w:name="Grid Table 2 Accent 3" w:uiPriority="47"/>
+    <w:lsdException w:name="Grid Table 3 Accent 3" w:uiPriority="48"/>
+    <w:lsdException w:name="Grid Table 4 Accent 3" w:uiPriority="49"/>
+    <w:lsdException w:name="Grid Table 5 Dark Accent 3" w:uiPriority="50"/>
+    <w:lsdException w:name="Grid Table 6 Colorful Accent 3" w:uiPriority="51"/>
+    <w:lsdException w:name="Grid Table 7 Colorful Accent 3" w:uiPriority="52"/>
+    <w:lsdException w:name="Grid Table 1 Light Accent 4" w:uiPriority="46"/>
+    <w:lsdException w:name="Grid Table 2 Accent 4" w:uiPriority="47"/>
+    <w:lsdException w:name="Grid Table 3 Accent 4" w:uiPriority="48"/>
+    <w:lsdException w:name="Grid Table 4 Accent 4" w:uiPriority="49"/>
+    <w:lsdException w:name="Grid Table 5 Dark Accent 4" w:uiPriority="50"/>
+    <w:lsdException w:name="Grid Table 6 Colorful Accent 4" w:uiPriority="51"/>
+    <w:lsdException w:name="Grid Table 7 Colorful Accent 4" w:uiPriority="52"/>
+    <w:lsdException w:name="Grid Table 1 Light Accent 5" w:uiPriority="46"/>
+    <w:lsdException w:name="Grid Table 2 Accent 5" w:uiPriority="47"/>
+    <w:lsdException w:name="Grid Table 3 Accent 5" w:uiPriority="48"/>
+    <w:lsdException w:name="Grid Table 4 Accent 5" w:uiPriority="49"/>
+    <w:lsdException w:name="Grid Table 5 Dark Accent 5" w:uiPriority="50"/>
+    <w:lsdException w:name="Grid Table 6 Colorful Accent 5" w:uiPriority="51"/>
+    <w:lsdException w:name="Grid Table 7 Colorful Accent 5" w:uiPriority="52"/>
+    <w:lsdException w:name="Grid Table 1 Light Accent 6" w:uiPriority="46"/>
+    <w:lsdException w:name="Grid Table 2 Accent 6" w:uiPriority="47"/>
+    <w:lsdException w:name="Grid Table 3 Accent 6" w:uiPriority="48"/>
+    <w:lsdException w:name="Grid Table 4 Accent 6" w:uiPriority="49"/>
+    <w:lsdException w:name="Grid Table 5 Dark Accent 6" w:uiPriority="50"/>
+    <w:lsdException w:name="Grid Table 6 Colorful Accent 6" w:uiPriority="51"/>
+    <w:lsdException w:name="Grid Table 7 Colorful Accent 6" w:uiPriority="52"/>
+    <w:lsdException w:name="List Table 1 Light" w:uiPriority="46"/>
+    <w:lsdException w:name="List Table 2" w:uiPriority="47"/>
+    <w:lsdException w:name="List Table 3" w:uiPriority="48"/>
+    <w:lsdException w:name="List Table 4" w:uiPriority="49"/>
+    <w:lsdException w:name="List Table 5 Dark" w:uiPriority="50"/>
+    <w:lsdException w:name="List Table 6 Colorful" w:uiPriority="51"/>
+    <w:lsdException w:name="List Table 7 Colorful" w:uiPriority="52"/>
+    <w:lsdException w:name="List Table 1 Light Accent 1" w:uiPriority="46"/>
+    <w:lsdException w:name="List Table 2 Accent 1" w:uiPriority="47"/>
+    <w:lsdException w:name="List Table 3 Accent 1" w:uiPriority="48"/>
+    <w:lsdException w:name="List Table 4 Accent 1" w:uiPriority="49"/>
+    <w:lsdException w:name="List Table 5 Dark Accent 1" w:uiPriority="50"/>
+    <w:lsdException w:name="List Table 6 Colorful Accent 1" w:uiPriority="51"/>
+    <w:lsdException w:name="List Table 7 Colorful Accent 1" w:uiPriority="52"/>
+    <w:lsdException w:name="List Table 1 Light Accent 2" w:uiPriority="46"/>
+    <w:lsdException w:name="List Table 2 Accent 2" w:uiPriority="47"/>
+    <w:lsdException w:name="List Table 3 Accent 2" w:uiPriority="48"/>
+    <w:lsdException w:name="List Table 4 Accent 2" w:uiPriority="49"/>
+    <w:lsdException w:name="List Table 5 Dark Accent 2" w:uiPriority="50"/>
+    <w:lsdException w:name="List Table 6 Colorful Accent 2" w:uiPriority="51"/>
+    <w:lsdException w:name="List Table 7 Colorful Accent 2" w:uiPriority="52"/>
+    <w:lsdException w:name="List Table 1 Light Accent 3" w:uiPriority="46"/>
+    <w:lsdException w:name="List Table 2 Accent 3" w:uiPriority="47"/>
+    <w:lsdException w:name="List Table 3 Accent 3" w:uiPriority="48"/>
+    <w:lsdException w:name="List Table 4 Accent 3" w:uiPriority="49"/>
+    <w:lsdException w:name="List Table 5 Dark Accent 3" w:uiPriority="50"/>
+    <w:lsdException w:name="List Table 6 Colorful Accent 3" w:uiPriority="51"/>
+    <w:lsdException w:name="List Table 7 Colorful Accent 3" w:uiPriority="52"/>
+    <w:lsdException w:name="List Table 1 Light Accent 4" w:uiPriority="46"/>
+    <w:lsdException w:name="List Table 2 Accent 4" w:uiPriority="47"/>
+    <w:lsdException w:name="List Table 3 Accent 4" w:uiPriority="48"/>
+    <w:lsdException w:name="List Table 4 Accent 4" w:uiPriority="49"/>
+    <w:lsdException w:name="List Table 5 Dark Accent 4" w:uiPriority="50"/>
+    <w:lsdException w:name="List Table 6 Colorful Accent 4" w:uiPriority="51"/>
+    <w:lsdException w:name="List Table 7 Colorful Accent 4" w:uiPriority="52"/>
+    <w:lsdException w:name="List Table 1 Light Accent 5" w:uiPriority="46"/>
+    <w:lsdException w:name="List Table 2 Accent 5" w:uiPriority="47"/>
+    <w:lsdException w:name="List Table 3 Accent 5" w:uiPriority="48"/>
+    <w:lsdException w:name="List Table 4 Accent 5" w:uiPriority="49"/>
+    <w:lsdException w:name="List Table 5 Dark Accent 5" w:uiPriority="50"/>
+    <w:lsdException w:name="List Table 6 Colorful Accent 5" w:uiPriority="51"/>
+    <w:lsdException w:name="List Table 7 Colorful Accent 5" w:uiPriority="52"/>
+    <w:lsdException w:name="List Table 1 Light Accent 6" w:uiPriority="46"/>
+    <w:lsdException w:name="List Table 2 Accent 6" w:uiPriority="47"/>
+    <w:lsdException w:name="List Table 3 Accent 6" w:uiPriority="48"/>
+    <w:lsdException w:name="List Table 4 Accent 6" w:uiPriority="49"/>
+    <w:lsdException w:name="List Table 5 Dark Accent 6" w:uiPriority="50"/>
+    <w:lsdException w:name="List Table 6 Colorful Accent 6" w:uiPriority="51"/>
+    <w:lsdException w:name="List Table 7 Colorful Accent 6" w:uiPriority="52"/>
   </w:latentStyles>
-  <w:style w:type="paragraph" w:default="1" w:styleId="1">
+  <w:style w:type="paragraph" w:default="1" w:styleId="a1">
     <w:name w:val="Normal"/>
     <w:qFormat/>
-    <w:uiPriority w:val="0"/>
     <w:pPr>
       <w:ind w:firstLine="709"/>
       <w:jc w:val="both"/>
     </w:pPr>
     <w:rPr>
-      <w:rFonts w:asciiTheme="minorHAnsi" w:hAnsiTheme="minorHAnsi" w:eastAsiaTheme="minorEastAsia" w:cstheme="minorBidi"/>
-      <w:lang w:val="en-US" w:eastAsia="zh-CN" w:bidi="ar-SA"/>
+      <w:rFonts w:asciiTheme="minorHAnsi" w:eastAsiaTheme="minorEastAsia" w:hAnsiTheme="minorHAnsi" w:cstheme="minorBidi"/>
+      <w:lang w:eastAsia="zh-CN"/>
     </w:rPr>
   </w:style>
-  <w:style w:type="paragraph" w:styleId="2">
+  <w:style w:type="paragraph" w:styleId="1">
     <w:name w:val="heading 1"/>
-    <w:basedOn w:val="1"/>
-    <w:next w:val="1"/>
+    <w:basedOn w:val="a1"/>
+    <w:next w:val="a1"/>
     <w:qFormat/>
-    <w:uiPriority w:val="0"/>
     <w:pPr>
       <w:keepNext/>
-      <w:widowControl/>
       <w:spacing w:before="240" w:after="60"/>
       <w:jc w:val="left"/>
       <w:outlineLvl w:val="0"/>
@@ -3436,17 +3968,15 @@
       <w:szCs w:val="32"/>
     </w:rPr>
   </w:style>
-  <w:style w:type="paragraph" w:styleId="3">
+  <w:style w:type="paragraph" w:styleId="21">
     <w:name w:val="heading 2"/>
-    <w:basedOn w:val="1"/>
-    <w:next w:val="1"/>
+    <w:basedOn w:val="a1"/>
+    <w:next w:val="a1"/>
     <w:semiHidden/>
     <w:unhideWhenUsed/>
     <w:qFormat/>
-    <w:uiPriority w:val="0"/>
     <w:pPr>
       <w:keepNext/>
-      <w:widowControl/>
       <w:spacing w:before="240" w:after="60"/>
       <w:jc w:val="left"/>
       <w:outlineLvl w:val="1"/>
@@ -3457,22 +3987,19 @@
       <w:bCs/>
       <w:i/>
       <w:iCs/>
-      <w:kern w:val="0"/>
       <w:sz w:val="28"/>
       <w:szCs w:val="28"/>
     </w:rPr>
   </w:style>
-  <w:style w:type="paragraph" w:styleId="4">
+  <w:style w:type="paragraph" w:styleId="31">
     <w:name w:val="heading 3"/>
-    <w:basedOn w:val="1"/>
-    <w:next w:val="1"/>
+    <w:basedOn w:val="a1"/>
+    <w:next w:val="a1"/>
     <w:semiHidden/>
     <w:unhideWhenUsed/>
     <w:qFormat/>
-    <w:uiPriority w:val="0"/>
     <w:pPr>
       <w:keepNext/>
-      <w:widowControl/>
       <w:spacing w:before="240" w:after="60"/>
       <w:jc w:val="left"/>
       <w:outlineLvl w:val="2"/>
@@ -3481,22 +4008,19 @@
       <w:rFonts w:ascii="Arial" w:hAnsi="Arial" w:cs="Arial"/>
       <w:b/>
       <w:bCs/>
-      <w:kern w:val="0"/>
       <w:sz w:val="26"/>
       <w:szCs w:val="26"/>
     </w:rPr>
   </w:style>
-  <w:style w:type="paragraph" w:styleId="5">
+  <w:style w:type="paragraph" w:styleId="41">
     <w:name w:val="heading 4"/>
-    <w:basedOn w:val="1"/>
-    <w:next w:val="1"/>
+    <w:basedOn w:val="a1"/>
+    <w:next w:val="a1"/>
     <w:semiHidden/>
     <w:unhideWhenUsed/>
     <w:qFormat/>
-    <w:uiPriority w:val="0"/>
     <w:pPr>
       <w:keepNext/>
-      <w:widowControl/>
       <w:spacing w:before="240" w:after="60"/>
       <w:jc w:val="left"/>
       <w:outlineLvl w:val="3"/>
@@ -3504,21 +4028,18 @@
     <w:rPr>
       <w:b/>
       <w:bCs/>
-      <w:kern w:val="0"/>
       <w:sz w:val="28"/>
       <w:szCs w:val="28"/>
     </w:rPr>
   </w:style>
-  <w:style w:type="paragraph" w:styleId="6">
+  <w:style w:type="paragraph" w:styleId="51">
     <w:name w:val="heading 5"/>
-    <w:basedOn w:val="1"/>
-    <w:next w:val="1"/>
+    <w:basedOn w:val="a1"/>
+    <w:next w:val="a1"/>
     <w:semiHidden/>
     <w:unhideWhenUsed/>
     <w:qFormat/>
-    <w:uiPriority w:val="0"/>
-    <w:pPr>
-      <w:widowControl/>
+    <w:pPr>
       <w:spacing w:before="240" w:after="60"/>
       <w:jc w:val="left"/>
       <w:outlineLvl w:val="4"/>
@@ -3528,61 +4049,52 @@
       <w:bCs/>
       <w:i/>
       <w:iCs/>
-      <w:kern w:val="0"/>
       <w:sz w:val="26"/>
       <w:szCs w:val="26"/>
     </w:rPr>
   </w:style>
-  <w:style w:type="paragraph" w:styleId="7">
+  <w:style w:type="paragraph" w:styleId="6">
     <w:name w:val="heading 6"/>
-    <w:basedOn w:val="1"/>
-    <w:next w:val="1"/>
+    <w:basedOn w:val="a1"/>
+    <w:next w:val="a1"/>
     <w:semiHidden/>
     <w:unhideWhenUsed/>
     <w:qFormat/>
-    <w:uiPriority w:val="0"/>
-    <w:pPr>
-      <w:widowControl/>
+    <w:pPr>
       <w:spacing w:before="240" w:after="60"/>
       <w:outlineLvl w:val="5"/>
     </w:pPr>
     <w:rPr>
       <w:b/>
       <w:bCs/>
-      <w:kern w:val="0"/>
       <w:sz w:val="22"/>
       <w:szCs w:val="22"/>
     </w:rPr>
   </w:style>
-  <w:style w:type="paragraph" w:styleId="8">
+  <w:style w:type="paragraph" w:styleId="7">
     <w:name w:val="heading 7"/>
-    <w:basedOn w:val="1"/>
-    <w:next w:val="1"/>
+    <w:basedOn w:val="a1"/>
+    <w:next w:val="a1"/>
     <w:semiHidden/>
     <w:unhideWhenUsed/>
     <w:qFormat/>
-    <w:uiPriority w:val="0"/>
-    <w:pPr>
-      <w:widowControl/>
+    <w:pPr>
       <w:spacing w:before="240" w:after="60"/>
       <w:outlineLvl w:val="6"/>
     </w:pPr>
     <w:rPr>
-      <w:kern w:val="0"/>
       <w:sz w:val="24"/>
       <w:szCs w:val="24"/>
     </w:rPr>
   </w:style>
-  <w:style w:type="paragraph" w:styleId="9">
+  <w:style w:type="paragraph" w:styleId="8">
     <w:name w:val="heading 8"/>
-    <w:basedOn w:val="1"/>
-    <w:next w:val="1"/>
+    <w:basedOn w:val="a1"/>
+    <w:next w:val="a1"/>
     <w:semiHidden/>
     <w:unhideWhenUsed/>
     <w:qFormat/>
-    <w:uiPriority w:val="0"/>
-    <w:pPr>
-      <w:widowControl/>
+    <w:pPr>
       <w:spacing w:before="240" w:after="60"/>
       <w:jc w:val="left"/>
       <w:outlineLvl w:val="7"/>
@@ -3590,42 +4102,41 @@
     <w:rPr>
       <w:i/>
       <w:iCs/>
-      <w:kern w:val="0"/>
       <w:sz w:val="24"/>
       <w:szCs w:val="24"/>
     </w:rPr>
   </w:style>
-  <w:style w:type="paragraph" w:styleId="10">
+  <w:style w:type="paragraph" w:styleId="9">
     <w:name w:val="heading 9"/>
-    <w:basedOn w:val="1"/>
-    <w:next w:val="1"/>
+    <w:basedOn w:val="a1"/>
+    <w:next w:val="a1"/>
     <w:semiHidden/>
     <w:unhideWhenUsed/>
     <w:qFormat/>
-    <w:uiPriority w:val="0"/>
-    <w:pPr>
-      <w:widowControl/>
+    <w:pPr>
       <w:spacing w:before="240" w:after="60"/>
       <w:jc w:val="left"/>
       <w:outlineLvl w:val="8"/>
     </w:pPr>
     <w:rPr>
       <w:rFonts w:ascii="Arial" w:hAnsi="Arial" w:cs="Arial"/>
-      <w:kern w:val="0"/>
       <w:sz w:val="22"/>
       <w:szCs w:val="22"/>
     </w:rPr>
   </w:style>
-  <w:style w:type="character" w:default="1" w:styleId="11">
+  <w:style w:type="character" w:default="1" w:styleId="a2">
     <w:name w:val="Default Paragraph Font"/>
+    <w:uiPriority w:val="1"/>
     <w:semiHidden/>
-    <w:uiPriority w:val="0"/>
-  </w:style>
-  <w:style w:type="table" w:default="1" w:styleId="12">
+    <w:unhideWhenUsed/>
+  </w:style>
+  <w:style w:type="table" w:default="1" w:styleId="a3">
     <w:name w:val="Normal Table"/>
+    <w:uiPriority w:val="99"/>
     <w:semiHidden/>
-    <w:uiPriority w:val="0"/>
+    <w:unhideWhenUsed/>
     <w:tblPr>
+      <w:tblInd w:w="0" w:type="dxa"/>
       <w:tblCellMar>
         <w:top w:w="0" w:type="dxa"/>
         <w:left w:w="108" w:type="dxa"/>
@@ -3634,239 +4145,215 @@
       </w:tblCellMar>
     </w:tblPr>
   </w:style>
-  <w:style w:type="character" w:styleId="13">
+  <w:style w:type="numbering" w:default="1" w:styleId="a4">
+    <w:name w:val="No List"/>
+    <w:uiPriority w:val="99"/>
+    <w:semiHidden/>
+    <w:unhideWhenUsed/>
+  </w:style>
+  <w:style w:type="character" w:styleId="HTML">
     <w:name w:val="HTML Sample"/>
-    <w:basedOn w:val="11"/>
-    <w:uiPriority w:val="0"/>
+    <w:basedOn w:val="a2"/>
     <w:rPr>
       <w:rFonts w:ascii="Courier New" w:hAnsi="Courier New" w:cs="Courier New"/>
     </w:rPr>
   </w:style>
-  <w:style w:type="character" w:styleId="14">
+  <w:style w:type="character" w:styleId="a5">
     <w:name w:val="FollowedHyperlink"/>
-    <w:basedOn w:val="11"/>
-    <w:uiPriority w:val="0"/>
+    <w:basedOn w:val="a2"/>
     <w:rPr>
       <w:color w:val="800080"/>
       <w:u w:val="single"/>
     </w:rPr>
   </w:style>
-  <w:style w:type="character" w:styleId="15">
+  <w:style w:type="character" w:styleId="a6">
     <w:name w:val="footnote reference"/>
-    <w:basedOn w:val="11"/>
-    <w:uiPriority w:val="0"/>
+    <w:basedOn w:val="a2"/>
     <w:rPr>
       <w:vertAlign w:val="superscript"/>
     </w:rPr>
   </w:style>
-  <w:style w:type="character" w:styleId="16">
+  <w:style w:type="character" w:styleId="a7">
     <w:name w:val="annotation reference"/>
-    <w:basedOn w:val="11"/>
-    <w:uiPriority w:val="0"/>
+    <w:basedOn w:val="a2"/>
     <w:rPr>
       <w:sz w:val="21"/>
       <w:szCs w:val="21"/>
     </w:rPr>
   </w:style>
-  <w:style w:type="character" w:styleId="17">
+  <w:style w:type="character" w:styleId="a8">
     <w:name w:val="endnote reference"/>
-    <w:basedOn w:val="11"/>
-    <w:uiPriority w:val="0"/>
+    <w:basedOn w:val="a2"/>
     <w:rPr>
       <w:vertAlign w:val="superscript"/>
     </w:rPr>
   </w:style>
-  <w:style w:type="character" w:styleId="18">
+  <w:style w:type="character" w:styleId="HTML0">
     <w:name w:val="HTML Acronym"/>
-    <w:basedOn w:val="11"/>
-    <w:uiPriority w:val="0"/>
-  </w:style>
-  <w:style w:type="character" w:styleId="19">
+    <w:basedOn w:val="a2"/>
+  </w:style>
+  <w:style w:type="character" w:styleId="a9">
     <w:name w:val="Emphasis"/>
-    <w:basedOn w:val="11"/>
+    <w:basedOn w:val="a2"/>
     <w:qFormat/>
-    <w:uiPriority w:val="0"/>
     <w:rPr>
       <w:i/>
       <w:iCs/>
     </w:rPr>
   </w:style>
-  <w:style w:type="character" w:styleId="20">
+  <w:style w:type="character" w:styleId="aa">
     <w:name w:val="Hyperlink"/>
-    <w:basedOn w:val="11"/>
-    <w:uiPriority w:val="0"/>
+    <w:basedOn w:val="a2"/>
     <w:rPr>
       <w:color w:val="0000FF"/>
       <w:u w:val="single"/>
     </w:rPr>
   </w:style>
-  <w:style w:type="character" w:styleId="21">
+  <w:style w:type="character" w:styleId="HTML1">
     <w:name w:val="HTML Keyboard"/>
-    <w:basedOn w:val="11"/>
-    <w:uiPriority w:val="0"/>
+    <w:basedOn w:val="a2"/>
     <w:rPr>
       <w:rFonts w:ascii="Courier New" w:hAnsi="Courier New" w:cs="Courier New"/>
       <w:sz w:val="20"/>
       <w:szCs w:val="20"/>
     </w:rPr>
   </w:style>
-  <w:style w:type="character" w:styleId="22">
+  <w:style w:type="character" w:styleId="HTML2">
     <w:name w:val="HTML Code"/>
-    <w:basedOn w:val="11"/>
+    <w:basedOn w:val="a2"/>
     <w:qFormat/>
-    <w:uiPriority w:val="0"/>
     <w:rPr>
       <w:rFonts w:ascii="Courier New" w:hAnsi="Courier New" w:cs="Courier New"/>
       <w:sz w:val="20"/>
       <w:szCs w:val="20"/>
     </w:rPr>
   </w:style>
-  <w:style w:type="character" w:styleId="23">
+  <w:style w:type="character" w:styleId="ab">
     <w:name w:val="page number"/>
-    <w:basedOn w:val="11"/>
-    <w:uiPriority w:val="0"/>
-  </w:style>
-  <w:style w:type="character" w:styleId="24">
+    <w:basedOn w:val="a2"/>
+  </w:style>
+  <w:style w:type="character" w:styleId="ac">
     <w:name w:val="line number"/>
-    <w:basedOn w:val="11"/>
-    <w:uiPriority w:val="0"/>
-  </w:style>
-  <w:style w:type="character" w:styleId="25">
+    <w:basedOn w:val="a2"/>
+  </w:style>
+  <w:style w:type="character" w:styleId="HTML3">
     <w:name w:val="HTML Definition"/>
-    <w:basedOn w:val="11"/>
-    <w:uiPriority w:val="0"/>
+    <w:basedOn w:val="a2"/>
     <w:rPr>
       <w:i/>
       <w:iCs/>
     </w:rPr>
   </w:style>
-  <w:style w:type="character" w:styleId="26">
+  <w:style w:type="character" w:styleId="HTML4">
     <w:name w:val="HTML Variable"/>
-    <w:basedOn w:val="11"/>
-    <w:uiPriority w:val="0"/>
+    <w:basedOn w:val="a2"/>
     <w:rPr>
       <w:i/>
       <w:iCs/>
     </w:rPr>
   </w:style>
-  <w:style w:type="character" w:styleId="27">
+  <w:style w:type="character" w:styleId="HTML5">
     <w:name w:val="HTML Typewriter"/>
-    <w:basedOn w:val="11"/>
-    <w:uiPriority w:val="0"/>
+    <w:basedOn w:val="a2"/>
     <w:rPr>
       <w:rFonts w:ascii="Courier New" w:hAnsi="Courier New" w:cs="Courier New"/>
       <w:sz w:val="20"/>
       <w:szCs w:val="20"/>
     </w:rPr>
   </w:style>
-  <w:style w:type="character" w:styleId="28">
+  <w:style w:type="character" w:styleId="ad">
     <w:name w:val="Strong"/>
-    <w:basedOn w:val="11"/>
+    <w:basedOn w:val="a2"/>
     <w:qFormat/>
-    <w:uiPriority w:val="0"/>
     <w:rPr>
       <w:b/>
       <w:bCs/>
     </w:rPr>
   </w:style>
-  <w:style w:type="character" w:styleId="29">
+  <w:style w:type="character" w:styleId="HTML6">
     <w:name w:val="HTML Cite"/>
-    <w:basedOn w:val="11"/>
+    <w:basedOn w:val="a2"/>
     <w:qFormat/>
-    <w:uiPriority w:val="0"/>
     <w:rPr>
       <w:i/>
       <w:iCs/>
     </w:rPr>
   </w:style>
-  <w:style w:type="paragraph" w:styleId="30">
+  <w:style w:type="paragraph" w:styleId="ae">
     <w:name w:val="Balloon Text"/>
-    <w:basedOn w:val="1"/>
-    <w:uiPriority w:val="0"/>
+    <w:basedOn w:val="a1"/>
     <w:rPr>
       <w:sz w:val="16"/>
       <w:szCs w:val="16"/>
     </w:rPr>
   </w:style>
-  <w:style w:type="paragraph" w:styleId="31">
+  <w:style w:type="paragraph" w:styleId="52">
     <w:name w:val="List 5"/>
-    <w:basedOn w:val="1"/>
+    <w:basedOn w:val="a1"/>
     <w:qFormat/>
-    <w:uiPriority w:val="0"/>
     <w:pPr>
       <w:ind w:left="1800" w:hanging="360"/>
     </w:pPr>
   </w:style>
-  <w:style w:type="paragraph" w:styleId="32">
+  <w:style w:type="paragraph" w:styleId="af">
     <w:name w:val="List Continue"/>
-    <w:basedOn w:val="1"/>
-    <w:uiPriority w:val="0"/>
+    <w:basedOn w:val="a1"/>
     <w:pPr>
       <w:spacing w:after="120"/>
       <w:ind w:left="360"/>
     </w:pPr>
   </w:style>
-  <w:style w:type="paragraph" w:styleId="33">
+  <w:style w:type="paragraph" w:styleId="22">
     <w:name w:val="Body Text 2"/>
-    <w:basedOn w:val="1"/>
-    <w:uiPriority w:val="0"/>
+    <w:basedOn w:val="a1"/>
     <w:pPr>
       <w:spacing w:after="120" w:line="480" w:lineRule="auto"/>
     </w:pPr>
   </w:style>
-  <w:style w:type="paragraph" w:styleId="34">
+  <w:style w:type="paragraph" w:styleId="5">
     <w:name w:val="List Number 5"/>
-    <w:basedOn w:val="1"/>
-    <w:uiPriority w:val="0"/>
+    <w:basedOn w:val="a1"/>
     <w:pPr>
       <w:numPr>
-        <w:ilvl w:val="0"/>
         <w:numId w:val="1"/>
       </w:numPr>
     </w:pPr>
   </w:style>
-  <w:style w:type="paragraph" w:styleId="35">
+  <w:style w:type="paragraph" w:styleId="af0">
     <w:name w:val="Closing"/>
-    <w:basedOn w:val="1"/>
+    <w:basedOn w:val="a1"/>
     <w:qFormat/>
-    <w:uiPriority w:val="0"/>
     <w:pPr>
       <w:ind w:left="4320"/>
     </w:pPr>
   </w:style>
-  <w:style w:type="paragraph" w:styleId="36">
+  <w:style w:type="paragraph" w:styleId="af1">
     <w:name w:val="Normal Indent"/>
-    <w:basedOn w:val="1"/>
+    <w:basedOn w:val="a1"/>
     <w:qFormat/>
-    <w:uiPriority w:val="0"/>
     <w:pPr>
       <w:ind w:left="708"/>
     </w:pPr>
   </w:style>
-  <w:style w:type="paragraph" w:styleId="37">
+  <w:style w:type="paragraph" w:styleId="23">
     <w:name w:val="envelope return"/>
-    <w:basedOn w:val="1"/>
+    <w:basedOn w:val="a1"/>
     <w:qFormat/>
-    <w:uiPriority w:val="0"/>
     <w:rPr>
       <w:rFonts w:ascii="Arial" w:hAnsi="Arial" w:cs="Arial"/>
-      <w:sz w:val="20"/>
     </w:rPr>
   </w:style>
-  <w:style w:type="paragraph" w:styleId="38">
+  <w:style w:type="paragraph" w:styleId="af2">
     <w:name w:val="Plain Text"/>
-    <w:basedOn w:val="1"/>
-    <w:uiPriority w:val="0"/>
+    <w:basedOn w:val="a1"/>
     <w:rPr>
       <w:rFonts w:ascii="Courier New" w:hAnsi="Courier New" w:cs="Courier New"/>
-      <w:sz w:val="20"/>
     </w:rPr>
   </w:style>
-  <w:style w:type="paragraph" w:styleId="39">
+  <w:style w:type="paragraph" w:styleId="32">
     <w:name w:val="Body Text Indent 3"/>
-    <w:basedOn w:val="1"/>
+    <w:basedOn w:val="a1"/>
     <w:qFormat/>
-    <w:uiPriority w:val="0"/>
     <w:pPr>
       <w:spacing w:after="120"/>
       <w:ind w:left="360"/>
@@ -3876,68 +4363,60 @@
       <w:szCs w:val="16"/>
     </w:rPr>
   </w:style>
-  <w:style w:type="paragraph" w:styleId="40">
+  <w:style w:type="paragraph" w:styleId="af3">
     <w:name w:val="endnote text"/>
-    <w:basedOn w:val="1"/>
-    <w:uiPriority w:val="0"/>
+    <w:basedOn w:val="a1"/>
     <w:pPr>
       <w:snapToGrid w:val="0"/>
       <w:jc w:val="left"/>
     </w:pPr>
   </w:style>
-  <w:style w:type="paragraph" w:styleId="41">
+  <w:style w:type="paragraph" w:styleId="af4">
     <w:name w:val="caption"/>
-    <w:basedOn w:val="1"/>
-    <w:next w:val="1"/>
+    <w:basedOn w:val="a1"/>
+    <w:next w:val="a1"/>
     <w:semiHidden/>
     <w:unhideWhenUsed/>
     <w:qFormat/>
-    <w:uiPriority w:val="0"/>
     <w:rPr>
-      <w:rFonts w:ascii="Arial" w:hAnsi="Arial" w:eastAsia="黑体" w:cs="Arial"/>
-      <w:sz w:val="20"/>
+      <w:rFonts w:ascii="Arial" w:eastAsia="SimHei" w:hAnsi="Arial" w:cs="Arial"/>
     </w:rPr>
   </w:style>
-  <w:style w:type="paragraph" w:styleId="42">
+  <w:style w:type="paragraph" w:styleId="af5">
     <w:name w:val="annotation text"/>
-    <w:basedOn w:val="1"/>
+    <w:basedOn w:val="a1"/>
     <w:qFormat/>
-    <w:uiPriority w:val="0"/>
     <w:pPr>
       <w:jc w:val="left"/>
     </w:pPr>
   </w:style>
-  <w:style w:type="paragraph" w:styleId="43">
+  <w:style w:type="paragraph" w:styleId="10">
     <w:name w:val="index 1"/>
-    <w:basedOn w:val="1"/>
-    <w:next w:val="1"/>
+    <w:basedOn w:val="a1"/>
+    <w:next w:val="a1"/>
     <w:qFormat/>
-    <w:uiPriority w:val="0"/>
-  </w:style>
-  <w:style w:type="paragraph" w:styleId="44">
+  </w:style>
+  <w:style w:type="paragraph" w:styleId="af6">
     <w:name w:val="annotation subject"/>
-    <w:basedOn w:val="42"/>
-    <w:next w:val="42"/>
+    <w:basedOn w:val="af5"/>
+    <w:next w:val="af5"/>
     <w:qFormat/>
-    <w:uiPriority w:val="0"/>
     <w:rPr>
       <w:b/>
       <w:bCs/>
     </w:rPr>
   </w:style>
-  <w:style w:type="paragraph" w:styleId="45">
+  <w:style w:type="paragraph" w:styleId="af7">
     <w:name w:val="Document Map"/>
-    <w:basedOn w:val="1"/>
-    <w:uiPriority w:val="0"/>
+    <w:basedOn w:val="a1"/>
     <w:pPr>
       <w:shd w:val="clear" w:color="auto" w:fill="000080"/>
     </w:pPr>
   </w:style>
-  <w:style w:type="paragraph" w:styleId="46">
+  <w:style w:type="paragraph" w:styleId="af8">
     <w:name w:val="footnote text"/>
-    <w:basedOn w:val="1"/>
+    <w:basedOn w:val="a1"/>
     <w:qFormat/>
-    <w:uiPriority w:val="0"/>
     <w:pPr>
       <w:snapToGrid w:val="0"/>
       <w:jc w:val="left"/>
@@ -3947,89 +4426,79 @@
       <w:szCs w:val="18"/>
     </w:rPr>
   </w:style>
-  <w:style w:type="paragraph" w:styleId="47">
+  <w:style w:type="paragraph" w:styleId="80">
     <w:name w:val="toc 8"/>
-    <w:basedOn w:val="1"/>
-    <w:next w:val="1"/>
+    <w:basedOn w:val="a1"/>
+    <w:next w:val="a1"/>
     <w:qFormat/>
-    <w:uiPriority w:val="0"/>
-    <w:pPr>
-      <w:ind w:left="2940" w:leftChars="1400"/>
-    </w:pPr>
-  </w:style>
-  <w:style w:type="paragraph" w:styleId="48">
+    <w:pPr>
+      <w:ind w:leftChars="1400" w:left="2940"/>
+    </w:pPr>
+  </w:style>
+  <w:style w:type="paragraph" w:styleId="24">
     <w:name w:val="index 2"/>
-    <w:basedOn w:val="1"/>
-    <w:next w:val="1"/>
+    <w:basedOn w:val="a1"/>
+    <w:next w:val="a1"/>
     <w:qFormat/>
-    <w:uiPriority w:val="0"/>
-    <w:pPr>
-      <w:ind w:left="200" w:leftChars="200"/>
-    </w:pPr>
-  </w:style>
-  <w:style w:type="paragraph" w:styleId="49">
+    <w:pPr>
+      <w:ind w:leftChars="200" w:left="200"/>
+    </w:pPr>
+  </w:style>
+  <w:style w:type="paragraph" w:styleId="3">
     <w:name w:val="List Number 3"/>
-    <w:basedOn w:val="1"/>
-    <w:uiPriority w:val="0"/>
+    <w:basedOn w:val="a1"/>
     <w:pPr>
       <w:numPr>
-        <w:ilvl w:val="0"/>
         <w:numId w:val="2"/>
       </w:numPr>
     </w:pPr>
   </w:style>
-  <w:style w:type="paragraph" w:styleId="50">
+  <w:style w:type="paragraph" w:styleId="HTML7">
     <w:name w:val="HTML Address"/>
-    <w:basedOn w:val="1"/>
+    <w:basedOn w:val="a1"/>
     <w:qFormat/>
-    <w:uiPriority w:val="0"/>
     <w:rPr>
       <w:i/>
       <w:iCs/>
     </w:rPr>
   </w:style>
-  <w:style w:type="paragraph" w:styleId="51">
+  <w:style w:type="paragraph" w:styleId="70">
     <w:name w:val="index 7"/>
-    <w:basedOn w:val="1"/>
-    <w:next w:val="1"/>
-    <w:uiPriority w:val="0"/>
-    <w:pPr>
-      <w:ind w:left="1200" w:leftChars="1200"/>
-    </w:pPr>
-  </w:style>
-  <w:style w:type="paragraph" w:styleId="52">
+    <w:basedOn w:val="a1"/>
+    <w:next w:val="a1"/>
+    <w:pPr>
+      <w:ind w:leftChars="1200" w:left="1200"/>
+    </w:pPr>
+  </w:style>
+  <w:style w:type="paragraph" w:styleId="33">
     <w:name w:val="index 3"/>
-    <w:basedOn w:val="1"/>
-    <w:next w:val="1"/>
-    <w:uiPriority w:val="0"/>
-    <w:pPr>
-      <w:ind w:left="400" w:leftChars="400"/>
+    <w:basedOn w:val="a1"/>
+    <w:next w:val="a1"/>
+    <w:pPr>
+      <w:ind w:leftChars="400" w:left="400"/>
     </w:pPr>
   </w:style>
   <w:style w:type="paragraph" w:styleId="53">
     <w:name w:val="index 5"/>
-    <w:basedOn w:val="1"/>
-    <w:next w:val="1"/>
+    <w:basedOn w:val="a1"/>
+    <w:next w:val="a1"/>
     <w:qFormat/>
-    <w:uiPriority w:val="0"/>
-    <w:pPr>
-      <w:ind w:left="800" w:leftChars="800"/>
-    </w:pPr>
-  </w:style>
-  <w:style w:type="paragraph" w:styleId="54">
+    <w:pPr>
+      <w:ind w:leftChars="800" w:left="800"/>
+    </w:pPr>
+  </w:style>
+  <w:style w:type="paragraph" w:styleId="42">
     <w:name w:val="index 4"/>
-    <w:basedOn w:val="1"/>
-    <w:next w:val="1"/>
+    <w:basedOn w:val="a1"/>
+    <w:next w:val="a1"/>
     <w:qFormat/>
-    <w:uiPriority w:val="0"/>
-    <w:pPr>
-      <w:ind w:left="600" w:leftChars="600"/>
-    </w:pPr>
-  </w:style>
-  <w:style w:type="paragraph" w:styleId="55">
+    <w:pPr>
+      <w:ind w:leftChars="600" w:left="600"/>
+    </w:pPr>
+  </w:style>
+  <w:style w:type="paragraph" w:styleId="af9">
     <w:name w:val="header"/>
-    <w:basedOn w:val="1"/>
-    <w:uiPriority w:val="0"/>
+    <w:basedOn w:val="a1"/>
     <w:pPr>
       <w:tabs>
         <w:tab w:val="center" w:pos="4153"/>
@@ -4037,42 +4506,38 @@
       </w:tabs>
     </w:pPr>
   </w:style>
-  <w:style w:type="paragraph" w:styleId="56">
+  <w:style w:type="paragraph" w:styleId="90">
     <w:name w:val="toc 9"/>
-    <w:basedOn w:val="1"/>
-    <w:next w:val="1"/>
+    <w:basedOn w:val="a1"/>
+    <w:next w:val="a1"/>
     <w:qFormat/>
-    <w:uiPriority w:val="0"/>
-    <w:pPr>
-      <w:ind w:left="3360" w:leftChars="1600"/>
-    </w:pPr>
-  </w:style>
-  <w:style w:type="paragraph" w:styleId="57">
+    <w:pPr>
+      <w:ind w:leftChars="1600" w:left="3360"/>
+    </w:pPr>
+  </w:style>
+  <w:style w:type="paragraph" w:styleId="71">
     <w:name w:val="toc 7"/>
-    <w:basedOn w:val="1"/>
-    <w:next w:val="1"/>
-    <w:uiPriority w:val="0"/>
-    <w:pPr>
-      <w:ind w:left="2520" w:leftChars="1200"/>
-    </w:pPr>
-  </w:style>
-  <w:style w:type="paragraph" w:styleId="58">
+    <w:basedOn w:val="a1"/>
+    <w:next w:val="a1"/>
+    <w:pPr>
+      <w:ind w:leftChars="1200" w:left="2520"/>
+    </w:pPr>
+  </w:style>
+  <w:style w:type="paragraph" w:styleId="60">
     <w:name w:val="index 6"/>
-    <w:basedOn w:val="1"/>
-    <w:next w:val="1"/>
+    <w:basedOn w:val="a1"/>
+    <w:next w:val="a1"/>
     <w:qFormat/>
-    <w:uiPriority w:val="0"/>
-    <w:pPr>
-      <w:ind w:left="1000" w:leftChars="1000"/>
-    </w:pPr>
-  </w:style>
-  <w:style w:type="paragraph" w:styleId="59">
+    <w:pPr>
+      <w:ind w:leftChars="1000" w:left="1000"/>
+    </w:pPr>
+  </w:style>
+  <w:style w:type="paragraph" w:styleId="afa">
     <w:name w:val="envelope address"/>
-    <w:basedOn w:val="1"/>
+    <w:basedOn w:val="a1"/>
     <w:qFormat/>
-    <w:uiPriority w:val="0"/>
-    <w:pPr>
-      <w:framePr w:w="7920" w:h="1980" w:hRule="exact" w:hSpace="180" w:wrap="around" w:vAnchor="margin" w:hAnchor="page" w:xAlign="center" w:yAlign="bottom"/>
+    <w:pPr>
+      <w:framePr w:w="7920" w:h="1980" w:hRule="exact" w:hSpace="180" w:wrap="around" w:hAnchor="page" w:xAlign="center" w:yAlign="bottom"/>
       <w:ind w:left="2880"/>
     </w:pPr>
     <w:rPr>
@@ -4081,50 +4546,44 @@
       <w:szCs w:val="24"/>
     </w:rPr>
   </w:style>
-  <w:style w:type="paragraph" w:styleId="60">
+  <w:style w:type="paragraph" w:styleId="81">
     <w:name w:val="index 8"/>
-    <w:basedOn w:val="1"/>
-    <w:next w:val="1"/>
+    <w:basedOn w:val="a1"/>
+    <w:next w:val="a1"/>
     <w:qFormat/>
-    <w:uiPriority w:val="0"/>
-    <w:pPr>
-      <w:ind w:left="1400" w:leftChars="1400"/>
-    </w:pPr>
-  </w:style>
-  <w:style w:type="paragraph" w:styleId="61">
+    <w:pPr>
+      <w:ind w:leftChars="1400" w:left="1400"/>
+    </w:pPr>
+  </w:style>
+  <w:style w:type="paragraph" w:styleId="afb">
     <w:name w:val="Body Text"/>
-    <w:basedOn w:val="1"/>
+    <w:basedOn w:val="a1"/>
     <w:qFormat/>
-    <w:uiPriority w:val="0"/>
     <w:pPr>
       <w:spacing w:after="120"/>
     </w:pPr>
   </w:style>
-  <w:style w:type="paragraph" w:styleId="62">
+  <w:style w:type="paragraph" w:styleId="91">
     <w:name w:val="index 9"/>
-    <w:basedOn w:val="1"/>
-    <w:next w:val="1"/>
-    <w:uiPriority w:val="0"/>
-    <w:pPr>
-      <w:ind w:left="1600" w:leftChars="1600"/>
-    </w:pPr>
-  </w:style>
-  <w:style w:type="paragraph" w:styleId="63">
+    <w:basedOn w:val="a1"/>
+    <w:next w:val="a1"/>
+    <w:pPr>
+      <w:ind w:leftChars="1600" w:left="1600"/>
+    </w:pPr>
+  </w:style>
+  <w:style w:type="paragraph" w:styleId="4">
     <w:name w:val="List Number 4"/>
-    <w:basedOn w:val="1"/>
-    <w:uiPriority w:val="0"/>
+    <w:basedOn w:val="a1"/>
     <w:pPr>
       <w:numPr>
-        <w:ilvl w:val="0"/>
         <w:numId w:val="3"/>
       </w:numPr>
     </w:pPr>
   </w:style>
-  <w:style w:type="paragraph" w:styleId="64">
+  <w:style w:type="paragraph" w:styleId="afc">
     <w:name w:val="toa heading"/>
-    <w:basedOn w:val="1"/>
-    <w:next w:val="1"/>
-    <w:uiPriority w:val="0"/>
+    <w:basedOn w:val="a1"/>
+    <w:next w:val="a1"/>
     <w:pPr>
       <w:spacing w:before="120"/>
     </w:pPr>
@@ -4134,38 +4593,34 @@
       <w:szCs w:val="24"/>
     </w:rPr>
   </w:style>
-  <w:style w:type="paragraph" w:styleId="65">
+  <w:style w:type="paragraph" w:styleId="afd">
     <w:name w:val="index heading"/>
-    <w:basedOn w:val="1"/>
-    <w:next w:val="43"/>
-    <w:uiPriority w:val="0"/>
+    <w:basedOn w:val="a1"/>
+    <w:next w:val="10"/>
     <w:rPr>
       <w:rFonts w:ascii="Arial" w:hAnsi="Arial" w:cs="Arial"/>
       <w:b/>
       <w:bCs/>
     </w:rPr>
   </w:style>
-  <w:style w:type="paragraph" w:styleId="66">
+  <w:style w:type="paragraph" w:styleId="11">
     <w:name w:val="toc 1"/>
-    <w:basedOn w:val="1"/>
-    <w:next w:val="1"/>
+    <w:basedOn w:val="a1"/>
+    <w:next w:val="a1"/>
     <w:qFormat/>
-    <w:uiPriority w:val="0"/>
-  </w:style>
-  <w:style w:type="paragraph" w:styleId="67">
+  </w:style>
+  <w:style w:type="paragraph" w:styleId="afe">
     <w:name w:val="table of authorities"/>
-    <w:basedOn w:val="1"/>
-    <w:next w:val="1"/>
+    <w:basedOn w:val="a1"/>
+    <w:next w:val="a1"/>
     <w:qFormat/>
-    <w:uiPriority w:val="0"/>
-    <w:pPr>
-      <w:ind w:left="420" w:leftChars="200"/>
-    </w:pPr>
-  </w:style>
-  <w:style w:type="paragraph" w:styleId="68">
+    <w:pPr>
+      <w:ind w:leftChars="200" w:left="420"/>
+    </w:pPr>
+  </w:style>
+  <w:style w:type="paragraph" w:styleId="aff">
     <w:name w:val="macro"/>
     <w:qFormat/>
-    <w:uiPriority w:val="0"/>
     <w:pPr>
       <w:widowControl w:val="0"/>
       <w:tabs>
@@ -4188,172 +4643,150 @@
       <w:jc w:val="both"/>
     </w:pPr>
     <w:rPr>
-      <w:rFonts w:ascii="Courier New" w:hAnsi="Courier New" w:cs="Courier New" w:eastAsiaTheme="minorEastAsia"/>
+      <w:rFonts w:ascii="Courier New" w:eastAsiaTheme="minorEastAsia" w:hAnsi="Courier New" w:cs="Courier New"/>
       <w:kern w:val="2"/>
       <w:sz w:val="24"/>
       <w:szCs w:val="24"/>
-      <w:lang w:val="en-US" w:eastAsia="zh-CN" w:bidi="ar-SA"/>
+      <w:lang w:eastAsia="zh-CN"/>
     </w:rPr>
   </w:style>
-  <w:style w:type="paragraph" w:styleId="69">
+  <w:style w:type="paragraph" w:styleId="61">
     <w:name w:val="toc 6"/>
-    <w:basedOn w:val="1"/>
-    <w:next w:val="1"/>
-    <w:uiPriority w:val="0"/>
-    <w:pPr>
-      <w:ind w:left="2100" w:leftChars="1000"/>
-    </w:pPr>
-  </w:style>
-  <w:style w:type="paragraph" w:styleId="70">
+    <w:basedOn w:val="a1"/>
+    <w:next w:val="a1"/>
+    <w:pPr>
+      <w:ind w:leftChars="1000" w:left="2100"/>
+    </w:pPr>
+  </w:style>
+  <w:style w:type="paragraph" w:styleId="aff0">
     <w:name w:val="table of figures"/>
-    <w:basedOn w:val="1"/>
-    <w:next w:val="1"/>
+    <w:basedOn w:val="a1"/>
+    <w:next w:val="a1"/>
     <w:qFormat/>
-    <w:uiPriority w:val="0"/>
-    <w:pPr>
-      <w:ind w:leftChars="200" w:hanging="200" w:hangingChars="200"/>
-    </w:pPr>
-  </w:style>
-  <w:style w:type="paragraph" w:styleId="71">
+    <w:pPr>
+      <w:ind w:leftChars="200" w:left="200" w:hangingChars="200" w:hanging="200"/>
+    </w:pPr>
+  </w:style>
+  <w:style w:type="paragraph" w:styleId="34">
     <w:name w:val="toc 3"/>
-    <w:basedOn w:val="1"/>
-    <w:next w:val="1"/>
+    <w:basedOn w:val="a1"/>
+    <w:next w:val="a1"/>
     <w:qFormat/>
-    <w:uiPriority w:val="0"/>
-    <w:pPr>
-      <w:ind w:left="840" w:leftChars="400"/>
-    </w:pPr>
-  </w:style>
-  <w:style w:type="paragraph" w:styleId="72">
+    <w:pPr>
+      <w:ind w:leftChars="400" w:left="840"/>
+    </w:pPr>
+  </w:style>
+  <w:style w:type="paragraph" w:styleId="25">
     <w:name w:val="toc 2"/>
-    <w:basedOn w:val="1"/>
-    <w:next w:val="1"/>
-    <w:uiPriority w:val="0"/>
-    <w:pPr>
-      <w:ind w:left="420" w:leftChars="200"/>
-    </w:pPr>
-  </w:style>
-  <w:style w:type="paragraph" w:styleId="73">
+    <w:basedOn w:val="a1"/>
+    <w:next w:val="a1"/>
+    <w:pPr>
+      <w:ind w:leftChars="200" w:left="420"/>
+    </w:pPr>
+  </w:style>
+  <w:style w:type="paragraph" w:styleId="43">
     <w:name w:val="toc 4"/>
-    <w:basedOn w:val="1"/>
-    <w:next w:val="1"/>
+    <w:basedOn w:val="a1"/>
+    <w:next w:val="a1"/>
     <w:qFormat/>
-    <w:uiPriority w:val="0"/>
-    <w:pPr>
-      <w:ind w:left="1260" w:leftChars="600"/>
-    </w:pPr>
-  </w:style>
-  <w:style w:type="paragraph" w:styleId="74">
+    <w:pPr>
+      <w:ind w:leftChars="600" w:left="1260"/>
+    </w:pPr>
+  </w:style>
+  <w:style w:type="paragraph" w:styleId="54">
     <w:name w:val="toc 5"/>
-    <w:basedOn w:val="1"/>
-    <w:next w:val="1"/>
-    <w:uiPriority w:val="0"/>
-    <w:pPr>
-      <w:ind w:left="1680" w:leftChars="800"/>
-    </w:pPr>
-  </w:style>
-  <w:style w:type="paragraph" w:styleId="75">
+    <w:basedOn w:val="a1"/>
+    <w:next w:val="a1"/>
+    <w:pPr>
+      <w:ind w:leftChars="800" w:left="1680"/>
+    </w:pPr>
+  </w:style>
+  <w:style w:type="paragraph" w:styleId="aff1">
     <w:name w:val="Note Heading"/>
-    <w:basedOn w:val="1"/>
-    <w:next w:val="1"/>
-    <w:uiPriority w:val="0"/>
-  </w:style>
-  <w:style w:type="paragraph" w:styleId="76">
+    <w:basedOn w:val="a1"/>
+    <w:next w:val="a1"/>
+  </w:style>
+  <w:style w:type="paragraph" w:styleId="aff2">
     <w:name w:val="Date"/>
-    <w:basedOn w:val="1"/>
-    <w:next w:val="1"/>
+    <w:basedOn w:val="a1"/>
+    <w:next w:val="a1"/>
     <w:qFormat/>
-    <w:uiPriority w:val="0"/>
-  </w:style>
-  <w:style w:type="paragraph" w:styleId="77">
+  </w:style>
+  <w:style w:type="paragraph" w:styleId="50">
     <w:name w:val="List Bullet 5"/>
-    <w:basedOn w:val="1"/>
+    <w:basedOn w:val="a1"/>
     <w:qFormat/>
-    <w:uiPriority w:val="0"/>
     <w:pPr>
       <w:numPr>
-        <w:ilvl w:val="0"/>
         <w:numId w:val="4"/>
       </w:numPr>
     </w:pPr>
   </w:style>
-  <w:style w:type="paragraph" w:styleId="78">
+  <w:style w:type="paragraph" w:styleId="aff3">
     <w:name w:val="Body Text First Indent"/>
-    <w:basedOn w:val="61"/>
+    <w:basedOn w:val="afb"/>
     <w:qFormat/>
-    <w:uiPriority w:val="0"/>
     <w:pPr>
       <w:ind w:firstLine="210"/>
     </w:pPr>
   </w:style>
-  <w:style w:type="paragraph" w:styleId="79">
+  <w:style w:type="paragraph" w:styleId="26">
     <w:name w:val="Body Text First Indent 2"/>
-    <w:basedOn w:val="80"/>
-    <w:uiPriority w:val="0"/>
+    <w:basedOn w:val="aff4"/>
     <w:pPr>
       <w:ind w:firstLine="210"/>
     </w:pPr>
   </w:style>
-  <w:style w:type="paragraph" w:styleId="80">
+  <w:style w:type="paragraph" w:styleId="aff4">
     <w:name w:val="Body Text Indent"/>
-    <w:basedOn w:val="1"/>
-    <w:uiPriority w:val="0"/>
+    <w:basedOn w:val="a1"/>
     <w:pPr>
       <w:spacing w:after="120"/>
       <w:ind w:left="360"/>
     </w:pPr>
   </w:style>
-  <w:style w:type="paragraph" w:styleId="81">
+  <w:style w:type="paragraph" w:styleId="40">
     <w:name w:val="List Bullet 4"/>
-    <w:basedOn w:val="1"/>
-    <w:uiPriority w:val="0"/>
+    <w:basedOn w:val="a1"/>
     <w:pPr>
       <w:numPr>
-        <w:ilvl w:val="0"/>
         <w:numId w:val="5"/>
       </w:numPr>
     </w:pPr>
   </w:style>
-  <w:style w:type="paragraph" w:styleId="82">
+  <w:style w:type="paragraph" w:styleId="a0">
     <w:name w:val="List Bullet"/>
-    <w:basedOn w:val="1"/>
+    <w:basedOn w:val="a1"/>
     <w:qFormat/>
-    <w:uiPriority w:val="0"/>
     <w:pPr>
       <w:numPr>
-        <w:ilvl w:val="0"/>
         <w:numId w:val="6"/>
       </w:numPr>
     </w:pPr>
   </w:style>
-  <w:style w:type="paragraph" w:styleId="83">
+  <w:style w:type="paragraph" w:styleId="20">
     <w:name w:val="List Bullet 2"/>
-    <w:basedOn w:val="1"/>
-    <w:uiPriority w:val="0"/>
+    <w:basedOn w:val="a1"/>
     <w:pPr>
       <w:numPr>
-        <w:ilvl w:val="0"/>
         <w:numId w:val="7"/>
       </w:numPr>
     </w:pPr>
   </w:style>
-  <w:style w:type="paragraph" w:styleId="84">
+  <w:style w:type="paragraph" w:styleId="30">
     <w:name w:val="List Bullet 3"/>
-    <w:basedOn w:val="1"/>
+    <w:basedOn w:val="a1"/>
     <w:qFormat/>
-    <w:uiPriority w:val="0"/>
     <w:pPr>
       <w:numPr>
-        <w:ilvl w:val="0"/>
         <w:numId w:val="8"/>
       </w:numPr>
     </w:pPr>
   </w:style>
-  <w:style w:type="paragraph" w:styleId="85">
+  <w:style w:type="paragraph" w:styleId="aff5">
     <w:name w:val="Title"/>
-    <w:basedOn w:val="1"/>
+    <w:basedOn w:val="a1"/>
     <w:qFormat/>
-    <w:uiPriority w:val="0"/>
     <w:pPr>
       <w:spacing w:before="240" w:after="60"/>
       <w:jc w:val="center"/>
@@ -4368,10 +4801,9 @@
       <w:szCs w:val="32"/>
     </w:rPr>
   </w:style>
-  <w:style w:type="paragraph" w:styleId="86">
+  <w:style w:type="paragraph" w:styleId="aff6">
     <w:name w:val="footer"/>
-    <w:basedOn w:val="1"/>
-    <w:uiPriority w:val="0"/>
+    <w:basedOn w:val="a1"/>
     <w:pPr>
       <w:tabs>
         <w:tab w:val="center" w:pos="4153"/>
@@ -4379,57 +4811,47 @@
       </w:tabs>
     </w:pPr>
   </w:style>
-  <w:style w:type="paragraph" w:styleId="87">
+  <w:style w:type="paragraph" w:styleId="a">
     <w:name w:val="List Number"/>
-    <w:basedOn w:val="1"/>
-    <w:uiPriority w:val="0"/>
+    <w:basedOn w:val="a1"/>
     <w:pPr>
       <w:numPr>
-        <w:ilvl w:val="0"/>
         <w:numId w:val="9"/>
       </w:numPr>
     </w:pPr>
   </w:style>
-  <w:style w:type="paragraph" w:styleId="88">
+  <w:style w:type="paragraph" w:styleId="2">
     <w:name w:val="List Number 2"/>
-    <w:basedOn w:val="1"/>
-    <w:uiPriority w:val="0"/>
+    <w:basedOn w:val="a1"/>
     <w:pPr>
       <w:numPr>
-        <w:ilvl w:val="0"/>
         <w:numId w:val="10"/>
       </w:numPr>
     </w:pPr>
   </w:style>
-  <w:style w:type="paragraph" w:styleId="89">
+  <w:style w:type="paragraph" w:styleId="aff7">
     <w:name w:val="List"/>
-    <w:basedOn w:val="1"/>
+    <w:basedOn w:val="a1"/>
     <w:qFormat/>
-    <w:uiPriority w:val="0"/>
     <w:pPr>
       <w:ind w:left="360" w:hanging="360"/>
     </w:pPr>
   </w:style>
-  <w:style w:type="paragraph" w:styleId="90">
+  <w:style w:type="paragraph" w:styleId="aff8">
     <w:name w:val="Normal (Web)"/>
-    <w:uiPriority w:val="0"/>
-    <w:pPr>
-      <w:spacing w:before="0" w:beforeAutospacing="1" w:after="0" w:afterAutospacing="1"/>
-      <w:ind w:left="0" w:right="0"/>
-      <w:jc w:val="left"/>
+    <w:pPr>
+      <w:spacing w:beforeAutospacing="1" w:afterAutospacing="1"/>
     </w:pPr>
     <w:rPr>
-      <w:kern w:val="0"/>
       <w:sz w:val="24"/>
       <w:szCs w:val="24"/>
-      <w:lang w:val="en-US" w:eastAsia="zh-CN" w:bidi="ar"/>
+      <w:lang w:eastAsia="zh-CN"/>
     </w:rPr>
   </w:style>
-  <w:style w:type="paragraph" w:styleId="91">
+  <w:style w:type="paragraph" w:styleId="35">
     <w:name w:val="Body Text 3"/>
-    <w:basedOn w:val="1"/>
+    <w:basedOn w:val="a1"/>
     <w:qFormat/>
-    <w:uiPriority w:val="0"/>
     <w:pPr>
       <w:spacing w:after="120"/>
     </w:pPr>
@@ -4438,21 +4860,19 @@
       <w:szCs w:val="16"/>
     </w:rPr>
   </w:style>
-  <w:style w:type="paragraph" w:styleId="92">
+  <w:style w:type="paragraph" w:styleId="27">
     <w:name w:val="Body Text Indent 2"/>
-    <w:basedOn w:val="1"/>
+    <w:basedOn w:val="a1"/>
     <w:qFormat/>
-    <w:uiPriority w:val="0"/>
     <w:pPr>
       <w:spacing w:after="120" w:line="480" w:lineRule="auto"/>
       <w:ind w:left="360"/>
     </w:pPr>
   </w:style>
-  <w:style w:type="paragraph" w:styleId="93">
+  <w:style w:type="paragraph" w:styleId="aff9">
     <w:name w:val="Subtitle"/>
-    <w:basedOn w:val="1"/>
+    <w:basedOn w:val="a1"/>
     <w:qFormat/>
-    <w:uiPriority w:val="0"/>
     <w:pPr>
       <w:spacing w:after="60"/>
       <w:jc w:val="center"/>
@@ -4464,114 +4884,101 @@
       <w:szCs w:val="24"/>
     </w:rPr>
   </w:style>
-  <w:style w:type="paragraph" w:styleId="94">
+  <w:style w:type="paragraph" w:styleId="affa">
     <w:name w:val="Signature"/>
-    <w:basedOn w:val="1"/>
-    <w:uiPriority w:val="0"/>
+    <w:basedOn w:val="a1"/>
     <w:pPr>
       <w:ind w:left="4320"/>
     </w:pPr>
   </w:style>
-  <w:style w:type="paragraph" w:styleId="95">
+  <w:style w:type="paragraph" w:styleId="affb">
     <w:name w:val="Salutation"/>
-    <w:basedOn w:val="1"/>
-    <w:next w:val="1"/>
+    <w:basedOn w:val="a1"/>
+    <w:next w:val="a1"/>
     <w:qFormat/>
-    <w:uiPriority w:val="0"/>
-  </w:style>
-  <w:style w:type="paragraph" w:styleId="96">
+  </w:style>
+  <w:style w:type="paragraph" w:styleId="28">
     <w:name w:val="List Continue 2"/>
-    <w:basedOn w:val="1"/>
-    <w:uiPriority w:val="0"/>
+    <w:basedOn w:val="a1"/>
     <w:pPr>
       <w:spacing w:after="120"/>
       <w:ind w:left="720"/>
     </w:pPr>
   </w:style>
-  <w:style w:type="paragraph" w:styleId="97">
+  <w:style w:type="paragraph" w:styleId="36">
     <w:name w:val="List Continue 3"/>
-    <w:basedOn w:val="1"/>
-    <w:uiPriority w:val="0"/>
+    <w:basedOn w:val="a1"/>
     <w:pPr>
       <w:spacing w:after="120"/>
       <w:ind w:left="1080"/>
     </w:pPr>
   </w:style>
-  <w:style w:type="paragraph" w:styleId="98">
+  <w:style w:type="paragraph" w:styleId="44">
     <w:name w:val="List Continue 4"/>
-    <w:basedOn w:val="1"/>
-    <w:uiPriority w:val="0"/>
+    <w:basedOn w:val="a1"/>
     <w:pPr>
       <w:spacing w:after="120"/>
       <w:ind w:left="1440"/>
     </w:pPr>
   </w:style>
-  <w:style w:type="paragraph" w:styleId="99">
+  <w:style w:type="paragraph" w:styleId="55">
     <w:name w:val="List Continue 5"/>
-    <w:basedOn w:val="1"/>
+    <w:basedOn w:val="a1"/>
     <w:qFormat/>
-    <w:uiPriority w:val="0"/>
     <w:pPr>
       <w:spacing w:after="120"/>
       <w:ind w:left="1800"/>
     </w:pPr>
   </w:style>
-  <w:style w:type="paragraph" w:styleId="100">
+  <w:style w:type="paragraph" w:styleId="29">
     <w:name w:val="List 2"/>
-    <w:basedOn w:val="1"/>
+    <w:basedOn w:val="a1"/>
     <w:qFormat/>
-    <w:uiPriority w:val="0"/>
     <w:pPr>
       <w:ind w:left="720" w:hanging="360"/>
     </w:pPr>
   </w:style>
-  <w:style w:type="paragraph" w:styleId="101">
+  <w:style w:type="paragraph" w:styleId="37">
     <w:name w:val="List 3"/>
-    <w:basedOn w:val="1"/>
+    <w:basedOn w:val="a1"/>
     <w:qFormat/>
-    <w:uiPriority w:val="0"/>
     <w:pPr>
       <w:ind w:left="1080" w:hanging="360"/>
     </w:pPr>
   </w:style>
-  <w:style w:type="paragraph" w:styleId="102">
+  <w:style w:type="paragraph" w:styleId="45">
     <w:name w:val="List 4"/>
-    <w:basedOn w:val="1"/>
+    <w:basedOn w:val="a1"/>
     <w:qFormat/>
-    <w:uiPriority w:val="0"/>
     <w:pPr>
       <w:ind w:left="1440" w:hanging="360"/>
     </w:pPr>
   </w:style>
-  <w:style w:type="paragraph" w:styleId="103">
+  <w:style w:type="paragraph" w:styleId="HTML8">
     <w:name w:val="HTML Preformatted"/>
-    <w:basedOn w:val="1"/>
-    <w:uiPriority w:val="0"/>
+    <w:basedOn w:val="a1"/>
     <w:rPr>
       <w:rFonts w:ascii="Courier New" w:hAnsi="Courier New" w:cs="Courier New"/>
-      <w:sz w:val="20"/>
     </w:rPr>
   </w:style>
-  <w:style w:type="paragraph" w:styleId="104">
+  <w:style w:type="paragraph" w:styleId="affc">
     <w:name w:val="Block Text"/>
-    <w:basedOn w:val="1"/>
+    <w:basedOn w:val="a1"/>
     <w:qFormat/>
-    <w:uiPriority w:val="0"/>
     <w:pPr>
       <w:spacing w:after="120"/>
       <w:ind w:left="1440" w:right="1440"/>
     </w:pPr>
   </w:style>
-  <w:style w:type="paragraph" w:styleId="105">
+  <w:style w:type="paragraph" w:styleId="affd">
     <w:name w:val="Message Header"/>
-    <w:basedOn w:val="1"/>
-    <w:uiPriority w:val="0"/>
+    <w:basedOn w:val="a1"/>
     <w:pPr>
       <w:pBdr>
-        <w:top w:val="single" w:color="auto" w:sz="6" w:space="1"/>
-        <w:left w:val="single" w:color="auto" w:sz="6" w:space="1"/>
-        <w:bottom w:val="single" w:color="auto" w:sz="6" w:space="1"/>
-        <w:right w:val="single" w:color="auto" w:sz="6" w:space="1"/>
+        <w:top w:val="single" w:sz="6" w:space="1" w:color="auto"/>
+        <w:left w:val="single" w:sz="6" w:space="1" w:color="auto"/>
+        <w:bottom w:val="single" w:sz="6" w:space="1" w:color="auto"/>
+        <w:right w:val="single" w:sz="6" w:space="1" w:color="auto"/>
       </w:pBdr>
       <w:shd w:val="pct20" w:color="auto" w:fill="auto"/>
       <w:ind w:left="1080" w:hanging="1080"/>
@@ -4582,24 +4989,22 @@
       <w:szCs w:val="24"/>
     </w:rPr>
   </w:style>
-  <w:style w:type="paragraph" w:styleId="106">
+  <w:style w:type="paragraph" w:styleId="affe">
     <w:name w:val="E-mail Signature"/>
-    <w:basedOn w:val="1"/>
+    <w:basedOn w:val="a1"/>
     <w:qFormat/>
-    <w:uiPriority w:val="0"/>
-  </w:style>
-  <w:style w:type="table" w:styleId="107">
+  </w:style>
+  <w:style w:type="table" w:styleId="2a">
     <w:name w:val="Table Colorful 2"/>
-    <w:basedOn w:val="12"/>
+    <w:basedOn w:val="a3"/>
     <w:qFormat/>
-    <w:uiPriority w:val="0"/>
     <w:pPr>
       <w:widowControl w:val="0"/>
       <w:jc w:val="both"/>
     </w:pPr>
     <w:tblPr>
       <w:tblBorders>
-        <w:bottom w:val="single" w:color="000000" w:sz="12" w:space="0"/>
+        <w:bottom w:val="single" w:sz="12" w:space="0" w:color="000000"/>
       </w:tblBorders>
     </w:tblPr>
     <w:tcPr>
@@ -4617,7 +5022,7 @@
       <w:tcPr>
         <w:tcBorders>
           <w:top w:val="nil"/>
-          <w:left w:val="single" w:color="000000" w:sz="12" w:space="0"/>
+          <w:left w:val="single" w:sz="12" w:space="0" w:color="000000"/>
           <w:bottom w:val="nil"/>
           <w:right w:val="nil"/>
           <w:insideH w:val="nil"/>
@@ -4687,18 +5092,17 @@
       </w:tcPr>
     </w:tblStylePr>
   </w:style>
-  <w:style w:type="table" w:styleId="108">
+  <w:style w:type="table" w:styleId="2b">
     <w:name w:val="Table Grid 2"/>
-    <w:basedOn w:val="12"/>
-    <w:uiPriority w:val="0"/>
+    <w:basedOn w:val="a3"/>
     <w:pPr>
       <w:widowControl w:val="0"/>
       <w:jc w:val="both"/>
     </w:pPr>
     <w:tblPr>
       <w:tblBorders>
-        <w:insideH w:val="single" w:color="000000" w:sz="6" w:space="0"/>
-        <w:insideV w:val="single" w:color="000000" w:sz="6" w:space="0"/>
+        <w:insideH w:val="single" w:sz="6" w:space="0" w:color="000000"/>
+        <w:insideV w:val="single" w:sz="6" w:space="0" w:color="000000"/>
       </w:tblBorders>
     </w:tblPr>
     <w:tcPr>
@@ -4731,7 +5135,7 @@
       <w:tblPr/>
       <w:tcPr>
         <w:tcBorders>
-          <w:top w:val="single" w:color="000000" w:sz="6" w:space="0"/>
+          <w:top w:val="single" w:sz="6" w:space="0" w:color="000000"/>
           <w:left w:val="nil"/>
           <w:bottom w:val="nil"/>
           <w:right w:val="nil"/>
@@ -4781,11 +5185,10 @@
       </w:tcPr>
     </w:tblStylePr>
   </w:style>
-  <w:style w:type="table" w:styleId="109">
+  <w:style w:type="table" w:styleId="12">
     <w:name w:val="Table Subtle 1"/>
-    <w:basedOn w:val="12"/>
+    <w:basedOn w:val="a3"/>
     <w:qFormat/>
-    <w:uiPriority w:val="0"/>
     <w:pPr>
       <w:widowControl w:val="0"/>
       <w:jc w:val="both"/>
@@ -4797,8 +5200,8 @@
       <w:tblPr/>
       <w:tcPr>
         <w:tcBorders>
-          <w:top w:val="single" w:color="000000" w:sz="6" w:space="0"/>
-          <w:left w:val="single" w:color="000000" w:sz="12" w:space="0"/>
+          <w:top w:val="single" w:sz="6" w:space="0" w:color="000000"/>
+          <w:left w:val="single" w:sz="12" w:space="0" w:color="000000"/>
           <w:bottom w:val="nil"/>
           <w:right w:val="nil"/>
           <w:insideH w:val="nil"/>
@@ -4812,7 +5215,7 @@
       <w:tblPr/>
       <w:tcPr>
         <w:tcBorders>
-          <w:top w:val="single" w:color="000000" w:sz="12" w:space="0"/>
+          <w:top w:val="single" w:sz="12" w:space="0" w:color="000000"/>
           <w:left w:val="nil"/>
           <w:bottom w:val="nil"/>
           <w:right w:val="nil"/>
@@ -4831,7 +5234,7 @@
           <w:top w:val="nil"/>
           <w:left w:val="nil"/>
           <w:bottom w:val="nil"/>
-          <w:right w:val="single" w:color="000000" w:sz="12" w:space="0"/>
+          <w:right w:val="single" w:sz="12" w:space="0" w:color="000000"/>
           <w:insideH w:val="nil"/>
           <w:insideV w:val="nil"/>
           <w:tl2br w:val="nil"/>
@@ -4845,7 +5248,7 @@
         <w:tcBorders>
           <w:top w:val="nil"/>
           <w:left w:val="nil"/>
-          <w:bottom w:val="single" w:color="000000" w:sz="12" w:space="0"/>
+          <w:bottom w:val="single" w:sz="12" w:space="0" w:color="000000"/>
           <w:right w:val="nil"/>
           <w:insideH w:val="nil"/>
           <w:insideV w:val="nil"/>
@@ -4859,7 +5262,7 @@
       <w:tcPr>
         <w:tcBorders>
           <w:top w:val="nil"/>
-          <w:left w:val="single" w:color="000000" w:sz="6" w:space="0"/>
+          <w:left w:val="single" w:sz="6" w:space="0" w:color="000000"/>
           <w:bottom w:val="nil"/>
           <w:right w:val="nil"/>
           <w:insideH w:val="nil"/>
@@ -4909,30 +5312,28 @@
       </w:tcPr>
     </w:tblStylePr>
   </w:style>
-  <w:style w:type="table" w:styleId="110">
+  <w:style w:type="table" w:styleId="afff">
     <w:name w:val="Table Theme"/>
-    <w:basedOn w:val="12"/>
+    <w:basedOn w:val="a3"/>
     <w:qFormat/>
-    <w:uiPriority w:val="0"/>
     <w:pPr>
       <w:widowControl w:val="0"/>
       <w:jc w:val="both"/>
     </w:pPr>
     <w:tblPr>
       <w:tblBorders>
-        <w:top w:val="single" w:color="auto" w:sz="4" w:space="0"/>
-        <w:left w:val="single" w:color="auto" w:sz="4" w:space="0"/>
-        <w:bottom w:val="single" w:color="auto" w:sz="4" w:space="0"/>
-        <w:right w:val="single" w:color="auto" w:sz="4" w:space="0"/>
-        <w:insideH w:val="single" w:color="auto" w:sz="4" w:space="0"/>
-        <w:insideV w:val="single" w:color="auto" w:sz="4" w:space="0"/>
+        <w:top w:val="single" w:sz="4" w:space="0" w:color="auto"/>
+        <w:left w:val="single" w:sz="4" w:space="0" w:color="auto"/>
+        <w:bottom w:val="single" w:sz="4" w:space="0" w:color="auto"/>
+        <w:right w:val="single" w:sz="4" w:space="0" w:color="auto"/>
+        <w:insideH w:val="single" w:sz="4" w:space="0" w:color="auto"/>
+        <w:insideV w:val="single" w:sz="4" w:space="0" w:color="auto"/>
       </w:tblBorders>
     </w:tblPr>
   </w:style>
-  <w:style w:type="table" w:styleId="111">
+  <w:style w:type="table" w:styleId="-3">
     <w:name w:val="Table Web 3"/>
-    <w:basedOn w:val="12"/>
-    <w:uiPriority w:val="0"/>
+    <w:basedOn w:val="a3"/>
     <w:pPr>
       <w:widowControl w:val="0"/>
       <w:jc w:val="both"/>
@@ -4940,12 +5341,12 @@
     <w:tblPr>
       <w:tblCellSpacing w:w="20" w:type="dxa"/>
       <w:tblBorders>
-        <w:top w:val="outset" w:color="auto" w:sz="24" w:space="0"/>
-        <w:left w:val="outset" w:color="auto" w:sz="24" w:space="0"/>
-        <w:bottom w:val="outset" w:color="auto" w:sz="24" w:space="0"/>
-        <w:right w:val="outset" w:color="auto" w:sz="24" w:space="0"/>
-        <w:insideH w:val="outset" w:color="auto" w:sz="6" w:space="0"/>
-        <w:insideV w:val="outset" w:color="auto" w:sz="6" w:space="0"/>
+        <w:top w:val="outset" w:sz="24" w:space="0" w:color="auto"/>
+        <w:left w:val="outset" w:sz="24" w:space="0" w:color="auto"/>
+        <w:bottom w:val="outset" w:sz="24" w:space="0" w:color="auto"/>
+        <w:right w:val="outset" w:sz="24" w:space="0" w:color="auto"/>
+        <w:insideH w:val="outset" w:sz="6" w:space="0" w:color="auto"/>
+        <w:insideV w:val="outset" w:sz="6" w:space="0" w:color="auto"/>
       </w:tblBorders>
     </w:tblPr>
     <w:trPr>
@@ -4973,21 +5374,20 @@
       </w:tcPr>
     </w:tblStylePr>
   </w:style>
-  <w:style w:type="table" w:styleId="112">
+  <w:style w:type="table" w:styleId="62">
     <w:name w:val="Table Grid 6"/>
-    <w:basedOn w:val="12"/>
-    <w:uiPriority w:val="0"/>
+    <w:basedOn w:val="a3"/>
     <w:pPr>
       <w:widowControl w:val="0"/>
       <w:jc w:val="both"/>
     </w:pPr>
     <w:tblPr>
       <w:tblBorders>
-        <w:top w:val="single" w:color="000000" w:sz="12" w:space="0"/>
-        <w:left w:val="single" w:color="000000" w:sz="12" w:space="0"/>
-        <w:bottom w:val="single" w:color="000000" w:sz="12" w:space="0"/>
-        <w:right w:val="single" w:color="000000" w:sz="12" w:space="0"/>
-        <w:insideV w:val="single" w:color="000000" w:sz="6" w:space="0"/>
+        <w:top w:val="single" w:sz="12" w:space="0" w:color="000000"/>
+        <w:left w:val="single" w:sz="12" w:space="0" w:color="000000"/>
+        <w:bottom w:val="single" w:sz="12" w:space="0" w:color="000000"/>
+        <w:right w:val="single" w:sz="12" w:space="0" w:color="000000"/>
+        <w:insideV w:val="single" w:sz="6" w:space="0" w:color="000000"/>
       </w:tblBorders>
     </w:tblPr>
     <w:tcPr>
@@ -5002,7 +5402,7 @@
       <w:tcPr>
         <w:tcBorders>
           <w:top w:val="nil"/>
-          <w:left w:val="single" w:color="000000" w:sz="6" w:space="0"/>
+          <w:left w:val="single" w:sz="6" w:space="0" w:color="000000"/>
           <w:bottom w:val="nil"/>
           <w:right w:val="nil"/>
           <w:insideH w:val="nil"/>
@@ -5019,7 +5419,7 @@
       <w:tblPr/>
       <w:tcPr>
         <w:tcBorders>
-          <w:top w:val="single" w:color="000000" w:sz="6" w:space="0"/>
+          <w:top w:val="single" w:sz="6" w:space="0" w:color="000000"/>
           <w:left w:val="nil"/>
           <w:bottom w:val="nil"/>
           <w:right w:val="nil"/>
@@ -5059,24 +5459,23 @@
           <w:right w:val="nil"/>
           <w:insideH w:val="nil"/>
           <w:insideV w:val="nil"/>
-          <w:tl2br w:val="single" w:color="000000" w:sz="6" w:space="0"/>
-          <w:tr2bl w:val="nil"/>
-        </w:tcBorders>
-      </w:tcPr>
-    </w:tblStylePr>
-  </w:style>
-  <w:style w:type="table" w:styleId="113">
+          <w:tl2br w:val="single" w:sz="6" w:space="0" w:color="000000"/>
+          <w:tr2bl w:val="nil"/>
+        </w:tcBorders>
+      </w:tcPr>
+    </w:tblStylePr>
+  </w:style>
+  <w:style w:type="table" w:styleId="13">
     <w:name w:val="Table Simple 1"/>
-    <w:basedOn w:val="12"/>
-    <w:uiPriority w:val="0"/>
+    <w:basedOn w:val="a3"/>
     <w:pPr>
       <w:widowControl w:val="0"/>
       <w:jc w:val="both"/>
     </w:pPr>
     <w:tblPr>
       <w:tblBorders>
-        <w:top w:val="single" w:color="008000" w:sz="12" w:space="0"/>
-        <w:bottom w:val="single" w:color="008000" w:sz="12" w:space="0"/>
+        <w:top w:val="single" w:sz="12" w:space="0" w:color="008000"/>
+        <w:bottom w:val="single" w:sz="12" w:space="0" w:color="008000"/>
       </w:tblBorders>
     </w:tblPr>
     <w:tcPr>
@@ -5087,7 +5486,7 @@
       <w:tcPr>
         <w:tcBorders>
           <w:top w:val="nil"/>
-          <w:left w:val="single" w:color="008000" w:sz="6" w:space="0"/>
+          <w:left w:val="single" w:sz="6" w:space="0" w:color="008000"/>
           <w:bottom w:val="nil"/>
           <w:right w:val="nil"/>
           <w:insideH w:val="nil"/>
@@ -5101,35 +5500,34 @@
       <w:tblPr/>
       <w:tcPr>
         <w:tcBorders>
-          <w:top w:val="single" w:color="008000" w:sz="6" w:space="0"/>
-          <w:left w:val="nil"/>
-          <w:bottom w:val="nil"/>
-          <w:right w:val="nil"/>
-          <w:insideH w:val="nil"/>
-          <w:insideV w:val="nil"/>
-          <w:tl2br w:val="nil"/>
-          <w:tr2bl w:val="nil"/>
-        </w:tcBorders>
-      </w:tcPr>
-    </w:tblStylePr>
-  </w:style>
-  <w:style w:type="table" w:styleId="114">
+          <w:top w:val="single" w:sz="6" w:space="0" w:color="008000"/>
+          <w:left w:val="nil"/>
+          <w:bottom w:val="nil"/>
+          <w:right w:val="nil"/>
+          <w:insideH w:val="nil"/>
+          <w:insideV w:val="nil"/>
+          <w:tl2br w:val="nil"/>
+          <w:tr2bl w:val="nil"/>
+        </w:tcBorders>
+      </w:tcPr>
+    </w:tblStylePr>
+  </w:style>
+  <w:style w:type="table" w:styleId="14">
     <w:name w:val="Table Grid 1"/>
-    <w:basedOn w:val="12"/>
+    <w:basedOn w:val="a3"/>
     <w:qFormat/>
-    <w:uiPriority w:val="0"/>
     <w:pPr>
       <w:widowControl w:val="0"/>
       <w:jc w:val="both"/>
     </w:pPr>
     <w:tblPr>
       <w:tblBorders>
-        <w:top w:val="single" w:color="000000" w:sz="6" w:space="0"/>
-        <w:left w:val="single" w:color="000000" w:sz="6" w:space="0"/>
-        <w:bottom w:val="single" w:color="000000" w:sz="6" w:space="0"/>
-        <w:right w:val="single" w:color="000000" w:sz="6" w:space="0"/>
-        <w:insideH w:val="single" w:color="000000" w:sz="6" w:space="0"/>
-        <w:insideV w:val="single" w:color="000000" w:sz="6" w:space="0"/>
+        <w:top w:val="single" w:sz="6" w:space="0" w:color="000000"/>
+        <w:left w:val="single" w:sz="6" w:space="0" w:color="000000"/>
+        <w:bottom w:val="single" w:sz="6" w:space="0" w:color="000000"/>
+        <w:right w:val="single" w:sz="6" w:space="0" w:color="000000"/>
+        <w:insideH w:val="single" w:sz="6" w:space="0" w:color="000000"/>
+        <w:insideV w:val="single" w:sz="6" w:space="0" w:color="000000"/>
       </w:tblBorders>
     </w:tblPr>
     <w:tcPr>
@@ -5174,11 +5572,10 @@
       </w:tcPr>
     </w:tblStylePr>
   </w:style>
-  <w:style w:type="table" w:styleId="115">
+  <w:style w:type="table" w:styleId="2c">
     <w:name w:val="Table 3D effects 2"/>
-    <w:basedOn w:val="12"/>
+    <w:basedOn w:val="a3"/>
     <w:qFormat/>
-    <w:uiPriority w:val="0"/>
     <w:pPr>
       <w:widowControl w:val="0"/>
       <w:jc w:val="both"/>
@@ -5215,7 +5612,7 @@
           <w:top w:val="nil"/>
           <w:left w:val="nil"/>
           <w:bottom w:val="nil"/>
-          <w:right w:val="single" w:color="808080" w:sz="6" w:space="0"/>
+          <w:right w:val="single" w:sz="6" w:space="0" w:color="808080"/>
           <w:insideH w:val="nil"/>
           <w:insideV w:val="nil"/>
           <w:tl2br w:val="nil"/>
@@ -5230,7 +5627,7 @@
           <w:top w:val="nil"/>
           <w:left w:val="nil"/>
           <w:bottom w:val="nil"/>
-          <w:right w:val="single" w:color="FFFFFF" w:sz="6" w:space="0"/>
+          <w:right w:val="single" w:sz="6" w:space="0" w:color="FFFFFF"/>
           <w:insideH w:val="nil"/>
           <w:insideV w:val="nil"/>
           <w:tl2br w:val="nil"/>
@@ -5242,8 +5639,8 @@
       <w:tblPr/>
       <w:tcPr>
         <w:tcBorders>
-          <w:top w:val="single" w:color="808080" w:sz="6" w:space="0"/>
-          <w:left w:val="single" w:color="FFFFFF" w:sz="6" w:space="0"/>
+          <w:top w:val="single" w:sz="6" w:space="0" w:color="808080"/>
+          <w:left w:val="single" w:sz="6" w:space="0" w:color="FFFFFF"/>
           <w:bottom w:val="nil"/>
           <w:right w:val="nil"/>
           <w:insideH w:val="nil"/>
@@ -5273,22 +5670,21 @@
       </w:tcPr>
     </w:tblStylePr>
   </w:style>
-  <w:style w:type="table" w:styleId="116">
+  <w:style w:type="table" w:styleId="-5">
     <w:name w:val="Table List 5"/>
-    <w:basedOn w:val="12"/>
+    <w:basedOn w:val="a3"/>
     <w:qFormat/>
-    <w:uiPriority w:val="0"/>
     <w:pPr>
       <w:widowControl w:val="0"/>
       <w:jc w:val="both"/>
     </w:pPr>
     <w:tblPr>
       <w:tblBorders>
-        <w:top w:val="single" w:color="000000" w:sz="6" w:space="0"/>
-        <w:left w:val="single" w:color="000000" w:sz="6" w:space="0"/>
-        <w:bottom w:val="single" w:color="000000" w:sz="6" w:space="0"/>
-        <w:right w:val="single" w:color="000000" w:sz="6" w:space="0"/>
-        <w:insideH w:val="single" w:color="000000" w:sz="6" w:space="0"/>
+        <w:top w:val="single" w:sz="6" w:space="0" w:color="000000"/>
+        <w:left w:val="single" w:sz="6" w:space="0" w:color="000000"/>
+        <w:bottom w:val="single" w:sz="6" w:space="0" w:color="000000"/>
+        <w:right w:val="single" w:sz="6" w:space="0" w:color="000000"/>
+        <w:insideH w:val="single" w:sz="6" w:space="0" w:color="000000"/>
       </w:tblBorders>
     </w:tblPr>
     <w:tcPr>
@@ -5303,7 +5699,7 @@
       <w:tcPr>
         <w:tcBorders>
           <w:top w:val="nil"/>
-          <w:left w:val="single" w:color="000000" w:sz="12" w:space="0"/>
+          <w:left w:val="single" w:sz="12" w:space="0" w:color="000000"/>
           <w:bottom w:val="nil"/>
           <w:right w:val="nil"/>
           <w:insideH w:val="nil"/>
@@ -5333,20 +5729,19 @@
       </w:tcPr>
     </w:tblStylePr>
   </w:style>
-  <w:style w:type="table" w:styleId="117">
+  <w:style w:type="table" w:styleId="46">
     <w:name w:val="Table Classic 4"/>
-    <w:basedOn w:val="12"/>
-    <w:uiPriority w:val="0"/>
+    <w:basedOn w:val="a3"/>
     <w:pPr>
       <w:widowControl w:val="0"/>
       <w:jc w:val="both"/>
     </w:pPr>
     <w:tblPr>
       <w:tblBorders>
-        <w:top w:val="single" w:color="000000" w:sz="12" w:space="0"/>
-        <w:left w:val="single" w:color="000000" w:sz="6" w:space="0"/>
-        <w:bottom w:val="single" w:color="000000" w:sz="12" w:space="0"/>
-        <w:right w:val="single" w:color="000000" w:sz="6" w:space="0"/>
+        <w:top w:val="single" w:sz="12" w:space="0" w:color="000000"/>
+        <w:left w:val="single" w:sz="6" w:space="0" w:color="000000"/>
+        <w:bottom w:val="single" w:sz="12" w:space="0" w:color="000000"/>
+        <w:right w:val="single" w:sz="6" w:space="0" w:color="000000"/>
       </w:tblBorders>
     </w:tblPr>
     <w:tcPr>
@@ -5364,7 +5759,7 @@
       <w:tcPr>
         <w:tcBorders>
           <w:top w:val="nil"/>
-          <w:left w:val="single" w:color="000000" w:sz="6" w:space="0"/>
+          <w:left w:val="single" w:sz="6" w:space="0" w:color="000000"/>
           <w:bottom w:val="nil"/>
           <w:right w:val="nil"/>
           <w:insideH w:val="nil"/>
@@ -5383,7 +5778,7 @@
       <w:tcPr>
         <w:tcBorders>
           <w:top w:val="nil"/>
-          <w:left w:val="single" w:color="000000" w:sz="6" w:space="0"/>
+          <w:left w:val="single" w:sz="6" w:space="0" w:color="000000"/>
           <w:bottom w:val="nil"/>
           <w:right w:val="nil"/>
           <w:insideH w:val="nil"/>
@@ -5451,37 +5846,35 @@
       </w:tcPr>
     </w:tblStylePr>
   </w:style>
-  <w:style w:type="table" w:styleId="118">
+  <w:style w:type="table" w:styleId="afff0">
     <w:name w:val="Table Grid"/>
-    <w:basedOn w:val="12"/>
-    <w:uiPriority w:val="0"/>
+    <w:basedOn w:val="a3"/>
     <w:pPr>
       <w:widowControl w:val="0"/>
       <w:jc w:val="both"/>
     </w:pPr>
     <w:tblPr>
       <w:tblBorders>
-        <w:top w:val="single" w:color="auto" w:sz="4" w:space="0"/>
-        <w:left w:val="single" w:color="auto" w:sz="4" w:space="0"/>
-        <w:bottom w:val="single" w:color="auto" w:sz="4" w:space="0"/>
-        <w:right w:val="single" w:color="auto" w:sz="4" w:space="0"/>
-        <w:insideH w:val="single" w:color="auto" w:sz="4" w:space="0"/>
-        <w:insideV w:val="single" w:color="auto" w:sz="4" w:space="0"/>
+        <w:top w:val="single" w:sz="4" w:space="0" w:color="auto"/>
+        <w:left w:val="single" w:sz="4" w:space="0" w:color="auto"/>
+        <w:bottom w:val="single" w:sz="4" w:space="0" w:color="auto"/>
+        <w:right w:val="single" w:sz="4" w:space="0" w:color="auto"/>
+        <w:insideH w:val="single" w:sz="4" w:space="0" w:color="auto"/>
+        <w:insideV w:val="single" w:sz="4" w:space="0" w:color="auto"/>
       </w:tblBorders>
     </w:tblPr>
   </w:style>
-  <w:style w:type="table" w:styleId="119">
+  <w:style w:type="table" w:styleId="15">
     <w:name w:val="Table Classic 1"/>
-    <w:basedOn w:val="12"/>
-    <w:uiPriority w:val="0"/>
+    <w:basedOn w:val="a3"/>
     <w:pPr>
       <w:widowControl w:val="0"/>
       <w:jc w:val="both"/>
     </w:pPr>
     <w:tblPr>
       <w:tblBorders>
-        <w:top w:val="single" w:color="000000" w:sz="12" w:space="0"/>
-        <w:bottom w:val="single" w:color="000000" w:sz="12" w:space="0"/>
+        <w:top w:val="single" w:sz="12" w:space="0" w:color="000000"/>
+        <w:bottom w:val="single" w:sz="12" w:space="0" w:color="000000"/>
       </w:tblBorders>
     </w:tblPr>
     <w:tcPr>
@@ -5496,7 +5889,7 @@
       <w:tcPr>
         <w:tcBorders>
           <w:top w:val="nil"/>
-          <w:left w:val="single" w:color="000000" w:sz="6" w:space="0"/>
+          <w:left w:val="single" w:sz="6" w:space="0" w:color="000000"/>
           <w:bottom w:val="nil"/>
           <w:right w:val="nil"/>
           <w:insideH w:val="nil"/>
@@ -5513,7 +5906,7 @@
       <w:tblPr/>
       <w:tcPr>
         <w:tcBorders>
-          <w:top w:val="single" w:color="000000" w:sz="6" w:space="0"/>
+          <w:top w:val="single" w:sz="6" w:space="0" w:color="000000"/>
           <w:left w:val="nil"/>
           <w:bottom w:val="nil"/>
           <w:right w:val="nil"/>
@@ -5531,7 +5924,7 @@
           <w:top w:val="nil"/>
           <w:left w:val="nil"/>
           <w:bottom w:val="nil"/>
-          <w:right w:val="single" w:color="000000" w:sz="6" w:space="0"/>
+          <w:right w:val="single" w:sz="6" w:space="0" w:color="000000"/>
           <w:insideH w:val="nil"/>
           <w:insideV w:val="nil"/>
           <w:tl2br w:val="nil"/>
@@ -5580,22 +5973,21 @@
       </w:tcPr>
     </w:tblStylePr>
   </w:style>
-  <w:style w:type="table" w:styleId="120">
+  <w:style w:type="table" w:styleId="56">
     <w:name w:val="Table Grid 5"/>
-    <w:basedOn w:val="12"/>
-    <w:uiPriority w:val="0"/>
+    <w:basedOn w:val="a3"/>
     <w:pPr>
       <w:widowControl w:val="0"/>
       <w:jc w:val="both"/>
     </w:pPr>
     <w:tblPr>
       <w:tblBorders>
-        <w:top w:val="single" w:color="000000" w:sz="12" w:space="0"/>
-        <w:left w:val="single" w:color="000000" w:sz="12" w:space="0"/>
-        <w:bottom w:val="single" w:color="000000" w:sz="12" w:space="0"/>
-        <w:right w:val="single" w:color="000000" w:sz="12" w:space="0"/>
-        <w:insideH w:val="single" w:color="000000" w:sz="6" w:space="0"/>
-        <w:insideV w:val="single" w:color="000000" w:sz="6" w:space="0"/>
+        <w:top w:val="single" w:sz="12" w:space="0" w:color="000000"/>
+        <w:left w:val="single" w:sz="12" w:space="0" w:color="000000"/>
+        <w:bottom w:val="single" w:sz="12" w:space="0" w:color="000000"/>
+        <w:right w:val="single" w:sz="12" w:space="0" w:color="000000"/>
+        <w:insideH w:val="single" w:sz="6" w:space="0" w:color="000000"/>
+        <w:insideV w:val="single" w:sz="6" w:space="0" w:color="000000"/>
       </w:tblBorders>
     </w:tblPr>
     <w:tcPr>
@@ -5606,7 +5998,7 @@
       <w:tcPr>
         <w:tcBorders>
           <w:top w:val="nil"/>
-          <w:left w:val="single" w:color="000000" w:sz="12" w:space="0"/>
+          <w:left w:val="single" w:sz="12" w:space="0" w:color="000000"/>
           <w:bottom w:val="nil"/>
           <w:right w:val="nil"/>
           <w:insideH w:val="nil"/>
@@ -5664,16 +6056,15 @@
           <w:right w:val="nil"/>
           <w:insideH w:val="nil"/>
           <w:insideV w:val="nil"/>
-          <w:tl2br w:val="single" w:color="000000" w:sz="6" w:space="0"/>
-          <w:tr2bl w:val="nil"/>
-        </w:tcBorders>
-      </w:tcPr>
-    </w:tblStylePr>
-  </w:style>
-  <w:style w:type="table" w:styleId="121">
+          <w:tl2br w:val="single" w:sz="6" w:space="0" w:color="000000"/>
+          <w:tr2bl w:val="nil"/>
+        </w:tcBorders>
+      </w:tcPr>
+    </w:tblStylePr>
+  </w:style>
+  <w:style w:type="table" w:styleId="38">
     <w:name w:val="Table 3D effects 3"/>
-    <w:basedOn w:val="12"/>
-    <w:uiPriority w:val="0"/>
+    <w:basedOn w:val="a3"/>
     <w:pPr>
       <w:widowControl w:val="0"/>
       <w:jc w:val="both"/>
@@ -5708,7 +6099,7 @@
           <w:top w:val="nil"/>
           <w:left w:val="nil"/>
           <w:bottom w:val="nil"/>
-          <w:right w:val="single" w:color="808080" w:sz="6" w:space="0"/>
+          <w:right w:val="single" w:sz="6" w:space="0" w:color="808080"/>
           <w:insideH w:val="nil"/>
           <w:insideV w:val="nil"/>
           <w:tl2br w:val="nil"/>
@@ -5723,7 +6114,7 @@
           <w:top w:val="nil"/>
           <w:left w:val="nil"/>
           <w:bottom w:val="nil"/>
-          <w:right w:val="single" w:color="FFFFFF" w:sz="6" w:space="0"/>
+          <w:right w:val="single" w:sz="6" w:space="0" w:color="FFFFFF"/>
           <w:insideH w:val="nil"/>
           <w:insideV w:val="nil"/>
           <w:tl2br w:val="nil"/>
@@ -5753,8 +6144,8 @@
       <w:tblPr/>
       <w:tcPr>
         <w:tcBorders>
-          <w:top w:val="single" w:color="808080" w:sz="6" w:space="0"/>
-          <w:left w:val="single" w:color="FFFFFF" w:sz="6" w:space="0"/>
+          <w:top w:val="single" w:sz="6" w:space="0" w:color="808080"/>
+          <w:left w:val="single" w:sz="6" w:space="0" w:color="FFFFFF"/>
           <w:bottom w:val="nil"/>
           <w:right w:val="nil"/>
           <w:insideH w:val="nil"/>
@@ -5784,10 +6175,9 @@
       </w:tcPr>
     </w:tblStylePr>
   </w:style>
-  <w:style w:type="table" w:styleId="122">
+  <w:style w:type="table" w:styleId="39">
     <w:name w:val="Table Columns 3"/>
-    <w:basedOn w:val="12"/>
-    <w:uiPriority w:val="0"/>
+    <w:basedOn w:val="a3"/>
     <w:pPr>
       <w:widowControl w:val="0"/>
       <w:jc w:val="both"/>
@@ -5798,11 +6188,11 @@
     </w:rPr>
     <w:tblPr>
       <w:tblBorders>
-        <w:top w:val="single" w:color="000080" w:sz="6" w:space="0"/>
-        <w:left w:val="single" w:color="000080" w:sz="6" w:space="0"/>
-        <w:bottom w:val="single" w:color="000080" w:sz="6" w:space="0"/>
-        <w:right w:val="single" w:color="000080" w:sz="6" w:space="0"/>
-        <w:insideV w:val="single" w:color="000080" w:sz="6" w:space="0"/>
+        <w:top w:val="single" w:sz="6" w:space="0" w:color="000080"/>
+        <w:left w:val="single" w:sz="6" w:space="0" w:color="000080"/>
+        <w:bottom w:val="single" w:sz="6" w:space="0" w:color="000080"/>
+        <w:right w:val="single" w:sz="6" w:space="0" w:color="000080"/>
+        <w:insideV w:val="single" w:sz="6" w:space="0" w:color="000080"/>
       </w:tblBorders>
     </w:tblPr>
     <w:tblStylePr w:type="firstRow">
@@ -5832,7 +6222,7 @@
       <w:tblPr/>
       <w:tcPr>
         <w:tcBorders>
-          <w:top w:val="single" w:color="000080" w:sz="6" w:space="0"/>
+          <w:top w:val="single" w:sz="6" w:space="0" w:color="000080"/>
           <w:left w:val="nil"/>
           <w:bottom w:val="nil"/>
           <w:right w:val="nil"/>
@@ -5919,11 +6309,10 @@
       </w:tcPr>
     </w:tblStylePr>
   </w:style>
-  <w:style w:type="table" w:styleId="123">
+  <w:style w:type="table" w:styleId="47">
     <w:name w:val="Table Columns 4"/>
-    <w:basedOn w:val="12"/>
+    <w:basedOn w:val="a3"/>
     <w:qFormat/>
-    <w:uiPriority w:val="0"/>
     <w:pPr>
       <w:widowControl w:val="0"/>
       <w:jc w:val="both"/>
@@ -6007,10 +6396,9 @@
       </w:tcPr>
     </w:tblStylePr>
   </w:style>
-  <w:style w:type="table" w:styleId="124">
+  <w:style w:type="table" w:styleId="3a">
     <w:name w:val="Table Classic 3"/>
-    <w:basedOn w:val="12"/>
-    <w:uiPriority w:val="0"/>
+    <w:basedOn w:val="a3"/>
     <w:pPr>
       <w:widowControl w:val="0"/>
       <w:jc w:val="both"/>
@@ -6020,10 +6408,10 @@
     </w:rPr>
     <w:tblPr>
       <w:tblBorders>
-        <w:top w:val="single" w:color="000000" w:sz="12" w:space="0"/>
-        <w:left w:val="single" w:color="000000" w:sz="12" w:space="0"/>
-        <w:bottom w:val="single" w:color="000000" w:sz="12" w:space="0"/>
-        <w:right w:val="single" w:color="000000" w:sz="12" w:space="0"/>
+        <w:top w:val="single" w:sz="12" w:space="0" w:color="000000"/>
+        <w:left w:val="single" w:sz="12" w:space="0" w:color="000000"/>
+        <w:bottom w:val="single" w:sz="12" w:space="0" w:color="000000"/>
+        <w:right w:val="single" w:sz="12" w:space="0" w:color="000000"/>
       </w:tblBorders>
     </w:tblPr>
     <w:tcPr>
@@ -6041,7 +6429,7 @@
       <w:tcPr>
         <w:tcBorders>
           <w:top w:val="nil"/>
-          <w:left w:val="single" w:color="000000" w:sz="6" w:space="0"/>
+          <w:left w:val="single" w:sz="6" w:space="0" w:color="000000"/>
           <w:bottom w:val="nil"/>
           <w:right w:val="nil"/>
           <w:insideH w:val="nil"/>
@@ -6059,7 +6447,7 @@
       <w:tblPr/>
       <w:tcPr>
         <w:tcBorders>
-          <w:top w:val="single" w:color="000000" w:sz="12" w:space="0"/>
+          <w:top w:val="single" w:sz="12" w:space="0" w:color="000000"/>
           <w:left w:val="nil"/>
           <w:bottom w:val="nil"/>
           <w:right w:val="nil"/>
@@ -6092,23 +6480,22 @@
       </w:tcPr>
     </w:tblStylePr>
   </w:style>
-  <w:style w:type="table" w:styleId="125">
+  <w:style w:type="table" w:styleId="afff1">
     <w:name w:val="Table Professional"/>
-    <w:basedOn w:val="12"/>
+    <w:basedOn w:val="a3"/>
     <w:qFormat/>
-    <w:uiPriority w:val="0"/>
     <w:pPr>
       <w:widowControl w:val="0"/>
       <w:jc w:val="both"/>
     </w:pPr>
     <w:tblPr>
       <w:tblBorders>
-        <w:top w:val="single" w:color="000000" w:sz="6" w:space="0"/>
-        <w:left w:val="single" w:color="000000" w:sz="6" w:space="0"/>
-        <w:bottom w:val="single" w:color="000000" w:sz="6" w:space="0"/>
-        <w:right w:val="single" w:color="000000" w:sz="6" w:space="0"/>
-        <w:insideH w:val="single" w:color="000000" w:sz="6" w:space="0"/>
-        <w:insideV w:val="single" w:color="000000" w:sz="6" w:space="0"/>
+        <w:top w:val="single" w:sz="6" w:space="0" w:color="000000"/>
+        <w:left w:val="single" w:sz="6" w:space="0" w:color="000000"/>
+        <w:bottom w:val="single" w:sz="6" w:space="0" w:color="000000"/>
+        <w:right w:val="single" w:sz="6" w:space="0" w:color="000000"/>
+        <w:insideH w:val="single" w:sz="6" w:space="0" w:color="000000"/>
+        <w:insideV w:val="single" w:sz="6" w:space="0" w:color="000000"/>
       </w:tblBorders>
     </w:tblPr>
     <w:tcPr>
@@ -6136,23 +6523,22 @@
       </w:tcPr>
     </w:tblStylePr>
   </w:style>
-  <w:style w:type="table" w:styleId="126">
+  <w:style w:type="table" w:styleId="afff2">
     <w:name w:val="Table Elegant"/>
-    <w:basedOn w:val="12"/>
+    <w:basedOn w:val="a3"/>
     <w:qFormat/>
-    <w:uiPriority w:val="0"/>
     <w:pPr>
       <w:widowControl w:val="0"/>
       <w:jc w:val="both"/>
     </w:pPr>
     <w:tblPr>
       <w:tblBorders>
-        <w:top w:val="double" w:color="000000" w:sz="6" w:space="0"/>
-        <w:left w:val="double" w:color="000000" w:sz="6" w:space="0"/>
-        <w:bottom w:val="double" w:color="000000" w:sz="6" w:space="0"/>
-        <w:right w:val="double" w:color="000000" w:sz="6" w:space="0"/>
-        <w:insideH w:val="single" w:color="000000" w:sz="6" w:space="0"/>
-        <w:insideV w:val="single" w:color="000000" w:sz="6" w:space="0"/>
+        <w:top w:val="double" w:sz="6" w:space="0" w:color="000000"/>
+        <w:left w:val="double" w:sz="6" w:space="0" w:color="000000"/>
+        <w:bottom w:val="double" w:sz="6" w:space="0" w:color="000000"/>
+        <w:right w:val="double" w:sz="6" w:space="0" w:color="000000"/>
+        <w:insideH w:val="single" w:sz="6" w:space="0" w:color="000000"/>
+        <w:insideV w:val="single" w:sz="6" w:space="0" w:color="000000"/>
       </w:tblBorders>
     </w:tblPr>
     <w:tcPr>
@@ -6178,11 +6564,10 @@
       </w:tcPr>
     </w:tblStylePr>
   </w:style>
-  <w:style w:type="table" w:styleId="127">
+  <w:style w:type="table" w:styleId="16">
     <w:name w:val="Table Colorful 1"/>
-    <w:basedOn w:val="12"/>
+    <w:basedOn w:val="a3"/>
     <w:qFormat/>
-    <w:uiPriority w:val="0"/>
     <w:pPr>
       <w:widowControl w:val="0"/>
       <w:jc w:val="both"/>
@@ -6192,11 +6577,11 @@
     </w:rPr>
     <w:tblPr>
       <w:tblBorders>
-        <w:top w:val="single" w:color="008080" w:sz="12" w:space="0"/>
-        <w:left w:val="single" w:color="008080" w:sz="12" w:space="0"/>
-        <w:bottom w:val="single" w:color="008080" w:sz="12" w:space="0"/>
-        <w:right w:val="single" w:color="008080" w:sz="12" w:space="0"/>
-        <w:insideH w:val="single" w:color="00FFFF" w:sz="6" w:space="0"/>
+        <w:top w:val="single" w:sz="12" w:space="0" w:color="008080"/>
+        <w:left w:val="single" w:sz="12" w:space="0" w:color="008080"/>
+        <w:bottom w:val="single" w:sz="12" w:space="0" w:color="008080"/>
+        <w:right w:val="single" w:sz="12" w:space="0" w:color="008080"/>
+        <w:insideH w:val="single" w:sz="6" w:space="0" w:color="00FFFF"/>
       </w:tblBorders>
     </w:tblPr>
     <w:tcPr>
@@ -6284,20 +6669,19 @@
       </w:tcPr>
     </w:tblStylePr>
   </w:style>
-  <w:style w:type="table" w:styleId="128">
+  <w:style w:type="table" w:styleId="-30">
     <w:name w:val="Table List 3"/>
-    <w:basedOn w:val="12"/>
+    <w:basedOn w:val="a3"/>
     <w:qFormat/>
-    <w:uiPriority w:val="0"/>
     <w:pPr>
       <w:widowControl w:val="0"/>
       <w:jc w:val="both"/>
     </w:pPr>
     <w:tblPr>
       <w:tblBorders>
-        <w:top w:val="single" w:color="000000" w:sz="12" w:space="0"/>
-        <w:bottom w:val="single" w:color="000000" w:sz="12" w:space="0"/>
-        <w:insideH w:val="single" w:color="000000" w:sz="6" w:space="0"/>
+        <w:top w:val="single" w:sz="12" w:space="0" w:color="000000"/>
+        <w:bottom w:val="single" w:sz="12" w:space="0" w:color="000000"/>
+        <w:insideH w:val="single" w:sz="6" w:space="0" w:color="000000"/>
       </w:tblBorders>
     </w:tblPr>
     <w:tcPr>
@@ -6313,7 +6697,7 @@
       <w:tcPr>
         <w:tcBorders>
           <w:top w:val="nil"/>
-          <w:left w:val="single" w:color="000000" w:sz="12" w:space="0"/>
+          <w:left w:val="single" w:sz="12" w:space="0" w:color="000000"/>
           <w:bottom w:val="nil"/>
           <w:right w:val="nil"/>
           <w:insideH w:val="nil"/>
@@ -6327,7 +6711,7 @@
       <w:tblPr/>
       <w:tcPr>
         <w:tcBorders>
-          <w:top w:val="single" w:color="000000" w:sz="12" w:space="0"/>
+          <w:top w:val="single" w:sz="12" w:space="0" w:color="000000"/>
           <w:left w:val="nil"/>
           <w:bottom w:val="nil"/>
           <w:right w:val="nil"/>
@@ -6359,11 +6743,10 @@
       </w:tcPr>
     </w:tblStylePr>
   </w:style>
-  <w:style w:type="table" w:styleId="129">
+  <w:style w:type="table" w:styleId="-2">
     <w:name w:val="Table Web 2"/>
-    <w:basedOn w:val="12"/>
+    <w:basedOn w:val="a3"/>
     <w:qFormat/>
-    <w:uiPriority w:val="0"/>
     <w:pPr>
       <w:widowControl w:val="0"/>
       <w:jc w:val="both"/>
@@ -6371,12 +6754,12 @@
     <w:tblPr>
       <w:tblCellSpacing w:w="20" w:type="dxa"/>
       <w:tblBorders>
-        <w:top w:val="inset" w:color="auto" w:sz="6" w:space="0"/>
-        <w:left w:val="inset" w:color="auto" w:sz="6" w:space="0"/>
-        <w:bottom w:val="inset" w:color="auto" w:sz="6" w:space="0"/>
-        <w:right w:val="inset" w:color="auto" w:sz="6" w:space="0"/>
-        <w:insideH w:val="inset" w:color="auto" w:sz="6" w:space="0"/>
-        <w:insideV w:val="inset" w:color="auto" w:sz="6" w:space="0"/>
+        <w:top w:val="inset" w:sz="6" w:space="0" w:color="auto"/>
+        <w:left w:val="inset" w:sz="6" w:space="0" w:color="auto"/>
+        <w:bottom w:val="inset" w:sz="6" w:space="0" w:color="auto"/>
+        <w:right w:val="inset" w:sz="6" w:space="0" w:color="auto"/>
+        <w:insideH w:val="inset" w:sz="6" w:space="0" w:color="auto"/>
+        <w:insideV w:val="inset" w:sz="6" w:space="0" w:color="auto"/>
       </w:tblBorders>
     </w:tblPr>
     <w:trPr>
@@ -6404,22 +6787,21 @@
       </w:tcPr>
     </w:tblStylePr>
   </w:style>
-  <w:style w:type="table" w:styleId="130">
+  <w:style w:type="table" w:styleId="-7">
     <w:name w:val="Table List 7"/>
-    <w:basedOn w:val="12"/>
+    <w:basedOn w:val="a3"/>
     <w:qFormat/>
-    <w:uiPriority w:val="0"/>
     <w:pPr>
       <w:widowControl w:val="0"/>
       <w:jc w:val="both"/>
     </w:pPr>
     <w:tblPr>
       <w:tblBorders>
-        <w:top w:val="single" w:color="008000" w:sz="12" w:space="0"/>
-        <w:left w:val="single" w:color="008000" w:sz="6" w:space="0"/>
-        <w:bottom w:val="single" w:color="008000" w:sz="12" w:space="0"/>
-        <w:right w:val="single" w:color="008000" w:sz="6" w:space="0"/>
-        <w:insideH w:val="single" w:color="000000" w:sz="6" w:space="0"/>
+        <w:top w:val="single" w:sz="12" w:space="0" w:color="008000"/>
+        <w:left w:val="single" w:sz="6" w:space="0" w:color="008000"/>
+        <w:bottom w:val="single" w:sz="12" w:space="0" w:color="008000"/>
+        <w:right w:val="single" w:sz="6" w:space="0" w:color="008000"/>
+        <w:insideH w:val="single" w:sz="6" w:space="0" w:color="000000"/>
       </w:tblBorders>
     </w:tblPr>
     <w:tblStylePr w:type="firstRow">
@@ -6431,7 +6813,7 @@
       <w:tcPr>
         <w:tcBorders>
           <w:top w:val="nil"/>
-          <w:left w:val="single" w:color="008000" w:sz="12" w:space="0"/>
+          <w:left w:val="single" w:sz="12" w:space="0" w:color="008000"/>
           <w:bottom w:val="nil"/>
           <w:right w:val="nil"/>
           <w:insideH w:val="nil"/>
@@ -6450,7 +6832,7 @@
       <w:tblPr/>
       <w:tcPr>
         <w:tcBorders>
-          <w:top w:val="single" w:color="008000" w:sz="12" w:space="0"/>
+          <w:top w:val="single" w:sz="12" w:space="0" w:color="008000"/>
           <w:left w:val="nil"/>
           <w:bottom w:val="nil"/>
           <w:right w:val="nil"/>
@@ -6535,18 +6917,17 @@
       </w:tcPr>
     </w:tblStylePr>
   </w:style>
-  <w:style w:type="table" w:styleId="131">
+  <w:style w:type="table" w:styleId="afff3">
     <w:name w:val="Table Contemporary"/>
-    <w:basedOn w:val="12"/>
-    <w:uiPriority w:val="0"/>
+    <w:basedOn w:val="a3"/>
     <w:pPr>
       <w:widowControl w:val="0"/>
       <w:jc w:val="both"/>
     </w:pPr>
     <w:tblPr>
       <w:tblBorders>
-        <w:insideH w:val="single" w:color="FFFFFF" w:sz="18" w:space="0"/>
-        <w:insideV w:val="single" w:color="FFFFFF" w:sz="18" w:space="0"/>
+        <w:insideH w:val="single" w:sz="18" w:space="0" w:color="FFFFFF"/>
+        <w:insideV w:val="single" w:sz="18" w:space="0" w:color="FFFFFF"/>
       </w:tblBorders>
     </w:tblPr>
     <w:tblStylePr w:type="firstRow">
@@ -6609,21 +6990,20 @@
       </w:tcPr>
     </w:tblStylePr>
   </w:style>
-  <w:style w:type="table" w:styleId="132">
+  <w:style w:type="table" w:styleId="-6">
     <w:name w:val="Table List 6"/>
-    <w:basedOn w:val="12"/>
+    <w:basedOn w:val="a3"/>
     <w:qFormat/>
-    <w:uiPriority w:val="0"/>
     <w:pPr>
       <w:widowControl w:val="0"/>
       <w:jc w:val="both"/>
     </w:pPr>
     <w:tblPr>
       <w:tblBorders>
-        <w:top w:val="single" w:color="000000" w:sz="6" w:space="0"/>
-        <w:left w:val="single" w:color="000000" w:sz="6" w:space="0"/>
-        <w:bottom w:val="single" w:color="000000" w:sz="6" w:space="0"/>
-        <w:right w:val="single" w:color="000000" w:sz="6" w:space="0"/>
+        <w:top w:val="single" w:sz="6" w:space="0" w:color="000000"/>
+        <w:left w:val="single" w:sz="6" w:space="0" w:color="000000"/>
+        <w:bottom w:val="single" w:sz="6" w:space="0" w:color="000000"/>
+        <w:right w:val="single" w:sz="6" w:space="0" w:color="000000"/>
       </w:tblBorders>
     </w:tblPr>
     <w:tcPr>
@@ -6638,7 +7018,7 @@
       <w:tcPr>
         <w:tcBorders>
           <w:top w:val="nil"/>
-          <w:left w:val="single" w:color="000000" w:sz="12" w:space="0"/>
+          <w:left w:val="single" w:sz="12" w:space="0" w:color="000000"/>
           <w:bottom w:val="nil"/>
           <w:right w:val="nil"/>
           <w:insideH w:val="nil"/>
@@ -6659,7 +7039,7 @@
           <w:top w:val="nil"/>
           <w:left w:val="nil"/>
           <w:bottom w:val="nil"/>
-          <w:right w:val="single" w:color="000000" w:sz="12" w:space="0"/>
+          <w:right w:val="single" w:sz="12" w:space="0" w:color="000000"/>
           <w:insideH w:val="nil"/>
           <w:insideV w:val="nil"/>
           <w:tl2br w:val="nil"/>
@@ -6684,21 +7064,20 @@
       </w:tcPr>
     </w:tblStylePr>
   </w:style>
-  <w:style w:type="table" w:styleId="133">
+  <w:style w:type="table" w:styleId="48">
     <w:name w:val="Table Grid 4"/>
-    <w:basedOn w:val="12"/>
+    <w:basedOn w:val="a3"/>
     <w:qFormat/>
-    <w:uiPriority w:val="0"/>
     <w:pPr>
       <w:widowControl w:val="0"/>
       <w:jc w:val="both"/>
     </w:pPr>
     <w:tblPr>
       <w:tblBorders>
-        <w:left w:val="single" w:color="000000" w:sz="12" w:space="0"/>
-        <w:right w:val="single" w:color="000000" w:sz="12" w:space="0"/>
-        <w:insideH w:val="single" w:color="000000" w:sz="6" w:space="0"/>
-        <w:insideV w:val="single" w:color="000000" w:sz="6" w:space="0"/>
+        <w:left w:val="single" w:sz="12" w:space="0" w:color="000000"/>
+        <w:right w:val="single" w:sz="12" w:space="0" w:color="000000"/>
+        <w:insideH w:val="single" w:sz="6" w:space="0" w:color="000000"/>
+        <w:insideV w:val="single" w:sz="6" w:space="0" w:color="000000"/>
       </w:tblBorders>
     </w:tblPr>
     <w:tcPr>
@@ -6712,7 +7091,7 @@
       <w:tcPr>
         <w:tcBorders>
           <w:top w:val="nil"/>
-          <w:left w:val="single" w:color="000000" w:sz="6" w:space="0"/>
+          <w:left w:val="single" w:sz="6" w:space="0" w:color="000000"/>
           <w:bottom w:val="nil"/>
           <w:right w:val="nil"/>
           <w:insideH w:val="nil"/>
@@ -6732,7 +7111,7 @@
       <w:tblPr/>
       <w:tcPr>
         <w:tcBorders>
-          <w:top w:val="single" w:color="000000" w:sz="6" w:space="0"/>
+          <w:top w:val="single" w:sz="6" w:space="0" w:color="000000"/>
           <w:left w:val="nil"/>
           <w:bottom w:val="nil"/>
           <w:right w:val="nil"/>
@@ -6765,11 +7144,10 @@
       </w:tcPr>
     </w:tblStylePr>
   </w:style>
-  <w:style w:type="table" w:styleId="134">
+  <w:style w:type="table" w:styleId="17">
     <w:name w:val="Table Columns 1"/>
-    <w:basedOn w:val="12"/>
+    <w:basedOn w:val="a3"/>
     <w:qFormat/>
-    <w:uiPriority w:val="0"/>
     <w:pPr>
       <w:widowControl w:val="0"/>
       <w:jc w:val="both"/>
@@ -6780,10 +7158,10 @@
     </w:rPr>
     <w:tblPr>
       <w:tblBorders>
-        <w:top w:val="single" w:color="000000" w:sz="12" w:space="0"/>
-        <w:left w:val="single" w:color="000000" w:sz="12" w:space="0"/>
-        <w:bottom w:val="single" w:color="000000" w:sz="12" w:space="0"/>
-        <w:right w:val="single" w:color="000000" w:sz="12" w:space="0"/>
+        <w:top w:val="single" w:sz="12" w:space="0" w:color="000000"/>
+        <w:left w:val="single" w:sz="12" w:space="0" w:color="000000"/>
+        <w:bottom w:val="single" w:sz="12" w:space="0" w:color="000000"/>
+        <w:right w:val="single" w:sz="12" w:space="0" w:color="000000"/>
       </w:tblBorders>
     </w:tblPr>
     <w:tblStylePr w:type="firstRow">
@@ -6795,7 +7173,7 @@
       <w:tcPr>
         <w:tcBorders>
           <w:top w:val="nil"/>
-          <w:left w:val="double" w:color="000000" w:sz="6" w:space="0"/>
+          <w:left w:val="double" w:sz="6" w:space="0" w:color="000000"/>
           <w:bottom w:val="nil"/>
           <w:right w:val="nil"/>
           <w:insideH w:val="nil"/>
@@ -6919,21 +7297,20 @@
       </w:tcPr>
     </w:tblStylePr>
   </w:style>
-  <w:style w:type="table" w:styleId="135">
+  <w:style w:type="table" w:styleId="-8">
     <w:name w:val="Table List 8"/>
-    <w:basedOn w:val="12"/>
-    <w:uiPriority w:val="0"/>
+    <w:basedOn w:val="a3"/>
     <w:pPr>
       <w:widowControl w:val="0"/>
       <w:jc w:val="both"/>
     </w:pPr>
     <w:tblPr>
       <w:tblBorders>
-        <w:top w:val="single" w:color="000000" w:sz="6" w:space="0"/>
-        <w:left w:val="single" w:color="000000" w:sz="6" w:space="0"/>
-        <w:bottom w:val="single" w:color="000000" w:sz="6" w:space="0"/>
-        <w:right w:val="single" w:color="000000" w:sz="6" w:space="0"/>
-        <w:insideV w:val="single" w:color="000000" w:sz="6" w:space="0"/>
+        <w:top w:val="single" w:sz="6" w:space="0" w:color="000000"/>
+        <w:left w:val="single" w:sz="6" w:space="0" w:color="000000"/>
+        <w:bottom w:val="single" w:sz="6" w:space="0" w:color="000000"/>
+        <w:right w:val="single" w:sz="6" w:space="0" w:color="000000"/>
+        <w:insideV w:val="single" w:sz="6" w:space="0" w:color="000000"/>
       </w:tblBorders>
     </w:tblPr>
     <w:tblStylePr w:type="firstRow">
@@ -6947,7 +7324,7 @@
       <w:tcPr>
         <w:tcBorders>
           <w:top w:val="nil"/>
-          <w:left w:val="single" w:color="000000" w:sz="6" w:space="0"/>
+          <w:left w:val="single" w:sz="6" w:space="0" w:color="000000"/>
           <w:bottom w:val="nil"/>
           <w:right w:val="nil"/>
           <w:insideH w:val="nil"/>
@@ -6966,7 +7343,7 @@
       <w:tblPr/>
       <w:tcPr>
         <w:tcBorders>
-          <w:top w:val="single" w:color="000000" w:sz="6" w:space="0"/>
+          <w:top w:val="single" w:sz="6" w:space="0" w:color="000000"/>
           <w:left w:val="nil"/>
           <w:bottom w:val="nil"/>
           <w:right w:val="nil"/>
@@ -7051,21 +7428,20 @@
       </w:tcPr>
     </w:tblStylePr>
   </w:style>
-  <w:style w:type="table" w:styleId="136">
+  <w:style w:type="table" w:styleId="3b">
     <w:name w:val="Table Grid 3"/>
-    <w:basedOn w:val="12"/>
-    <w:uiPriority w:val="0"/>
+    <w:basedOn w:val="a3"/>
     <w:pPr>
       <w:widowControl w:val="0"/>
       <w:jc w:val="both"/>
     </w:pPr>
     <w:tblPr>
       <w:tblBorders>
-        <w:top w:val="single" w:color="000000" w:sz="6" w:space="0"/>
-        <w:left w:val="single" w:color="000000" w:sz="12" w:space="0"/>
-        <w:bottom w:val="single" w:color="000000" w:sz="6" w:space="0"/>
-        <w:right w:val="single" w:color="000000" w:sz="12" w:space="0"/>
-        <w:insideV w:val="single" w:color="000000" w:sz="6" w:space="0"/>
+        <w:top w:val="single" w:sz="6" w:space="0" w:color="000000"/>
+        <w:left w:val="single" w:sz="12" w:space="0" w:color="000000"/>
+        <w:bottom w:val="single" w:sz="6" w:space="0" w:color="000000"/>
+        <w:right w:val="single" w:sz="12" w:space="0" w:color="000000"/>
+        <w:insideV w:val="single" w:sz="6" w:space="0" w:color="000000"/>
       </w:tblBorders>
     </w:tblPr>
     <w:tcPr>
@@ -7076,7 +7452,7 @@
       <w:tcPr>
         <w:tcBorders>
           <w:top w:val="nil"/>
-          <w:left w:val="single" w:color="000000" w:sz="6" w:space="0"/>
+          <w:left w:val="single" w:sz="6" w:space="0" w:color="000000"/>
           <w:bottom w:val="nil"/>
           <w:right w:val="nil"/>
           <w:insideH w:val="nil"/>
@@ -7126,18 +7502,17 @@
       </w:tcPr>
     </w:tblStylePr>
   </w:style>
-  <w:style w:type="table" w:styleId="137">
+  <w:style w:type="table" w:styleId="2d">
     <w:name w:val="Table Subtle 2"/>
-    <w:basedOn w:val="12"/>
-    <w:uiPriority w:val="0"/>
+    <w:basedOn w:val="a3"/>
     <w:pPr>
       <w:widowControl w:val="0"/>
       <w:jc w:val="both"/>
     </w:pPr>
     <w:tblPr>
       <w:tblBorders>
-        <w:left w:val="single" w:color="000000" w:sz="6" w:space="0"/>
-        <w:right w:val="single" w:color="000000" w:sz="6" w:space="0"/>
+        <w:left w:val="single" w:sz="6" w:space="0" w:color="000000"/>
+        <w:right w:val="single" w:sz="6" w:space="0" w:color="000000"/>
       </w:tblBorders>
     </w:tblPr>
     <w:tblStylePr w:type="firstRow">
@@ -7145,7 +7520,7 @@
       <w:tcPr>
         <w:tcBorders>
           <w:top w:val="nil"/>
-          <w:left w:val="single" w:color="000000" w:sz="12" w:space="0"/>
+          <w:left w:val="single" w:sz="12" w:space="0" w:color="000000"/>
           <w:bottom w:val="nil"/>
           <w:right w:val="nil"/>
           <w:insideH w:val="nil"/>
@@ -7159,7 +7534,7 @@
       <w:tblPr/>
       <w:tcPr>
         <w:tcBorders>
-          <w:top w:val="single" w:color="000000" w:sz="12" w:space="0"/>
+          <w:top w:val="single" w:sz="12" w:space="0" w:color="000000"/>
           <w:left w:val="nil"/>
           <w:bottom w:val="nil"/>
           <w:right w:val="nil"/>
@@ -7177,7 +7552,7 @@
           <w:top w:val="nil"/>
           <w:left w:val="nil"/>
           <w:bottom w:val="nil"/>
-          <w:right w:val="single" w:color="000000" w:sz="12" w:space="0"/>
+          <w:right w:val="single" w:sz="12" w:space="0" w:color="000000"/>
           <w:insideH w:val="nil"/>
           <w:insideV w:val="nil"/>
           <w:tl2br w:val="nil"/>
@@ -7192,7 +7567,7 @@
         <w:tcBorders>
           <w:top w:val="nil"/>
           <w:left w:val="nil"/>
-          <w:bottom w:val="single" w:color="000000" w:sz="12" w:space="0"/>
+          <w:bottom w:val="single" w:sz="12" w:space="0" w:color="000000"/>
           <w:right w:val="nil"/>
           <w:insideH w:val="nil"/>
           <w:insideV w:val="nil"/>
@@ -7241,21 +7616,20 @@
       </w:tcPr>
     </w:tblStylePr>
   </w:style>
-  <w:style w:type="table" w:styleId="138">
+  <w:style w:type="table" w:styleId="-4">
     <w:name w:val="Table List 4"/>
-    <w:basedOn w:val="12"/>
-    <w:uiPriority w:val="0"/>
+    <w:basedOn w:val="a3"/>
     <w:pPr>
       <w:widowControl w:val="0"/>
       <w:jc w:val="both"/>
     </w:pPr>
     <w:tblPr>
       <w:tblBorders>
-        <w:top w:val="single" w:color="000000" w:sz="12" w:space="0"/>
-        <w:left w:val="single" w:color="000000" w:sz="12" w:space="0"/>
-        <w:bottom w:val="single" w:color="000000" w:sz="12" w:space="0"/>
-        <w:right w:val="single" w:color="000000" w:sz="12" w:space="0"/>
-        <w:insideH w:val="single" w:color="000000" w:sz="6" w:space="0"/>
+        <w:top w:val="single" w:sz="12" w:space="0" w:color="000000"/>
+        <w:left w:val="single" w:sz="12" w:space="0" w:color="000000"/>
+        <w:bottom w:val="single" w:sz="12" w:space="0" w:color="000000"/>
+        <w:right w:val="single" w:sz="12" w:space="0" w:color="000000"/>
+        <w:insideH w:val="single" w:sz="6" w:space="0" w:color="000000"/>
       </w:tblBorders>
     </w:tblPr>
     <w:tcPr>
@@ -7271,7 +7645,7 @@
       <w:tcPr>
         <w:tcBorders>
           <w:top w:val="nil"/>
-          <w:left w:val="single" w:color="000000" w:sz="12" w:space="0"/>
+          <w:left w:val="single" w:sz="12" w:space="0" w:color="000000"/>
           <w:bottom w:val="nil"/>
           <w:right w:val="nil"/>
           <w:insideH w:val="nil"/>
@@ -7283,20 +7657,19 @@
       </w:tcPr>
     </w:tblStylePr>
   </w:style>
-  <w:style w:type="table" w:styleId="139">
+  <w:style w:type="table" w:styleId="-1">
     <w:name w:val="Table List 1"/>
-    <w:basedOn w:val="12"/>
-    <w:uiPriority w:val="0"/>
+    <w:basedOn w:val="a3"/>
     <w:pPr>
       <w:widowControl w:val="0"/>
       <w:jc w:val="both"/>
     </w:pPr>
     <w:tblPr>
       <w:tblBorders>
-        <w:top w:val="single" w:color="008080" w:sz="12" w:space="0"/>
-        <w:left w:val="single" w:color="008080" w:sz="6" w:space="0"/>
-        <w:bottom w:val="single" w:color="008080" w:sz="12" w:space="0"/>
-        <w:right w:val="single" w:color="008080" w:sz="6" w:space="0"/>
+        <w:top w:val="single" w:sz="12" w:space="0" w:color="008080"/>
+        <w:left w:val="single" w:sz="6" w:space="0" w:color="008080"/>
+        <w:bottom w:val="single" w:sz="12" w:space="0" w:color="008080"/>
+        <w:right w:val="single" w:sz="6" w:space="0" w:color="008080"/>
       </w:tblBorders>
     </w:tblPr>
     <w:tblStylePr w:type="firstRow">
@@ -7311,7 +7684,7 @@
       <w:tcPr>
         <w:tcBorders>
           <w:top w:val="nil"/>
-          <w:left w:val="single" w:color="000000" w:sz="6" w:space="0"/>
+          <w:left w:val="single" w:sz="6" w:space="0" w:color="000000"/>
           <w:bottom w:val="nil"/>
           <w:right w:val="nil"/>
           <w:insideH w:val="nil"/>
@@ -7326,7 +7699,7 @@
       <w:tblPr/>
       <w:tcPr>
         <w:tcBorders>
-          <w:top w:val="single" w:color="000000" w:sz="6" w:space="0"/>
+          <w:top w:val="single" w:sz="6" w:space="0" w:color="000000"/>
           <w:left w:val="nil"/>
           <w:bottom w:val="nil"/>
           <w:right w:val="nil"/>
@@ -7394,10 +7767,9 @@
       </w:tcPr>
     </w:tblStylePr>
   </w:style>
-  <w:style w:type="table" w:styleId="140">
+  <w:style w:type="table" w:styleId="-10">
     <w:name w:val="Table Web 1"/>
-    <w:basedOn w:val="12"/>
-    <w:uiPriority w:val="0"/>
+    <w:basedOn w:val="a3"/>
     <w:pPr>
       <w:widowControl w:val="0"/>
       <w:jc w:val="both"/>
@@ -7405,12 +7777,12 @@
     <w:tblPr>
       <w:tblCellSpacing w:w="20" w:type="dxa"/>
       <w:tblBorders>
-        <w:top w:val="outset" w:color="auto" w:sz="6" w:space="0"/>
-        <w:left w:val="outset" w:color="auto" w:sz="6" w:space="0"/>
-        <w:bottom w:val="outset" w:color="auto" w:sz="6" w:space="0"/>
-        <w:right w:val="outset" w:color="auto" w:sz="6" w:space="0"/>
-        <w:insideH w:val="outset" w:color="auto" w:sz="6" w:space="0"/>
-        <w:insideV w:val="outset" w:color="auto" w:sz="6" w:space="0"/>
+        <w:top w:val="outset" w:sz="6" w:space="0" w:color="auto"/>
+        <w:left w:val="outset" w:sz="6" w:space="0" w:color="auto"/>
+        <w:bottom w:val="outset" w:sz="6" w:space="0" w:color="auto"/>
+        <w:right w:val="outset" w:sz="6" w:space="0" w:color="auto"/>
+        <w:insideH w:val="outset" w:sz="6" w:space="0" w:color="auto"/>
+        <w:insideV w:val="outset" w:sz="6" w:space="0" w:color="auto"/>
       </w:tblBorders>
     </w:tblPr>
     <w:trPr>
@@ -7438,22 +7810,21 @@
       </w:tcPr>
     </w:tblStylePr>
   </w:style>
-  <w:style w:type="table" w:styleId="141">
+  <w:style w:type="table" w:styleId="3c">
     <w:name w:val="Table Colorful 3"/>
-    <w:basedOn w:val="12"/>
+    <w:basedOn w:val="a3"/>
     <w:qFormat/>
-    <w:uiPriority w:val="0"/>
     <w:pPr>
       <w:widowControl w:val="0"/>
       <w:jc w:val="both"/>
     </w:pPr>
     <w:tblPr>
       <w:tblBorders>
-        <w:top w:val="single" w:color="000000" w:sz="18" w:space="0"/>
-        <w:left w:val="single" w:color="000000" w:sz="18" w:space="0"/>
-        <w:bottom w:val="single" w:color="000000" w:sz="18" w:space="0"/>
-        <w:right w:val="single" w:color="000000" w:sz="18" w:space="0"/>
-        <w:insideH w:val="single" w:color="C0C0C0" w:sz="6" w:space="0"/>
+        <w:top w:val="single" w:sz="18" w:space="0" w:color="000000"/>
+        <w:left w:val="single" w:sz="18" w:space="0" w:color="000000"/>
+        <w:bottom w:val="single" w:sz="18" w:space="0" w:color="000000"/>
+        <w:right w:val="single" w:sz="18" w:space="0" w:color="000000"/>
+        <w:insideH w:val="single" w:sz="6" w:space="0" w:color="C0C0C0"/>
       </w:tblBorders>
     </w:tblPr>
     <w:tcPr>
@@ -7464,7 +7835,7 @@
       <w:tcPr>
         <w:tcBorders>
           <w:top w:val="nil"/>
-          <w:left w:val="single" w:color="000000" w:sz="6" w:space="0"/>
+          <w:left w:val="single" w:sz="6" w:space="0" w:color="000000"/>
           <w:bottom w:val="nil"/>
           <w:right w:val="nil"/>
           <w:insideH w:val="nil"/>
@@ -7481,8 +7852,8 @@
         <w:tcBorders>
           <w:top w:val="nil"/>
           <w:left w:val="nil"/>
-          <w:bottom w:val="single" w:color="000000" w:sz="36" w:space="0"/>
-          <w:right w:val="single" w:color="000000" w:sz="6" w:space="0"/>
+          <w:bottom w:val="single" w:sz="36" w:space="0" w:color="000000"/>
+          <w:right w:val="single" w:sz="6" w:space="0" w:color="000000"/>
           <w:insideH w:val="nil"/>
           <w:insideV w:val="nil"/>
           <w:tl2br w:val="nil"/>
@@ -7513,22 +7884,21 @@
       </w:tcPr>
     </w:tblStylePr>
   </w:style>
-  <w:style w:type="table" w:styleId="142">
+  <w:style w:type="table" w:styleId="57">
     <w:name w:val="Table Columns 5"/>
-    <w:basedOn w:val="12"/>
+    <w:basedOn w:val="a3"/>
     <w:qFormat/>
-    <w:uiPriority w:val="0"/>
     <w:pPr>
       <w:widowControl w:val="0"/>
       <w:jc w:val="both"/>
     </w:pPr>
     <w:tblPr>
       <w:tblBorders>
-        <w:top w:val="single" w:color="808080" w:sz="12" w:space="0"/>
-        <w:left w:val="single" w:color="808080" w:sz="12" w:space="0"/>
-        <w:bottom w:val="single" w:color="808080" w:sz="12" w:space="0"/>
-        <w:right w:val="single" w:color="808080" w:sz="12" w:space="0"/>
-        <w:insideV w:val="single" w:color="C0C0C0" w:sz="6" w:space="0"/>
+        <w:top w:val="single" w:sz="12" w:space="0" w:color="808080"/>
+        <w:left w:val="single" w:sz="12" w:space="0" w:color="808080"/>
+        <w:bottom w:val="single" w:sz="12" w:space="0" w:color="808080"/>
+        <w:right w:val="single" w:sz="12" w:space="0" w:color="808080"/>
+        <w:insideV w:val="single" w:sz="6" w:space="0" w:color="C0C0C0"/>
       </w:tblBorders>
     </w:tblPr>
     <w:tblStylePr w:type="firstRow">
@@ -7542,7 +7912,7 @@
       <w:tcPr>
         <w:tcBorders>
           <w:top w:val="nil"/>
-          <w:left w:val="single" w:color="808080" w:sz="6" w:space="0"/>
+          <w:left w:val="single" w:sz="6" w:space="0" w:color="808080"/>
           <w:bottom w:val="nil"/>
           <w:right w:val="nil"/>
           <w:insideH w:val="nil"/>
@@ -7560,7 +7930,7 @@
       <w:tblPr/>
       <w:tcPr>
         <w:tcBorders>
-          <w:top w:val="single" w:color="808080" w:sz="6" w:space="0"/>
+          <w:top w:val="single" w:sz="6" w:space="0" w:color="808080"/>
           <w:left w:val="nil"/>
           <w:bottom w:val="nil"/>
           <w:right w:val="nil"/>
@@ -7624,18 +7994,17 @@
       </w:rPr>
     </w:tblStylePr>
   </w:style>
-  <w:style w:type="table" w:styleId="143">
+  <w:style w:type="table" w:styleId="2e">
     <w:name w:val="Table Classic 2"/>
-    <w:basedOn w:val="12"/>
-    <w:uiPriority w:val="0"/>
+    <w:basedOn w:val="a3"/>
     <w:pPr>
       <w:widowControl w:val="0"/>
       <w:jc w:val="both"/>
     </w:pPr>
     <w:tblPr>
       <w:tblBorders>
-        <w:top w:val="single" w:color="000000" w:sz="12" w:space="0"/>
-        <w:bottom w:val="single" w:color="000000" w:sz="12" w:space="0"/>
+        <w:top w:val="single" w:sz="12" w:space="0" w:color="000000"/>
+        <w:bottom w:val="single" w:sz="12" w:space="0" w:color="000000"/>
       </w:tblBorders>
     </w:tblPr>
     <w:tcPr>
@@ -7649,7 +8018,7 @@
       <w:tcPr>
         <w:tcBorders>
           <w:top w:val="nil"/>
-          <w:left w:val="single" w:color="000000" w:sz="6" w:space="0"/>
+          <w:left w:val="single" w:sz="6" w:space="0" w:color="000000"/>
           <w:bottom w:val="nil"/>
           <w:right w:val="nil"/>
           <w:insideH w:val="nil"/>
@@ -7664,7 +8033,7 @@
       <w:tblPr/>
       <w:tcPr>
         <w:tcBorders>
-          <w:top w:val="single" w:color="000000" w:sz="6" w:space="0"/>
+          <w:top w:val="single" w:sz="6" w:space="0" w:color="000000"/>
           <w:left w:val="nil"/>
           <w:bottom w:val="nil"/>
           <w:right w:val="nil"/>
@@ -7749,11 +8118,10 @@
       </w:tcPr>
     </w:tblStylePr>
   </w:style>
-  <w:style w:type="table" w:styleId="144">
+  <w:style w:type="table" w:styleId="72">
     <w:name w:val="Table Grid 7"/>
-    <w:basedOn w:val="12"/>
+    <w:basedOn w:val="a3"/>
     <w:qFormat/>
-    <w:uiPriority w:val="0"/>
     <w:pPr>
       <w:widowControl w:val="0"/>
       <w:jc w:val="both"/>
@@ -7764,12 +8132,12 @@
     </w:rPr>
     <w:tblPr>
       <w:tblBorders>
-        <w:top w:val="single" w:color="000000" w:sz="12" w:space="0"/>
-        <w:left w:val="single" w:color="000000" w:sz="12" w:space="0"/>
-        <w:bottom w:val="single" w:color="000000" w:sz="12" w:space="0"/>
-        <w:right w:val="single" w:color="000000" w:sz="12" w:space="0"/>
-        <w:insideH w:val="single" w:color="000000" w:sz="6" w:space="0"/>
-        <w:insideV w:val="single" w:color="000000" w:sz="6" w:space="0"/>
+        <w:top w:val="single" w:sz="12" w:space="0" w:color="000000"/>
+        <w:left w:val="single" w:sz="12" w:space="0" w:color="000000"/>
+        <w:bottom w:val="single" w:sz="12" w:space="0" w:color="000000"/>
+        <w:right w:val="single" w:sz="12" w:space="0" w:color="000000"/>
+        <w:insideH w:val="single" w:sz="6" w:space="0" w:color="000000"/>
+        <w:insideV w:val="single" w:sz="6" w:space="0" w:color="000000"/>
       </w:tblBorders>
     </w:tblPr>
     <w:tcPr>
@@ -7784,7 +8152,7 @@
       <w:tcPr>
         <w:tcBorders>
           <w:top w:val="nil"/>
-          <w:left w:val="single" w:color="000000" w:sz="12" w:space="0"/>
+          <w:left w:val="single" w:sz="12" w:space="0" w:color="000000"/>
           <w:bottom w:val="nil"/>
           <w:right w:val="nil"/>
           <w:insideH w:val="nil"/>
@@ -7802,7 +8170,7 @@
       <w:tblPr/>
       <w:tcPr>
         <w:tcBorders>
-          <w:top w:val="single" w:color="000000" w:sz="6" w:space="0"/>
+          <w:top w:val="single" w:sz="6" w:space="0" w:color="000000"/>
           <w:left w:val="nil"/>
           <w:bottom w:val="nil"/>
           <w:right w:val="nil"/>
@@ -7861,16 +8229,15 @@
           <w:right w:val="nil"/>
           <w:insideH w:val="nil"/>
           <w:insideV w:val="nil"/>
-          <w:tl2br w:val="single" w:color="000000" w:sz="6" w:space="0"/>
-          <w:tr2bl w:val="nil"/>
-        </w:tcBorders>
-      </w:tcPr>
-    </w:tblStylePr>
-  </w:style>
-  <w:style w:type="table" w:styleId="145">
+          <w:tl2br w:val="single" w:sz="6" w:space="0" w:color="000000"/>
+          <w:tr2bl w:val="nil"/>
+        </w:tcBorders>
+      </w:tcPr>
+    </w:tblStylePr>
+  </w:style>
+  <w:style w:type="table" w:styleId="18">
     <w:name w:val="Table 3D effects 1"/>
-    <w:basedOn w:val="12"/>
-    <w:uiPriority w:val="0"/>
+    <w:basedOn w:val="a3"/>
     <w:pPr>
       <w:widowControl w:val="0"/>
       <w:jc w:val="both"/>
@@ -7889,7 +8256,7 @@
       <w:tcPr>
         <w:tcBorders>
           <w:top w:val="nil"/>
-          <w:left w:val="single" w:color="808080" w:sz="6" w:space="0"/>
+          <w:left w:val="single" w:sz="6" w:space="0" w:color="808080"/>
           <w:bottom w:val="nil"/>
           <w:right w:val="nil"/>
           <w:insideH w:val="nil"/>
@@ -7903,7 +8270,7 @@
       <w:tblPr/>
       <w:tcPr>
         <w:tcBorders>
-          <w:top w:val="single" w:color="FFFFFF" w:sz="6" w:space="0"/>
+          <w:top w:val="single" w:sz="6" w:space="0" w:color="FFFFFF"/>
           <w:left w:val="nil"/>
           <w:bottom w:val="nil"/>
           <w:right w:val="nil"/>
@@ -7925,7 +8292,7 @@
           <w:top w:val="nil"/>
           <w:left w:val="nil"/>
           <w:bottom w:val="nil"/>
-          <w:right w:val="single" w:color="808080" w:sz="6" w:space="0"/>
+          <w:right w:val="single" w:sz="6" w:space="0" w:color="808080"/>
           <w:insideH w:val="nil"/>
           <w:insideV w:val="nil"/>
           <w:tl2br w:val="nil"/>
@@ -7939,7 +8306,7 @@
         <w:tcBorders>
           <w:top w:val="nil"/>
           <w:left w:val="nil"/>
-          <w:bottom w:val="single" w:color="FFFFFF" w:sz="6" w:space="0"/>
+          <w:bottom w:val="single" w:sz="6" w:space="0" w:color="FFFFFF"/>
           <w:right w:val="nil"/>
           <w:insideH w:val="nil"/>
           <w:insideV w:val="nil"/>
@@ -8012,10 +8379,9 @@
       </w:tcPr>
     </w:tblStylePr>
   </w:style>
-  <w:style w:type="table" w:styleId="146">
+  <w:style w:type="table" w:styleId="2f">
     <w:name w:val="Table Columns 2"/>
-    <w:basedOn w:val="12"/>
-    <w:uiPriority w:val="0"/>
+    <w:basedOn w:val="a3"/>
     <w:pPr>
       <w:widowControl w:val="0"/>
       <w:jc w:val="both"/>
@@ -8161,11 +8527,10 @@
       </w:tcPr>
     </w:tblStylePr>
   </w:style>
-  <w:style w:type="table" w:styleId="147">
+  <w:style w:type="table" w:styleId="2f0">
     <w:name w:val="Table Simple 2"/>
-    <w:basedOn w:val="12"/>
+    <w:basedOn w:val="a3"/>
     <w:qFormat/>
-    <w:uiPriority w:val="0"/>
     <w:pPr>
       <w:widowControl w:val="0"/>
       <w:jc w:val="both"/>
@@ -8180,7 +8545,7 @@
       <w:tcPr>
         <w:tcBorders>
           <w:top w:val="nil"/>
-          <w:left w:val="single" w:color="000000" w:sz="12" w:space="0"/>
+          <w:left w:val="single" w:sz="12" w:space="0" w:color="000000"/>
           <w:bottom w:val="nil"/>
           <w:right w:val="nil"/>
           <w:insideH w:val="nil"/>
@@ -8199,7 +8564,7 @@
       <w:tblPr/>
       <w:tcPr>
         <w:tcBorders>
-          <w:top w:val="single" w:color="000000" w:sz="6" w:space="0"/>
+          <w:top w:val="single" w:sz="6" w:space="0" w:color="000000"/>
           <w:left w:val="nil"/>
           <w:bottom w:val="nil"/>
           <w:right w:val="nil"/>
@@ -8221,7 +8586,7 @@
           <w:top w:val="nil"/>
           <w:left w:val="nil"/>
           <w:bottom w:val="nil"/>
-          <w:right w:val="single" w:color="000000" w:sz="12" w:space="0"/>
+          <w:right w:val="single" w:sz="12" w:space="0" w:color="000000"/>
           <w:insideH w:val="nil"/>
           <w:insideV w:val="nil"/>
           <w:tl2br w:val="nil"/>
@@ -8239,7 +8604,7 @@
         <w:tcBorders>
           <w:top w:val="nil"/>
           <w:left w:val="nil"/>
-          <w:bottom w:val="single" w:color="000000" w:sz="6" w:space="0"/>
+          <w:bottom w:val="single" w:sz="6" w:space="0" w:color="000000"/>
           <w:right w:val="nil"/>
           <w:insideH w:val="nil"/>
           <w:insideV w:val="nil"/>
@@ -8287,20 +8652,19 @@
       </w:tcPr>
     </w:tblStylePr>
   </w:style>
-  <w:style w:type="table" w:styleId="148">
+  <w:style w:type="table" w:styleId="3d">
     <w:name w:val="Table Simple 3"/>
-    <w:basedOn w:val="12"/>
-    <w:uiPriority w:val="0"/>
+    <w:basedOn w:val="a3"/>
     <w:pPr>
       <w:widowControl w:val="0"/>
       <w:jc w:val="both"/>
     </w:pPr>
     <w:tblPr>
       <w:tblBorders>
-        <w:top w:val="single" w:color="000000" w:sz="12" w:space="0"/>
-        <w:left w:val="single" w:color="000000" w:sz="12" w:space="0"/>
-        <w:bottom w:val="single" w:color="000000" w:sz="12" w:space="0"/>
-        <w:right w:val="single" w:color="000000" w:sz="12" w:space="0"/>
+        <w:top w:val="single" w:sz="12" w:space="0" w:color="000000"/>
+        <w:left w:val="single" w:sz="12" w:space="0" w:color="000000"/>
+        <w:bottom w:val="single" w:sz="12" w:space="0" w:color="000000"/>
+        <w:right w:val="single" w:sz="12" w:space="0" w:color="000000"/>
       </w:tblBorders>
     </w:tblPr>
     <w:tcPr>
@@ -8328,22 +8692,21 @@
       </w:tcPr>
     </w:tblStylePr>
   </w:style>
-  <w:style w:type="table" w:styleId="149">
+  <w:style w:type="table" w:styleId="82">
     <w:name w:val="Table Grid 8"/>
-    <w:basedOn w:val="12"/>
-    <w:uiPriority w:val="0"/>
+    <w:basedOn w:val="a3"/>
     <w:pPr>
       <w:widowControl w:val="0"/>
       <w:jc w:val="both"/>
     </w:pPr>
     <w:tblPr>
       <w:tblBorders>
-        <w:top w:val="single" w:color="000080" w:sz="6" w:space="0"/>
-        <w:left w:val="single" w:color="000080" w:sz="6" w:space="0"/>
-        <w:bottom w:val="single" w:color="000080" w:sz="6" w:space="0"/>
-        <w:right w:val="single" w:color="000080" w:sz="6" w:space="0"/>
-        <w:insideH w:val="single" w:color="000080" w:sz="6" w:space="0"/>
-        <w:insideV w:val="single" w:color="000080" w:sz="6" w:space="0"/>
+        <w:top w:val="single" w:sz="6" w:space="0" w:color="000080"/>
+        <w:left w:val="single" w:sz="6" w:space="0" w:color="000080"/>
+        <w:bottom w:val="single" w:sz="6" w:space="0" w:color="000080"/>
+        <w:right w:val="single" w:sz="6" w:space="0" w:color="000080"/>
+        <w:insideH w:val="single" w:sz="6" w:space="0" w:color="000080"/>
+        <w:insideV w:val="single" w:sz="6" w:space="0" w:color="000080"/>
       </w:tblBorders>
     </w:tblPr>
     <w:tcPr>
@@ -8411,18 +8774,17 @@
       </w:tcPr>
     </w:tblStylePr>
   </w:style>
-  <w:style w:type="table" w:styleId="150">
+  <w:style w:type="table" w:styleId="-20">
     <w:name w:val="Table List 2"/>
-    <w:basedOn w:val="12"/>
+    <w:basedOn w:val="a3"/>
     <w:qFormat/>
-    <w:uiPriority w:val="0"/>
     <w:pPr>
       <w:widowControl w:val="0"/>
       <w:jc w:val="both"/>
     </w:pPr>
     <w:tblPr>
       <w:tblBorders>
-        <w:bottom w:val="single" w:color="808080" w:sz="12" w:space="0"/>
+        <w:bottom w:val="single" w:sz="12" w:space="0" w:color="808080"/>
       </w:tblBorders>
     </w:tblPr>
     <w:tblStylePr w:type="firstRow">
@@ -8435,7 +8797,7 @@
       <w:tcPr>
         <w:tcBorders>
           <w:top w:val="nil"/>
-          <w:left w:val="single" w:color="000000" w:sz="6" w:space="0"/>
+          <w:left w:val="single" w:sz="6" w:space="0" w:color="000000"/>
           <w:bottom w:val="nil"/>
           <w:right w:val="nil"/>
           <w:insideH w:val="nil"/>
@@ -8450,7 +8812,7 @@
       <w:tblPr/>
       <w:tcPr>
         <w:tcBorders>
-          <w:top w:val="single" w:color="000000" w:sz="6" w:space="0"/>
+          <w:top w:val="single" w:sz="6" w:space="0" w:color="000000"/>
           <w:left w:val="nil"/>
           <w:bottom w:val="nil"/>
           <w:right w:val="nil"/>
@@ -8773,5 +9135,6 @@
     </a:fmtScheme>
   </a:themeElements>
   <a:objectDefaults/>
+  <a:extraClrSchemeLst/>
 </a:theme>
 </file>